--- a/BuildWise-Business-Plan/BuildWise_Business_Plan_Report.docx
+++ b/BuildWise-Business-Plan/BuildWise_Business_Plan_Report.docx
@@ -559,8 +559,13 @@
     </w:p>
     <w:p>
       <w:pPr>
+        <w:spacing w:after="880"/>
+      </w:pPr>
+    </w:p>
+    <w:p>
+      <w:pPr>
         <w:keepNext/>
-        <w:spacing w:after="240" w:before="120"/>
+        <w:spacing w:after="280" w:before="120"/>
         <w:jc w:val="center"/>
       </w:pPr>
       <w:r>
@@ -581,20 +586,20 @@
           <w:b w:val="0"/>
           <w:i w:val="0"/>
           <w:color w:val="000000"/>
-          <w:sz w:val="23"/>
+          <w:sz w:val="24"/>
         </w:rPr>
         <w:t>We hereby declare that this Business Plan Report titled "BuildWise Constructions Pvt. Ltd. – A Technology-Enabled Construction Startup" is an original work prepared by us as part of our academic coursework. The market data, financial estimates, and industry references used in this report have been compiled from publicly available sources and our own reasoned assumptions.</w:t>
       </w:r>
     </w:p>
     <w:p>
       <w:pPr>
-        <w:spacing w:after="200"/>
+        <w:spacing w:after="600"/>
       </w:pPr>
     </w:p>
     <w:p>
       <w:pPr>
         <w:keepNext/>
-        <w:spacing w:after="240" w:before="120"/>
+        <w:spacing w:after="280" w:before="120"/>
         <w:jc w:val="center"/>
       </w:pPr>
       <w:r>
@@ -615,7 +620,7 @@
           <w:b w:val="0"/>
           <w:i w:val="0"/>
           <w:color w:val="000000"/>
-          <w:sz w:val="23"/>
+          <w:sz w:val="24"/>
         </w:rPr>
         <w:t>We express our sincere gratitude to our faculty guide and the Department for their continuous support and valuable guidance throughout the preparation of this Business Plan Report. We also thank the professionals in the construction and real-estate sector whose published insights helped ground this plan in real-world practice, and our families and peers for their constant encouragement.</w:t>
       </w:r>
@@ -628,7 +633,7 @@
     <w:p>
       <w:pPr>
         <w:keepNext/>
-        <w:spacing w:after="240" w:before="120"/>
+        <w:spacing w:after="280" w:before="120"/>
         <w:jc w:val="center"/>
       </w:pPr>
       <w:r>
@@ -642,304 +647,1359 @@
         <w:t>TABLE OF CONTENTS</w:t>
       </w:r>
     </w:p>
+    <w:tbl>
+      <w:tblPr>
+        <w:tblStyle w:val="TableGrid"/>
+        <w:tblW w:type="auto" w:w="0"/>
+        <w:jc w:val="center"/>
+        <w:tblLook w:firstColumn="1" w:firstRow="1" w:lastColumn="0" w:lastRow="0" w:noHBand="0" w:noVBand="1" w:val="04A0"/>
+        <w:tblCellMar>
+          <w:top w:w="70" w:type="dxa"/>
+          <w:bottom w:w="70" w:type="dxa"/>
+          <w:start w:w="130" w:type="dxa"/>
+          <w:end w:w="130" w:type="dxa"/>
+          <w:left w:w="130" w:type="dxa"/>
+          <w:right w:w="130" w:type="dxa"/>
+        </w:tblCellMar>
+      </w:tblPr>
+      <w:tblGrid>
+        <w:gridCol w:w="3173"/>
+        <w:gridCol w:w="3173"/>
+        <w:gridCol w:w="3173"/>
+      </w:tblGrid>
+      <w:tr>
+        <w:tc>
+          <w:tcPr>
+            <w:tcW w:type="dxa" w:w="1247"/>
+            <w:vAlign w:val="center"/>
+            <w:shd w:val="clear" w:fill="163A6B"/>
+          </w:tcPr>
+          <w:p>
+            <w:pPr>
+              <w:spacing w:after="60" w:before="60"/>
+              <w:jc w:val="center"/>
+            </w:pPr>
+            <w:r>
+              <w:rPr>
+                <w:rFonts w:ascii="Cambria" w:hAnsi="Cambria" w:eastAsia="Cambria"/>
+                <w:b/>
+                <w:i w:val="0"/>
+                <w:color w:val="FFFFFF"/>
+                <w:sz w:val="24"/>
+              </w:rPr>
+              <w:t>S. No</w:t>
+            </w:r>
+          </w:p>
+        </w:tc>
+        <w:tc>
+          <w:tcPr>
+            <w:tcW w:type="dxa" w:w="6576"/>
+            <w:vAlign w:val="center"/>
+            <w:shd w:val="clear" w:fill="163A6B"/>
+          </w:tcPr>
+          <w:p>
+            <w:pPr>
+              <w:spacing w:after="60" w:before="60"/>
+              <w:jc w:val="left"/>
+            </w:pPr>
+            <w:r>
+              <w:rPr>
+                <w:rFonts w:ascii="Cambria" w:hAnsi="Cambria" w:eastAsia="Cambria"/>
+                <w:b/>
+                <w:i w:val="0"/>
+                <w:color w:val="FFFFFF"/>
+                <w:sz w:val="24"/>
+              </w:rPr>
+              <w:t>Contents</w:t>
+            </w:r>
+          </w:p>
+        </w:tc>
+        <w:tc>
+          <w:tcPr>
+            <w:tcW w:type="dxa" w:w="1474"/>
+            <w:vAlign w:val="center"/>
+            <w:shd w:val="clear" w:fill="163A6B"/>
+          </w:tcPr>
+          <w:p>
+            <w:pPr>
+              <w:spacing w:after="60" w:before="60"/>
+              <w:jc w:val="center"/>
+            </w:pPr>
+            <w:r>
+              <w:rPr>
+                <w:rFonts w:ascii="Cambria" w:hAnsi="Cambria" w:eastAsia="Cambria"/>
+                <w:b/>
+                <w:i w:val="0"/>
+                <w:color w:val="FFFFFF"/>
+                <w:sz w:val="24"/>
+              </w:rPr>
+              <w:t>Page No</w:t>
+            </w:r>
+          </w:p>
+        </w:tc>
+      </w:tr>
+      <w:tr>
+        <w:tc>
+          <w:tcPr>
+            <w:tcW w:type="dxa" w:w="1247"/>
+            <w:vAlign w:val="center"/>
+          </w:tcPr>
+          <w:p>
+            <w:pPr>
+              <w:spacing w:after="60" w:before="60"/>
+              <w:jc w:val="center"/>
+            </w:pPr>
+            <w:r>
+              <w:rPr>
+                <w:rFonts w:ascii="Times New Roman" w:hAnsi="Times New Roman" w:eastAsia="Times New Roman"/>
+                <w:b w:val="0"/>
+                <w:i w:val="0"/>
+                <w:color w:val="000000"/>
+                <w:sz w:val="24"/>
+              </w:rPr>
+              <w:t>1</w:t>
+            </w:r>
+          </w:p>
+        </w:tc>
+        <w:tc>
+          <w:tcPr>
+            <w:tcW w:type="dxa" w:w="6576"/>
+            <w:vAlign w:val="center"/>
+          </w:tcPr>
+          <w:p>
+            <w:pPr>
+              <w:spacing w:after="60" w:before="60"/>
+              <w:jc w:val="left"/>
+            </w:pPr>
+            <w:r>
+              <w:rPr>
+                <w:rFonts w:ascii="Times New Roman" w:hAnsi="Times New Roman" w:eastAsia="Times New Roman"/>
+                <w:b w:val="0"/>
+                <w:i w:val="0"/>
+                <w:color w:val="000000"/>
+                <w:sz w:val="24"/>
+              </w:rPr>
+              <w:t>Executive Summary</w:t>
+            </w:r>
+          </w:p>
+        </w:tc>
+        <w:tc>
+          <w:tcPr>
+            <w:tcW w:type="dxa" w:w="1474"/>
+            <w:vAlign w:val="center"/>
+          </w:tcPr>
+          <w:p>
+            <w:pPr>
+              <w:spacing w:after="60" w:before="60"/>
+              <w:jc w:val="center"/>
+            </w:pPr>
+            <w:r>
+              <w:rPr>
+                <w:rFonts w:ascii="Times New Roman" w:hAnsi="Times New Roman" w:eastAsia="Times New Roman"/>
+                <w:b w:val="0"/>
+                <w:i w:val="0"/>
+                <w:color w:val="000000"/>
+                <w:sz w:val="24"/>
+              </w:rPr>
+              <w:t>3</w:t>
+            </w:r>
+          </w:p>
+        </w:tc>
+      </w:tr>
+      <w:tr>
+        <w:tc>
+          <w:tcPr>
+            <w:tcW w:type="dxa" w:w="1247"/>
+            <w:vAlign w:val="center"/>
+            <w:shd w:val="clear" w:fill="EEF2F8"/>
+          </w:tcPr>
+          <w:p>
+            <w:pPr>
+              <w:spacing w:after="60" w:before="60"/>
+              <w:jc w:val="center"/>
+            </w:pPr>
+            <w:r>
+              <w:rPr>
+                <w:rFonts w:ascii="Times New Roman" w:hAnsi="Times New Roman" w:eastAsia="Times New Roman"/>
+                <w:b w:val="0"/>
+                <w:i w:val="0"/>
+                <w:color w:val="000000"/>
+                <w:sz w:val="24"/>
+              </w:rPr>
+              <w:t>2</w:t>
+            </w:r>
+          </w:p>
+        </w:tc>
+        <w:tc>
+          <w:tcPr>
+            <w:tcW w:type="dxa" w:w="6576"/>
+            <w:vAlign w:val="center"/>
+            <w:shd w:val="clear" w:fill="EEF2F8"/>
+          </w:tcPr>
+          <w:p>
+            <w:pPr>
+              <w:spacing w:after="60" w:before="60"/>
+              <w:jc w:val="left"/>
+            </w:pPr>
+            <w:r>
+              <w:rPr>
+                <w:rFonts w:ascii="Times New Roman" w:hAnsi="Times New Roman" w:eastAsia="Times New Roman"/>
+                <w:b w:val="0"/>
+                <w:i w:val="0"/>
+                <w:color w:val="000000"/>
+                <w:sz w:val="24"/>
+              </w:rPr>
+              <w:t>Company Overview</w:t>
+            </w:r>
+          </w:p>
+        </w:tc>
+        <w:tc>
+          <w:tcPr>
+            <w:tcW w:type="dxa" w:w="1474"/>
+            <w:vAlign w:val="center"/>
+            <w:shd w:val="clear" w:fill="EEF2F8"/>
+          </w:tcPr>
+          <w:p>
+            <w:pPr>
+              <w:spacing w:after="60" w:before="60"/>
+              <w:jc w:val="center"/>
+            </w:pPr>
+            <w:r>
+              <w:rPr>
+                <w:rFonts w:ascii="Times New Roman" w:hAnsi="Times New Roman" w:eastAsia="Times New Roman"/>
+                <w:b w:val="0"/>
+                <w:i w:val="0"/>
+                <w:color w:val="000000"/>
+                <w:sz w:val="24"/>
+              </w:rPr>
+              <w:t>4</w:t>
+            </w:r>
+          </w:p>
+        </w:tc>
+      </w:tr>
+      <w:tr>
+        <w:tc>
+          <w:tcPr>
+            <w:tcW w:type="dxa" w:w="1247"/>
+            <w:vAlign w:val="center"/>
+          </w:tcPr>
+          <w:p>
+            <w:pPr>
+              <w:spacing w:after="60" w:before="60"/>
+              <w:jc w:val="center"/>
+            </w:pPr>
+            <w:r>
+              <w:rPr>
+                <w:rFonts w:ascii="Times New Roman" w:hAnsi="Times New Roman" w:eastAsia="Times New Roman"/>
+                <w:b w:val="0"/>
+                <w:i w:val="0"/>
+                <w:color w:val="000000"/>
+                <w:sz w:val="24"/>
+              </w:rPr>
+              <w:t>3</w:t>
+            </w:r>
+          </w:p>
+        </w:tc>
+        <w:tc>
+          <w:tcPr>
+            <w:tcW w:type="dxa" w:w="6576"/>
+            <w:vAlign w:val="center"/>
+          </w:tcPr>
+          <w:p>
+            <w:pPr>
+              <w:spacing w:after="60" w:before="60"/>
+              <w:jc w:val="left"/>
+            </w:pPr>
+            <w:r>
+              <w:rPr>
+                <w:rFonts w:ascii="Times New Roman" w:hAnsi="Times New Roman" w:eastAsia="Times New Roman"/>
+                <w:b w:val="0"/>
+                <w:i w:val="0"/>
+                <w:color w:val="000000"/>
+                <w:sz w:val="24"/>
+              </w:rPr>
+              <w:t>Industry and Market Analysis</w:t>
+            </w:r>
+          </w:p>
+        </w:tc>
+        <w:tc>
+          <w:tcPr>
+            <w:tcW w:type="dxa" w:w="1474"/>
+            <w:vAlign w:val="center"/>
+          </w:tcPr>
+          <w:p>
+            <w:pPr>
+              <w:spacing w:after="60" w:before="60"/>
+              <w:jc w:val="center"/>
+            </w:pPr>
+            <w:r>
+              <w:rPr>
+                <w:rFonts w:ascii="Times New Roman" w:hAnsi="Times New Roman" w:eastAsia="Times New Roman"/>
+                <w:b w:val="0"/>
+                <w:i w:val="0"/>
+                <w:color w:val="000000"/>
+                <w:sz w:val="24"/>
+              </w:rPr>
+              <w:t>6</w:t>
+            </w:r>
+          </w:p>
+        </w:tc>
+      </w:tr>
+      <w:tr>
+        <w:tc>
+          <w:tcPr>
+            <w:tcW w:type="dxa" w:w="1247"/>
+            <w:vAlign w:val="center"/>
+            <w:shd w:val="clear" w:fill="EEF2F8"/>
+          </w:tcPr>
+          <w:p>
+            <w:pPr>
+              <w:spacing w:after="60" w:before="60"/>
+              <w:jc w:val="center"/>
+            </w:pPr>
+            <w:r>
+              <w:rPr>
+                <w:rFonts w:ascii="Times New Roman" w:hAnsi="Times New Roman" w:eastAsia="Times New Roman"/>
+                <w:b w:val="0"/>
+                <w:i w:val="0"/>
+                <w:color w:val="000000"/>
+                <w:sz w:val="24"/>
+              </w:rPr>
+              <w:t>4</w:t>
+            </w:r>
+          </w:p>
+        </w:tc>
+        <w:tc>
+          <w:tcPr>
+            <w:tcW w:type="dxa" w:w="6576"/>
+            <w:vAlign w:val="center"/>
+            <w:shd w:val="clear" w:fill="EEF2F8"/>
+          </w:tcPr>
+          <w:p>
+            <w:pPr>
+              <w:spacing w:after="60" w:before="60"/>
+              <w:jc w:val="left"/>
+            </w:pPr>
+            <w:r>
+              <w:rPr>
+                <w:rFonts w:ascii="Times New Roman" w:hAnsi="Times New Roman" w:eastAsia="Times New Roman"/>
+                <w:b w:val="0"/>
+                <w:i w:val="0"/>
+                <w:color w:val="000000"/>
+                <w:sz w:val="24"/>
+              </w:rPr>
+              <w:t>Problem Statement and Solution</w:t>
+            </w:r>
+          </w:p>
+        </w:tc>
+        <w:tc>
+          <w:tcPr>
+            <w:tcW w:type="dxa" w:w="1474"/>
+            <w:vAlign w:val="center"/>
+            <w:shd w:val="clear" w:fill="EEF2F8"/>
+          </w:tcPr>
+          <w:p>
+            <w:pPr>
+              <w:spacing w:after="60" w:before="60"/>
+              <w:jc w:val="center"/>
+            </w:pPr>
+            <w:r>
+              <w:rPr>
+                <w:rFonts w:ascii="Times New Roman" w:hAnsi="Times New Roman" w:eastAsia="Times New Roman"/>
+                <w:b w:val="0"/>
+                <w:i w:val="0"/>
+                <w:color w:val="000000"/>
+                <w:sz w:val="24"/>
+              </w:rPr>
+              <w:t>9</w:t>
+            </w:r>
+          </w:p>
+        </w:tc>
+      </w:tr>
+      <w:tr>
+        <w:tc>
+          <w:tcPr>
+            <w:tcW w:type="dxa" w:w="1247"/>
+            <w:vAlign w:val="center"/>
+          </w:tcPr>
+          <w:p>
+            <w:pPr>
+              <w:spacing w:after="60" w:before="60"/>
+              <w:jc w:val="center"/>
+            </w:pPr>
+            <w:r>
+              <w:rPr>
+                <w:rFonts w:ascii="Times New Roman" w:hAnsi="Times New Roman" w:eastAsia="Times New Roman"/>
+                <w:b w:val="0"/>
+                <w:i w:val="0"/>
+                <w:color w:val="000000"/>
+                <w:sz w:val="24"/>
+              </w:rPr>
+              <w:t>5</w:t>
+            </w:r>
+          </w:p>
+        </w:tc>
+        <w:tc>
+          <w:tcPr>
+            <w:tcW w:type="dxa" w:w="6576"/>
+            <w:vAlign w:val="center"/>
+          </w:tcPr>
+          <w:p>
+            <w:pPr>
+              <w:spacing w:after="60" w:before="60"/>
+              <w:jc w:val="left"/>
+            </w:pPr>
+            <w:r>
+              <w:rPr>
+                <w:rFonts w:ascii="Times New Roman" w:hAnsi="Times New Roman" w:eastAsia="Times New Roman"/>
+                <w:b w:val="0"/>
+                <w:i w:val="0"/>
+                <w:color w:val="000000"/>
+                <w:sz w:val="24"/>
+              </w:rPr>
+              <w:t>Products and Services</w:t>
+            </w:r>
+          </w:p>
+        </w:tc>
+        <w:tc>
+          <w:tcPr>
+            <w:tcW w:type="dxa" w:w="1474"/>
+            <w:vAlign w:val="center"/>
+          </w:tcPr>
+          <w:p>
+            <w:pPr>
+              <w:spacing w:after="60" w:before="60"/>
+              <w:jc w:val="center"/>
+            </w:pPr>
+            <w:r>
+              <w:rPr>
+                <w:rFonts w:ascii="Times New Roman" w:hAnsi="Times New Roman" w:eastAsia="Times New Roman"/>
+                <w:b w:val="0"/>
+                <w:i w:val="0"/>
+                <w:color w:val="000000"/>
+                <w:sz w:val="24"/>
+              </w:rPr>
+              <w:t>11</w:t>
+            </w:r>
+          </w:p>
+        </w:tc>
+      </w:tr>
+      <w:tr>
+        <w:tc>
+          <w:tcPr>
+            <w:tcW w:type="dxa" w:w="1247"/>
+            <w:vAlign w:val="center"/>
+            <w:shd w:val="clear" w:fill="EEF2F8"/>
+          </w:tcPr>
+          <w:p>
+            <w:pPr>
+              <w:spacing w:after="60" w:before="60"/>
+              <w:jc w:val="center"/>
+            </w:pPr>
+            <w:r>
+              <w:rPr>
+                <w:rFonts w:ascii="Times New Roman" w:hAnsi="Times New Roman" w:eastAsia="Times New Roman"/>
+                <w:b w:val="0"/>
+                <w:i w:val="0"/>
+                <w:color w:val="000000"/>
+                <w:sz w:val="24"/>
+              </w:rPr>
+              <w:t>6</w:t>
+            </w:r>
+          </w:p>
+        </w:tc>
+        <w:tc>
+          <w:tcPr>
+            <w:tcW w:type="dxa" w:w="6576"/>
+            <w:vAlign w:val="center"/>
+            <w:shd w:val="clear" w:fill="EEF2F8"/>
+          </w:tcPr>
+          <w:p>
+            <w:pPr>
+              <w:spacing w:after="60" w:before="60"/>
+              <w:jc w:val="left"/>
+            </w:pPr>
+            <w:r>
+              <w:rPr>
+                <w:rFonts w:ascii="Times New Roman" w:hAnsi="Times New Roman" w:eastAsia="Times New Roman"/>
+                <w:b w:val="0"/>
+                <w:i w:val="0"/>
+                <w:color w:val="000000"/>
+                <w:sz w:val="24"/>
+              </w:rPr>
+              <w:t>Business Model</w:t>
+            </w:r>
+          </w:p>
+        </w:tc>
+        <w:tc>
+          <w:tcPr>
+            <w:tcW w:type="dxa" w:w="1474"/>
+            <w:vAlign w:val="center"/>
+            <w:shd w:val="clear" w:fill="EEF2F8"/>
+          </w:tcPr>
+          <w:p>
+            <w:pPr>
+              <w:spacing w:after="60" w:before="60"/>
+              <w:jc w:val="center"/>
+            </w:pPr>
+            <w:r>
+              <w:rPr>
+                <w:rFonts w:ascii="Times New Roman" w:hAnsi="Times New Roman" w:eastAsia="Times New Roman"/>
+                <w:b w:val="0"/>
+                <w:i w:val="0"/>
+                <w:color w:val="000000"/>
+                <w:sz w:val="24"/>
+              </w:rPr>
+              <w:t>12</w:t>
+            </w:r>
+          </w:p>
+        </w:tc>
+      </w:tr>
+      <w:tr>
+        <w:tc>
+          <w:tcPr>
+            <w:tcW w:type="dxa" w:w="1247"/>
+            <w:vAlign w:val="center"/>
+          </w:tcPr>
+          <w:p>
+            <w:pPr>
+              <w:spacing w:after="60" w:before="60"/>
+              <w:jc w:val="center"/>
+            </w:pPr>
+            <w:r>
+              <w:rPr>
+                <w:rFonts w:ascii="Times New Roman" w:hAnsi="Times New Roman" w:eastAsia="Times New Roman"/>
+                <w:b w:val="0"/>
+                <w:i w:val="0"/>
+                <w:color w:val="000000"/>
+                <w:sz w:val="24"/>
+              </w:rPr>
+              <w:t>7</w:t>
+            </w:r>
+          </w:p>
+        </w:tc>
+        <w:tc>
+          <w:tcPr>
+            <w:tcW w:type="dxa" w:w="6576"/>
+            <w:vAlign w:val="center"/>
+          </w:tcPr>
+          <w:p>
+            <w:pPr>
+              <w:spacing w:after="60" w:before="60"/>
+              <w:jc w:val="left"/>
+            </w:pPr>
+            <w:r>
+              <w:rPr>
+                <w:rFonts w:ascii="Times New Roman" w:hAnsi="Times New Roman" w:eastAsia="Times New Roman"/>
+                <w:b w:val="0"/>
+                <w:i w:val="0"/>
+                <w:color w:val="000000"/>
+                <w:sz w:val="24"/>
+              </w:rPr>
+              <w:t>Competitor Analysis</w:t>
+            </w:r>
+          </w:p>
+        </w:tc>
+        <w:tc>
+          <w:tcPr>
+            <w:tcW w:type="dxa" w:w="1474"/>
+            <w:vAlign w:val="center"/>
+          </w:tcPr>
+          <w:p>
+            <w:pPr>
+              <w:spacing w:after="60" w:before="60"/>
+              <w:jc w:val="center"/>
+            </w:pPr>
+            <w:r>
+              <w:rPr>
+                <w:rFonts w:ascii="Times New Roman" w:hAnsi="Times New Roman" w:eastAsia="Times New Roman"/>
+                <w:b w:val="0"/>
+                <w:i w:val="0"/>
+                <w:color w:val="000000"/>
+                <w:sz w:val="24"/>
+              </w:rPr>
+              <w:t>15</w:t>
+            </w:r>
+          </w:p>
+        </w:tc>
+      </w:tr>
+      <w:tr>
+        <w:tc>
+          <w:tcPr>
+            <w:tcW w:type="dxa" w:w="1247"/>
+            <w:vAlign w:val="center"/>
+            <w:shd w:val="clear" w:fill="EEF2F8"/>
+          </w:tcPr>
+          <w:p>
+            <w:pPr>
+              <w:spacing w:after="60" w:before="60"/>
+              <w:jc w:val="center"/>
+            </w:pPr>
+            <w:r>
+              <w:rPr>
+                <w:rFonts w:ascii="Times New Roman" w:hAnsi="Times New Roman" w:eastAsia="Times New Roman"/>
+                <w:b w:val="0"/>
+                <w:i w:val="0"/>
+                <w:color w:val="000000"/>
+                <w:sz w:val="24"/>
+              </w:rPr>
+              <w:t>8</w:t>
+            </w:r>
+          </w:p>
+        </w:tc>
+        <w:tc>
+          <w:tcPr>
+            <w:tcW w:type="dxa" w:w="6576"/>
+            <w:vAlign w:val="center"/>
+            <w:shd w:val="clear" w:fill="EEF2F8"/>
+          </w:tcPr>
+          <w:p>
+            <w:pPr>
+              <w:spacing w:after="60" w:before="60"/>
+              <w:jc w:val="left"/>
+            </w:pPr>
+            <w:r>
+              <w:rPr>
+                <w:rFonts w:ascii="Times New Roman" w:hAnsi="Times New Roman" w:eastAsia="Times New Roman"/>
+                <w:b w:val="0"/>
+                <w:i w:val="0"/>
+                <w:color w:val="000000"/>
+                <w:sz w:val="24"/>
+              </w:rPr>
+              <w:t>Marketing Strategy</w:t>
+            </w:r>
+          </w:p>
+        </w:tc>
+        <w:tc>
+          <w:tcPr>
+            <w:tcW w:type="dxa" w:w="1474"/>
+            <w:vAlign w:val="center"/>
+            <w:shd w:val="clear" w:fill="EEF2F8"/>
+          </w:tcPr>
+          <w:p>
+            <w:pPr>
+              <w:spacing w:after="60" w:before="60"/>
+              <w:jc w:val="center"/>
+            </w:pPr>
+            <w:r>
+              <w:rPr>
+                <w:rFonts w:ascii="Times New Roman" w:hAnsi="Times New Roman" w:eastAsia="Times New Roman"/>
+                <w:b w:val="0"/>
+                <w:i w:val="0"/>
+                <w:color w:val="000000"/>
+                <w:sz w:val="24"/>
+              </w:rPr>
+              <w:t>17</w:t>
+            </w:r>
+          </w:p>
+        </w:tc>
+      </w:tr>
+      <w:tr>
+        <w:tc>
+          <w:tcPr>
+            <w:tcW w:type="dxa" w:w="1247"/>
+            <w:vAlign w:val="center"/>
+          </w:tcPr>
+          <w:p>
+            <w:pPr>
+              <w:spacing w:after="60" w:before="60"/>
+              <w:jc w:val="center"/>
+            </w:pPr>
+            <w:r>
+              <w:rPr>
+                <w:rFonts w:ascii="Times New Roman" w:hAnsi="Times New Roman" w:eastAsia="Times New Roman"/>
+                <w:b w:val="0"/>
+                <w:i w:val="0"/>
+                <w:color w:val="000000"/>
+                <w:sz w:val="24"/>
+              </w:rPr>
+              <w:t>9</w:t>
+            </w:r>
+          </w:p>
+        </w:tc>
+        <w:tc>
+          <w:tcPr>
+            <w:tcW w:type="dxa" w:w="6576"/>
+            <w:vAlign w:val="center"/>
+          </w:tcPr>
+          <w:p>
+            <w:pPr>
+              <w:spacing w:after="60" w:before="60"/>
+              <w:jc w:val="left"/>
+            </w:pPr>
+            <w:r>
+              <w:rPr>
+                <w:rFonts w:ascii="Times New Roman" w:hAnsi="Times New Roman" w:eastAsia="Times New Roman"/>
+                <w:b w:val="0"/>
+                <w:i w:val="0"/>
+                <w:color w:val="000000"/>
+                <w:sz w:val="24"/>
+              </w:rPr>
+              <w:t>Operations Plan</w:t>
+            </w:r>
+          </w:p>
+        </w:tc>
+        <w:tc>
+          <w:tcPr>
+            <w:tcW w:type="dxa" w:w="1474"/>
+            <w:vAlign w:val="center"/>
+          </w:tcPr>
+          <w:p>
+            <w:pPr>
+              <w:spacing w:after="60" w:before="60"/>
+              <w:jc w:val="center"/>
+            </w:pPr>
+            <w:r>
+              <w:rPr>
+                <w:rFonts w:ascii="Times New Roman" w:hAnsi="Times New Roman" w:eastAsia="Times New Roman"/>
+                <w:b w:val="0"/>
+                <w:i w:val="0"/>
+                <w:color w:val="000000"/>
+                <w:sz w:val="24"/>
+              </w:rPr>
+              <w:t>18</w:t>
+            </w:r>
+          </w:p>
+        </w:tc>
+      </w:tr>
+      <w:tr>
+        <w:tc>
+          <w:tcPr>
+            <w:tcW w:type="dxa" w:w="1247"/>
+            <w:vAlign w:val="center"/>
+            <w:shd w:val="clear" w:fill="EEF2F8"/>
+          </w:tcPr>
+          <w:p>
+            <w:pPr>
+              <w:spacing w:after="60" w:before="60"/>
+              <w:jc w:val="center"/>
+            </w:pPr>
+            <w:r>
+              <w:rPr>
+                <w:rFonts w:ascii="Times New Roman" w:hAnsi="Times New Roman" w:eastAsia="Times New Roman"/>
+                <w:b w:val="0"/>
+                <w:i w:val="0"/>
+                <w:color w:val="000000"/>
+                <w:sz w:val="24"/>
+              </w:rPr>
+              <w:t>10</w:t>
+            </w:r>
+          </w:p>
+        </w:tc>
+        <w:tc>
+          <w:tcPr>
+            <w:tcW w:type="dxa" w:w="6576"/>
+            <w:vAlign w:val="center"/>
+            <w:shd w:val="clear" w:fill="EEF2F8"/>
+          </w:tcPr>
+          <w:p>
+            <w:pPr>
+              <w:spacing w:after="60" w:before="60"/>
+              <w:jc w:val="left"/>
+            </w:pPr>
+            <w:r>
+              <w:rPr>
+                <w:rFonts w:ascii="Times New Roman" w:hAnsi="Times New Roman" w:eastAsia="Times New Roman"/>
+                <w:b w:val="0"/>
+                <w:i w:val="0"/>
+                <w:color w:val="000000"/>
+                <w:sz w:val="24"/>
+              </w:rPr>
+              <w:t>Customer Experience Framework</w:t>
+            </w:r>
+          </w:p>
+        </w:tc>
+        <w:tc>
+          <w:tcPr>
+            <w:tcW w:type="dxa" w:w="1474"/>
+            <w:vAlign w:val="center"/>
+            <w:shd w:val="clear" w:fill="EEF2F8"/>
+          </w:tcPr>
+          <w:p>
+            <w:pPr>
+              <w:spacing w:after="60" w:before="60"/>
+              <w:jc w:val="center"/>
+            </w:pPr>
+            <w:r>
+              <w:rPr>
+                <w:rFonts w:ascii="Times New Roman" w:hAnsi="Times New Roman" w:eastAsia="Times New Roman"/>
+                <w:b w:val="0"/>
+                <w:i w:val="0"/>
+                <w:color w:val="000000"/>
+                <w:sz w:val="24"/>
+              </w:rPr>
+              <w:t>20</w:t>
+            </w:r>
+          </w:p>
+        </w:tc>
+      </w:tr>
+      <w:tr>
+        <w:tc>
+          <w:tcPr>
+            <w:tcW w:type="dxa" w:w="1247"/>
+            <w:vAlign w:val="center"/>
+          </w:tcPr>
+          <w:p>
+            <w:pPr>
+              <w:spacing w:after="60" w:before="60"/>
+              <w:jc w:val="center"/>
+            </w:pPr>
+            <w:r>
+              <w:rPr>
+                <w:rFonts w:ascii="Times New Roman" w:hAnsi="Times New Roman" w:eastAsia="Times New Roman"/>
+                <w:b w:val="0"/>
+                <w:i w:val="0"/>
+                <w:color w:val="000000"/>
+                <w:sz w:val="24"/>
+              </w:rPr>
+              <w:t>11</w:t>
+            </w:r>
+          </w:p>
+        </w:tc>
+        <w:tc>
+          <w:tcPr>
+            <w:tcW w:type="dxa" w:w="6576"/>
+            <w:vAlign w:val="center"/>
+          </w:tcPr>
+          <w:p>
+            <w:pPr>
+              <w:spacing w:after="60" w:before="60"/>
+              <w:jc w:val="left"/>
+            </w:pPr>
+            <w:r>
+              <w:rPr>
+                <w:rFonts w:ascii="Times New Roman" w:hAnsi="Times New Roman" w:eastAsia="Times New Roman"/>
+                <w:b w:val="0"/>
+                <w:i w:val="0"/>
+                <w:color w:val="000000"/>
+                <w:sz w:val="24"/>
+              </w:rPr>
+              <w:t>Management and Organisation</w:t>
+            </w:r>
+          </w:p>
+        </w:tc>
+        <w:tc>
+          <w:tcPr>
+            <w:tcW w:type="dxa" w:w="1474"/>
+            <w:vAlign w:val="center"/>
+          </w:tcPr>
+          <w:p>
+            <w:pPr>
+              <w:spacing w:after="60" w:before="60"/>
+              <w:jc w:val="center"/>
+            </w:pPr>
+            <w:r>
+              <w:rPr>
+                <w:rFonts w:ascii="Times New Roman" w:hAnsi="Times New Roman" w:eastAsia="Times New Roman"/>
+                <w:b w:val="0"/>
+                <w:i w:val="0"/>
+                <w:color w:val="000000"/>
+                <w:sz w:val="24"/>
+              </w:rPr>
+              <w:t>21</w:t>
+            </w:r>
+          </w:p>
+        </w:tc>
+      </w:tr>
+      <w:tr>
+        <w:tc>
+          <w:tcPr>
+            <w:tcW w:type="dxa" w:w="1247"/>
+            <w:vAlign w:val="center"/>
+            <w:shd w:val="clear" w:fill="EEF2F8"/>
+          </w:tcPr>
+          <w:p>
+            <w:pPr>
+              <w:spacing w:after="60" w:before="60"/>
+              <w:jc w:val="center"/>
+            </w:pPr>
+            <w:r>
+              <w:rPr>
+                <w:rFonts w:ascii="Times New Roman" w:hAnsi="Times New Roman" w:eastAsia="Times New Roman"/>
+                <w:b w:val="0"/>
+                <w:i w:val="0"/>
+                <w:color w:val="000000"/>
+                <w:sz w:val="24"/>
+              </w:rPr>
+              <w:t>12</w:t>
+            </w:r>
+          </w:p>
+        </w:tc>
+        <w:tc>
+          <w:tcPr>
+            <w:tcW w:type="dxa" w:w="6576"/>
+            <w:vAlign w:val="center"/>
+            <w:shd w:val="clear" w:fill="EEF2F8"/>
+          </w:tcPr>
+          <w:p>
+            <w:pPr>
+              <w:spacing w:after="60" w:before="60"/>
+              <w:jc w:val="left"/>
+            </w:pPr>
+            <w:r>
+              <w:rPr>
+                <w:rFonts w:ascii="Times New Roman" w:hAnsi="Times New Roman" w:eastAsia="Times New Roman"/>
+                <w:b w:val="0"/>
+                <w:i w:val="0"/>
+                <w:color w:val="000000"/>
+                <w:sz w:val="24"/>
+              </w:rPr>
+              <w:t>Financial Plan</w:t>
+            </w:r>
+          </w:p>
+        </w:tc>
+        <w:tc>
+          <w:tcPr>
+            <w:tcW w:type="dxa" w:w="1474"/>
+            <w:vAlign w:val="center"/>
+            <w:shd w:val="clear" w:fill="EEF2F8"/>
+          </w:tcPr>
+          <w:p>
+            <w:pPr>
+              <w:spacing w:after="60" w:before="60"/>
+              <w:jc w:val="center"/>
+            </w:pPr>
+            <w:r>
+              <w:rPr>
+                <w:rFonts w:ascii="Times New Roman" w:hAnsi="Times New Roman" w:eastAsia="Times New Roman"/>
+                <w:b w:val="0"/>
+                <w:i w:val="0"/>
+                <w:color w:val="000000"/>
+                <w:sz w:val="24"/>
+              </w:rPr>
+              <w:t>23</w:t>
+            </w:r>
+          </w:p>
+        </w:tc>
+      </w:tr>
+      <w:tr>
+        <w:tc>
+          <w:tcPr>
+            <w:tcW w:type="dxa" w:w="1247"/>
+            <w:vAlign w:val="center"/>
+          </w:tcPr>
+          <w:p>
+            <w:pPr>
+              <w:spacing w:after="60" w:before="60"/>
+              <w:jc w:val="center"/>
+            </w:pPr>
+            <w:r>
+              <w:rPr>
+                <w:rFonts w:ascii="Times New Roman" w:hAnsi="Times New Roman" w:eastAsia="Times New Roman"/>
+                <w:b w:val="0"/>
+                <w:i w:val="0"/>
+                <w:color w:val="000000"/>
+                <w:sz w:val="24"/>
+              </w:rPr>
+              <w:t>13</w:t>
+            </w:r>
+          </w:p>
+        </w:tc>
+        <w:tc>
+          <w:tcPr>
+            <w:tcW w:type="dxa" w:w="6576"/>
+            <w:vAlign w:val="center"/>
+          </w:tcPr>
+          <w:p>
+            <w:pPr>
+              <w:spacing w:after="60" w:before="60"/>
+              <w:jc w:val="left"/>
+            </w:pPr>
+            <w:r>
+              <w:rPr>
+                <w:rFonts w:ascii="Times New Roman" w:hAnsi="Times New Roman" w:eastAsia="Times New Roman"/>
+                <w:b w:val="0"/>
+                <w:i w:val="0"/>
+                <w:color w:val="000000"/>
+                <w:sz w:val="24"/>
+              </w:rPr>
+              <w:t>Risk Assessment</w:t>
+            </w:r>
+          </w:p>
+        </w:tc>
+        <w:tc>
+          <w:tcPr>
+            <w:tcW w:type="dxa" w:w="1474"/>
+            <w:vAlign w:val="center"/>
+          </w:tcPr>
+          <w:p>
+            <w:pPr>
+              <w:spacing w:after="60" w:before="60"/>
+              <w:jc w:val="center"/>
+            </w:pPr>
+            <w:r>
+              <w:rPr>
+                <w:rFonts w:ascii="Times New Roman" w:hAnsi="Times New Roman" w:eastAsia="Times New Roman"/>
+                <w:b w:val="0"/>
+                <w:i w:val="0"/>
+                <w:color w:val="000000"/>
+                <w:sz w:val="24"/>
+              </w:rPr>
+              <w:t>27</w:t>
+            </w:r>
+          </w:p>
+        </w:tc>
+      </w:tr>
+      <w:tr>
+        <w:tc>
+          <w:tcPr>
+            <w:tcW w:type="dxa" w:w="1247"/>
+            <w:vAlign w:val="center"/>
+            <w:shd w:val="clear" w:fill="EEF2F8"/>
+          </w:tcPr>
+          <w:p>
+            <w:pPr>
+              <w:spacing w:after="60" w:before="60"/>
+              <w:jc w:val="center"/>
+            </w:pPr>
+            <w:r>
+              <w:rPr>
+                <w:rFonts w:ascii="Times New Roman" w:hAnsi="Times New Roman" w:eastAsia="Times New Roman"/>
+                <w:b w:val="0"/>
+                <w:i w:val="0"/>
+                <w:color w:val="000000"/>
+                <w:sz w:val="24"/>
+              </w:rPr>
+              <w:t>14</w:t>
+            </w:r>
+          </w:p>
+        </w:tc>
+        <w:tc>
+          <w:tcPr>
+            <w:tcW w:type="dxa" w:w="6576"/>
+            <w:vAlign w:val="center"/>
+            <w:shd w:val="clear" w:fill="EEF2F8"/>
+          </w:tcPr>
+          <w:p>
+            <w:pPr>
+              <w:spacing w:after="60" w:before="60"/>
+              <w:jc w:val="left"/>
+            </w:pPr>
+            <w:r>
+              <w:rPr>
+                <w:rFonts w:ascii="Times New Roman" w:hAnsi="Times New Roman" w:eastAsia="Times New Roman"/>
+                <w:b w:val="0"/>
+                <w:i w:val="0"/>
+                <w:color w:val="000000"/>
+                <w:sz w:val="24"/>
+              </w:rPr>
+              <w:t>Technology Roadmap</w:t>
+            </w:r>
+          </w:p>
+        </w:tc>
+        <w:tc>
+          <w:tcPr>
+            <w:tcW w:type="dxa" w:w="1474"/>
+            <w:vAlign w:val="center"/>
+            <w:shd w:val="clear" w:fill="EEF2F8"/>
+          </w:tcPr>
+          <w:p>
+            <w:pPr>
+              <w:spacing w:after="60" w:before="60"/>
+              <w:jc w:val="center"/>
+            </w:pPr>
+            <w:r>
+              <w:rPr>
+                <w:rFonts w:ascii="Times New Roman" w:hAnsi="Times New Roman" w:eastAsia="Times New Roman"/>
+                <w:b w:val="0"/>
+                <w:i w:val="0"/>
+                <w:color w:val="000000"/>
+                <w:sz w:val="24"/>
+              </w:rPr>
+              <w:t>28</w:t>
+            </w:r>
+          </w:p>
+        </w:tc>
+      </w:tr>
+      <w:tr>
+        <w:tc>
+          <w:tcPr>
+            <w:tcW w:type="dxa" w:w="1247"/>
+            <w:vAlign w:val="center"/>
+          </w:tcPr>
+          <w:p>
+            <w:pPr>
+              <w:spacing w:after="60" w:before="60"/>
+              <w:jc w:val="center"/>
+            </w:pPr>
+            <w:r>
+              <w:rPr>
+                <w:rFonts w:ascii="Times New Roman" w:hAnsi="Times New Roman" w:eastAsia="Times New Roman"/>
+                <w:b w:val="0"/>
+                <w:i w:val="0"/>
+                <w:color w:val="000000"/>
+                <w:sz w:val="24"/>
+              </w:rPr>
+              <w:t>15</w:t>
+            </w:r>
+          </w:p>
+        </w:tc>
+        <w:tc>
+          <w:tcPr>
+            <w:tcW w:type="dxa" w:w="6576"/>
+            <w:vAlign w:val="center"/>
+          </w:tcPr>
+          <w:p>
+            <w:pPr>
+              <w:spacing w:after="60" w:before="60"/>
+              <w:jc w:val="left"/>
+            </w:pPr>
+            <w:r>
+              <w:rPr>
+                <w:rFonts w:ascii="Times New Roman" w:hAnsi="Times New Roman" w:eastAsia="Times New Roman"/>
+                <w:b w:val="0"/>
+                <w:i w:val="0"/>
+                <w:color w:val="000000"/>
+                <w:sz w:val="24"/>
+              </w:rPr>
+              <w:t>Growth and Expansion Roadmap</w:t>
+            </w:r>
+          </w:p>
+        </w:tc>
+        <w:tc>
+          <w:tcPr>
+            <w:tcW w:type="dxa" w:w="1474"/>
+            <w:vAlign w:val="center"/>
+          </w:tcPr>
+          <w:p>
+            <w:pPr>
+              <w:spacing w:after="60" w:before="60"/>
+              <w:jc w:val="center"/>
+            </w:pPr>
+            <w:r>
+              <w:rPr>
+                <w:rFonts w:ascii="Times New Roman" w:hAnsi="Times New Roman" w:eastAsia="Times New Roman"/>
+                <w:b w:val="0"/>
+                <w:i w:val="0"/>
+                <w:color w:val="000000"/>
+                <w:sz w:val="24"/>
+              </w:rPr>
+              <w:t>29</w:t>
+            </w:r>
+          </w:p>
+        </w:tc>
+      </w:tr>
+      <w:tr>
+        <w:tc>
+          <w:tcPr>
+            <w:tcW w:type="dxa" w:w="1247"/>
+            <w:vAlign w:val="center"/>
+            <w:shd w:val="clear" w:fill="EEF2F8"/>
+          </w:tcPr>
+          <w:p>
+            <w:pPr>
+              <w:spacing w:after="60" w:before="60"/>
+              <w:jc w:val="center"/>
+            </w:pPr>
+            <w:r>
+              <w:rPr>
+                <w:rFonts w:ascii="Times New Roman" w:hAnsi="Times New Roman" w:eastAsia="Times New Roman"/>
+                <w:b w:val="0"/>
+                <w:i w:val="0"/>
+                <w:color w:val="000000"/>
+                <w:sz w:val="24"/>
+              </w:rPr>
+              <w:t>16</w:t>
+            </w:r>
+          </w:p>
+        </w:tc>
+        <w:tc>
+          <w:tcPr>
+            <w:tcW w:type="dxa" w:w="6576"/>
+            <w:vAlign w:val="center"/>
+            <w:shd w:val="clear" w:fill="EEF2F8"/>
+          </w:tcPr>
+          <w:p>
+            <w:pPr>
+              <w:spacing w:after="60" w:before="60"/>
+              <w:jc w:val="left"/>
+            </w:pPr>
+            <w:r>
+              <w:rPr>
+                <w:rFonts w:ascii="Times New Roman" w:hAnsi="Times New Roman" w:eastAsia="Times New Roman"/>
+                <w:b w:val="0"/>
+                <w:i w:val="0"/>
+                <w:color w:val="000000"/>
+                <w:sz w:val="24"/>
+              </w:rPr>
+              <w:t>Sustainability and CSR Strategy</w:t>
+            </w:r>
+          </w:p>
+        </w:tc>
+        <w:tc>
+          <w:tcPr>
+            <w:tcW w:type="dxa" w:w="1474"/>
+            <w:vAlign w:val="center"/>
+            <w:shd w:val="clear" w:fill="EEF2F8"/>
+          </w:tcPr>
+          <w:p>
+            <w:pPr>
+              <w:spacing w:after="60" w:before="60"/>
+              <w:jc w:val="center"/>
+            </w:pPr>
+            <w:r>
+              <w:rPr>
+                <w:rFonts w:ascii="Times New Roman" w:hAnsi="Times New Roman" w:eastAsia="Times New Roman"/>
+                <w:b w:val="0"/>
+                <w:i w:val="0"/>
+                <w:color w:val="000000"/>
+                <w:sz w:val="24"/>
+              </w:rPr>
+              <w:t>31</w:t>
+            </w:r>
+          </w:p>
+        </w:tc>
+      </w:tr>
+      <w:tr>
+        <w:tc>
+          <w:tcPr>
+            <w:tcW w:type="dxa" w:w="1247"/>
+            <w:vAlign w:val="center"/>
+          </w:tcPr>
+          <w:p>
+            <w:pPr>
+              <w:spacing w:after="60" w:before="60"/>
+              <w:jc w:val="center"/>
+            </w:pPr>
+            <w:r>
+              <w:rPr>
+                <w:rFonts w:ascii="Times New Roman" w:hAnsi="Times New Roman" w:eastAsia="Times New Roman"/>
+                <w:b w:val="0"/>
+                <w:i w:val="0"/>
+                <w:color w:val="000000"/>
+                <w:sz w:val="24"/>
+              </w:rPr>
+              <w:t>17</w:t>
+            </w:r>
+          </w:p>
+        </w:tc>
+        <w:tc>
+          <w:tcPr>
+            <w:tcW w:type="dxa" w:w="6576"/>
+            <w:vAlign w:val="center"/>
+          </w:tcPr>
+          <w:p>
+            <w:pPr>
+              <w:spacing w:after="60" w:before="60"/>
+              <w:jc w:val="left"/>
+            </w:pPr>
+            <w:r>
+              <w:rPr>
+                <w:rFonts w:ascii="Times New Roman" w:hAnsi="Times New Roman" w:eastAsia="Times New Roman"/>
+                <w:b w:val="0"/>
+                <w:i w:val="0"/>
+                <w:color w:val="000000"/>
+                <w:sz w:val="24"/>
+              </w:rPr>
+              <w:t>Conclusion</w:t>
+            </w:r>
+          </w:p>
+        </w:tc>
+        <w:tc>
+          <w:tcPr>
+            <w:tcW w:type="dxa" w:w="1474"/>
+            <w:vAlign w:val="center"/>
+          </w:tcPr>
+          <w:p>
+            <w:pPr>
+              <w:spacing w:after="60" w:before="60"/>
+              <w:jc w:val="center"/>
+            </w:pPr>
+            <w:r>
+              <w:rPr>
+                <w:rFonts w:ascii="Times New Roman" w:hAnsi="Times New Roman" w:eastAsia="Times New Roman"/>
+                <w:b w:val="0"/>
+                <w:i w:val="0"/>
+                <w:color w:val="000000"/>
+                <w:sz w:val="24"/>
+              </w:rPr>
+              <w:t>32</w:t>
+            </w:r>
+          </w:p>
+        </w:tc>
+      </w:tr>
+      <w:tr>
+        <w:tc>
+          <w:tcPr>
+            <w:tcW w:type="dxa" w:w="1247"/>
+            <w:vAlign w:val="center"/>
+            <w:shd w:val="clear" w:fill="EEF2F8"/>
+          </w:tcPr>
+          <w:p>
+            <w:pPr>
+              <w:spacing w:after="60" w:before="60"/>
+              <w:jc w:val="center"/>
+            </w:pPr>
+            <w:r>
+              <w:rPr>
+                <w:rFonts w:ascii="Times New Roman" w:hAnsi="Times New Roman" w:eastAsia="Times New Roman"/>
+                <w:b w:val="0"/>
+                <w:i w:val="0"/>
+                <w:color w:val="000000"/>
+                <w:sz w:val="24"/>
+              </w:rPr>
+              <w:t>18</w:t>
+            </w:r>
+          </w:p>
+        </w:tc>
+        <w:tc>
+          <w:tcPr>
+            <w:tcW w:type="dxa" w:w="6576"/>
+            <w:vAlign w:val="center"/>
+            <w:shd w:val="clear" w:fill="EEF2F8"/>
+          </w:tcPr>
+          <w:p>
+            <w:pPr>
+              <w:spacing w:after="60" w:before="60"/>
+              <w:jc w:val="left"/>
+            </w:pPr>
+            <w:r>
+              <w:rPr>
+                <w:rFonts w:ascii="Times New Roman" w:hAnsi="Times New Roman" w:eastAsia="Times New Roman"/>
+                <w:b w:val="0"/>
+                <w:i w:val="0"/>
+                <w:color w:val="000000"/>
+                <w:sz w:val="24"/>
+              </w:rPr>
+              <w:t>References</w:t>
+            </w:r>
+          </w:p>
+        </w:tc>
+        <w:tc>
+          <w:tcPr>
+            <w:tcW w:type="dxa" w:w="1474"/>
+            <w:vAlign w:val="center"/>
+            <w:shd w:val="clear" w:fill="EEF2F8"/>
+          </w:tcPr>
+          <w:p>
+            <w:pPr>
+              <w:spacing w:after="60" w:before="60"/>
+              <w:jc w:val="center"/>
+            </w:pPr>
+            <w:r>
+              <w:rPr>
+                <w:rFonts w:ascii="Times New Roman" w:hAnsi="Times New Roman" w:eastAsia="Times New Roman"/>
+                <w:b w:val="0"/>
+                <w:i w:val="0"/>
+                <w:color w:val="000000"/>
+                <w:sz w:val="24"/>
+              </w:rPr>
+              <w:t>33</w:t>
+            </w:r>
+          </w:p>
+        </w:tc>
+      </w:tr>
+    </w:tbl>
     <w:p>
-      <w:pPr>
-        <w:pStyle w:val="ListNumber"/>
-        <w:spacing w:after="40"/>
-      </w:pPr>
-      <w:r>
-        <w:rPr>
-          <w:rFonts w:ascii="Times New Roman" w:hAnsi="Times New Roman" w:eastAsia="Times New Roman"/>
-          <w:b w:val="0"/>
-          <w:i w:val="0"/>
-          <w:color w:val="000000"/>
-          <w:sz w:val="23"/>
-        </w:rPr>
-        <w:t>Executive Summary</w:t>
+      <w:r>
+        <w:br w:type="page"/>
       </w:r>
     </w:p>
     <w:p>
       <w:pPr>
-        <w:pStyle w:val="ListNumber"/>
-        <w:spacing w:after="40"/>
-      </w:pPr>
-      <w:r>
-        <w:rPr>
-          <w:rFonts w:ascii="Times New Roman" w:hAnsi="Times New Roman" w:eastAsia="Times New Roman"/>
-          <w:b w:val="0"/>
-          <w:i w:val="0"/>
-          <w:color w:val="000000"/>
-          <w:sz w:val="23"/>
-        </w:rPr>
-        <w:t>Company Overview</w:t>
-      </w:r>
-    </w:p>
-    <w:p>
-      <w:pPr>
-        <w:pStyle w:val="ListNumber"/>
-        <w:spacing w:after="40"/>
-      </w:pPr>
-      <w:r>
-        <w:rPr>
-          <w:rFonts w:ascii="Times New Roman" w:hAnsi="Times New Roman" w:eastAsia="Times New Roman"/>
-          <w:b w:val="0"/>
-          <w:i w:val="0"/>
-          <w:color w:val="000000"/>
-          <w:sz w:val="23"/>
-        </w:rPr>
-        <w:t>Industry and Market Analysis</w:t>
-      </w:r>
-    </w:p>
-    <w:p>
-      <w:pPr>
-        <w:pStyle w:val="ListNumber"/>
-        <w:spacing w:after="40"/>
-      </w:pPr>
-      <w:r>
-        <w:rPr>
-          <w:rFonts w:ascii="Times New Roman" w:hAnsi="Times New Roman" w:eastAsia="Times New Roman"/>
-          <w:b w:val="0"/>
-          <w:i w:val="0"/>
-          <w:color w:val="000000"/>
-          <w:sz w:val="23"/>
-        </w:rPr>
-        <w:t>Problem Statement and Solution</w:t>
-      </w:r>
-    </w:p>
-    <w:p>
-      <w:pPr>
-        <w:pStyle w:val="ListNumber"/>
-        <w:spacing w:after="40"/>
-      </w:pPr>
-      <w:r>
-        <w:rPr>
-          <w:rFonts w:ascii="Times New Roman" w:hAnsi="Times New Roman" w:eastAsia="Times New Roman"/>
-          <w:b w:val="0"/>
-          <w:i w:val="0"/>
-          <w:color w:val="000000"/>
-          <w:sz w:val="23"/>
-        </w:rPr>
-        <w:t>Products and Services</w:t>
-      </w:r>
-    </w:p>
-    <w:p>
-      <w:pPr>
-        <w:pStyle w:val="ListNumber"/>
-        <w:spacing w:after="40"/>
-      </w:pPr>
-      <w:r>
-        <w:rPr>
-          <w:rFonts w:ascii="Times New Roman" w:hAnsi="Times New Roman" w:eastAsia="Times New Roman"/>
-          <w:b w:val="0"/>
-          <w:i w:val="0"/>
-          <w:color w:val="000000"/>
-          <w:sz w:val="23"/>
-        </w:rPr>
-        <w:t>Business Model</w:t>
-      </w:r>
-    </w:p>
-    <w:p>
-      <w:pPr>
-        <w:pStyle w:val="ListNumber"/>
-        <w:spacing w:after="40"/>
-      </w:pPr>
-      <w:r>
-        <w:rPr>
-          <w:rFonts w:ascii="Times New Roman" w:hAnsi="Times New Roman" w:eastAsia="Times New Roman"/>
-          <w:b w:val="0"/>
-          <w:i w:val="0"/>
-          <w:color w:val="000000"/>
-          <w:sz w:val="23"/>
-        </w:rPr>
-        <w:t>Competitor Analysis</w:t>
-      </w:r>
-    </w:p>
-    <w:p>
-      <w:pPr>
-        <w:pStyle w:val="ListNumber"/>
-        <w:spacing w:after="40"/>
-      </w:pPr>
-      <w:r>
-        <w:rPr>
-          <w:rFonts w:ascii="Times New Roman" w:hAnsi="Times New Roman" w:eastAsia="Times New Roman"/>
-          <w:b w:val="0"/>
-          <w:i w:val="0"/>
-          <w:color w:val="000000"/>
-          <w:sz w:val="23"/>
-        </w:rPr>
-        <w:t>Marketing Strategy</w:t>
-      </w:r>
-    </w:p>
-    <w:p>
-      <w:pPr>
-        <w:pStyle w:val="ListNumber"/>
-        <w:spacing w:after="40"/>
-      </w:pPr>
-      <w:r>
-        <w:rPr>
-          <w:rFonts w:ascii="Times New Roman" w:hAnsi="Times New Roman" w:eastAsia="Times New Roman"/>
-          <w:b w:val="0"/>
-          <w:i w:val="0"/>
-          <w:color w:val="000000"/>
-          <w:sz w:val="23"/>
-        </w:rPr>
-        <w:t>Operations Plan</w:t>
-      </w:r>
-    </w:p>
-    <w:p>
-      <w:pPr>
-        <w:pStyle w:val="ListNumber"/>
-        <w:spacing w:after="40"/>
-      </w:pPr>
-      <w:r>
-        <w:rPr>
-          <w:rFonts w:ascii="Times New Roman" w:hAnsi="Times New Roman" w:eastAsia="Times New Roman"/>
-          <w:b w:val="0"/>
-          <w:i w:val="0"/>
-          <w:color w:val="000000"/>
-          <w:sz w:val="23"/>
-        </w:rPr>
-        <w:t>Customer Experience Framework</w:t>
-      </w:r>
-    </w:p>
-    <w:p>
-      <w:pPr>
-        <w:pStyle w:val="ListNumber"/>
-        <w:spacing w:after="40"/>
-      </w:pPr>
-      <w:r>
-        <w:rPr>
-          <w:rFonts w:ascii="Times New Roman" w:hAnsi="Times New Roman" w:eastAsia="Times New Roman"/>
-          <w:b w:val="0"/>
-          <w:i w:val="0"/>
-          <w:color w:val="000000"/>
-          <w:sz w:val="23"/>
-        </w:rPr>
-        <w:t>Management and Organisation</w:t>
-      </w:r>
-    </w:p>
-    <w:p>
-      <w:pPr>
-        <w:pStyle w:val="ListNumber"/>
-        <w:spacing w:after="40"/>
-      </w:pPr>
-      <w:r>
-        <w:rPr>
-          <w:rFonts w:ascii="Times New Roman" w:hAnsi="Times New Roman" w:eastAsia="Times New Roman"/>
-          <w:b w:val="0"/>
-          <w:i w:val="0"/>
-          <w:color w:val="000000"/>
-          <w:sz w:val="23"/>
-        </w:rPr>
-        <w:t>Financial Plan</w:t>
-      </w:r>
-    </w:p>
-    <w:p>
-      <w:pPr>
-        <w:pStyle w:val="ListNumber"/>
-        <w:spacing w:after="40"/>
-      </w:pPr>
-      <w:r>
-        <w:rPr>
-          <w:rFonts w:ascii="Times New Roman" w:hAnsi="Times New Roman" w:eastAsia="Times New Roman"/>
-          <w:b w:val="0"/>
-          <w:i w:val="0"/>
-          <w:color w:val="000000"/>
-          <w:sz w:val="23"/>
-        </w:rPr>
-        <w:t>Risk Assessment</w:t>
-      </w:r>
-    </w:p>
-    <w:p>
-      <w:pPr>
-        <w:pStyle w:val="ListNumber"/>
-        <w:spacing w:after="40"/>
-      </w:pPr>
-      <w:r>
-        <w:rPr>
-          <w:rFonts w:ascii="Times New Roman" w:hAnsi="Times New Roman" w:eastAsia="Times New Roman"/>
-          <w:b w:val="0"/>
-          <w:i w:val="0"/>
-          <w:color w:val="000000"/>
-          <w:sz w:val="23"/>
-        </w:rPr>
-        <w:t>Technology Roadmap</w:t>
-      </w:r>
-    </w:p>
-    <w:p>
-      <w:pPr>
-        <w:pStyle w:val="ListNumber"/>
-        <w:spacing w:after="40"/>
-      </w:pPr>
-      <w:r>
-        <w:rPr>
-          <w:rFonts w:ascii="Times New Roman" w:hAnsi="Times New Roman" w:eastAsia="Times New Roman"/>
-          <w:b w:val="0"/>
-          <w:i w:val="0"/>
-          <w:color w:val="000000"/>
-          <w:sz w:val="23"/>
-        </w:rPr>
-        <w:t>Growth and Expansion Roadmap</w:t>
-      </w:r>
-    </w:p>
-    <w:p>
-      <w:pPr>
-        <w:pStyle w:val="ListNumber"/>
-        <w:spacing w:after="40"/>
-      </w:pPr>
-      <w:r>
-        <w:rPr>
-          <w:rFonts w:ascii="Times New Roman" w:hAnsi="Times New Roman" w:eastAsia="Times New Roman"/>
-          <w:b w:val="0"/>
-          <w:i w:val="0"/>
-          <w:color w:val="000000"/>
-          <w:sz w:val="23"/>
-        </w:rPr>
-        <w:t>Sustainability and CSR Strategy</w:t>
-      </w:r>
-    </w:p>
-    <w:p>
-      <w:pPr>
-        <w:pStyle w:val="ListNumber"/>
-        <w:spacing w:after="40"/>
-      </w:pPr>
-      <w:r>
-        <w:rPr>
-          <w:rFonts w:ascii="Times New Roman" w:hAnsi="Times New Roman" w:eastAsia="Times New Roman"/>
-          <w:b w:val="0"/>
-          <w:i w:val="0"/>
-          <w:color w:val="000000"/>
-          <w:sz w:val="23"/>
-        </w:rPr>
-        <w:t>Conclusion</w:t>
-      </w:r>
-    </w:p>
-    <w:p>
-      <w:pPr>
-        <w:pStyle w:val="ListNumber"/>
-        <w:spacing w:after="40"/>
-      </w:pPr>
-      <w:r>
-        <w:rPr>
-          <w:rFonts w:ascii="Times New Roman" w:hAnsi="Times New Roman" w:eastAsia="Times New Roman"/>
-          <w:b w:val="0"/>
-          <w:i w:val="0"/>
-          <w:color w:val="000000"/>
-          <w:sz w:val="23"/>
-        </w:rPr>
-        <w:t>References</w:t>
-      </w:r>
-    </w:p>
-    <w:p>
-      <w:r>
-        <w:br w:type="page"/>
-      </w:r>
-    </w:p>
-    <w:p>
-      <w:pPr>
         <w:pStyle w:val="Heading1"/>
         <w:keepNext/>
-        <w:spacing w:before="400"/>
+        <w:spacing w:before="40"/>
         <w:pBdr>
           <w:bottom w:val="single" w:sz="8" w:space="4" w:color="163A6B"/>
         </w:pBdr>
@@ -962,7 +2022,7 @@
           <w:b w:val="0"/>
           <w:i w:val="0"/>
           <w:color w:val="000000"/>
-          <w:sz w:val="23"/>
+          <w:sz w:val="24"/>
         </w:rPr>
         <w:t>BuildWise Constructions Pvt. Ltd. is a technology-enabled construction startup based in Chennai, Tamil Nadu, established in 2026. The company provides residential construction, commercial construction, renovation, interior works, and turnkey project services to individual homeowners, small business owners, and property investors. BuildWise begins as a focused, service-led construction firm and follows a phased growth strategy that introduces digital systems and construction technology only after the business achieves stable revenue and customer trust.</w:t>
       </w:r>
@@ -974,7 +2034,7 @@
           <w:b w:val="0"/>
           <w:i w:val="0"/>
           <w:color w:val="000000"/>
-          <w:sz w:val="23"/>
+          <w:sz w:val="24"/>
         </w:rPr>
         <w:t>The Indian construction sector is among the largest contributors to the national economy and continues to expand steadily on the back of urbanisation, housing demand, and infrastructure investment. Despite this growth, customers frequently encounter unclear pricing, unreliable execution, weak documentation, delayed handovers, and poor communication. BuildWise is built specifically to address these gaps. The company does not compete on the lowest price; it competes on transparency, reliability, professional project management, and long-term customer relationships.</w:t>
       </w:r>
@@ -986,7 +2046,7 @@
           <w:b w:val="0"/>
           <w:i w:val="0"/>
           <w:color w:val="000000"/>
-          <w:sz w:val="23"/>
+          <w:sz w:val="24"/>
         </w:rPr>
         <w:t>The business is founded with a startup capital of ₹1.00 Crore, funded through the promoter's own contribution and support from family and informal investors rather than venture capital. This capital is allocated across office setup, legal registration, engineering software, equipment, marketing, working capital, salaries, and an emergency reserve. The company is expected to reach operational break-even within the first year and to grow revenue from approximately ₹2.0 Crore in Year 1 to ₹8.75 Crore in Year 3, while maintaining conservative and realistic profit margins.</w:t>
       </w:r>
@@ -998,7 +2058,7 @@
           <w:b w:val="0"/>
           <w:i w:val="0"/>
           <w:color w:val="000000"/>
-          <w:sz w:val="23"/>
+          <w:sz w:val="24"/>
         </w:rPr>
         <w:t xml:space="preserve">BuildWise follows a four-phase growth model: </w:t>
       </w:r>
@@ -1008,7 +2068,7 @@
           <w:b/>
           <w:i w:val="0"/>
           <w:color w:val="000000"/>
-          <w:sz w:val="23"/>
+          <w:sz w:val="24"/>
         </w:rPr>
         <w:t>Phase 1 – Business Foundation</w:t>
       </w:r>
@@ -1018,7 +2078,7 @@
           <w:b w:val="0"/>
           <w:i w:val="0"/>
           <w:color w:val="000000"/>
-          <w:sz w:val="23"/>
+          <w:sz w:val="24"/>
         </w:rPr>
         <w:t xml:space="preserve">, focused purely on delivering excellent projects; </w:t>
       </w:r>
@@ -1028,7 +2088,7 @@
           <w:b/>
           <w:i w:val="0"/>
           <w:color w:val="000000"/>
-          <w:sz w:val="23"/>
+          <w:sz w:val="24"/>
         </w:rPr>
         <w:t>Phase 2 – Digital Foundation</w:t>
       </w:r>
@@ -1038,7 +2098,7 @@
           <w:b w:val="0"/>
           <w:i w:val="0"/>
           <w:color w:val="000000"/>
-          <w:sz w:val="23"/>
+          <w:sz w:val="24"/>
         </w:rPr>
         <w:t xml:space="preserve">, introducing a website, customer portal, and digital documentation; </w:t>
       </w:r>
@@ -1048,7 +2108,7 @@
           <w:b/>
           <w:i w:val="0"/>
           <w:color w:val="000000"/>
-          <w:sz w:val="23"/>
+          <w:sz w:val="24"/>
         </w:rPr>
         <w:t>Phase 3 – Technology Integration</w:t>
       </w:r>
@@ -1058,7 +2118,7 @@
           <w:b w:val="0"/>
           <w:i w:val="0"/>
           <w:color w:val="000000"/>
-          <w:sz w:val="23"/>
+          <w:sz w:val="24"/>
         </w:rPr>
         <w:t xml:space="preserve">, adding material tracking, inventory systems, and AI-assisted estimation; and </w:t>
       </w:r>
@@ -1068,7 +2128,7 @@
           <w:b/>
           <w:i w:val="0"/>
           <w:color w:val="000000"/>
-          <w:sz w:val="23"/>
+          <w:sz w:val="24"/>
         </w:rPr>
         <w:t>Phase 4 – Expansion</w:t>
       </w:r>
@@ -1078,7 +2138,7 @@
           <w:b w:val="0"/>
           <w:i w:val="0"/>
           <w:color w:val="000000"/>
-          <w:sz w:val="23"/>
+          <w:sz w:val="24"/>
         </w:rPr>
         <w:t>, scaling across multiple Indian cities with commercial projects, premium housing, and smart construction solutions. Technology is treated as an outcome of business growth, never as a precondition for it.</w:t>
       </w:r>
@@ -1090,16 +2150,21 @@
           <w:b w:val="0"/>
           <w:i w:val="0"/>
           <w:color w:val="000000"/>
-          <w:sz w:val="23"/>
+          <w:sz w:val="24"/>
         </w:rPr>
         <w:t>This report presents a complete and realistic roadmap for building BuildWise from a small, trusted local construction firm into one of India's most reliable technology-enabled construction companies.</w:t>
       </w:r>
     </w:p>
     <w:p>
+      <w:r>
+        <w:br w:type="page"/>
+      </w:r>
+    </w:p>
+    <w:p>
       <w:pPr>
         <w:pStyle w:val="Heading1"/>
         <w:keepNext/>
-        <w:spacing w:before="400"/>
+        <w:spacing w:before="40"/>
         <w:pBdr>
           <w:bottom w:val="single" w:sz="8" w:space="4" w:color="163A6B"/>
         </w:pBdr>
@@ -1125,7 +2190,7 @@
           <w:b/>
           <w:i w:val="0"/>
           <w:color w:val="163A6B"/>
-          <w:sz w:val="28"/>
+          <w:sz w:val="30"/>
         </w:rPr>
         <w:t>2.1 Introduction</w:t>
       </w:r>
@@ -1137,7 +2202,7 @@
           <w:b w:val="0"/>
           <w:i w:val="0"/>
           <w:color w:val="000000"/>
-          <w:sz w:val="23"/>
+          <w:sz w:val="24"/>
         </w:rPr>
         <w:t>BuildWise Constructions Pvt. Ltd. is a construction company that combines engineering discipline with a strong customer-service culture. The company was conceived from a simple observation: while the construction industry is large and growing, the experience of building a home or commercial space in India is often stressful, opaque, and inconsistent. BuildWise aims to make construction a transparent, well-documented, and professionally managed experience.</w:t>
       </w:r>
@@ -1149,7 +2214,7 @@
           <w:b w:val="0"/>
           <w:i w:val="0"/>
           <w:color w:val="000000"/>
-          <w:sz w:val="23"/>
+          <w:sz w:val="24"/>
         </w:rPr>
         <w:t>The company begins operations in Chennai, the capital of Tamil Nadu and one of India's largest metropolitan real-estate markets, with strong and sustained residential and commercial construction activity, before expanding gradually to other Indian cities. The choice of a single-city launch is deliberate. It allows the company to build deep local expertise, establish a reputation through completed projects, and generate referrals before scaling.</w:t>
       </w:r>
@@ -1164,7 +2229,7 @@
           <w:b/>
           <w:i w:val="0"/>
           <w:color w:val="163A6B"/>
-          <w:sz w:val="28"/>
+          <w:sz w:val="30"/>
         </w:rPr>
         <w:t>2.2 Business Snapshot</w:t>
       </w:r>
@@ -1256,7 +2321,7 @@
                 <w:b w:val="0"/>
                 <w:i w:val="0"/>
                 <w:color w:val="000000"/>
-                <w:sz w:val="21"/>
+                <w:sz w:val="22"/>
               </w:rPr>
               <w:t>Company Name</w:t>
             </w:r>
@@ -1278,7 +2343,7 @@
                 <w:b w:val="0"/>
                 <w:i w:val="0"/>
                 <w:color w:val="000000"/>
-                <w:sz w:val="21"/>
+                <w:sz w:val="22"/>
               </w:rPr>
               <w:t>BuildWise Constructions Pvt. Ltd.</w:t>
             </w:r>
@@ -1303,7 +2368,7 @@
                 <w:b w:val="0"/>
                 <w:i w:val="0"/>
                 <w:color w:val="000000"/>
-                <w:sz w:val="21"/>
+                <w:sz w:val="22"/>
               </w:rPr>
               <w:t>Legal Structure</w:t>
             </w:r>
@@ -1326,7 +2391,7 @@
                 <w:b w:val="0"/>
                 <w:i w:val="0"/>
                 <w:color w:val="000000"/>
-                <w:sz w:val="21"/>
+                <w:sz w:val="22"/>
               </w:rPr>
               <w:t>Private Limited Company</w:t>
             </w:r>
@@ -1350,7 +2415,7 @@
                 <w:b w:val="0"/>
                 <w:i w:val="0"/>
                 <w:color w:val="000000"/>
-                <w:sz w:val="21"/>
+                <w:sz w:val="22"/>
               </w:rPr>
               <w:t>Industry</w:t>
             </w:r>
@@ -1372,7 +2437,7 @@
                 <w:b w:val="0"/>
                 <w:i w:val="0"/>
                 <w:color w:val="000000"/>
-                <w:sz w:val="21"/>
+                <w:sz w:val="22"/>
               </w:rPr>
               <w:t>Construction and Real Estate Services</w:t>
             </w:r>
@@ -1397,7 +2462,7 @@
                 <w:b w:val="0"/>
                 <w:i w:val="0"/>
                 <w:color w:val="000000"/>
-                <w:sz w:val="21"/>
+                <w:sz w:val="22"/>
               </w:rPr>
               <w:t>Core Services</w:t>
             </w:r>
@@ -1420,7 +2485,7 @@
                 <w:b w:val="0"/>
                 <w:i w:val="0"/>
                 <w:color w:val="000000"/>
-                <w:sz w:val="21"/>
+                <w:sz w:val="22"/>
               </w:rPr>
               <w:t>Residential, Commercial, Renovation, Interiors, Turnkey</w:t>
             </w:r>
@@ -1444,7 +2509,7 @@
                 <w:b w:val="0"/>
                 <w:i w:val="0"/>
                 <w:color w:val="000000"/>
-                <w:sz w:val="21"/>
+                <w:sz w:val="22"/>
               </w:rPr>
               <w:t>Headquarters</w:t>
             </w:r>
@@ -1466,7 +2531,7 @@
                 <w:b w:val="0"/>
                 <w:i w:val="0"/>
                 <w:color w:val="000000"/>
-                <w:sz w:val="21"/>
+                <w:sz w:val="22"/>
               </w:rPr>
               <w:t>Chennai, Tamil Nadu</w:t>
             </w:r>
@@ -1491,7 +2556,7 @@
                 <w:b w:val="0"/>
                 <w:i w:val="0"/>
                 <w:color w:val="000000"/>
-                <w:sz w:val="21"/>
+                <w:sz w:val="22"/>
               </w:rPr>
               <w:t>Founded</w:t>
             </w:r>
@@ -1514,7 +2579,7 @@
                 <w:b w:val="0"/>
                 <w:i w:val="0"/>
                 <w:color w:val="000000"/>
-                <w:sz w:val="21"/>
+                <w:sz w:val="22"/>
               </w:rPr>
               <w:t>2026</w:t>
             </w:r>
@@ -1538,7 +2603,7 @@
                 <w:b w:val="0"/>
                 <w:i w:val="0"/>
                 <w:color w:val="000000"/>
-                <w:sz w:val="21"/>
+                <w:sz w:val="22"/>
               </w:rPr>
               <w:t>Founding Team</w:t>
             </w:r>
@@ -1560,7 +2625,7 @@
                 <w:b w:val="0"/>
                 <w:i w:val="0"/>
                 <w:color w:val="000000"/>
-                <w:sz w:val="21"/>
+                <w:sz w:val="22"/>
               </w:rPr>
               <w:t>6 members (lean, multi-role)</w:t>
             </w:r>
@@ -1585,7 +2650,7 @@
                 <w:b w:val="0"/>
                 <w:i w:val="0"/>
                 <w:color w:val="000000"/>
-                <w:sz w:val="21"/>
+                <w:sz w:val="22"/>
               </w:rPr>
               <w:t>Startup Capital</w:t>
             </w:r>
@@ -1608,7 +2673,7 @@
                 <w:b w:val="0"/>
                 <w:i w:val="0"/>
                 <w:color w:val="000000"/>
-                <w:sz w:val="21"/>
+                <w:sz w:val="22"/>
               </w:rPr>
               <w:t>₹1.00 Crore</w:t>
             </w:r>
@@ -1632,7 +2697,7 @@
                 <w:b w:val="0"/>
                 <w:i w:val="0"/>
                 <w:color w:val="000000"/>
-                <w:sz w:val="21"/>
+                <w:sz w:val="22"/>
               </w:rPr>
               <w:t>Funding Source</w:t>
             </w:r>
@@ -1654,7 +2719,7 @@
                 <w:b w:val="0"/>
                 <w:i w:val="0"/>
                 <w:color w:val="000000"/>
-                <w:sz w:val="21"/>
+                <w:sz w:val="22"/>
               </w:rPr>
               <w:t>Promoter and informal investment (no venture capital)</w:t>
             </w:r>
@@ -1679,7 +2744,7 @@
                 <w:b w:val="0"/>
                 <w:i w:val="0"/>
                 <w:color w:val="000000"/>
-                <w:sz w:val="21"/>
+                <w:sz w:val="22"/>
               </w:rPr>
               <w:t>Target Customers</w:t>
             </w:r>
@@ -1702,7 +2767,7 @@
                 <w:b w:val="0"/>
                 <w:i w:val="0"/>
                 <w:color w:val="000000"/>
-                <w:sz w:val="21"/>
+                <w:sz w:val="22"/>
               </w:rPr>
               <w:t>Homeowners, small businesses, investors, NRIs</w:t>
             </w:r>
@@ -1726,7 +2791,7 @@
                 <w:b w:val="0"/>
                 <w:i w:val="0"/>
                 <w:color w:val="000000"/>
-                <w:sz w:val="21"/>
+                <w:sz w:val="22"/>
               </w:rPr>
               <w:t>Positioning</w:t>
             </w:r>
@@ -1748,7 +2813,7 @@
                 <w:b w:val="0"/>
                 <w:i w:val="0"/>
                 <w:color w:val="000000"/>
-                <w:sz w:val="21"/>
+                <w:sz w:val="22"/>
               </w:rPr>
               <w:t>The trusted bridge between large firms and local contractors</w:t>
             </w:r>
@@ -1771,7 +2836,7 @@
           <w:b/>
           <w:i w:val="0"/>
           <w:color w:val="163A6B"/>
-          <w:sz w:val="28"/>
+          <w:sz w:val="30"/>
         </w:rPr>
         <w:t>2.3 Company Mission</w:t>
       </w:r>
@@ -1783,7 +2848,7 @@
           <w:b w:val="0"/>
           <w:i w:val="0"/>
           <w:color w:val="000000"/>
-          <w:sz w:val="23"/>
+          <w:sz w:val="24"/>
         </w:rPr>
         <w:t>To provide transparent, reliable, high-quality, and customer-centric construction services while gradually transforming into one of India's most trusted technology-enabled construction companies.</w:t>
       </w:r>
@@ -1798,7 +2863,7 @@
           <w:b/>
           <w:i w:val="0"/>
           <w:color w:val="163A6B"/>
-          <w:sz w:val="28"/>
+          <w:sz w:val="30"/>
         </w:rPr>
         <w:t>2.4 Company Vision</w:t>
       </w:r>
@@ -1810,7 +2875,7 @@
           <w:b w:val="0"/>
           <w:i w:val="0"/>
           <w:color w:val="000000"/>
-          <w:sz w:val="23"/>
+          <w:sz w:val="24"/>
         </w:rPr>
         <w:t>To become one of India's most trusted construction companies by combining engineering excellence, customer satisfaction, sustainable practices, and practical technology adoption.</w:t>
       </w:r>
@@ -1825,7 +2890,7 @@
           <w:b/>
           <w:i w:val="0"/>
           <w:color w:val="163A6B"/>
-          <w:sz w:val="28"/>
+          <w:sz w:val="30"/>
         </w:rPr>
         <w:t>2.5 Core Values</w:t>
       </w:r>
@@ -1841,7 +2906,7 @@
           <w:b/>
           <w:i w:val="0"/>
           <w:color w:val="000000"/>
-          <w:sz w:val="23"/>
+          <w:sz w:val="24"/>
         </w:rPr>
         <w:t>Transparency:</w:t>
       </w:r>
@@ -1851,7 +2916,7 @@
           <w:b w:val="0"/>
           <w:i w:val="0"/>
           <w:color w:val="000000"/>
-          <w:sz w:val="23"/>
+          <w:sz w:val="24"/>
         </w:rPr>
         <w:t xml:space="preserve"> Clear pricing, honest timelines, and open communication at every stage.</w:t>
       </w:r>
@@ -1867,7 +2932,7 @@
           <w:b/>
           <w:i w:val="0"/>
           <w:color w:val="000000"/>
-          <w:sz w:val="23"/>
+          <w:sz w:val="24"/>
         </w:rPr>
         <w:t>Reliability:</w:t>
       </w:r>
@@ -1877,7 +2942,7 @@
           <w:b w:val="0"/>
           <w:i w:val="0"/>
           <w:color w:val="000000"/>
-          <w:sz w:val="23"/>
+          <w:sz w:val="24"/>
         </w:rPr>
         <w:t xml:space="preserve"> Doing what we promise, and delivering on schedule and within budget.</w:t>
       </w:r>
@@ -1893,7 +2958,7 @@
           <w:b/>
           <w:i w:val="0"/>
           <w:color w:val="000000"/>
-          <w:sz w:val="23"/>
+          <w:sz w:val="24"/>
         </w:rPr>
         <w:t>Quality:</w:t>
       </w:r>
@@ -1903,7 +2968,7 @@
           <w:b w:val="0"/>
           <w:i w:val="0"/>
           <w:color w:val="000000"/>
-          <w:sz w:val="23"/>
+          <w:sz w:val="24"/>
         </w:rPr>
         <w:t xml:space="preserve"> Sound engineering, good materials, and rigorous inspection.</w:t>
       </w:r>
@@ -1919,7 +2984,7 @@
           <w:b/>
           <w:i w:val="0"/>
           <w:color w:val="000000"/>
-          <w:sz w:val="23"/>
+          <w:sz w:val="24"/>
         </w:rPr>
         <w:t>Customer-First Approach:</w:t>
       </w:r>
@@ -1929,7 +2994,7 @@
           <w:b w:val="0"/>
           <w:i w:val="0"/>
           <w:color w:val="000000"/>
-          <w:sz w:val="23"/>
+          <w:sz w:val="24"/>
         </w:rPr>
         <w:t xml:space="preserve"> Treating every project as if it were our own.</w:t>
       </w:r>
@@ -1945,7 +3010,7 @@
           <w:b/>
           <w:i w:val="0"/>
           <w:color w:val="000000"/>
-          <w:sz w:val="23"/>
+          <w:sz w:val="24"/>
         </w:rPr>
         <w:t>Integrity:</w:t>
       </w:r>
@@ -1955,7 +3020,7 @@
           <w:b w:val="0"/>
           <w:i w:val="0"/>
           <w:color w:val="000000"/>
-          <w:sz w:val="23"/>
+          <w:sz w:val="24"/>
         </w:rPr>
         <w:t xml:space="preserve"> No hidden charges, no shortcuts, no compromise on safety.</w:t>
       </w:r>
@@ -1971,7 +3036,7 @@
           <w:b/>
           <w:i w:val="0"/>
           <w:color w:val="000000"/>
-          <w:sz w:val="23"/>
+          <w:sz w:val="24"/>
         </w:rPr>
         <w:t>Continuous Improvement:</w:t>
       </w:r>
@@ -1981,7 +3046,7 @@
           <w:b w:val="0"/>
           <w:i w:val="0"/>
           <w:color w:val="000000"/>
-          <w:sz w:val="23"/>
+          <w:sz w:val="24"/>
         </w:rPr>
         <w:t xml:space="preserve"> Learning from every project and adopting technology when it genuinely helps.</w:t>
       </w:r>
@@ -1996,7 +3061,7 @@
           <w:b/>
           <w:i w:val="0"/>
           <w:color w:val="163A6B"/>
-          <w:sz w:val="28"/>
+          <w:sz w:val="30"/>
         </w:rPr>
         <w:t>2.6 Business Objectives</w:t>
       </w:r>
@@ -2012,7 +3077,7 @@
           <w:b/>
           <w:i w:val="0"/>
           <w:color w:val="000000"/>
-          <w:sz w:val="23"/>
+          <w:sz w:val="24"/>
         </w:rPr>
         <w:t>Short-term (Year 1):</w:t>
       </w:r>
@@ -2022,7 +3087,7 @@
           <w:b w:val="0"/>
           <w:i w:val="0"/>
           <w:color w:val="000000"/>
-          <w:sz w:val="23"/>
+          <w:sz w:val="24"/>
         </w:rPr>
         <w:t xml:space="preserve"> Complete initial residential and interior projects successfully, achieve break-even, and build a portfolio of satisfied customers who generate referrals.</w:t>
       </w:r>
@@ -2038,7 +3103,7 @@
           <w:b/>
           <w:i w:val="0"/>
           <w:color w:val="000000"/>
-          <w:sz w:val="23"/>
+          <w:sz w:val="24"/>
         </w:rPr>
         <w:t>Medium-term (Years 2–3):</w:t>
       </w:r>
@@ -2048,7 +3113,7 @@
           <w:b w:val="0"/>
           <w:i w:val="0"/>
           <w:color w:val="000000"/>
-          <w:sz w:val="23"/>
+          <w:sz w:val="24"/>
         </w:rPr>
         <w:t xml:space="preserve"> Strengthen the brand, expand the workforce, introduce digital systems, and open a second branch.</w:t>
       </w:r>
@@ -2064,7 +3129,7 @@
           <w:b/>
           <w:i w:val="0"/>
           <w:color w:val="000000"/>
-          <w:sz w:val="23"/>
+          <w:sz w:val="24"/>
         </w:rPr>
         <w:t>Long-term (Years 4–5):</w:t>
       </w:r>
@@ -2074,7 +3139,7 @@
           <w:b w:val="0"/>
           <w:i w:val="0"/>
           <w:color w:val="000000"/>
-          <w:sz w:val="23"/>
+          <w:sz w:val="24"/>
         </w:rPr>
         <w:t xml:space="preserve"> Expand across multiple Indian cities, enter commercial and premium housing segments, and adopt smart and sustainable construction technologies.</w:t>
       </w:r>
@@ -2089,7 +3154,7 @@
           <w:b/>
           <w:i w:val="0"/>
           <w:color w:val="163A6B"/>
-          <w:sz w:val="28"/>
+          <w:sz w:val="30"/>
         </w:rPr>
         <w:t>2.7 Company Philosophy</w:t>
       </w:r>
@@ -2101,7 +3166,7 @@
           <w:b w:val="0"/>
           <w:i w:val="0"/>
           <w:color w:val="000000"/>
-          <w:sz w:val="23"/>
+          <w:sz w:val="24"/>
         </w:rPr>
         <w:t xml:space="preserve">BuildWise is guided by a simple, enduring motto: </w:t>
       </w:r>
@@ -2111,7 +3176,7 @@
           <w:b w:val="0"/>
           <w:i/>
           <w:color w:val="000000"/>
-          <w:sz w:val="23"/>
+          <w:sz w:val="24"/>
         </w:rPr>
         <w:t>"Building Trust, Brick by Brick."</w:t>
       </w:r>
@@ -2121,16 +3186,21 @@
           <w:b w:val="0"/>
           <w:i w:val="0"/>
           <w:color w:val="000000"/>
-          <w:sz w:val="23"/>
+          <w:sz w:val="24"/>
         </w:rPr>
         <w:t xml:space="preserve"> The company believes that trust in construction is not won through advertising or promises, but earned gradually — through transparent pricing, honest communication, disciplined execution, and consistent quality on every project. This philosophy shapes how the company grows: reputation first, revenue next, and technology only when it genuinely strengthens the customer experience. Each completed project is treated as one more block in a long-term relationship with the customer and the wider community.</w:t>
       </w:r>
     </w:p>
     <w:p>
+      <w:r>
+        <w:br w:type="page"/>
+      </w:r>
+    </w:p>
+    <w:p>
       <w:pPr>
         <w:pStyle w:val="Heading1"/>
         <w:keepNext/>
-        <w:spacing w:before="400"/>
+        <w:spacing w:before="40"/>
         <w:pBdr>
           <w:bottom w:val="single" w:sz="8" w:space="4" w:color="163A6B"/>
         </w:pBdr>
@@ -2156,7 +3226,7 @@
           <w:b/>
           <w:i w:val="0"/>
           <w:color w:val="163A6B"/>
-          <w:sz w:val="28"/>
+          <w:sz w:val="30"/>
         </w:rPr>
         <w:t>3.1 Overview of the Indian Construction Industry</w:t>
       </w:r>
@@ -2168,7 +3238,7 @@
           <w:b w:val="0"/>
           <w:i w:val="0"/>
           <w:color w:val="000000"/>
-          <w:sz w:val="23"/>
+          <w:sz w:val="24"/>
         </w:rPr>
         <w:t>Construction is one of the largest sectors of the Indian economy and a major source of employment. Industry estimates place the Indian construction market at roughly USD 685 billion in 2025, with projections of continued expansion at a compound annual growth rate of close to 6.9% over the following years [1]. Some analyses report even stronger near-term momentum, with the market growing by around 11% to approximately INR 25.31 trillion in 2025 [4]. The residential segment alone was valued at around USD 264 billion in 2025 and is expected to grow steadily through the decade [2].</w:t>
       </w:r>
@@ -2180,9 +3250,66 @@
           <w:b w:val="0"/>
           <w:i w:val="0"/>
           <w:color w:val="000000"/>
-          <w:sz w:val="23"/>
+          <w:sz w:val="24"/>
         </w:rPr>
         <w:t>This growth is driven by rapid urbanisation, a rising middle class, increased demand for quality housing, government infrastructure spending, and growing interest in sustainable and smart buildings. The smart home segment in particular has been growing at a high rate, reflecting evolving customer expectations [3]. For a new construction company, this environment offers a large and expanding market, provided the company can differentiate itself through service quality and trust.</w:t>
+      </w:r>
+    </w:p>
+    <w:p>
+      <w:pPr>
+        <w:keepNext/>
+        <w:spacing w:before="160" w:after="40"/>
+        <w:jc w:val="center"/>
+      </w:pPr>
+      <w:r>
+        <w:drawing>
+          <wp:inline xmlns:a="http://schemas.openxmlformats.org/drawingml/2006/main" xmlns:pic="http://schemas.openxmlformats.org/drawingml/2006/picture">
+            <wp:extent cx="5852160" cy="3034794"/>
+            <wp:docPr id="1" name="Picture 1"/>
+            <wp:cNvGraphicFramePr>
+              <a:graphicFrameLocks noChangeAspect="1"/>
+            </wp:cNvGraphicFramePr>
+            <a:graphic>
+              <a:graphicData uri="http://schemas.openxmlformats.org/drawingml/2006/picture">
+                <pic:pic>
+                  <pic:nvPicPr>
+                    <pic:cNvPr id="0" name="market_overview.png"/>
+                    <pic:cNvPicPr/>
+                  </pic:nvPicPr>
+                  <pic:blipFill>
+                    <a:blip r:embed="rId11"/>
+                    <a:stretch>
+                      <a:fillRect/>
+                    </a:stretch>
+                  </pic:blipFill>
+                  <pic:spPr>
+                    <a:xfrm>
+                      <a:off x="0" y="0"/>
+                      <a:ext cx="5852160" cy="3034794"/>
+                    </a:xfrm>
+                    <a:prstGeom prst="rect"/>
+                  </pic:spPr>
+                </pic:pic>
+              </a:graphicData>
+            </a:graphic>
+          </wp:inline>
+        </w:drawing>
+      </w:r>
+    </w:p>
+    <w:p>
+      <w:pPr>
+        <w:spacing w:after="240"/>
+        <w:jc w:val="center"/>
+      </w:pPr>
+      <w:r>
+        <w:rPr>
+          <w:rFonts w:ascii="Times New Roman" w:hAnsi="Times New Roman" w:eastAsia="Times New Roman"/>
+          <w:b w:val="0"/>
+          <w:i/>
+          <w:color w:val="595959"/>
+          <w:sz w:val="22"/>
+        </w:rPr>
+        <w:t>Figure 1: Size of the Indian construction market and its residential segment in 2025.</w:t>
       </w:r>
     </w:p>
     <w:p>
@@ -2195,7 +3322,7 @@
           <w:b/>
           <w:i w:val="0"/>
           <w:color w:val="163A6B"/>
-          <w:sz w:val="28"/>
+          <w:sz w:val="30"/>
         </w:rPr>
         <w:t>3.2 Market Trends</w:t>
       </w:r>
@@ -2211,7 +3338,7 @@
           <w:b/>
           <w:i w:val="0"/>
           <w:color w:val="000000"/>
-          <w:sz w:val="23"/>
+          <w:sz w:val="24"/>
         </w:rPr>
         <w:t>Demand for transparency:</w:t>
       </w:r>
@@ -2221,7 +3348,7 @@
           <w:b w:val="0"/>
           <w:i w:val="0"/>
           <w:color w:val="000000"/>
-          <w:sz w:val="23"/>
+          <w:sz w:val="24"/>
         </w:rPr>
         <w:t xml:space="preserve"> Customers increasingly expect clear pricing, documentation, and regular updates.</w:t>
       </w:r>
@@ -2237,7 +3364,7 @@
           <w:b/>
           <w:i w:val="0"/>
           <w:color w:val="000000"/>
-          <w:sz w:val="23"/>
+          <w:sz w:val="24"/>
         </w:rPr>
         <w:t>Rising input costs:</w:t>
       </w:r>
@@ -2247,7 +3374,7 @@
           <w:b w:val="0"/>
           <w:i w:val="0"/>
           <w:color w:val="000000"/>
-          <w:sz w:val="23"/>
+          <w:sz w:val="24"/>
         </w:rPr>
         <w:t xml:space="preserve"> Construction costs are projected to rise by around 3–5% in 2026, driven largely by labour cost inflation, making accurate estimation and disciplined project management essential [5].</w:t>
       </w:r>
@@ -2263,7 +3390,7 @@
           <w:b/>
           <w:i w:val="0"/>
           <w:color w:val="000000"/>
-          <w:sz w:val="23"/>
+          <w:sz w:val="24"/>
         </w:rPr>
         <w:t>Quality awareness:</w:t>
       </w:r>
@@ -2273,7 +3400,7 @@
           <w:b w:val="0"/>
           <w:i w:val="0"/>
           <w:color w:val="000000"/>
-          <w:sz w:val="23"/>
+          <w:sz w:val="24"/>
         </w:rPr>
         <w:t xml:space="preserve"> Independent analyses note that only a small share of Indian construction projects undergo third-party quality audits, highlighting both a gap and an opportunity for firms that prioritise quality assurance [6].</w:t>
       </w:r>
@@ -2289,7 +3416,7 @@
           <w:b/>
           <w:i w:val="0"/>
           <w:color w:val="000000"/>
-          <w:sz w:val="23"/>
+          <w:sz w:val="24"/>
         </w:rPr>
         <w:t>Digital adoption:</w:t>
       </w:r>
@@ -2299,7 +3426,7 @@
           <w:b w:val="0"/>
           <w:i w:val="0"/>
           <w:color w:val="000000"/>
-          <w:sz w:val="23"/>
+          <w:sz w:val="24"/>
         </w:rPr>
         <w:t xml:space="preserve"> Buyers are more comfortable with digital documentation, online updates, and customer portals than ever before.</w:t>
       </w:r>
@@ -2315,7 +3442,7 @@
           <w:b/>
           <w:i w:val="0"/>
           <w:color w:val="000000"/>
-          <w:sz w:val="23"/>
+          <w:sz w:val="24"/>
         </w:rPr>
         <w:t>Sustainability:</w:t>
       </w:r>
@@ -2325,7 +3452,7 @@
           <w:b w:val="0"/>
           <w:i w:val="0"/>
           <w:color w:val="000000"/>
-          <w:sz w:val="23"/>
+          <w:sz w:val="24"/>
         </w:rPr>
         <w:t xml:space="preserve"> Green materials, energy efficiency, and smart-home features are gradually shifting from premium add-ons to mainstream expectations.</w:t>
       </w:r>
@@ -2340,7 +3467,7 @@
           <w:b/>
           <w:i w:val="0"/>
           <w:color w:val="163A6B"/>
-          <w:sz w:val="28"/>
+          <w:sz w:val="30"/>
         </w:rPr>
         <w:t>3.3 Target Market</w:t>
       </w:r>
@@ -2352,7 +3479,7 @@
           <w:b w:val="0"/>
           <w:i w:val="0"/>
           <w:color w:val="000000"/>
-          <w:sz w:val="23"/>
+          <w:sz w:val="24"/>
         </w:rPr>
         <w:t>BuildWise focuses on the following customer segments:</w:t>
       </w:r>
@@ -2368,7 +3495,7 @@
           <w:b/>
           <w:i w:val="0"/>
           <w:color w:val="000000"/>
-          <w:sz w:val="23"/>
+          <w:sz w:val="24"/>
         </w:rPr>
         <w:t>Residential customers</w:t>
       </w:r>
@@ -2378,7 +3505,7 @@
           <w:b w:val="0"/>
           <w:i w:val="0"/>
           <w:color w:val="000000"/>
-          <w:sz w:val="23"/>
+          <w:sz w:val="24"/>
         </w:rPr>
         <w:t xml:space="preserve"> building individual homes.</w:t>
       </w:r>
@@ -2394,7 +3521,7 @@
           <w:b/>
           <w:i w:val="0"/>
           <w:color w:val="000000"/>
-          <w:sz w:val="23"/>
+          <w:sz w:val="24"/>
         </w:rPr>
         <w:t>Commercial customers</w:t>
       </w:r>
@@ -2404,7 +3531,7 @@
           <w:b w:val="0"/>
           <w:i w:val="0"/>
           <w:color w:val="000000"/>
-          <w:sz w:val="23"/>
+          <w:sz w:val="24"/>
         </w:rPr>
         <w:t xml:space="preserve"> developing offices, shops, and small commercial spaces.</w:t>
       </w:r>
@@ -2420,7 +3547,7 @@
           <w:b/>
           <w:i w:val="0"/>
           <w:color w:val="000000"/>
-          <w:sz w:val="23"/>
+          <w:sz w:val="24"/>
         </w:rPr>
         <w:t>Small business owners</w:t>
       </w:r>
@@ -2430,7 +3557,7 @@
           <w:b w:val="0"/>
           <w:i w:val="0"/>
           <w:color w:val="000000"/>
-          <w:sz w:val="23"/>
+          <w:sz w:val="24"/>
         </w:rPr>
         <w:t xml:space="preserve"> requiring functional, cost-effective construction and fit-outs.</w:t>
       </w:r>
@@ -2446,7 +3573,7 @@
           <w:b/>
           <w:i w:val="0"/>
           <w:color w:val="000000"/>
-          <w:sz w:val="23"/>
+          <w:sz w:val="24"/>
         </w:rPr>
         <w:t>Property investors</w:t>
       </w:r>
@@ -2456,7 +3583,7 @@
           <w:b w:val="0"/>
           <w:i w:val="0"/>
           <w:color w:val="000000"/>
-          <w:sz w:val="23"/>
+          <w:sz w:val="24"/>
         </w:rPr>
         <w:t xml:space="preserve"> constructing rental or resale properties.</w:t>
       </w:r>
@@ -2472,7 +3599,7 @@
           <w:b/>
           <w:i w:val="0"/>
           <w:color w:val="000000"/>
-          <w:sz w:val="23"/>
+          <w:sz w:val="24"/>
         </w:rPr>
         <w:t>NRIs</w:t>
       </w:r>
@@ -2482,7 +3609,7 @@
           <w:b w:val="0"/>
           <w:i w:val="0"/>
           <w:color w:val="000000"/>
-          <w:sz w:val="23"/>
+          <w:sz w:val="24"/>
         </w:rPr>
         <w:t xml:space="preserve"> building homes in India who need trustworthy, remotely manageable execution.</w:t>
       </w:r>
@@ -2498,7 +3625,7 @@
           <w:b/>
           <w:i w:val="0"/>
           <w:color w:val="000000"/>
-          <w:sz w:val="23"/>
+          <w:sz w:val="24"/>
         </w:rPr>
         <w:t>Middle and upper-middle-income customers</w:t>
       </w:r>
@@ -2508,7 +3635,7 @@
           <w:b w:val="0"/>
           <w:i w:val="0"/>
           <w:color w:val="000000"/>
-          <w:sz w:val="23"/>
+          <w:sz w:val="24"/>
         </w:rPr>
         <w:t xml:space="preserve"> who value quality and transparency over the lowest price.</w:t>
       </w:r>
@@ -2523,7 +3650,7 @@
           <w:b/>
           <w:i w:val="0"/>
           <w:color w:val="163A6B"/>
-          <w:sz w:val="28"/>
+          <w:sz w:val="30"/>
         </w:rPr>
         <w:t>3.4 Market Position</w:t>
       </w:r>
@@ -2535,7 +3662,7 @@
           <w:b w:val="0"/>
           <w:i w:val="0"/>
           <w:color w:val="000000"/>
-          <w:sz w:val="23"/>
+          <w:sz w:val="24"/>
         </w:rPr>
         <w:t>BuildWise deliberately avoids competing on price. Instead, the company positions itself on:</w:t>
       </w:r>
@@ -2551,7 +3678,7 @@
           <w:b w:val="0"/>
           <w:i w:val="0"/>
           <w:color w:val="000000"/>
-          <w:sz w:val="23"/>
+          <w:sz w:val="24"/>
         </w:rPr>
         <w:t>Transparency</w:t>
       </w:r>
@@ -2567,7 +3694,7 @@
           <w:b w:val="0"/>
           <w:i w:val="0"/>
           <w:color w:val="000000"/>
-          <w:sz w:val="23"/>
+          <w:sz w:val="24"/>
         </w:rPr>
         <w:t>Trust</w:t>
       </w:r>
@@ -2583,7 +3710,7 @@
           <w:b w:val="0"/>
           <w:i w:val="0"/>
           <w:color w:val="000000"/>
-          <w:sz w:val="23"/>
+          <w:sz w:val="24"/>
         </w:rPr>
         <w:t>Professional communication</w:t>
       </w:r>
@@ -2599,7 +3726,7 @@
           <w:b w:val="0"/>
           <w:i w:val="0"/>
           <w:color w:val="000000"/>
-          <w:sz w:val="23"/>
+          <w:sz w:val="24"/>
         </w:rPr>
         <w:t>Quality construction</w:t>
       </w:r>
@@ -2615,7 +3742,7 @@
           <w:b w:val="0"/>
           <w:i w:val="0"/>
           <w:color w:val="000000"/>
-          <w:sz w:val="23"/>
+          <w:sz w:val="24"/>
         </w:rPr>
         <w:t>Strong customer relationships</w:t>
       </w:r>
@@ -2631,7 +3758,7 @@
           <w:b w:val="0"/>
           <w:i w:val="0"/>
           <w:color w:val="000000"/>
-          <w:sz w:val="23"/>
+          <w:sz w:val="24"/>
         </w:rPr>
         <w:t>Reliable project delivery</w:t>
       </w:r>
@@ -2647,7 +3774,7 @@
           <w:b w:val="0"/>
           <w:i w:val="0"/>
           <w:color w:val="000000"/>
-          <w:sz w:val="23"/>
+          <w:sz w:val="24"/>
         </w:rPr>
         <w:t>Practical technology (introduced when appropriate)</w:t>
       </w:r>
@@ -2659,7 +3786,7 @@
           <w:b w:val="0"/>
           <w:i w:val="0"/>
           <w:color w:val="000000"/>
-          <w:sz w:val="23"/>
+          <w:sz w:val="24"/>
         </w:rPr>
         <w:t>The company positions itself as the dependable middle ground between large, expensive corporate builders and inexpensive but unreliable local contractors.</w:t>
       </w:r>
@@ -2674,7 +3801,7 @@
           <w:b/>
           <w:i w:val="0"/>
           <w:color w:val="163A6B"/>
-          <w:sz w:val="28"/>
+          <w:sz w:val="30"/>
         </w:rPr>
         <w:t>3.5 PESTLE Analysis</w:t>
       </w:r>
@@ -2766,7 +3893,7 @@
                 <w:b/>
                 <w:i w:val="0"/>
                 <w:color w:val="000000"/>
-                <w:sz w:val="21"/>
+                <w:sz w:val="22"/>
               </w:rPr>
               <w:t>Political</w:t>
             </w:r>
@@ -2788,7 +3915,7 @@
                 <w:b w:val="0"/>
                 <w:i w:val="0"/>
                 <w:color w:val="000000"/>
-                <w:sz w:val="21"/>
+                <w:sz w:val="22"/>
               </w:rPr>
               <w:t>Supportive government housing and infrastructure schemes; regulatory compliance (RERA, GST, labour codes) is essential.</w:t>
             </w:r>
@@ -2813,7 +3940,7 @@
                 <w:b/>
                 <w:i w:val="0"/>
                 <w:color w:val="000000"/>
-                <w:sz w:val="21"/>
+                <w:sz w:val="22"/>
               </w:rPr>
               <w:t>Economic</w:t>
             </w:r>
@@ -2836,7 +3963,7 @@
                 <w:b w:val="0"/>
                 <w:i w:val="0"/>
                 <w:color w:val="000000"/>
-                <w:sz w:val="21"/>
+                <w:sz w:val="22"/>
               </w:rPr>
               <w:t>Growing economy and housing demand support revenue; input-cost inflation must be managed through disciplined estimation.</w:t>
             </w:r>
@@ -2860,7 +3987,7 @@
                 <w:b/>
                 <w:i w:val="0"/>
                 <w:color w:val="000000"/>
-                <w:sz w:val="21"/>
+                <w:sz w:val="22"/>
               </w:rPr>
               <w:t>Social</w:t>
             </w:r>
@@ -2882,7 +4009,7 @@
                 <w:b w:val="0"/>
                 <w:i w:val="0"/>
                 <w:color w:val="000000"/>
-                <w:sz w:val="21"/>
+                <w:sz w:val="22"/>
               </w:rPr>
               <w:t>Rising aspirations for quality homes and greater demand for transparency favour a trust-led brand.</w:t>
             </w:r>
@@ -2907,7 +4034,7 @@
                 <w:b/>
                 <w:i w:val="0"/>
                 <w:color w:val="000000"/>
-                <w:sz w:val="21"/>
+                <w:sz w:val="22"/>
               </w:rPr>
               <w:t>Technological</w:t>
             </w:r>
@@ -2930,7 +4057,7 @@
                 <w:b w:val="0"/>
                 <w:i w:val="0"/>
                 <w:color w:val="000000"/>
-                <w:sz w:val="21"/>
+                <w:sz w:val="22"/>
               </w:rPr>
               <w:t>Availability of design software, project-management tools, and affordable digital systems enables phased tech adoption.</w:t>
             </w:r>
@@ -2954,7 +4081,7 @@
                 <w:b/>
                 <w:i w:val="0"/>
                 <w:color w:val="000000"/>
-                <w:sz w:val="21"/>
+                <w:sz w:val="22"/>
               </w:rPr>
               <w:t>Legal</w:t>
             </w:r>
@@ -2976,7 +4103,7 @@
                 <w:b w:val="0"/>
                 <w:i w:val="0"/>
                 <w:color w:val="000000"/>
-                <w:sz w:val="21"/>
+                <w:sz w:val="22"/>
               </w:rPr>
               <w:t>Building approvals, contracts, safety regulations, and labour laws require careful compliance and documentation.</w:t>
             </w:r>
@@ -3001,7 +4128,7 @@
                 <w:b/>
                 <w:i w:val="0"/>
                 <w:color w:val="000000"/>
-                <w:sz w:val="21"/>
+                <w:sz w:val="22"/>
               </w:rPr>
               <w:t>Environmental</w:t>
             </w:r>
@@ -3024,7 +4151,7 @@
                 <w:b w:val="0"/>
                 <w:i w:val="0"/>
                 <w:color w:val="000000"/>
-                <w:sz w:val="21"/>
+                <w:sz w:val="22"/>
               </w:rPr>
               <w:t>Increasing focus on sustainable materials, energy efficiency, and green certifications creates future opportunities.</w:t>
             </w:r>
@@ -3047,7 +4174,7 @@
           <w:b/>
           <w:i w:val="0"/>
           <w:color w:val="163A6B"/>
-          <w:sz w:val="28"/>
+          <w:sz w:val="30"/>
         </w:rPr>
         <w:t>3.6 Chennai and Tamil Nadu Market Focus</w:t>
       </w:r>
@@ -3059,7 +4186,7 @@
           <w:b w:val="0"/>
           <w:i w:val="0"/>
           <w:color w:val="000000"/>
-          <w:sz w:val="23"/>
+          <w:sz w:val="24"/>
         </w:rPr>
         <w:t>BuildWise launches in Chennai, one of India's most active metropolitan construction markets and the commercial and industrial hub of Tamil Nadu. The city and its surrounding districts continue to see steady demand for independent homes, gated developments, commercial spaces, and renovation work. This demand is supported by a large information-technology and manufacturing workforce, significant investment from non-resident Indians in property, and continued suburban expansion along established growth corridors such as the OMR (IT corridor), GST Road, and the western suburbs.</w:t>
       </w:r>
@@ -3071,16 +4198,21 @@
           <w:b w:val="0"/>
           <w:i w:val="0"/>
           <w:color w:val="000000"/>
-          <w:sz w:val="23"/>
+          <w:sz w:val="24"/>
         </w:rPr>
         <w:t>Tamil Nadu also offers a relatively organised regulatory environment, including RERA registration and structured municipal approvals, which rewards builders who can provide transparent documentation and professional project management. This makes Chennai a strong launch market for a trust-led construction company, while also providing a natural base for later expansion into other Tamil Nadu cities such as Coimbatore and Madurai, and subsequently into other Indian metropolitan markets.</w:t>
       </w:r>
     </w:p>
     <w:p>
+      <w:r>
+        <w:br w:type="page"/>
+      </w:r>
+    </w:p>
+    <w:p>
       <w:pPr>
         <w:pStyle w:val="Heading1"/>
         <w:keepNext/>
-        <w:spacing w:before="400"/>
+        <w:spacing w:before="40"/>
         <w:pBdr>
           <w:bottom w:val="single" w:sz="8" w:space="4" w:color="163A6B"/>
         </w:pBdr>
@@ -3106,7 +4238,7 @@
           <w:b/>
           <w:i w:val="0"/>
           <w:color w:val="163A6B"/>
-          <w:sz w:val="28"/>
+          <w:sz w:val="30"/>
         </w:rPr>
         <w:t>4.1 Problems in the Current Market</w:t>
       </w:r>
@@ -3118,7 +4250,7 @@
           <w:b w:val="0"/>
           <w:i w:val="0"/>
           <w:color w:val="000000"/>
-          <w:sz w:val="23"/>
+          <w:sz w:val="24"/>
         </w:rPr>
         <w:t>The construction experience in India, particularly for individual and small commercial customers, is frequently affected by:</w:t>
       </w:r>
@@ -3134,7 +4266,7 @@
           <w:b/>
           <w:i w:val="0"/>
           <w:color w:val="000000"/>
-          <w:sz w:val="23"/>
+          <w:sz w:val="24"/>
         </w:rPr>
         <w:t>Poor communication</w:t>
       </w:r>
@@ -3144,7 +4276,7 @@
           <w:b w:val="0"/>
           <w:i w:val="0"/>
           <w:color w:val="000000"/>
-          <w:sz w:val="23"/>
+          <w:sz w:val="24"/>
         </w:rPr>
         <w:t xml:space="preserve"> between the builder and the customer.</w:t>
       </w:r>
@@ -3160,7 +4292,7 @@
           <w:b/>
           <w:i w:val="0"/>
           <w:color w:val="000000"/>
-          <w:sz w:val="23"/>
+          <w:sz w:val="24"/>
         </w:rPr>
         <w:t>Hidden charges</w:t>
       </w:r>
@@ -3170,7 +4302,7 @@
           <w:b w:val="0"/>
           <w:i w:val="0"/>
           <w:color w:val="000000"/>
-          <w:sz w:val="23"/>
+          <w:sz w:val="24"/>
         </w:rPr>
         <w:t xml:space="preserve"> that inflate the final cost beyond the initial quotation.</w:t>
       </w:r>
@@ -3186,7 +4318,7 @@
           <w:b/>
           <w:i w:val="0"/>
           <w:color w:val="000000"/>
-          <w:sz w:val="23"/>
+          <w:sz w:val="24"/>
         </w:rPr>
         <w:t>Delayed completion</w:t>
       </w:r>
@@ -3196,7 +4328,7 @@
           <w:b w:val="0"/>
           <w:i w:val="0"/>
           <w:color w:val="000000"/>
-          <w:sz w:val="23"/>
+          <w:sz w:val="24"/>
         </w:rPr>
         <w:t xml:space="preserve"> and repeated extensions of timelines.</w:t>
       </w:r>
@@ -3212,7 +4344,7 @@
           <w:b/>
           <w:i w:val="0"/>
           <w:color w:val="000000"/>
-          <w:sz w:val="23"/>
+          <w:sz w:val="24"/>
         </w:rPr>
         <w:t>Lack of transparency</w:t>
       </w:r>
@@ -3222,7 +4354,7 @@
           <w:b w:val="0"/>
           <w:i w:val="0"/>
           <w:color w:val="000000"/>
-          <w:sz w:val="23"/>
+          <w:sz w:val="24"/>
         </w:rPr>
         <w:t xml:space="preserve"> in pricing, materials, and progress.</w:t>
       </w:r>
@@ -3238,7 +4370,7 @@
           <w:b/>
           <w:i w:val="0"/>
           <w:color w:val="000000"/>
-          <w:sz w:val="23"/>
+          <w:sz w:val="24"/>
         </w:rPr>
         <w:t>Weak documentation</w:t>
       </w:r>
@@ -3248,7 +4380,7 @@
           <w:b w:val="0"/>
           <w:i w:val="0"/>
           <w:color w:val="000000"/>
-          <w:sz w:val="23"/>
+          <w:sz w:val="24"/>
         </w:rPr>
         <w:t xml:space="preserve"> of contracts, approvals, and changes.</w:t>
       </w:r>
@@ -3264,7 +4396,7 @@
           <w:b/>
           <w:i w:val="0"/>
           <w:color w:val="000000"/>
-          <w:sz w:val="23"/>
+          <w:sz w:val="24"/>
         </w:rPr>
         <w:t>Poor customer engagement</w:t>
       </w:r>
@@ -3274,7 +4406,7 @@
           <w:b w:val="0"/>
           <w:i w:val="0"/>
           <w:color w:val="000000"/>
-          <w:sz w:val="23"/>
+          <w:sz w:val="24"/>
         </w:rPr>
         <w:t xml:space="preserve"> during the construction period.</w:t>
       </w:r>
@@ -3290,7 +4422,7 @@
           <w:b/>
           <w:i w:val="0"/>
           <w:color w:val="000000"/>
-          <w:sz w:val="23"/>
+          <w:sz w:val="24"/>
         </w:rPr>
         <w:t>Limited after-sales support</w:t>
       </w:r>
@@ -3300,7 +4432,7 @@
           <w:b w:val="0"/>
           <w:i w:val="0"/>
           <w:color w:val="000000"/>
-          <w:sz w:val="23"/>
+          <w:sz w:val="24"/>
         </w:rPr>
         <w:t xml:space="preserve"> once the project is handed over.</w:t>
       </w:r>
@@ -3312,7 +4444,7 @@
           <w:b w:val="0"/>
           <w:i w:val="0"/>
           <w:color w:val="000000"/>
-          <w:sz w:val="23"/>
+          <w:sz w:val="24"/>
         </w:rPr>
         <w:t>Independent commentary on the sector echoes these concerns, pointing to unclear pricing, unreliable contractors, weak coordination between vendors, and cost overruns as recurring pain points in the home-building journey [6][7].</w:t>
       </w:r>
@@ -3327,7 +4459,7 @@
           <w:b/>
           <w:i w:val="0"/>
           <w:color w:val="163A6B"/>
-          <w:sz w:val="28"/>
+          <w:sz w:val="30"/>
         </w:rPr>
         <w:t>4.2 The BuildWise Solution</w:t>
       </w:r>
@@ -3339,7 +4471,7 @@
           <w:b w:val="0"/>
           <w:i w:val="0"/>
           <w:color w:val="000000"/>
-          <w:sz w:val="23"/>
+          <w:sz w:val="24"/>
         </w:rPr>
         <w:t>BuildWise is designed from the ground up to solve these specific problems:</w:t>
       </w:r>
@@ -3431,7 +4563,7 @@
                 <w:b w:val="0"/>
                 <w:i w:val="0"/>
                 <w:color w:val="000000"/>
-                <w:sz w:val="21"/>
+                <w:sz w:val="22"/>
               </w:rPr>
               <w:t>Hidden charges</w:t>
             </w:r>
@@ -3453,7 +4585,7 @@
                 <w:b w:val="0"/>
                 <w:i w:val="0"/>
                 <w:color w:val="000000"/>
-                <w:sz w:val="21"/>
+                <w:sz w:val="22"/>
               </w:rPr>
               <w:t>Transparent, itemised quotations</w:t>
             </w:r>
@@ -3478,7 +4610,7 @@
                 <w:b w:val="0"/>
                 <w:i w:val="0"/>
                 <w:color w:val="000000"/>
-                <w:sz w:val="21"/>
+                <w:sz w:val="22"/>
               </w:rPr>
               <w:t>Uncertain payments</w:t>
             </w:r>
@@ -3501,7 +4633,7 @@
                 <w:b w:val="0"/>
                 <w:i w:val="0"/>
                 <w:color w:val="000000"/>
-                <w:sz w:val="21"/>
+                <w:sz w:val="22"/>
               </w:rPr>
               <w:t>Milestone-based billing</w:t>
             </w:r>
@@ -3525,7 +4657,7 @@
                 <w:b w:val="0"/>
                 <w:i w:val="0"/>
                 <w:color w:val="000000"/>
-                <w:sz w:val="21"/>
+                <w:sz w:val="22"/>
               </w:rPr>
               <w:t>Poor communication</w:t>
             </w:r>
@@ -3547,7 +4679,7 @@
                 <w:b w:val="0"/>
                 <w:i w:val="0"/>
                 <w:color w:val="000000"/>
-                <w:sz w:val="21"/>
+                <w:sz w:val="22"/>
               </w:rPr>
               <w:t>Weekly progress updates and a dedicated relationship manager</w:t>
             </w:r>
@@ -3572,7 +4704,7 @@
                 <w:b w:val="0"/>
                 <w:i w:val="0"/>
                 <w:color w:val="000000"/>
-                <w:sz w:val="21"/>
+                <w:sz w:val="22"/>
               </w:rPr>
               <w:t>Delays</w:t>
             </w:r>
@@ -3595,7 +4727,7 @@
                 <w:b w:val="0"/>
                 <w:i w:val="0"/>
                 <w:color w:val="000000"/>
-                <w:sz w:val="21"/>
+                <w:sz w:val="22"/>
               </w:rPr>
               <w:t>Professional project scheduling and monitoring</w:t>
             </w:r>
@@ -3619,7 +4751,7 @@
                 <w:b w:val="0"/>
                 <w:i w:val="0"/>
                 <w:color w:val="000000"/>
-                <w:sz w:val="21"/>
+                <w:sz w:val="22"/>
               </w:rPr>
               <w:t>Weak documentation</w:t>
             </w:r>
@@ -3641,7 +4773,7 @@
                 <w:b w:val="0"/>
                 <w:i w:val="0"/>
                 <w:color w:val="000000"/>
-                <w:sz w:val="21"/>
+                <w:sz w:val="22"/>
               </w:rPr>
               <w:t>Structured records, agreements, and (later) digital documentation</w:t>
             </w:r>
@@ -3666,7 +4798,7 @@
                 <w:b w:val="0"/>
                 <w:i w:val="0"/>
                 <w:color w:val="000000"/>
-                <w:sz w:val="21"/>
+                <w:sz w:val="22"/>
               </w:rPr>
               <w:t>Quality concerns</w:t>
             </w:r>
@@ -3689,7 +4821,7 @@
                 <w:b w:val="0"/>
                 <w:i w:val="0"/>
                 <w:color w:val="000000"/>
-                <w:sz w:val="21"/>
+                <w:sz w:val="22"/>
               </w:rPr>
               <w:t>Defined quality-assurance checkpoints</w:t>
             </w:r>
@@ -3713,7 +4845,7 @@
                 <w:b w:val="0"/>
                 <w:i w:val="0"/>
                 <w:color w:val="000000"/>
-                <w:sz w:val="21"/>
+                <w:sz w:val="22"/>
               </w:rPr>
               <w:t>No support after handover</w:t>
             </w:r>
@@ -3735,7 +4867,7 @@
                 <w:b w:val="0"/>
                 <w:i w:val="0"/>
                 <w:color w:val="000000"/>
-                <w:sz w:val="21"/>
+                <w:sz w:val="22"/>
               </w:rPr>
               <w:t>Warranty and structured after-sales service</w:t>
             </w:r>
@@ -3750,6 +4882,63 @@
     </w:p>
     <w:p>
       <w:pPr>
+        <w:keepNext/>
+        <w:spacing w:before="160" w:after="40"/>
+        <w:jc w:val="center"/>
+      </w:pPr>
+      <w:r>
+        <w:drawing>
+          <wp:inline xmlns:a="http://schemas.openxmlformats.org/drawingml/2006/main" xmlns:pic="http://schemas.openxmlformats.org/drawingml/2006/picture">
+            <wp:extent cx="5852160" cy="4594041"/>
+            <wp:docPr id="2" name="Picture 2"/>
+            <wp:cNvGraphicFramePr>
+              <a:graphicFrameLocks noChangeAspect="1"/>
+            </wp:cNvGraphicFramePr>
+            <a:graphic>
+              <a:graphicData uri="http://schemas.openxmlformats.org/drawingml/2006/picture">
+                <pic:pic>
+                  <pic:nvPicPr>
+                    <pic:cNvPr id="0" name="problem_solution.png"/>
+                    <pic:cNvPicPr/>
+                  </pic:nvPicPr>
+                  <pic:blipFill>
+                    <a:blip r:embed="rId12"/>
+                    <a:stretch>
+                      <a:fillRect/>
+                    </a:stretch>
+                  </pic:blipFill>
+                  <pic:spPr>
+                    <a:xfrm>
+                      <a:off x="0" y="0"/>
+                      <a:ext cx="5852160" cy="4594041"/>
+                    </a:xfrm>
+                    <a:prstGeom prst="rect"/>
+                  </pic:spPr>
+                </pic:pic>
+              </a:graphicData>
+            </a:graphic>
+          </wp:inline>
+        </w:drawing>
+      </w:r>
+    </w:p>
+    <w:p>
+      <w:pPr>
+        <w:spacing w:after="240"/>
+        <w:jc w:val="center"/>
+      </w:pPr>
+      <w:r>
+        <w:rPr>
+          <w:rFonts w:ascii="Times New Roman" w:hAnsi="Times New Roman" w:eastAsia="Times New Roman"/>
+          <w:b w:val="0"/>
+          <w:i/>
+          <w:color w:val="595959"/>
+          <w:sz w:val="22"/>
+        </w:rPr>
+        <w:t>Figure 2: How BuildWise converts common industry problems into concrete, customer-facing solutions.</w:t>
+      </w:r>
+    </w:p>
+    <w:p>
+      <w:pPr>
         <w:pStyle w:val="Heading2"/>
       </w:pPr>
       <w:r>
@@ -3758,7 +4947,7 @@
           <w:b/>
           <w:i w:val="0"/>
           <w:color w:val="163A6B"/>
-          <w:sz w:val="28"/>
+          <w:sz w:val="30"/>
         </w:rPr>
         <w:t>4.3 Unique Selling Proposition (USP)</w:t>
       </w:r>
@@ -3770,7 +4959,7 @@
           <w:b w:val="0"/>
           <w:i w:val="0"/>
           <w:color w:val="000000"/>
-          <w:sz w:val="23"/>
+          <w:sz w:val="24"/>
         </w:rPr>
         <w:t>BuildWise's competitive advantage is not low pricing. Its strengths are:</w:t>
       </w:r>
@@ -3786,7 +4975,7 @@
           <w:b w:val="0"/>
           <w:i w:val="0"/>
           <w:color w:val="000000"/>
-          <w:sz w:val="23"/>
+          <w:sz w:val="24"/>
         </w:rPr>
         <w:t>Transparent quotations</w:t>
       </w:r>
@@ -3802,7 +4991,7 @@
           <w:b w:val="0"/>
           <w:i w:val="0"/>
           <w:color w:val="000000"/>
-          <w:sz w:val="23"/>
+          <w:sz w:val="24"/>
         </w:rPr>
         <w:t>Milestone-based billing</w:t>
       </w:r>
@@ -3818,7 +5007,7 @@
           <w:b w:val="0"/>
           <w:i w:val="0"/>
           <w:color w:val="000000"/>
-          <w:sz w:val="23"/>
+          <w:sz w:val="24"/>
         </w:rPr>
         <w:t>Regular customer updates</w:t>
       </w:r>
@@ -3834,7 +5023,7 @@
           <w:b w:val="0"/>
           <w:i w:val="0"/>
           <w:color w:val="000000"/>
-          <w:sz w:val="23"/>
+          <w:sz w:val="24"/>
         </w:rPr>
         <w:t>Professional project management</w:t>
       </w:r>
@@ -3850,7 +5039,7 @@
           <w:b w:val="0"/>
           <w:i w:val="0"/>
           <w:color w:val="000000"/>
-          <w:sz w:val="23"/>
+          <w:sz w:val="24"/>
         </w:rPr>
         <w:t>Quality assurance</w:t>
       </w:r>
@@ -3866,7 +5055,7 @@
           <w:b w:val="0"/>
           <w:i w:val="0"/>
           <w:color w:val="000000"/>
-          <w:sz w:val="23"/>
+          <w:sz w:val="24"/>
         </w:rPr>
         <w:t>Strong after-sales support</w:t>
       </w:r>
@@ -3882,7 +5071,7 @@
           <w:b w:val="0"/>
           <w:i w:val="0"/>
           <w:color w:val="000000"/>
-          <w:sz w:val="23"/>
+          <w:sz w:val="24"/>
         </w:rPr>
         <w:t>A customer-first approach</w:t>
       </w:r>
@@ -3898,7 +5087,7 @@
           <w:b w:val="0"/>
           <w:i w:val="0"/>
           <w:color w:val="000000"/>
-          <w:sz w:val="23"/>
+          <w:sz w:val="24"/>
         </w:rPr>
         <w:t>Gradual, practical digital transformation</w:t>
       </w:r>
@@ -3914,16 +5103,21 @@
           <w:b w:val="0"/>
           <w:i w:val="0"/>
           <w:color w:val="000000"/>
-          <w:sz w:val="23"/>
+          <w:sz w:val="24"/>
         </w:rPr>
         <w:t>Long-term trust and relationship building</w:t>
       </w:r>
     </w:p>
     <w:p>
+      <w:r>
+        <w:br w:type="page"/>
+      </w:r>
+    </w:p>
+    <w:p>
       <w:pPr>
         <w:pStyle w:val="Heading1"/>
         <w:keepNext/>
-        <w:spacing w:before="400"/>
+        <w:spacing w:before="40"/>
         <w:pBdr>
           <w:bottom w:val="single" w:sz="8" w:space="4" w:color="163A6B"/>
         </w:pBdr>
@@ -3949,7 +5143,7 @@
           <w:b/>
           <w:i w:val="0"/>
           <w:color w:val="163A6B"/>
-          <w:sz w:val="28"/>
+          <w:sz w:val="30"/>
         </w:rPr>
         <w:t>5.1 Service Portfolio</w:t>
       </w:r>
@@ -3961,7 +5155,7 @@
           <w:b w:val="0"/>
           <w:i w:val="0"/>
           <w:color w:val="000000"/>
-          <w:sz w:val="23"/>
+          <w:sz w:val="24"/>
         </w:rPr>
         <w:t>BuildWise offers an integrated portfolio of construction services, allowing customers to work with a single trusted partner across the project lifecycle.</w:t>
       </w:r>
@@ -3977,7 +5171,7 @@
           <w:b/>
           <w:i w:val="0"/>
           <w:color w:val="000000"/>
-          <w:sz w:val="23"/>
+          <w:sz w:val="24"/>
         </w:rPr>
         <w:t>Residential Construction:</w:t>
       </w:r>
@@ -3987,7 +5181,7 @@
           <w:b w:val="0"/>
           <w:i w:val="0"/>
           <w:color w:val="000000"/>
-          <w:sz w:val="23"/>
+          <w:sz w:val="24"/>
         </w:rPr>
         <w:t xml:space="preserve"> Independent houses, villas, and small apartment units built to customer requirements.</w:t>
       </w:r>
@@ -4003,7 +5197,7 @@
           <w:b/>
           <w:i w:val="0"/>
           <w:color w:val="000000"/>
-          <w:sz w:val="23"/>
+          <w:sz w:val="24"/>
         </w:rPr>
         <w:t>Commercial Construction:</w:t>
       </w:r>
@@ -4013,7 +5207,7 @@
           <w:b w:val="0"/>
           <w:i w:val="0"/>
           <w:color w:val="000000"/>
-          <w:sz w:val="23"/>
+          <w:sz w:val="24"/>
         </w:rPr>
         <w:t xml:space="preserve"> Offices, retail spaces, and small commercial buildings.</w:t>
       </w:r>
@@ -4029,7 +5223,7 @@
           <w:b/>
           <w:i w:val="0"/>
           <w:color w:val="000000"/>
-          <w:sz w:val="23"/>
+          <w:sz w:val="24"/>
         </w:rPr>
         <w:t>Renovation:</w:t>
       </w:r>
@@ -4039,7 +5233,7 @@
           <w:b w:val="0"/>
           <w:i w:val="0"/>
           <w:color w:val="000000"/>
-          <w:sz w:val="23"/>
+          <w:sz w:val="24"/>
         </w:rPr>
         <w:t xml:space="preserve"> Structural and cosmetic renovation of existing residential and commercial properties.</w:t>
       </w:r>
@@ -4055,7 +5249,7 @@
           <w:b/>
           <w:i w:val="0"/>
           <w:color w:val="000000"/>
-          <w:sz w:val="23"/>
+          <w:sz w:val="24"/>
         </w:rPr>
         <w:t>Interior Works:</w:t>
       </w:r>
@@ -4065,7 +5259,7 @@
           <w:b w:val="0"/>
           <w:i w:val="0"/>
           <w:color w:val="000000"/>
-          <w:sz w:val="23"/>
+          <w:sz w:val="24"/>
         </w:rPr>
         <w:t xml:space="preserve"> Interior design and execution, including modular kitchens, wardrobes, false ceilings, flooring, and finishing.</w:t>
       </w:r>
@@ -4081,7 +5275,7 @@
           <w:b/>
           <w:i w:val="0"/>
           <w:color w:val="000000"/>
-          <w:sz w:val="23"/>
+          <w:sz w:val="24"/>
         </w:rPr>
         <w:t>Turnkey Projects:</w:t>
       </w:r>
@@ -4091,7 +5285,7 @@
           <w:b w:val="0"/>
           <w:i w:val="0"/>
           <w:color w:val="000000"/>
-          <w:sz w:val="23"/>
+          <w:sz w:val="24"/>
         </w:rPr>
         <w:t xml:space="preserve"> End-to-end delivery from design and approvals to final handover, ideal for busy customers and NRIs.</w:t>
       </w:r>
@@ -4106,7 +5300,7 @@
           <w:b/>
           <w:i w:val="0"/>
           <w:color w:val="163A6B"/>
-          <w:sz w:val="28"/>
+          <w:sz w:val="30"/>
         </w:rPr>
         <w:t>5.2 Future Services (Introduced in Later Phases)</w:t>
       </w:r>
@@ -4122,7 +5316,7 @@
           <w:b w:val="0"/>
           <w:i w:val="0"/>
           <w:color w:val="000000"/>
-          <w:sz w:val="23"/>
+          <w:sz w:val="24"/>
         </w:rPr>
         <w:t>Smart-home installations and IoT integration</w:t>
       </w:r>
@@ -4138,7 +5332,7 @@
           <w:b w:val="0"/>
           <w:i w:val="0"/>
           <w:color w:val="000000"/>
-          <w:sz w:val="23"/>
+          <w:sz w:val="24"/>
         </w:rPr>
         <w:t>Green and sustainable construction</w:t>
       </w:r>
@@ -4154,7 +5348,7 @@
           <w:b w:val="0"/>
           <w:i w:val="0"/>
           <w:color w:val="000000"/>
-          <w:sz w:val="23"/>
+          <w:sz w:val="24"/>
         </w:rPr>
         <w:t>Premium and luxury housing</w:t>
       </w:r>
@@ -4170,7 +5364,7 @@
           <w:b w:val="0"/>
           <w:i w:val="0"/>
           <w:color w:val="000000"/>
-          <w:sz w:val="23"/>
+          <w:sz w:val="24"/>
         </w:rPr>
         <w:t>Enterprise-scale commercial projects</w:t>
       </w:r>
@@ -4185,7 +5379,7 @@
           <w:b/>
           <w:i w:val="0"/>
           <w:color w:val="163A6B"/>
-          <w:sz w:val="28"/>
+          <w:sz w:val="30"/>
         </w:rPr>
         <w:t>5.3 Service Differentiation</w:t>
       </w:r>
@@ -4197,16 +5391,21 @@
           <w:b w:val="0"/>
           <w:i w:val="0"/>
           <w:color w:val="000000"/>
-          <w:sz w:val="23"/>
+          <w:sz w:val="24"/>
         </w:rPr>
         <w:t>Each service is delivered with the same underlying commitments: transparent pricing, milestone billing, quality checkpoints, structured documentation, and after-sales support. This consistency is what converts first-time customers into long-term references.</w:t>
       </w:r>
     </w:p>
     <w:p>
+      <w:r>
+        <w:br w:type="page"/>
+      </w:r>
+    </w:p>
+    <w:p>
       <w:pPr>
         <w:pStyle w:val="Heading1"/>
         <w:keepNext/>
-        <w:spacing w:before="400"/>
+        <w:spacing w:before="40"/>
         <w:pBdr>
           <w:bottom w:val="single" w:sz="8" w:space="4" w:color="163A6B"/>
         </w:pBdr>
@@ -4229,7 +5428,7 @@
           <w:b w:val="0"/>
           <w:i w:val="0"/>
           <w:color w:val="000000"/>
-          <w:sz w:val="23"/>
+          <w:sz w:val="24"/>
         </w:rPr>
         <w:t xml:space="preserve">BuildWise follows a disciplined, phased business model. The central principle is that </w:t>
       </w:r>
@@ -4239,7 +5438,7 @@
           <w:b/>
           <w:i w:val="0"/>
           <w:color w:val="000000"/>
-          <w:sz w:val="23"/>
+          <w:sz w:val="24"/>
         </w:rPr>
         <w:t>technology is introduced only after the business can realistically afford it.</w:t>
       </w:r>
@@ -4249,28 +5448,66 @@
           <w:b w:val="0"/>
           <w:i w:val="0"/>
           <w:color w:val="000000"/>
-          <w:sz w:val="23"/>
+          <w:sz w:val="24"/>
         </w:rPr>
         <w:t xml:space="preserve"> The company grows in the following sequence:</w:t>
       </w:r>
     </w:p>
     <w:p>
       <w:pPr>
-        <w:keepLines/>
-        <w:spacing w:before="80" w:after="160"/>
-        <w:ind w:left="454" w:right="454"/>
+        <w:keepNext/>
+        <w:spacing w:before="160" w:after="40"/>
         <w:jc w:val="center"/>
-        <w:shd w:val="clear" w:fill="EEF2F8"/>
+      </w:pPr>
+      <w:r>
+        <w:drawing>
+          <wp:inline xmlns:a="http://schemas.openxmlformats.org/drawingml/2006/main" xmlns:pic="http://schemas.openxmlformats.org/drawingml/2006/picture">
+            <wp:extent cx="5852160" cy="3334881"/>
+            <wp:docPr id="3" name="Picture 3"/>
+            <wp:cNvGraphicFramePr>
+              <a:graphicFrameLocks noChangeAspect="1"/>
+            </wp:cNvGraphicFramePr>
+            <a:graphic>
+              <a:graphicData uri="http://schemas.openxmlformats.org/drawingml/2006/picture">
+                <pic:pic>
+                  <pic:nvPicPr>
+                    <pic:cNvPr id="0" name="growth_roadmap.png"/>
+                    <pic:cNvPicPr/>
+                  </pic:nvPicPr>
+                  <pic:blipFill>
+                    <a:blip r:embed="rId13"/>
+                    <a:stretch>
+                      <a:fillRect/>
+                    </a:stretch>
+                  </pic:blipFill>
+                  <pic:spPr>
+                    <a:xfrm>
+                      <a:off x="0" y="0"/>
+                      <a:ext cx="5852160" cy="3334881"/>
+                    </a:xfrm>
+                    <a:prstGeom prst="rect"/>
+                  </pic:spPr>
+                </pic:pic>
+              </a:graphicData>
+            </a:graphic>
+          </wp:inline>
+        </w:drawing>
+      </w:r>
+    </w:p>
+    <w:p>
+      <w:pPr>
+        <w:spacing w:after="240"/>
+        <w:jc w:val="center"/>
       </w:pPr>
       <w:r>
         <w:rPr>
           <w:rFonts w:ascii="Times New Roman" w:hAnsi="Times New Roman" w:eastAsia="Times New Roman"/>
-          <w:b/>
-          <w:i w:val="0"/>
-          <w:color w:val="163A6B"/>
+          <w:b w:val="0"/>
+          <w:i/>
+          <w:color w:val="595959"/>
           <w:sz w:val="22"/>
         </w:rPr>
-        <w:t>Start Small → Deliver Excellent Projects → Gain Customer Trust → Generate Revenue → Reinvest Profits → Expand Operations → Introduce Technology → Expand Across India</w:t>
+        <w:t>Figure 3: The BuildWise growth sequence — reputation and revenue are established first, with technology and expansion introduced only once the business can support them.</w:t>
       </w:r>
     </w:p>
     <w:p>
@@ -4283,7 +5520,7 @@
           <w:b/>
           <w:i w:val="0"/>
           <w:color w:val="163A6B"/>
-          <w:sz w:val="28"/>
+          <w:sz w:val="30"/>
         </w:rPr>
         <w:t>6.1 Phase 1 – Business Foundation</w:t>
       </w:r>
@@ -4295,7 +5532,7 @@
           <w:b w:val="0"/>
           <w:i w:val="0"/>
           <w:color w:val="000000"/>
-          <w:sz w:val="23"/>
+          <w:sz w:val="24"/>
         </w:rPr>
         <w:t>The company begins with a clear, focused mandate: deliver high-quality construction and build a reputation.</w:t>
       </w:r>
@@ -4311,7 +5548,7 @@
           <w:b w:val="0"/>
           <w:i w:val="0"/>
           <w:color w:val="000000"/>
-          <w:sz w:val="23"/>
+          <w:sz w:val="24"/>
         </w:rPr>
         <w:t>Focus on residential projects, commercial projects, renovation, and interior works.</w:t>
       </w:r>
@@ -4327,7 +5564,7 @@
           <w:b w:val="0"/>
           <w:i w:val="0"/>
           <w:color w:val="000000"/>
-          <w:sz w:val="23"/>
+          <w:sz w:val="24"/>
         </w:rPr>
         <w:t>Keep operations simple with a small office and a small engineering team.</w:t>
       </w:r>
@@ -4343,7 +5580,7 @@
           <w:b w:val="0"/>
           <w:i w:val="0"/>
           <w:color w:val="000000"/>
-          <w:sz w:val="23"/>
+          <w:sz w:val="24"/>
         </w:rPr>
         <w:t>Operate with minimal investment.</w:t>
       </w:r>
@@ -4359,7 +5596,7 @@
           <w:b w:val="0"/>
           <w:i w:val="0"/>
           <w:color w:val="000000"/>
-          <w:sz w:val="23"/>
+          <w:sz w:val="24"/>
         </w:rPr>
         <w:t>Use accessible tools such as Google Workspace for documentation and WhatsApp for customer updates.</w:t>
       </w:r>
@@ -4375,7 +5612,7 @@
           <w:b w:val="0"/>
           <w:i w:val="0"/>
           <w:color w:val="000000"/>
-          <w:sz w:val="23"/>
+          <w:sz w:val="24"/>
         </w:rPr>
         <w:t>Maintain transparent billing from day one.</w:t>
       </w:r>
@@ -4387,7 +5624,7 @@
           <w:b/>
           <w:i w:val="0"/>
           <w:color w:val="000000"/>
-          <w:sz w:val="23"/>
+          <w:sz w:val="24"/>
         </w:rPr>
         <w:t>Goal:</w:t>
       </w:r>
@@ -4397,7 +5634,7 @@
           <w:b w:val="0"/>
           <w:i w:val="0"/>
           <w:color w:val="000000"/>
-          <w:sz w:val="23"/>
+          <w:sz w:val="24"/>
         </w:rPr>
         <w:t xml:space="preserve"> Generate revenue, build reputation, and earn referrals.</w:t>
       </w:r>
@@ -4412,7 +5649,7 @@
           <w:b/>
           <w:i w:val="0"/>
           <w:color w:val="163A6B"/>
-          <w:sz w:val="28"/>
+          <w:sz w:val="30"/>
         </w:rPr>
         <w:t>6.2 Phase 2 – Digital Foundation</w:t>
       </w:r>
@@ -4424,7 +5661,7 @@
           <w:b w:val="0"/>
           <w:i w:val="0"/>
           <w:color w:val="000000"/>
-          <w:sz w:val="23"/>
+          <w:sz w:val="24"/>
         </w:rPr>
         <w:t>After achieving stable revenue, the company reinvests profits into low-cost, high-impact digital systems:</w:t>
       </w:r>
@@ -4440,7 +5677,7 @@
           <w:b w:val="0"/>
           <w:i w:val="0"/>
           <w:color w:val="000000"/>
-          <w:sz w:val="23"/>
+          <w:sz w:val="24"/>
         </w:rPr>
         <w:t>Company website</w:t>
       </w:r>
@@ -4456,7 +5693,7 @@
           <w:b w:val="0"/>
           <w:i w:val="0"/>
           <w:color w:val="000000"/>
-          <w:sz w:val="23"/>
+          <w:sz w:val="24"/>
         </w:rPr>
         <w:t>Online quotation system</w:t>
       </w:r>
@@ -4472,7 +5709,7 @@
           <w:b w:val="0"/>
           <w:i w:val="0"/>
           <w:color w:val="000000"/>
-          <w:sz w:val="23"/>
+          <w:sz w:val="24"/>
         </w:rPr>
         <w:t>Digital documentation</w:t>
       </w:r>
@@ -4488,7 +5725,7 @@
           <w:b w:val="0"/>
           <w:i w:val="0"/>
           <w:color w:val="000000"/>
-          <w:sz w:val="23"/>
+          <w:sz w:val="24"/>
         </w:rPr>
         <w:t>Customer portal</w:t>
       </w:r>
@@ -4504,7 +5741,7 @@
           <w:b w:val="0"/>
           <w:i w:val="0"/>
           <w:color w:val="000000"/>
-          <w:sz w:val="23"/>
+          <w:sz w:val="24"/>
         </w:rPr>
         <w:t>Project status dashboard</w:t>
       </w:r>
@@ -4520,7 +5757,7 @@
           <w:b w:val="0"/>
           <w:i w:val="0"/>
           <w:color w:val="000000"/>
-          <w:sz w:val="23"/>
+          <w:sz w:val="24"/>
         </w:rPr>
         <w:t>Digital contracts and e-signatures</w:t>
       </w:r>
@@ -4536,7 +5773,7 @@
           <w:b w:val="0"/>
           <w:i w:val="0"/>
           <w:color w:val="000000"/>
-          <w:sz w:val="23"/>
+          <w:sz w:val="24"/>
         </w:rPr>
         <w:t>Customer Relationship Management (CRM) system</w:t>
       </w:r>
@@ -4548,7 +5785,7 @@
           <w:b/>
           <w:i w:val="0"/>
           <w:color w:val="000000"/>
-          <w:sz w:val="23"/>
+          <w:sz w:val="24"/>
         </w:rPr>
         <w:t>Goal:</w:t>
       </w:r>
@@ -4558,7 +5795,7 @@
           <w:b w:val="0"/>
           <w:i w:val="0"/>
           <w:color w:val="000000"/>
-          <w:sz w:val="23"/>
+          <w:sz w:val="24"/>
         </w:rPr>
         <w:t xml:space="preserve"> Improve professionalism, transparency, and customer experience.</w:t>
       </w:r>
@@ -4573,7 +5810,7 @@
           <w:b/>
           <w:i w:val="0"/>
           <w:color w:val="163A6B"/>
-          <w:sz w:val="28"/>
+          <w:sz w:val="30"/>
         </w:rPr>
         <w:t>6.3 Phase 3 – Technology Integration</w:t>
       </w:r>
@@ -4585,7 +5822,7 @@
           <w:b w:val="0"/>
           <w:i w:val="0"/>
           <w:color w:val="000000"/>
-          <w:sz w:val="23"/>
+          <w:sz w:val="24"/>
         </w:rPr>
         <w:t>Once the business has grown further, more advanced technology is introduced:</w:t>
       </w:r>
@@ -4601,7 +5838,7 @@
           <w:b w:val="0"/>
           <w:i w:val="0"/>
           <w:color w:val="000000"/>
-          <w:sz w:val="23"/>
+          <w:sz w:val="24"/>
         </w:rPr>
         <w:t>QR-based material tracking</w:t>
       </w:r>
@@ -4617,7 +5854,7 @@
           <w:b w:val="0"/>
           <w:i w:val="0"/>
           <w:color w:val="000000"/>
-          <w:sz w:val="23"/>
+          <w:sz w:val="24"/>
         </w:rPr>
         <w:t>Inventory management</w:t>
       </w:r>
@@ -4633,7 +5870,7 @@
           <w:b w:val="0"/>
           <w:i w:val="0"/>
           <w:color w:val="000000"/>
-          <w:sz w:val="23"/>
+          <w:sz w:val="24"/>
         </w:rPr>
         <w:t>Supplier portal</w:t>
       </w:r>
@@ -4649,7 +5886,7 @@
           <w:b w:val="0"/>
           <w:i w:val="0"/>
           <w:color w:val="000000"/>
-          <w:sz w:val="23"/>
+          <w:sz w:val="24"/>
         </w:rPr>
         <w:t>Mobile application</w:t>
       </w:r>
@@ -4665,7 +5902,7 @@
           <w:b w:val="0"/>
           <w:i w:val="0"/>
           <w:color w:val="000000"/>
-          <w:sz w:val="23"/>
+          <w:sz w:val="24"/>
         </w:rPr>
         <w:t>AI-assisted cost estimation</w:t>
       </w:r>
@@ -4681,7 +5918,7 @@
           <w:b w:val="0"/>
           <w:i w:val="0"/>
           <w:color w:val="000000"/>
-          <w:sz w:val="23"/>
+          <w:sz w:val="24"/>
         </w:rPr>
         <w:t>Customer dashboard and analytics</w:t>
       </w:r>
@@ -4693,7 +5930,7 @@
           <w:b/>
           <w:i w:val="0"/>
           <w:color w:val="000000"/>
-          <w:sz w:val="23"/>
+          <w:sz w:val="24"/>
         </w:rPr>
         <w:t>Goal:</w:t>
       </w:r>
@@ -4703,7 +5940,7 @@
           <w:b w:val="0"/>
           <w:i w:val="0"/>
           <w:color w:val="000000"/>
-          <w:sz w:val="23"/>
+          <w:sz w:val="24"/>
         </w:rPr>
         <w:t xml:space="preserve"> Increase operational efficiency and control at scale.</w:t>
       </w:r>
@@ -4718,7 +5955,7 @@
           <w:b/>
           <w:i w:val="0"/>
           <w:color w:val="163A6B"/>
-          <w:sz w:val="28"/>
+          <w:sz w:val="30"/>
         </w:rPr>
         <w:t>6.4 Phase 4 – Expansion</w:t>
       </w:r>
@@ -4730,7 +5967,7 @@
           <w:b w:val="0"/>
           <w:i w:val="0"/>
           <w:color w:val="000000"/>
-          <w:sz w:val="23"/>
+          <w:sz w:val="24"/>
         </w:rPr>
         <w:t>With a strong operational and technological base, the company expands its footprint and offerings:</w:t>
       </w:r>
@@ -4746,7 +5983,7 @@
           <w:b w:val="0"/>
           <w:i w:val="0"/>
           <w:color w:val="000000"/>
-          <w:sz w:val="23"/>
+          <w:sz w:val="24"/>
         </w:rPr>
         <w:t>Multiple Indian cities</w:t>
       </w:r>
@@ -4762,7 +5999,7 @@
           <w:b w:val="0"/>
           <w:i w:val="0"/>
           <w:color w:val="000000"/>
-          <w:sz w:val="23"/>
+          <w:sz w:val="24"/>
         </w:rPr>
         <w:t>Larger commercial projects</w:t>
       </w:r>
@@ -4778,7 +6015,7 @@
           <w:b w:val="0"/>
           <w:i w:val="0"/>
           <w:color w:val="000000"/>
-          <w:sz w:val="23"/>
+          <w:sz w:val="24"/>
         </w:rPr>
         <w:t>Luxury housing</w:t>
       </w:r>
@@ -4794,7 +6031,7 @@
           <w:b w:val="0"/>
           <w:i w:val="0"/>
           <w:color w:val="000000"/>
-          <w:sz w:val="23"/>
+          <w:sz w:val="24"/>
         </w:rPr>
         <w:t>Green buildings and smart homes</w:t>
       </w:r>
@@ -4810,7 +6047,7 @@
           <w:b w:val="0"/>
           <w:i w:val="0"/>
           <w:color w:val="000000"/>
-          <w:sz w:val="23"/>
+          <w:sz w:val="24"/>
         </w:rPr>
         <w:t>Drone-based site monitoring</w:t>
       </w:r>
@@ -4826,7 +6063,7 @@
           <w:b w:val="0"/>
           <w:i w:val="0"/>
           <w:color w:val="000000"/>
-          <w:sz w:val="23"/>
+          <w:sz w:val="24"/>
         </w:rPr>
         <w:t>IoT integration</w:t>
       </w:r>
@@ -4842,7 +6079,7 @@
           <w:b w:val="0"/>
           <w:i w:val="0"/>
           <w:color w:val="000000"/>
-          <w:sz w:val="23"/>
+          <w:sz w:val="24"/>
         </w:rPr>
         <w:t>Predictive analytics</w:t>
       </w:r>
@@ -4858,7 +6095,7 @@
           <w:b w:val="0"/>
           <w:i w:val="0"/>
           <w:color w:val="000000"/>
-          <w:sz w:val="23"/>
+          <w:sz w:val="24"/>
         </w:rPr>
         <w:t>Enterprise operations</w:t>
       </w:r>
@@ -4870,7 +6107,7 @@
           <w:b/>
           <w:i w:val="0"/>
           <w:color w:val="000000"/>
-          <w:sz w:val="23"/>
+          <w:sz w:val="24"/>
         </w:rPr>
         <w:t>Goal:</w:t>
       </w:r>
@@ -4880,9 +6117,66 @@
           <w:b w:val="0"/>
           <w:i w:val="0"/>
           <w:color w:val="000000"/>
-          <w:sz w:val="23"/>
+          <w:sz w:val="24"/>
         </w:rPr>
         <w:t xml:space="preserve"> Establish BuildWise as a technology-enabled national construction brand.</w:t>
+      </w:r>
+    </w:p>
+    <w:p>
+      <w:pPr>
+        <w:keepNext/>
+        <w:spacing w:before="160" w:after="40"/>
+        <w:jc w:val="center"/>
+      </w:pPr>
+      <w:r>
+        <w:drawing>
+          <wp:inline xmlns:a="http://schemas.openxmlformats.org/drawingml/2006/main" xmlns:pic="http://schemas.openxmlformats.org/drawingml/2006/picture">
+            <wp:extent cx="5852160" cy="3062347"/>
+            <wp:docPr id="4" name="Picture 4"/>
+            <wp:cNvGraphicFramePr>
+              <a:graphicFrameLocks noChangeAspect="1"/>
+            </wp:cNvGraphicFramePr>
+            <a:graphic>
+              <a:graphicData uri="http://schemas.openxmlformats.org/drawingml/2006/picture">
+                <pic:pic>
+                  <pic:nvPicPr>
+                    <pic:cNvPr id="0" name="business_model_phases.png"/>
+                    <pic:cNvPicPr/>
+                  </pic:nvPicPr>
+                  <pic:blipFill>
+                    <a:blip r:embed="rId14"/>
+                    <a:stretch>
+                      <a:fillRect/>
+                    </a:stretch>
+                  </pic:blipFill>
+                  <pic:spPr>
+                    <a:xfrm>
+                      <a:off x="0" y="0"/>
+                      <a:ext cx="5852160" cy="3062347"/>
+                    </a:xfrm>
+                    <a:prstGeom prst="rect"/>
+                  </pic:spPr>
+                </pic:pic>
+              </a:graphicData>
+            </a:graphic>
+          </wp:inline>
+        </w:drawing>
+      </w:r>
+    </w:p>
+    <w:p>
+      <w:pPr>
+        <w:spacing w:after="240"/>
+        <w:jc w:val="center"/>
+      </w:pPr>
+      <w:r>
+        <w:rPr>
+          <w:rFonts w:ascii="Times New Roman" w:hAnsi="Times New Roman" w:eastAsia="Times New Roman"/>
+          <w:b w:val="0"/>
+          <w:i/>
+          <w:color w:val="595959"/>
+          <w:sz w:val="22"/>
+        </w:rPr>
+        <w:t>Figure 4: The four-phase BuildWise business model, in which each phase is funded by the success of the phase before it.</w:t>
       </w:r>
     </w:p>
     <w:p>
@@ -4895,7 +6189,7 @@
           <w:b/>
           <w:i w:val="0"/>
           <w:color w:val="163A6B"/>
-          <w:sz w:val="28"/>
+          <w:sz w:val="30"/>
         </w:rPr>
         <w:t>6.5 Revenue Model</w:t>
       </w:r>
@@ -4907,7 +6201,7 @@
           <w:b w:val="0"/>
           <w:i w:val="0"/>
           <w:color w:val="000000"/>
-          <w:sz w:val="23"/>
+          <w:sz w:val="24"/>
         </w:rPr>
         <w:t>BuildWise earns revenue primarily through construction contracts, structured as follows:</w:t>
       </w:r>
@@ -5023,7 +6317,7 @@
                 <w:b w:val="0"/>
                 <w:i w:val="0"/>
                 <w:color w:val="000000"/>
-                <w:sz w:val="21"/>
+                <w:sz w:val="22"/>
               </w:rPr>
               <w:t>Turnkey construction</w:t>
             </w:r>
@@ -5045,7 +6339,7 @@
                 <w:b w:val="0"/>
                 <w:i w:val="0"/>
                 <w:color w:val="000000"/>
-                <w:sz w:val="21"/>
+                <w:sz w:val="22"/>
               </w:rPr>
               <w:t>Total contract value</w:t>
             </w:r>
@@ -5067,7 +6361,7 @@
                 <w:b w:val="0"/>
                 <w:i w:val="0"/>
                 <w:color w:val="000000"/>
-                <w:sz w:val="21"/>
+                <w:sz w:val="22"/>
               </w:rPr>
               <w:t>Company procures materials and manages execution</w:t>
             </w:r>
@@ -5092,7 +6386,7 @@
                 <w:b w:val="0"/>
                 <w:i w:val="0"/>
                 <w:color w:val="000000"/>
-                <w:sz w:val="21"/>
+                <w:sz w:val="22"/>
               </w:rPr>
               <w:t>Labour/contract construction</w:t>
             </w:r>
@@ -5115,7 +6409,7 @@
                 <w:b w:val="0"/>
                 <w:i w:val="0"/>
                 <w:color w:val="000000"/>
-                <w:sz w:val="21"/>
+                <w:sz w:val="22"/>
               </w:rPr>
               <w:t>Contract value</w:t>
             </w:r>
@@ -5138,7 +6432,7 @@
                 <w:b w:val="0"/>
                 <w:i w:val="0"/>
                 <w:color w:val="000000"/>
-                <w:sz w:val="21"/>
+                <w:sz w:val="22"/>
               </w:rPr>
               <w:t>Customer procures some materials</w:t>
             </w:r>
@@ -5162,7 +6456,7 @@
                 <w:b w:val="0"/>
                 <w:i w:val="0"/>
                 <w:color w:val="000000"/>
-                <w:sz w:val="21"/>
+                <w:sz w:val="22"/>
               </w:rPr>
               <w:t>Renovation and interiors</w:t>
             </w:r>
@@ -5184,7 +6478,7 @@
                 <w:b w:val="0"/>
                 <w:i w:val="0"/>
                 <w:color w:val="000000"/>
-                <w:sz w:val="21"/>
+                <w:sz w:val="22"/>
               </w:rPr>
               <w:t>Project value</w:t>
             </w:r>
@@ -5206,7 +6500,7 @@
                 <w:b w:val="0"/>
                 <w:i w:val="0"/>
                 <w:color w:val="000000"/>
-                <w:sz w:val="21"/>
+                <w:sz w:val="22"/>
               </w:rPr>
               <w:t>Shorter-cycle, higher-frequency revenue</w:t>
             </w:r>
@@ -5231,7 +6525,7 @@
                 <w:b w:val="0"/>
                 <w:i w:val="0"/>
                 <w:color w:val="000000"/>
-                <w:sz w:val="21"/>
+                <w:sz w:val="22"/>
               </w:rPr>
               <w:t>Consultation and design</w:t>
             </w:r>
@@ -5254,7 +6548,7 @@
                 <w:b w:val="0"/>
                 <w:i w:val="0"/>
                 <w:color w:val="000000"/>
-                <w:sz w:val="21"/>
+                <w:sz w:val="22"/>
               </w:rPr>
               <w:t>Fixed fee</w:t>
             </w:r>
@@ -5277,7 +6571,7 @@
                 <w:b w:val="0"/>
                 <w:i w:val="0"/>
                 <w:color w:val="000000"/>
-                <w:sz w:val="21"/>
+                <w:sz w:val="22"/>
               </w:rPr>
               <w:t>Introduced and formalised over time</w:t>
             </w:r>
@@ -5301,7 +6595,7 @@
                 <w:b w:val="0"/>
                 <w:i w:val="0"/>
                 <w:color w:val="000000"/>
-                <w:sz w:val="21"/>
+                <w:sz w:val="22"/>
               </w:rPr>
               <w:t>After-sales/annual maintenance</w:t>
             </w:r>
@@ -5323,7 +6617,7 @@
                 <w:b w:val="0"/>
                 <w:i w:val="0"/>
                 <w:color w:val="000000"/>
-                <w:sz w:val="21"/>
+                <w:sz w:val="22"/>
               </w:rPr>
               <w:t>Service fee</w:t>
             </w:r>
@@ -5345,7 +6639,7 @@
                 <w:b w:val="0"/>
                 <w:i w:val="0"/>
                 <w:color w:val="000000"/>
-                <w:sz w:val="21"/>
+                <w:sz w:val="22"/>
               </w:rPr>
               <w:t>Introduced in later phases</w:t>
             </w:r>
@@ -5365,16 +6659,21 @@
           <w:b w:val="0"/>
           <w:i w:val="0"/>
           <w:color w:val="000000"/>
-          <w:sz w:val="23"/>
+          <w:sz w:val="24"/>
         </w:rPr>
         <w:t>Revenue is recognised against project milestones, and billing follows the same milestone structure, protecting both the company's cash flow and the customer's confidence.</w:t>
       </w:r>
     </w:p>
     <w:p>
+      <w:r>
+        <w:br w:type="page"/>
+      </w:r>
+    </w:p>
+    <w:p>
       <w:pPr>
         <w:pStyle w:val="Heading1"/>
         <w:keepNext/>
-        <w:spacing w:before="400"/>
+        <w:spacing w:before="40"/>
         <w:pBdr>
           <w:bottom w:val="single" w:sz="8" w:space="4" w:color="163A6B"/>
         </w:pBdr>
@@ -5400,7 +6699,7 @@
           <w:b/>
           <w:i w:val="0"/>
           <w:color w:val="163A6B"/>
-          <w:sz w:val="28"/>
+          <w:sz w:val="30"/>
         </w:rPr>
         <w:t>7.1 Competitive Landscape</w:t>
       </w:r>
@@ -5412,7 +6711,7 @@
           <w:b w:val="0"/>
           <w:i w:val="0"/>
           <w:color w:val="000000"/>
-          <w:sz w:val="23"/>
+          <w:sz w:val="24"/>
         </w:rPr>
         <w:t>The construction market is served by two broad categories of competitors, each with distinct strengths and weaknesses.</w:t>
       </w:r>
@@ -5427,7 +6726,7 @@
           <w:b/>
           <w:i w:val="0"/>
           <w:color w:val="163A6B"/>
-          <w:sz w:val="24"/>
+          <w:sz w:val="26"/>
         </w:rPr>
         <w:t>7.1.1 Large Construction Companies</w:t>
       </w:r>
@@ -5519,7 +6818,7 @@
                 <w:b w:val="0"/>
                 <w:i w:val="0"/>
                 <w:color w:val="000000"/>
-                <w:sz w:val="21"/>
+                <w:sz w:val="22"/>
               </w:rPr>
               <w:t>Experience and scale</w:t>
             </w:r>
@@ -5541,7 +6840,7 @@
                 <w:b w:val="0"/>
                 <w:i w:val="0"/>
                 <w:color w:val="000000"/>
-                <w:sz w:val="21"/>
+                <w:sz w:val="22"/>
               </w:rPr>
               <w:t>Expensive</w:t>
             </w:r>
@@ -5566,7 +6865,7 @@
                 <w:b w:val="0"/>
                 <w:i w:val="0"/>
                 <w:color w:val="000000"/>
-                <w:sz w:val="21"/>
+                <w:sz w:val="22"/>
               </w:rPr>
               <w:t>Financial resources</w:t>
             </w:r>
@@ -5589,7 +6888,7 @@
                 <w:b w:val="0"/>
                 <w:i w:val="0"/>
                 <w:color w:val="000000"/>
-                <w:sz w:val="21"/>
+                <w:sz w:val="22"/>
               </w:rPr>
               <w:t>Less personalised service</w:t>
             </w:r>
@@ -5613,7 +6912,7 @@
                 <w:b w:val="0"/>
                 <w:i w:val="0"/>
                 <w:color w:val="000000"/>
-                <w:sz w:val="21"/>
+                <w:sz w:val="22"/>
               </w:rPr>
               <w:t>Strong brand value</w:t>
             </w:r>
@@ -5635,7 +6934,7 @@
                 <w:b w:val="0"/>
                 <w:i w:val="0"/>
                 <w:color w:val="000000"/>
-                <w:sz w:val="21"/>
+                <w:sz w:val="22"/>
               </w:rPr>
               <w:t>Slower customer communication</w:t>
             </w:r>
@@ -5658,7 +6957,7 @@
           <w:b/>
           <w:i w:val="0"/>
           <w:color w:val="163A6B"/>
-          <w:sz w:val="24"/>
+          <w:sz w:val="26"/>
         </w:rPr>
         <w:t>7.1.2 Small Contractors</w:t>
       </w:r>
@@ -5750,7 +7049,7 @@
                 <w:b w:val="0"/>
                 <w:i w:val="0"/>
                 <w:color w:val="000000"/>
-                <w:sz w:val="21"/>
+                <w:sz w:val="22"/>
               </w:rPr>
               <w:t>Affordable</w:t>
             </w:r>
@@ -5772,7 +7071,7 @@
                 <w:b w:val="0"/>
                 <w:i w:val="0"/>
                 <w:color w:val="000000"/>
-                <w:sz w:val="21"/>
+                <w:sz w:val="22"/>
               </w:rPr>
               <w:t>Poor documentation</w:t>
             </w:r>
@@ -5797,7 +7096,7 @@
                 <w:b w:val="0"/>
                 <w:i w:val="0"/>
                 <w:color w:val="000000"/>
-                <w:sz w:val="21"/>
+                <w:sz w:val="22"/>
               </w:rPr>
               <w:t>Flexible</w:t>
             </w:r>
@@ -5820,7 +7119,7 @@
                 <w:b w:val="0"/>
                 <w:i w:val="0"/>
                 <w:color w:val="000000"/>
-                <w:sz w:val="21"/>
+                <w:sz w:val="22"/>
               </w:rPr>
               <w:t>Little transparency</w:t>
             </w:r>
@@ -5844,7 +7143,7 @@
                 <w:b w:val="0"/>
                 <w:i w:val="0"/>
                 <w:color w:val="000000"/>
-                <w:sz w:val="21"/>
+                <w:sz w:val="22"/>
               </w:rPr>
               <w:t>Locally available</w:t>
             </w:r>
@@ -5866,7 +7165,7 @@
                 <w:b w:val="0"/>
                 <w:i w:val="0"/>
                 <w:color w:val="000000"/>
-                <w:sz w:val="21"/>
+                <w:sz w:val="22"/>
               </w:rPr>
               <w:t>Limited systems and processes</w:t>
             </w:r>
@@ -5904,7 +7203,7 @@
                 <w:b w:val="0"/>
                 <w:i w:val="0"/>
                 <w:color w:val="000000"/>
-                <w:sz w:val="21"/>
+                <w:sz w:val="22"/>
               </w:rPr>
               <w:t>Weak project management</w:t>
             </w:r>
@@ -5927,7 +7226,7 @@
           <w:b/>
           <w:i w:val="0"/>
           <w:color w:val="163A6B"/>
-          <w:sz w:val="28"/>
+          <w:sz w:val="30"/>
         </w:rPr>
         <w:t>7.2 BuildWise's Position</w:t>
       </w:r>
@@ -5939,7 +7238,7 @@
           <w:b w:val="0"/>
           <w:i w:val="0"/>
           <w:color w:val="000000"/>
-          <w:sz w:val="23"/>
+          <w:sz w:val="24"/>
         </w:rPr>
         <w:t xml:space="preserve">BuildWise positions itself as the </w:t>
       </w:r>
@@ -5949,7 +7248,7 @@
           <w:b/>
           <w:i w:val="0"/>
           <w:color w:val="000000"/>
-          <w:sz w:val="23"/>
+          <w:sz w:val="24"/>
         </w:rPr>
         <w:t>bridge</w:t>
       </w:r>
@@ -5959,7 +7258,7 @@
           <w:b w:val="0"/>
           <w:i w:val="0"/>
           <w:color w:val="000000"/>
-          <w:sz w:val="23"/>
+          <w:sz w:val="24"/>
         </w:rPr>
         <w:t xml:space="preserve"> between these two categories. It offers the professionalism, documentation, and reliability associated with large firms, combined with the personal attention, flexibility, and accessibility of local contractors — without the excessive cost of the former or the disorganisation of the latter.</w:t>
       </w:r>
@@ -5974,544 +7273,78 @@
           <w:b/>
           <w:i w:val="0"/>
           <w:color w:val="163A6B"/>
-          <w:sz w:val="28"/>
+          <w:sz w:val="30"/>
         </w:rPr>
         <w:t>7.3 SWOT Analysis</w:t>
       </w:r>
     </w:p>
-    <w:tbl>
-      <w:tblPr>
-        <w:tblStyle w:val="TableGrid"/>
-        <w:tblW w:type="auto" w:w="0"/>
+    <w:p>
+      <w:pPr>
+        <w:keepNext/>
+        <w:spacing w:before="160" w:after="40"/>
         <w:jc w:val="center"/>
-        <w:tblLook w:firstColumn="1" w:firstRow="1" w:lastColumn="0" w:lastRow="0" w:noHBand="0" w:noVBand="1" w:val="04A0"/>
-        <w:tblCellMar>
-          <w:top w:w="60" w:type="dxa"/>
-          <w:bottom w:w="60" w:type="dxa"/>
-          <w:start w:w="110" w:type="dxa"/>
-          <w:end w:w="110" w:type="dxa"/>
-          <w:left w:w="110" w:type="dxa"/>
-          <w:right w:w="110" w:type="dxa"/>
-        </w:tblCellMar>
-      </w:tblPr>
-      <w:tblGrid>
-        <w:gridCol w:w="4759"/>
-        <w:gridCol w:w="4759"/>
-      </w:tblGrid>
-      <w:tr>
-        <w:trPr>
-          <w:tblHeader w:val="true"/>
-        </w:trPr>
-        <w:tc>
-          <w:tcPr>
-            <w:tcW w:type="dxa" w:w="4759"/>
-            <w:vAlign w:val="center"/>
-            <w:shd w:val="clear" w:fill="163A6B"/>
-          </w:tcPr>
-          <w:p>
-            <w:pPr>
-              <w:spacing w:after="40" w:before="40"/>
-              <w:jc w:val="left"/>
-            </w:pPr>
-            <w:r>
-              <w:rPr>
-                <w:rFonts w:ascii="Cambria" w:hAnsi="Cambria" w:eastAsia="Cambria"/>
-                <w:b/>
-                <w:i w:val="0"/>
-                <w:color w:val="FFFFFF"/>
-                <w:sz w:val="22"/>
-              </w:rPr>
-              <w:t>Strengths</w:t>
-            </w:r>
-          </w:p>
-        </w:tc>
-        <w:tc>
-          <w:tcPr>
-            <w:tcW w:type="dxa" w:w="4759"/>
-            <w:vAlign w:val="center"/>
-            <w:shd w:val="clear" w:fill="163A6B"/>
-          </w:tcPr>
-          <w:p>
-            <w:pPr>
-              <w:spacing w:after="40" w:before="40"/>
-              <w:jc w:val="left"/>
-            </w:pPr>
-            <w:r>
-              <w:rPr>
-                <w:rFonts w:ascii="Cambria" w:hAnsi="Cambria" w:eastAsia="Cambria"/>
-                <w:b/>
-                <w:i w:val="0"/>
-                <w:color w:val="FFFFFF"/>
-                <w:sz w:val="22"/>
-              </w:rPr>
-              <w:t>Weaknesses</w:t>
-            </w:r>
-          </w:p>
-        </w:tc>
-      </w:tr>
-      <w:tr>
-        <w:tc>
-          <w:tcPr>
-            <w:tcW w:type="dxa" w:w="4759"/>
-            <w:vAlign w:val="center"/>
-          </w:tcPr>
-          <w:p>
-            <w:pPr>
-              <w:spacing w:after="40" w:before="40"/>
-              <w:jc w:val="left"/>
-            </w:pPr>
-            <w:r>
-              <w:rPr>
-                <w:rFonts w:ascii="Times New Roman" w:hAnsi="Times New Roman" w:eastAsia="Times New Roman"/>
-                <w:b w:val="0"/>
-                <w:i w:val="0"/>
-                <w:color w:val="000000"/>
-                <w:sz w:val="21"/>
-              </w:rPr>
-              <w:t>Transparent, customer-first model</w:t>
-            </w:r>
-          </w:p>
-        </w:tc>
-        <w:tc>
-          <w:tcPr>
-            <w:tcW w:type="dxa" w:w="4759"/>
-            <w:vAlign w:val="center"/>
-          </w:tcPr>
-          <w:p>
-            <w:pPr>
-              <w:spacing w:after="40" w:before="40"/>
-              <w:jc w:val="left"/>
-            </w:pPr>
-            <w:r>
-              <w:rPr>
-                <w:rFonts w:ascii="Times New Roman" w:hAnsi="Times New Roman" w:eastAsia="Times New Roman"/>
-                <w:b w:val="0"/>
-                <w:i w:val="0"/>
-                <w:color w:val="000000"/>
-                <w:sz w:val="21"/>
-              </w:rPr>
-              <w:t>New brand with no track record</w:t>
-            </w:r>
-          </w:p>
-        </w:tc>
-      </w:tr>
-      <w:tr>
-        <w:tc>
-          <w:tcPr>
-            <w:tcW w:type="dxa" w:w="4759"/>
-            <w:vAlign w:val="center"/>
-            <w:shd w:val="clear" w:fill="EEF2F8"/>
-          </w:tcPr>
-          <w:p>
-            <w:pPr>
-              <w:spacing w:after="40" w:before="40"/>
-              <w:jc w:val="left"/>
-            </w:pPr>
-            <w:r>
-              <w:rPr>
-                <w:rFonts w:ascii="Times New Roman" w:hAnsi="Times New Roman" w:eastAsia="Times New Roman"/>
-                <w:b w:val="0"/>
-                <w:i w:val="0"/>
-                <w:color w:val="000000"/>
-                <w:sz w:val="21"/>
-              </w:rPr>
-              <w:t>Lean, low-overhead structure</w:t>
-            </w:r>
-          </w:p>
-        </w:tc>
-        <w:tc>
-          <w:tcPr>
-            <w:tcW w:type="dxa" w:w="4759"/>
-            <w:vAlign w:val="center"/>
-            <w:shd w:val="clear" w:fill="EEF2F8"/>
-          </w:tcPr>
-          <w:p>
-            <w:pPr>
-              <w:spacing w:after="40" w:before="40"/>
-              <w:jc w:val="left"/>
-            </w:pPr>
-            <w:r>
-              <w:rPr>
-                <w:rFonts w:ascii="Times New Roman" w:hAnsi="Times New Roman" w:eastAsia="Times New Roman"/>
-                <w:b w:val="0"/>
-                <w:i w:val="0"/>
-                <w:color w:val="000000"/>
-                <w:sz w:val="21"/>
-              </w:rPr>
-              <w:t>Limited initial capital</w:t>
-            </w:r>
-          </w:p>
-        </w:tc>
-      </w:tr>
-      <w:tr>
-        <w:tc>
-          <w:tcPr>
-            <w:tcW w:type="dxa" w:w="4759"/>
-            <w:vAlign w:val="center"/>
-          </w:tcPr>
-          <w:p>
-            <w:pPr>
-              <w:spacing w:after="40" w:before="40"/>
-              <w:jc w:val="left"/>
-            </w:pPr>
-            <w:r>
-              <w:rPr>
-                <w:rFonts w:ascii="Times New Roman" w:hAnsi="Times New Roman" w:eastAsia="Times New Roman"/>
-                <w:b w:val="0"/>
-                <w:i w:val="0"/>
-                <w:color w:val="000000"/>
-                <w:sz w:val="21"/>
-              </w:rPr>
-              <w:t>Strong project-management discipline</w:t>
-            </w:r>
-          </w:p>
-        </w:tc>
-        <w:tc>
-          <w:tcPr>
-            <w:tcW w:type="dxa" w:w="4759"/>
-            <w:vAlign w:val="center"/>
-          </w:tcPr>
-          <w:p>
-            <w:pPr>
-              <w:spacing w:after="40" w:before="40"/>
-              <w:jc w:val="left"/>
-            </w:pPr>
-            <w:r>
-              <w:rPr>
-                <w:rFonts w:ascii="Times New Roman" w:hAnsi="Times New Roman" w:eastAsia="Times New Roman"/>
-                <w:b w:val="0"/>
-                <w:i w:val="0"/>
-                <w:color w:val="000000"/>
-                <w:sz w:val="21"/>
-              </w:rPr>
-              <w:t>Dependent on a small founding team</w:t>
-            </w:r>
-          </w:p>
-        </w:tc>
-      </w:tr>
-      <w:tr>
-        <w:tc>
-          <w:tcPr>
-            <w:tcW w:type="dxa" w:w="4759"/>
-            <w:vAlign w:val="center"/>
-            <w:shd w:val="clear" w:fill="EEF2F8"/>
-          </w:tcPr>
-          <w:p>
-            <w:pPr>
-              <w:spacing w:after="40" w:before="40"/>
-              <w:jc w:val="left"/>
-            </w:pPr>
-            <w:r>
-              <w:rPr>
-                <w:rFonts w:ascii="Times New Roman" w:hAnsi="Times New Roman" w:eastAsia="Times New Roman"/>
-                <w:b w:val="0"/>
-                <w:i w:val="0"/>
-                <w:color w:val="000000"/>
-                <w:sz w:val="21"/>
-              </w:rPr>
-              <w:t>Clear phased growth strategy</w:t>
-            </w:r>
-          </w:p>
-        </w:tc>
-        <w:tc>
-          <w:tcPr>
-            <w:tcW w:type="dxa" w:w="4759"/>
-            <w:vAlign w:val="center"/>
-            <w:shd w:val="clear" w:fill="EEF2F8"/>
-          </w:tcPr>
-          <w:p>
-            <w:pPr>
-              <w:spacing w:after="40" w:before="40"/>
-              <w:jc w:val="left"/>
-            </w:pPr>
-            <w:r>
-              <w:rPr>
-                <w:rFonts w:ascii="Times New Roman" w:hAnsi="Times New Roman" w:eastAsia="Times New Roman"/>
-                <w:b w:val="0"/>
-                <w:i w:val="0"/>
-                <w:color w:val="000000"/>
-                <w:sz w:val="21"/>
-              </w:rPr>
-              <w:t>Limited geographic presence at launch</w:t>
-            </w:r>
-          </w:p>
-        </w:tc>
-      </w:tr>
-    </w:tbl>
-    <w:p>
-      <w:pPr>
-        <w:spacing w:after="80"/>
-      </w:pPr>
-    </w:p>
-    <w:tbl>
-      <w:tblPr>
-        <w:tblStyle w:val="TableGrid"/>
-        <w:tblW w:type="auto" w:w="0"/>
-        <w:jc w:val="center"/>
-        <w:tblLook w:firstColumn="1" w:firstRow="1" w:lastColumn="0" w:lastRow="0" w:noHBand="0" w:noVBand="1" w:val="04A0"/>
-        <w:tblCellMar>
-          <w:top w:w="60" w:type="dxa"/>
-          <w:bottom w:w="60" w:type="dxa"/>
-          <w:start w:w="110" w:type="dxa"/>
-          <w:end w:w="110" w:type="dxa"/>
-          <w:left w:w="110" w:type="dxa"/>
-          <w:right w:w="110" w:type="dxa"/>
-        </w:tblCellMar>
-      </w:tblPr>
-      <w:tblGrid>
-        <w:gridCol w:w="4759"/>
-        <w:gridCol w:w="4759"/>
-      </w:tblGrid>
-      <w:tr>
-        <w:trPr>
-          <w:tblHeader w:val="true"/>
-        </w:trPr>
-        <w:tc>
-          <w:tcPr>
-            <w:tcW w:type="dxa" w:w="4759"/>
-            <w:vAlign w:val="center"/>
-            <w:shd w:val="clear" w:fill="163A6B"/>
-          </w:tcPr>
-          <w:p>
-            <w:pPr>
-              <w:spacing w:after="40" w:before="40"/>
-              <w:jc w:val="left"/>
-            </w:pPr>
-            <w:r>
-              <w:rPr>
-                <w:rFonts w:ascii="Cambria" w:hAnsi="Cambria" w:eastAsia="Cambria"/>
-                <w:b/>
-                <w:i w:val="0"/>
-                <w:color w:val="FFFFFF"/>
-                <w:sz w:val="22"/>
-              </w:rPr>
-              <w:t>Opportunities</w:t>
-            </w:r>
-          </w:p>
-        </w:tc>
-        <w:tc>
-          <w:tcPr>
-            <w:tcW w:type="dxa" w:w="4759"/>
-            <w:vAlign w:val="center"/>
-            <w:shd w:val="clear" w:fill="163A6B"/>
-          </w:tcPr>
-          <w:p>
-            <w:pPr>
-              <w:spacing w:after="40" w:before="40"/>
-              <w:jc w:val="left"/>
-            </w:pPr>
-            <w:r>
-              <w:rPr>
-                <w:rFonts w:ascii="Cambria" w:hAnsi="Cambria" w:eastAsia="Cambria"/>
-                <w:b/>
-                <w:i w:val="0"/>
-                <w:color w:val="FFFFFF"/>
-                <w:sz w:val="22"/>
-              </w:rPr>
-              <w:t>Threats</w:t>
-            </w:r>
-          </w:p>
-        </w:tc>
-      </w:tr>
-      <w:tr>
-        <w:tc>
-          <w:tcPr>
-            <w:tcW w:type="dxa" w:w="4759"/>
-            <w:vAlign w:val="center"/>
-          </w:tcPr>
-          <w:p>
-            <w:pPr>
-              <w:spacing w:after="40" w:before="40"/>
-              <w:jc w:val="left"/>
-            </w:pPr>
-            <w:r>
-              <w:rPr>
-                <w:rFonts w:ascii="Times New Roman" w:hAnsi="Times New Roman" w:eastAsia="Times New Roman"/>
-                <w:b w:val="0"/>
-                <w:i w:val="0"/>
-                <w:color w:val="000000"/>
-                <w:sz w:val="21"/>
-              </w:rPr>
-              <w:t>Large, growing construction market</w:t>
-            </w:r>
-          </w:p>
-        </w:tc>
-        <w:tc>
-          <w:tcPr>
-            <w:tcW w:type="dxa" w:w="4759"/>
-            <w:vAlign w:val="center"/>
-          </w:tcPr>
-          <w:p>
-            <w:pPr>
-              <w:spacing w:after="40" w:before="40"/>
-              <w:jc w:val="left"/>
-            </w:pPr>
-            <w:r>
-              <w:rPr>
-                <w:rFonts w:ascii="Times New Roman" w:hAnsi="Times New Roman" w:eastAsia="Times New Roman"/>
-                <w:b w:val="0"/>
-                <w:i w:val="0"/>
-                <w:color w:val="000000"/>
-                <w:sz w:val="21"/>
-              </w:rPr>
-              <w:t>Input-cost inflation</w:t>
-            </w:r>
-          </w:p>
-        </w:tc>
-      </w:tr>
-      <w:tr>
-        <w:tc>
-          <w:tcPr>
-            <w:tcW w:type="dxa" w:w="4759"/>
-            <w:vAlign w:val="center"/>
-            <w:shd w:val="clear" w:fill="EEF2F8"/>
-          </w:tcPr>
-          <w:p>
-            <w:pPr>
-              <w:spacing w:after="40" w:before="40"/>
-              <w:jc w:val="left"/>
-            </w:pPr>
-            <w:r>
-              <w:rPr>
-                <w:rFonts w:ascii="Times New Roman" w:hAnsi="Times New Roman" w:eastAsia="Times New Roman"/>
-                <w:b w:val="0"/>
-                <w:i w:val="0"/>
-                <w:color w:val="000000"/>
-                <w:sz w:val="21"/>
-              </w:rPr>
-              <w:t>Demand for transparency and quality</w:t>
-            </w:r>
-          </w:p>
-        </w:tc>
-        <w:tc>
-          <w:tcPr>
-            <w:tcW w:type="dxa" w:w="4759"/>
-            <w:vAlign w:val="center"/>
-            <w:shd w:val="clear" w:fill="EEF2F8"/>
-          </w:tcPr>
-          <w:p>
-            <w:pPr>
-              <w:spacing w:after="40" w:before="40"/>
-              <w:jc w:val="left"/>
-            </w:pPr>
-            <w:r>
-              <w:rPr>
-                <w:rFonts w:ascii="Times New Roman" w:hAnsi="Times New Roman" w:eastAsia="Times New Roman"/>
-                <w:b w:val="0"/>
-                <w:i w:val="0"/>
-                <w:color w:val="000000"/>
-                <w:sz w:val="21"/>
-              </w:rPr>
-              <w:t>Intense local competition</w:t>
-            </w:r>
-          </w:p>
-        </w:tc>
-      </w:tr>
-      <w:tr>
-        <w:tc>
-          <w:tcPr>
-            <w:tcW w:type="dxa" w:w="4759"/>
-            <w:vAlign w:val="center"/>
-          </w:tcPr>
-          <w:p>
-            <w:pPr>
-              <w:spacing w:after="40" w:before="40"/>
-              <w:jc w:val="left"/>
-            </w:pPr>
-            <w:r>
-              <w:rPr>
-                <w:rFonts w:ascii="Times New Roman" w:hAnsi="Times New Roman" w:eastAsia="Times New Roman"/>
-                <w:b w:val="0"/>
-                <w:i w:val="0"/>
-                <w:color w:val="000000"/>
-                <w:sz w:val="21"/>
-              </w:rPr>
-              <w:t>Rising interest in smart/green homes</w:t>
-            </w:r>
-          </w:p>
-        </w:tc>
-        <w:tc>
-          <w:tcPr>
-            <w:tcW w:type="dxa" w:w="4759"/>
-            <w:vAlign w:val="center"/>
-          </w:tcPr>
-          <w:p>
-            <w:pPr>
-              <w:spacing w:after="40" w:before="40"/>
-              <w:jc w:val="left"/>
-            </w:pPr>
-            <w:r>
-              <w:rPr>
-                <w:rFonts w:ascii="Times New Roman" w:hAnsi="Times New Roman" w:eastAsia="Times New Roman"/>
-                <w:b w:val="0"/>
-                <w:i w:val="0"/>
-                <w:color w:val="000000"/>
-                <w:sz w:val="21"/>
-              </w:rPr>
-              <w:t>Regulatory and approval delays</w:t>
-            </w:r>
-          </w:p>
-        </w:tc>
-      </w:tr>
-      <w:tr>
-        <w:tc>
-          <w:tcPr>
-            <w:tcW w:type="dxa" w:w="4759"/>
-            <w:vAlign w:val="center"/>
-            <w:shd w:val="clear" w:fill="EEF2F8"/>
-          </w:tcPr>
-          <w:p>
-            <w:pPr>
-              <w:spacing w:after="40" w:before="40"/>
-              <w:jc w:val="left"/>
-            </w:pPr>
-            <w:r>
-              <w:rPr>
-                <w:rFonts w:ascii="Times New Roman" w:hAnsi="Times New Roman" w:eastAsia="Times New Roman"/>
-                <w:b w:val="0"/>
-                <w:i w:val="0"/>
-                <w:color w:val="000000"/>
-                <w:sz w:val="21"/>
-              </w:rPr>
-              <w:t>NRI and investor demand</w:t>
-            </w:r>
-          </w:p>
-        </w:tc>
-        <w:tc>
-          <w:tcPr>
-            <w:tcW w:type="dxa" w:w="4759"/>
-            <w:vAlign w:val="center"/>
-            <w:shd w:val="clear" w:fill="EEF2F8"/>
-          </w:tcPr>
-          <w:p>
-            <w:pPr>
-              <w:spacing w:after="40" w:before="40"/>
-              <w:jc w:val="left"/>
-            </w:pPr>
-            <w:r>
-              <w:rPr>
-                <w:rFonts w:ascii="Times New Roman" w:hAnsi="Times New Roman" w:eastAsia="Times New Roman"/>
-                <w:b w:val="0"/>
-                <w:i w:val="0"/>
-                <w:color w:val="000000"/>
-                <w:sz w:val="21"/>
-              </w:rPr>
-              <w:t>Skilled-labour shortages</w:t>
-            </w:r>
-          </w:p>
-        </w:tc>
-      </w:tr>
-    </w:tbl>
-    <w:p>
-      <w:pPr>
-        <w:spacing w:after="80"/>
-      </w:pPr>
+      </w:pPr>
+      <w:r>
+        <w:drawing>
+          <wp:inline xmlns:a="http://schemas.openxmlformats.org/drawingml/2006/main" xmlns:pic="http://schemas.openxmlformats.org/drawingml/2006/picture">
+            <wp:extent cx="5852160" cy="4486104"/>
+            <wp:docPr id="5" name="Picture 5"/>
+            <wp:cNvGraphicFramePr>
+              <a:graphicFrameLocks noChangeAspect="1"/>
+            </wp:cNvGraphicFramePr>
+            <a:graphic>
+              <a:graphicData uri="http://schemas.openxmlformats.org/drawingml/2006/picture">
+                <pic:pic>
+                  <pic:nvPicPr>
+                    <pic:cNvPr id="0" name="swot_matrix.png"/>
+                    <pic:cNvPicPr/>
+                  </pic:nvPicPr>
+                  <pic:blipFill>
+                    <a:blip r:embed="rId15"/>
+                    <a:stretch>
+                      <a:fillRect/>
+                    </a:stretch>
+                  </pic:blipFill>
+                  <pic:spPr>
+                    <a:xfrm>
+                      <a:off x="0" y="0"/>
+                      <a:ext cx="5852160" cy="4486104"/>
+                    </a:xfrm>
+                    <a:prstGeom prst="rect"/>
+                  </pic:spPr>
+                </pic:pic>
+              </a:graphicData>
+            </a:graphic>
+          </wp:inline>
+        </w:drawing>
+      </w:r>
     </w:p>
     <w:p>
       <w:pPr>
+        <w:spacing w:after="240"/>
+        <w:jc w:val="center"/>
+      </w:pPr>
+      <w:r>
+        <w:rPr>
+          <w:rFonts w:ascii="Times New Roman" w:hAnsi="Times New Roman" w:eastAsia="Times New Roman"/>
+          <w:b w:val="0"/>
+          <w:i/>
+          <w:color w:val="595959"/>
+          <w:sz w:val="22"/>
+        </w:rPr>
+        <w:t>Figure 5: SWOT analysis of BuildWise Constructions Pvt. Ltd., summarising internal strengths and weaknesses alongside external opportunities and threats.</w:t>
+      </w:r>
+    </w:p>
+    <w:p>
+      <w:r>
+        <w:br w:type="page"/>
+      </w:r>
+    </w:p>
+    <w:p>
+      <w:pPr>
         <w:pStyle w:val="Heading1"/>
         <w:keepNext/>
-        <w:spacing w:before="400"/>
+        <w:spacing w:before="40"/>
         <w:pBdr>
           <w:bottom w:val="single" w:sz="8" w:space="4" w:color="163A6B"/>
         </w:pBdr>
@@ -6537,7 +7370,7 @@
           <w:b/>
           <w:i w:val="0"/>
           <w:color w:val="163A6B"/>
-          <w:sz w:val="28"/>
+          <w:sz w:val="30"/>
         </w:rPr>
         <w:t>8.1 Marketing Philosophy</w:t>
       </w:r>
@@ -6549,7 +7382,7 @@
           <w:b w:val="0"/>
           <w:i w:val="0"/>
           <w:color w:val="000000"/>
-          <w:sz w:val="23"/>
+          <w:sz w:val="24"/>
         </w:rPr>
         <w:t>BuildWise's marketing is built on demonstrated trust rather than advertising spend. In the early stages, satisfied customers and completed projects are the most powerful marketing assets.</w:t>
       </w:r>
@@ -6564,7 +7397,7 @@
           <w:b/>
           <w:i w:val="0"/>
           <w:color w:val="163A6B"/>
-          <w:sz w:val="28"/>
+          <w:sz w:val="30"/>
         </w:rPr>
         <w:t>8.2 Initial Marketing Activities (Phase 1)</w:t>
       </w:r>
@@ -6580,7 +7413,7 @@
           <w:b w:val="0"/>
           <w:i w:val="0"/>
           <w:color w:val="000000"/>
-          <w:sz w:val="23"/>
+          <w:sz w:val="24"/>
         </w:rPr>
         <w:t>Google Business Profile for local discovery</w:t>
       </w:r>
@@ -6596,7 +7429,7 @@
           <w:b w:val="0"/>
           <w:i w:val="0"/>
           <w:color w:val="000000"/>
-          <w:sz w:val="23"/>
+          <w:sz w:val="24"/>
         </w:rPr>
         <w:t>Instagram and Facebook to showcase project progress and completed work</w:t>
       </w:r>
@@ -6612,7 +7445,7 @@
           <w:b w:val="0"/>
           <w:i w:val="0"/>
           <w:color w:val="000000"/>
-          <w:sz w:val="23"/>
+          <w:sz w:val="24"/>
         </w:rPr>
         <w:t>Referral marketing from satisfied customers</w:t>
       </w:r>
@@ -6628,7 +7461,7 @@
           <w:b w:val="0"/>
           <w:i w:val="0"/>
           <w:color w:val="000000"/>
-          <w:sz w:val="23"/>
+          <w:sz w:val="24"/>
         </w:rPr>
         <w:t>Construction site boards displaying the company name at every active site</w:t>
       </w:r>
@@ -6644,7 +7477,7 @@
           <w:b w:val="0"/>
           <w:i w:val="0"/>
           <w:color w:val="000000"/>
-          <w:sz w:val="23"/>
+          <w:sz w:val="24"/>
         </w:rPr>
         <w:t>Word of mouth within the local community</w:t>
       </w:r>
@@ -6660,7 +7493,7 @@
           <w:b w:val="0"/>
           <w:i w:val="0"/>
           <w:color w:val="000000"/>
-          <w:sz w:val="23"/>
+          <w:sz w:val="24"/>
         </w:rPr>
         <w:t>Customer testimonials and case studies</w:t>
       </w:r>
@@ -6675,7 +7508,7 @@
           <w:b/>
           <w:i w:val="0"/>
           <w:color w:val="163A6B"/>
-          <w:sz w:val="28"/>
+          <w:sz w:val="30"/>
         </w:rPr>
         <w:t>8.3 Advanced Marketing Activities (Later Phases)</w:t>
       </w:r>
@@ -6691,7 +7524,7 @@
           <w:b w:val="0"/>
           <w:i w:val="0"/>
           <w:color w:val="000000"/>
-          <w:sz w:val="23"/>
+          <w:sz w:val="24"/>
         </w:rPr>
         <w:t>Search Engine Optimisation (SEO)</w:t>
       </w:r>
@@ -6707,7 +7540,7 @@
           <w:b w:val="0"/>
           <w:i w:val="0"/>
           <w:color w:val="000000"/>
-          <w:sz w:val="23"/>
+          <w:sz w:val="24"/>
         </w:rPr>
         <w:t>A professional company website</w:t>
       </w:r>
@@ -6723,7 +7556,7 @@
           <w:b w:val="0"/>
           <w:i w:val="0"/>
           <w:color w:val="000000"/>
-          <w:sz w:val="23"/>
+          <w:sz w:val="24"/>
         </w:rPr>
         <w:t>YouTube project walkthroughs and educational content</w:t>
       </w:r>
@@ -6739,7 +7572,7 @@
           <w:b w:val="0"/>
           <w:i w:val="0"/>
           <w:color w:val="000000"/>
-          <w:sz w:val="23"/>
+          <w:sz w:val="24"/>
         </w:rPr>
         <w:t>Digital advertising campaigns</w:t>
       </w:r>
@@ -6755,7 +7588,7 @@
           <w:b w:val="0"/>
           <w:i w:val="0"/>
           <w:color w:val="000000"/>
-          <w:sz w:val="23"/>
+          <w:sz w:val="24"/>
         </w:rPr>
         <w:t>Online consultation booking</w:t>
       </w:r>
@@ -6771,7 +7604,7 @@
           <w:b w:val="0"/>
           <w:i w:val="0"/>
           <w:color w:val="000000"/>
-          <w:sz w:val="23"/>
+          <w:sz w:val="24"/>
         </w:rPr>
         <w:t>Construction and home-building blogs</w:t>
       </w:r>
@@ -6786,7 +7619,7 @@
           <w:b/>
           <w:i w:val="0"/>
           <w:color w:val="163A6B"/>
-          <w:sz w:val="28"/>
+          <w:sz w:val="30"/>
         </w:rPr>
         <w:t>8.4 Marketing Budget Approach</w:t>
       </w:r>
@@ -6798,16 +7631,21 @@
           <w:b w:val="0"/>
           <w:i w:val="0"/>
           <w:color w:val="000000"/>
-          <w:sz w:val="23"/>
+          <w:sz w:val="24"/>
         </w:rPr>
         <w:t>Marketing spend is intentionally modest in Year 1 and scales with revenue. Early rupees are directed at high-return, trust-building channels (site boards, social proof, referrals) before broader digital campaigns are introduced.</w:t>
       </w:r>
     </w:p>
     <w:p>
+      <w:r>
+        <w:br w:type="page"/>
+      </w:r>
+    </w:p>
+    <w:p>
       <w:pPr>
         <w:pStyle w:val="Heading1"/>
         <w:keepNext/>
-        <w:spacing w:before="400"/>
+        <w:spacing w:before="40"/>
         <w:pBdr>
           <w:bottom w:val="single" w:sz="8" w:space="4" w:color="163A6B"/>
         </w:pBdr>
@@ -6833,7 +7671,7 @@
           <w:b/>
           <w:i w:val="0"/>
           <w:color w:val="163A6B"/>
-          <w:sz w:val="28"/>
+          <w:sz w:val="30"/>
         </w:rPr>
         <w:t>9.1 Project Workflow</w:t>
       </w:r>
@@ -6845,268 +7683,66 @@
           <w:b w:val="0"/>
           <w:i w:val="0"/>
           <w:color w:val="000000"/>
-          <w:sz w:val="23"/>
+          <w:sz w:val="24"/>
         </w:rPr>
         <w:t>BuildWise follows a structured, repeatable project workflow that ensures consistency and transparency across every project:</w:t>
       </w:r>
     </w:p>
     <w:p>
       <w:pPr>
-        <w:keepLines/>
-        <w:spacing w:before="80" w:after="160" w:line="240" w:lineRule="auto"/>
+        <w:keepNext/>
+        <w:spacing w:before="160" w:after="40"/>
         <w:jc w:val="center"/>
       </w:pPr>
       <w:r>
+        <w:drawing>
+          <wp:inline xmlns:a="http://schemas.openxmlformats.org/drawingml/2006/main" xmlns:pic="http://schemas.openxmlformats.org/drawingml/2006/picture">
+            <wp:extent cx="5636271" cy="6766560"/>
+            <wp:docPr id="6" name="Picture 6"/>
+            <wp:cNvGraphicFramePr>
+              <a:graphicFrameLocks noChangeAspect="1"/>
+            </wp:cNvGraphicFramePr>
+            <a:graphic>
+              <a:graphicData uri="http://schemas.openxmlformats.org/drawingml/2006/picture">
+                <pic:pic>
+                  <pic:nvPicPr>
+                    <pic:cNvPr id="0" name="workflow_operations.png"/>
+                    <pic:cNvPicPr/>
+                  </pic:nvPicPr>
+                  <pic:blipFill>
+                    <a:blip r:embed="rId16"/>
+                    <a:stretch>
+                      <a:fillRect/>
+                    </a:stretch>
+                  </pic:blipFill>
+                  <pic:spPr>
+                    <a:xfrm>
+                      <a:off x="0" y="0"/>
+                      <a:ext cx="5636271" cy="6766560"/>
+                    </a:xfrm>
+                    <a:prstGeom prst="rect"/>
+                  </pic:spPr>
+                </pic:pic>
+              </a:graphicData>
+            </a:graphic>
+          </wp:inline>
+        </w:drawing>
+      </w:r>
+    </w:p>
+    <w:p>
+      <w:pPr>
+        <w:spacing w:after="240"/>
+        <w:jc w:val="center"/>
+      </w:pPr>
+      <w:r>
         <w:rPr>
-          <w:rFonts w:ascii="Consolas" w:hAnsi="Consolas" w:eastAsia="Consolas"/>
+          <w:rFonts w:ascii="Times New Roman" w:hAnsi="Times New Roman" w:eastAsia="Times New Roman"/>
           <w:b w:val="0"/>
-          <w:i w:val="0"/>
-          <w:color w:val="163A6B"/>
-          <w:sz w:val="19"/>
+          <w:i/>
+          <w:color w:val="595959"/>
+          <w:sz w:val="22"/>
         </w:rPr>
-        <w:t>Lead Generation</w:t>
-        <w:br/>
-      </w:r>
-      <w:r>
-        <w:rPr>
-          <w:rFonts w:ascii="Consolas" w:hAnsi="Consolas" w:eastAsia="Consolas"/>
-          <w:b w:val="0"/>
-          <w:i w:val="0"/>
-          <w:color w:val="163A6B"/>
-          <w:sz w:val="19"/>
-        </w:rPr>
-        <w:t xml:space="preserve">        ↓</w:t>
-        <w:br/>
-      </w:r>
-      <w:r>
-        <w:rPr>
-          <w:rFonts w:ascii="Consolas" w:hAnsi="Consolas" w:eastAsia="Consolas"/>
-          <w:b w:val="0"/>
-          <w:i w:val="0"/>
-          <w:color w:val="163A6B"/>
-          <w:sz w:val="19"/>
-        </w:rPr>
-        <w:t>Client Meeting</w:t>
-        <w:br/>
-      </w:r>
-      <w:r>
-        <w:rPr>
-          <w:rFonts w:ascii="Consolas" w:hAnsi="Consolas" w:eastAsia="Consolas"/>
-          <w:b w:val="0"/>
-          <w:i w:val="0"/>
-          <w:color w:val="163A6B"/>
-          <w:sz w:val="19"/>
-        </w:rPr>
-        <w:t xml:space="preserve">        ↓</w:t>
-        <w:br/>
-      </w:r>
-      <w:r>
-        <w:rPr>
-          <w:rFonts w:ascii="Consolas" w:hAnsi="Consolas" w:eastAsia="Consolas"/>
-          <w:b w:val="0"/>
-          <w:i w:val="0"/>
-          <w:color w:val="163A6B"/>
-          <w:sz w:val="19"/>
-        </w:rPr>
-        <w:t>Requirement Analysis</w:t>
-        <w:br/>
-      </w:r>
-      <w:r>
-        <w:rPr>
-          <w:rFonts w:ascii="Consolas" w:hAnsi="Consolas" w:eastAsia="Consolas"/>
-          <w:b w:val="0"/>
-          <w:i w:val="0"/>
-          <w:color w:val="163A6B"/>
-          <w:sz w:val="19"/>
-        </w:rPr>
-        <w:t xml:space="preserve">        ↓</w:t>
-        <w:br/>
-      </w:r>
-      <w:r>
-        <w:rPr>
-          <w:rFonts w:ascii="Consolas" w:hAnsi="Consolas" w:eastAsia="Consolas"/>
-          <w:b w:val="0"/>
-          <w:i w:val="0"/>
-          <w:color w:val="163A6B"/>
-          <w:sz w:val="19"/>
-        </w:rPr>
-        <w:t>Site Inspection</w:t>
-        <w:br/>
-      </w:r>
-      <w:r>
-        <w:rPr>
-          <w:rFonts w:ascii="Consolas" w:hAnsi="Consolas" w:eastAsia="Consolas"/>
-          <w:b w:val="0"/>
-          <w:i w:val="0"/>
-          <w:color w:val="163A6B"/>
-          <w:sz w:val="19"/>
-        </w:rPr>
-        <w:t xml:space="preserve">        ↓</w:t>
-        <w:br/>
-      </w:r>
-      <w:r>
-        <w:rPr>
-          <w:rFonts w:ascii="Consolas" w:hAnsi="Consolas" w:eastAsia="Consolas"/>
-          <w:b w:val="0"/>
-          <w:i w:val="0"/>
-          <w:color w:val="163A6B"/>
-          <w:sz w:val="19"/>
-        </w:rPr>
-        <w:t>Architectural Design</w:t>
-        <w:br/>
-      </w:r>
-      <w:r>
-        <w:rPr>
-          <w:rFonts w:ascii="Consolas" w:hAnsi="Consolas" w:eastAsia="Consolas"/>
-          <w:b w:val="0"/>
-          <w:i w:val="0"/>
-          <w:color w:val="163A6B"/>
-          <w:sz w:val="19"/>
-        </w:rPr>
-        <w:t xml:space="preserve">        ↓</w:t>
-        <w:br/>
-      </w:r>
-      <w:r>
-        <w:rPr>
-          <w:rFonts w:ascii="Consolas" w:hAnsi="Consolas" w:eastAsia="Consolas"/>
-          <w:b w:val="0"/>
-          <w:i w:val="0"/>
-          <w:color w:val="163A6B"/>
-          <w:sz w:val="19"/>
-        </w:rPr>
-        <w:t>Quotation</w:t>
-        <w:br/>
-      </w:r>
-      <w:r>
-        <w:rPr>
-          <w:rFonts w:ascii="Consolas" w:hAnsi="Consolas" w:eastAsia="Consolas"/>
-          <w:b w:val="0"/>
-          <w:i w:val="0"/>
-          <w:color w:val="163A6B"/>
-          <w:sz w:val="19"/>
-        </w:rPr>
-        <w:t xml:space="preserve">        ↓</w:t>
-        <w:br/>
-      </w:r>
-      <w:r>
-        <w:rPr>
-          <w:rFonts w:ascii="Consolas" w:hAnsi="Consolas" w:eastAsia="Consolas"/>
-          <w:b w:val="0"/>
-          <w:i w:val="0"/>
-          <w:color w:val="163A6B"/>
-          <w:sz w:val="19"/>
-        </w:rPr>
-        <w:t>Agreement</w:t>
-        <w:br/>
-      </w:r>
-      <w:r>
-        <w:rPr>
-          <w:rFonts w:ascii="Consolas" w:hAnsi="Consolas" w:eastAsia="Consolas"/>
-          <w:b w:val="0"/>
-          <w:i w:val="0"/>
-          <w:color w:val="163A6B"/>
-          <w:sz w:val="19"/>
-        </w:rPr>
-        <w:t xml:space="preserve">        ↓</w:t>
-        <w:br/>
-      </w:r>
-      <w:r>
-        <w:rPr>
-          <w:rFonts w:ascii="Consolas" w:hAnsi="Consolas" w:eastAsia="Consolas"/>
-          <w:b w:val="0"/>
-          <w:i w:val="0"/>
-          <w:color w:val="163A6B"/>
-          <w:sz w:val="19"/>
-        </w:rPr>
-        <w:t>Material Procurement</w:t>
-        <w:br/>
-      </w:r>
-      <w:r>
-        <w:rPr>
-          <w:rFonts w:ascii="Consolas" w:hAnsi="Consolas" w:eastAsia="Consolas"/>
-          <w:b w:val="0"/>
-          <w:i w:val="0"/>
-          <w:color w:val="163A6B"/>
-          <w:sz w:val="19"/>
-        </w:rPr>
-        <w:t xml:space="preserve">        ↓</w:t>
-        <w:br/>
-      </w:r>
-      <w:r>
-        <w:rPr>
-          <w:rFonts w:ascii="Consolas" w:hAnsi="Consolas" w:eastAsia="Consolas"/>
-          <w:b w:val="0"/>
-          <w:i w:val="0"/>
-          <w:color w:val="163A6B"/>
-          <w:sz w:val="19"/>
-        </w:rPr>
-        <w:t>Construction</w:t>
-        <w:br/>
-      </w:r>
-      <w:r>
-        <w:rPr>
-          <w:rFonts w:ascii="Consolas" w:hAnsi="Consolas" w:eastAsia="Consolas"/>
-          <w:b w:val="0"/>
-          <w:i w:val="0"/>
-          <w:color w:val="163A6B"/>
-          <w:sz w:val="19"/>
-        </w:rPr>
-        <w:t xml:space="preserve">        ↓</w:t>
-        <w:br/>
-      </w:r>
-      <w:r>
-        <w:rPr>
-          <w:rFonts w:ascii="Consolas" w:hAnsi="Consolas" w:eastAsia="Consolas"/>
-          <w:b w:val="0"/>
-          <w:i w:val="0"/>
-          <w:color w:val="163A6B"/>
-          <w:sz w:val="19"/>
-        </w:rPr>
-        <w:t>Quality Inspection</w:t>
-        <w:br/>
-      </w:r>
-      <w:r>
-        <w:rPr>
-          <w:rFonts w:ascii="Consolas" w:hAnsi="Consolas" w:eastAsia="Consolas"/>
-          <w:b w:val="0"/>
-          <w:i w:val="0"/>
-          <w:color w:val="163A6B"/>
-          <w:sz w:val="19"/>
-        </w:rPr>
-        <w:t xml:space="preserve">        ↓</w:t>
-        <w:br/>
-      </w:r>
-      <w:r>
-        <w:rPr>
-          <w:rFonts w:ascii="Consolas" w:hAnsi="Consolas" w:eastAsia="Consolas"/>
-          <w:b w:val="0"/>
-          <w:i w:val="0"/>
-          <w:color w:val="163A6B"/>
-          <w:sz w:val="19"/>
-        </w:rPr>
-        <w:t>Handover</w:t>
-        <w:br/>
-      </w:r>
-      <w:r>
-        <w:rPr>
-          <w:rFonts w:ascii="Consolas" w:hAnsi="Consolas" w:eastAsia="Consolas"/>
-          <w:b w:val="0"/>
-          <w:i w:val="0"/>
-          <w:color w:val="163A6B"/>
-          <w:sz w:val="19"/>
-        </w:rPr>
-        <w:t xml:space="preserve">        ↓</w:t>
-        <w:br/>
-      </w:r>
-      <w:r>
-        <w:rPr>
-          <w:rFonts w:ascii="Consolas" w:hAnsi="Consolas" w:eastAsia="Consolas"/>
-          <w:b w:val="0"/>
-          <w:i w:val="0"/>
-          <w:color w:val="163A6B"/>
-          <w:sz w:val="19"/>
-        </w:rPr>
-        <w:t>After-Sales Support</w:t>
+        <w:t>Figure 6: BuildWise's standard twelve-stage project workflow, followed on every project to ensure consistency and transparency.</w:t>
       </w:r>
     </w:p>
     <w:p>
@@ -7119,7 +7755,7 @@
           <w:b/>
           <w:i w:val="0"/>
           <w:color w:val="163A6B"/>
-          <w:sz w:val="28"/>
+          <w:sz w:val="30"/>
         </w:rPr>
         <w:t>9.2 Business Process Flow Description</w:t>
       </w:r>
@@ -7131,7 +7767,7 @@
           <w:b w:val="0"/>
           <w:i w:val="0"/>
           <w:color w:val="000000"/>
-          <w:sz w:val="23"/>
+          <w:sz w:val="24"/>
         </w:rPr>
         <w:t>Each stage has a defined owner, a documented output, and a customer touchpoint. For example, the quotation stage produces an itemised, transparent estimate; the agreement stage produces a signed contract with a milestone-based payment schedule; and the construction stage produces weekly progress updates.</w:t>
       </w:r>
@@ -7146,7 +7782,7 @@
           <w:b/>
           <w:i w:val="0"/>
           <w:color w:val="163A6B"/>
-          <w:sz w:val="28"/>
+          <w:sz w:val="30"/>
         </w:rPr>
         <w:t>9.3 Quality Assurance</w:t>
       </w:r>
@@ -7158,7 +7794,7 @@
           <w:b w:val="0"/>
           <w:i w:val="0"/>
           <w:color w:val="000000"/>
-          <w:sz w:val="23"/>
+          <w:sz w:val="24"/>
         </w:rPr>
         <w:t>Quality is managed through defined checkpoints at each major milestone — foundation, structure, finishing, and handover. Materials are verified on delivery, and each stage must pass an internal inspection before the next begins. Given that only a small proportion of projects in the industry undergo independent quality checks, BuildWise treats structured quality assurance as a core differentiator [6].</w:t>
       </w:r>
@@ -7173,7 +7809,7 @@
           <w:b/>
           <w:i w:val="0"/>
           <w:color w:val="163A6B"/>
-          <w:sz w:val="28"/>
+          <w:sz w:val="30"/>
         </w:rPr>
         <w:t>9.4 Safety Standards</w:t>
       </w:r>
@@ -7185,16 +7821,21 @@
           <w:b w:val="0"/>
           <w:i w:val="0"/>
           <w:color w:val="000000"/>
-          <w:sz w:val="23"/>
+          <w:sz w:val="24"/>
         </w:rPr>
         <w:t>The company enforces basic occupational safety practices at every site, including personal protective equipment, safe scaffolding, and site supervision. Safety compliance protects workers, reduces liability, and reinforces the company's professional image.</w:t>
       </w:r>
     </w:p>
     <w:p>
+      <w:r>
+        <w:br w:type="page"/>
+      </w:r>
+    </w:p>
+    <w:p>
       <w:pPr>
         <w:pStyle w:val="Heading1"/>
         <w:keepNext/>
-        <w:spacing w:before="400"/>
+        <w:spacing w:before="40"/>
         <w:pBdr>
           <w:bottom w:val="single" w:sz="8" w:space="4" w:color="163A6B"/>
         </w:pBdr>
@@ -7217,7 +7858,7 @@
           <w:b w:val="0"/>
           <w:i w:val="0"/>
           <w:color w:val="000000"/>
-          <w:sz w:val="23"/>
+          <w:sz w:val="24"/>
         </w:rPr>
         <w:t>Customer experience is intended to be one of BuildWise's greatest competitive strengths. The framework includes:</w:t>
       </w:r>
@@ -7233,7 +7874,7 @@
           <w:b/>
           <w:i w:val="0"/>
           <w:color w:val="000000"/>
-          <w:sz w:val="23"/>
+          <w:sz w:val="24"/>
         </w:rPr>
         <w:t>Transparent quotations</w:t>
       </w:r>
@@ -7243,7 +7884,7 @@
           <w:b w:val="0"/>
           <w:i w:val="0"/>
           <w:color w:val="000000"/>
-          <w:sz w:val="23"/>
+          <w:sz w:val="24"/>
         </w:rPr>
         <w:t xml:space="preserve"> with no hidden charges.</w:t>
       </w:r>
@@ -7259,7 +7900,7 @@
           <w:b/>
           <w:i w:val="0"/>
           <w:color w:val="000000"/>
-          <w:sz w:val="23"/>
+          <w:sz w:val="24"/>
         </w:rPr>
         <w:t>A dedicated relationship manager</w:t>
       </w:r>
@@ -7269,7 +7910,7 @@
           <w:b w:val="0"/>
           <w:i w:val="0"/>
           <w:color w:val="000000"/>
-          <w:sz w:val="23"/>
+          <w:sz w:val="24"/>
         </w:rPr>
         <w:t xml:space="preserve"> as a single point of contact.</w:t>
       </w:r>
@@ -7285,7 +7926,7 @@
           <w:b/>
           <w:i w:val="0"/>
           <w:color w:val="000000"/>
-          <w:sz w:val="23"/>
+          <w:sz w:val="24"/>
         </w:rPr>
         <w:t>Weekly progress updates</w:t>
       </w:r>
@@ -7295,7 +7936,7 @@
           <w:b w:val="0"/>
           <w:i w:val="0"/>
           <w:color w:val="000000"/>
-          <w:sz w:val="23"/>
+          <w:sz w:val="24"/>
         </w:rPr>
         <w:t xml:space="preserve"> through calls, photos, and messages.</w:t>
       </w:r>
@@ -7311,7 +7952,7 @@
           <w:b/>
           <w:i w:val="0"/>
           <w:color w:val="000000"/>
-          <w:sz w:val="23"/>
+          <w:sz w:val="24"/>
         </w:rPr>
         <w:t>Milestone billing</w:t>
       </w:r>
@@ -7321,7 +7962,7 @@
           <w:b w:val="0"/>
           <w:i w:val="0"/>
           <w:color w:val="000000"/>
-          <w:sz w:val="23"/>
+          <w:sz w:val="24"/>
         </w:rPr>
         <w:t xml:space="preserve"> aligned to actual work completed.</w:t>
       </w:r>
@@ -7337,7 +7978,7 @@
           <w:b/>
           <w:i w:val="0"/>
           <w:color w:val="000000"/>
-          <w:sz w:val="23"/>
+          <w:sz w:val="24"/>
         </w:rPr>
         <w:t>Quality checks</w:t>
       </w:r>
@@ -7347,7 +7988,7 @@
           <w:b w:val="0"/>
           <w:i w:val="0"/>
           <w:color w:val="000000"/>
-          <w:sz w:val="23"/>
+          <w:sz w:val="24"/>
         </w:rPr>
         <w:t xml:space="preserve"> at each construction stage.</w:t>
       </w:r>
@@ -7363,7 +8004,7 @@
           <w:b/>
           <w:i w:val="0"/>
           <w:color w:val="000000"/>
-          <w:sz w:val="23"/>
+          <w:sz w:val="24"/>
         </w:rPr>
         <w:t>Digital documentation</w:t>
       </w:r>
@@ -7373,7 +8014,7 @@
           <w:b w:val="0"/>
           <w:i w:val="0"/>
           <w:color w:val="000000"/>
-          <w:sz w:val="23"/>
+          <w:sz w:val="24"/>
         </w:rPr>
         <w:t xml:space="preserve"> of contracts, approvals, and changes (introduced in Phase 2).</w:t>
       </w:r>
@@ -7389,7 +8030,7 @@
           <w:b/>
           <w:i w:val="0"/>
           <w:color w:val="000000"/>
-          <w:sz w:val="23"/>
+          <w:sz w:val="24"/>
         </w:rPr>
         <w:t>Warranty</w:t>
       </w:r>
@@ -7399,7 +8040,7 @@
           <w:b w:val="0"/>
           <w:i w:val="0"/>
           <w:color w:val="000000"/>
-          <w:sz w:val="23"/>
+          <w:sz w:val="24"/>
         </w:rPr>
         <w:t xml:space="preserve"> on completed work.</w:t>
       </w:r>
@@ -7415,7 +8056,7 @@
           <w:b/>
           <w:i w:val="0"/>
           <w:color w:val="000000"/>
-          <w:sz w:val="23"/>
+          <w:sz w:val="24"/>
         </w:rPr>
         <w:t>Customer feedback</w:t>
       </w:r>
@@ -7425,7 +8066,7 @@
           <w:b w:val="0"/>
           <w:i w:val="0"/>
           <w:color w:val="000000"/>
-          <w:sz w:val="23"/>
+          <w:sz w:val="24"/>
         </w:rPr>
         <w:t xml:space="preserve"> collected and acted upon.</w:t>
       </w:r>
@@ -7441,7 +8082,7 @@
           <w:b/>
           <w:i w:val="0"/>
           <w:color w:val="000000"/>
-          <w:sz w:val="23"/>
+          <w:sz w:val="24"/>
         </w:rPr>
         <w:t>Annual inspection</w:t>
       </w:r>
@@ -7451,7 +8092,7 @@
           <w:b w:val="0"/>
           <w:i w:val="0"/>
           <w:color w:val="000000"/>
-          <w:sz w:val="23"/>
+          <w:sz w:val="24"/>
         </w:rPr>
         <w:t xml:space="preserve"> after handover.</w:t>
       </w:r>
@@ -7467,7 +8108,7 @@
           <w:b/>
           <w:i w:val="0"/>
           <w:color w:val="000000"/>
-          <w:sz w:val="23"/>
+          <w:sz w:val="24"/>
         </w:rPr>
         <w:t>Long-term relationship</w:t>
       </w:r>
@@ -7477,7 +8118,7 @@
           <w:b w:val="0"/>
           <w:i w:val="0"/>
           <w:color w:val="000000"/>
-          <w:sz w:val="23"/>
+          <w:sz w:val="24"/>
         </w:rPr>
         <w:t xml:space="preserve"> management for repeat and referral business.</w:t>
       </w:r>
@@ -7492,37 +8133,66 @@
           <w:b/>
           <w:i w:val="0"/>
           <w:color w:val="163A6B"/>
-          <w:sz w:val="28"/>
+          <w:sz w:val="30"/>
         </w:rPr>
         <w:t>10.1 Customer Journey</w:t>
       </w:r>
     </w:p>
     <w:p>
       <w:pPr>
-        <w:keepLines/>
-        <w:spacing w:before="80" w:after="160" w:line="240" w:lineRule="auto"/>
+        <w:keepNext/>
+        <w:spacing w:before="160" w:after="40"/>
         <w:jc w:val="center"/>
       </w:pPr>
       <w:r>
+        <w:drawing>
+          <wp:inline xmlns:a="http://schemas.openxmlformats.org/drawingml/2006/main" xmlns:pic="http://schemas.openxmlformats.org/drawingml/2006/picture">
+            <wp:extent cx="5852160" cy="2830768"/>
+            <wp:docPr id="7" name="Picture 7"/>
+            <wp:cNvGraphicFramePr>
+              <a:graphicFrameLocks noChangeAspect="1"/>
+            </wp:cNvGraphicFramePr>
+            <a:graphic>
+              <a:graphicData uri="http://schemas.openxmlformats.org/drawingml/2006/picture">
+                <pic:pic>
+                  <pic:nvPicPr>
+                    <pic:cNvPr id="0" name="customer_journey.png"/>
+                    <pic:cNvPicPr/>
+                  </pic:nvPicPr>
+                  <pic:blipFill>
+                    <a:blip r:embed="rId17"/>
+                    <a:stretch>
+                      <a:fillRect/>
+                    </a:stretch>
+                  </pic:blipFill>
+                  <pic:spPr>
+                    <a:xfrm>
+                      <a:off x="0" y="0"/>
+                      <a:ext cx="5852160" cy="2830768"/>
+                    </a:xfrm>
+                    <a:prstGeom prst="rect"/>
+                  </pic:spPr>
+                </pic:pic>
+              </a:graphicData>
+            </a:graphic>
+          </wp:inline>
+        </w:drawing>
+      </w:r>
+    </w:p>
+    <w:p>
+      <w:pPr>
+        <w:spacing w:after="240"/>
+        <w:jc w:val="center"/>
+      </w:pPr>
+      <w:r>
         <w:rPr>
-          <w:rFonts w:ascii="Consolas" w:hAnsi="Consolas" w:eastAsia="Consolas"/>
+          <w:rFonts w:ascii="Times New Roman" w:hAnsi="Times New Roman" w:eastAsia="Times New Roman"/>
           <w:b w:val="0"/>
-          <w:i w:val="0"/>
-          <w:color w:val="163A6B"/>
-          <w:sz w:val="19"/>
+          <w:i/>
+          <w:color w:val="595959"/>
+          <w:sz w:val="22"/>
         </w:rPr>
-        <w:t>Enquiry → Consultation → Transparent Quote → Agreement →</w:t>
-        <w:br/>
-      </w:r>
-      <w:r>
-        <w:rPr>
-          <w:rFonts w:ascii="Consolas" w:hAnsi="Consolas" w:eastAsia="Consolas"/>
-          <w:b w:val="0"/>
-          <w:i w:val="0"/>
-          <w:color w:val="163A6B"/>
-          <w:sz w:val="19"/>
-        </w:rPr>
-        <w:t>Regular Updates → Quality Handover → Warranty &amp; Support → Referral</w:t>
+        <w:t>Figure 7: The BuildWise customer journey, designed so that customer confidence grows at every stage.</w:t>
       </w:r>
     </w:p>
     <w:p>
@@ -7532,16 +8202,21 @@
           <w:b w:val="0"/>
           <w:i w:val="0"/>
           <w:color w:val="000000"/>
-          <w:sz w:val="23"/>
+          <w:sz w:val="24"/>
         </w:rPr>
         <w:t>This journey is designed so that a customer's confidence increases at every step, converting a single project into a lasting relationship and a source of referrals.</w:t>
       </w:r>
     </w:p>
     <w:p>
+      <w:r>
+        <w:br w:type="page"/>
+      </w:r>
+    </w:p>
+    <w:p>
       <w:pPr>
         <w:pStyle w:val="Heading1"/>
         <w:keepNext/>
-        <w:spacing w:before="400"/>
+        <w:spacing w:before="40"/>
         <w:pBdr>
           <w:bottom w:val="single" w:sz="8" w:space="4" w:color="163A6B"/>
         </w:pBdr>
@@ -7567,7 +8242,7 @@
           <w:b/>
           <w:i w:val="0"/>
           <w:color w:val="163A6B"/>
-          <w:sz w:val="28"/>
+          <w:sz w:val="30"/>
         </w:rPr>
         <w:t>11.1 Founding Structure</w:t>
       </w:r>
@@ -7579,7 +8254,7 @@
           <w:b w:val="0"/>
           <w:i w:val="0"/>
           <w:color w:val="000000"/>
-          <w:sz w:val="23"/>
+          <w:sz w:val="24"/>
         </w:rPr>
         <w:t>In the startup stage, BuildWise operates with a lean team of six members. Consistent with the realities of an early-stage business, several responsibilities are handled by the same individuals. For example, the founder may also lead business development and finance oversight, while a civil engineer may double as a project coordinator.</w:t>
       </w:r>
@@ -7671,7 +8346,7 @@
                 <w:b w:val="0"/>
                 <w:i w:val="0"/>
                 <w:color w:val="000000"/>
-                <w:sz w:val="21"/>
+                <w:sz w:val="22"/>
               </w:rPr>
               <w:t>Founder / Managing Director</w:t>
             </w:r>
@@ -7693,7 +8368,7 @@
                 <w:b w:val="0"/>
                 <w:i w:val="0"/>
                 <w:color w:val="000000"/>
-                <w:sz w:val="21"/>
+                <w:sz w:val="22"/>
               </w:rPr>
               <w:t>Overall strategy, client relationships, finance oversight</w:t>
             </w:r>
@@ -7718,7 +8393,7 @@
                 <w:b w:val="0"/>
                 <w:i w:val="0"/>
                 <w:color w:val="000000"/>
-                <w:sz w:val="21"/>
+                <w:sz w:val="22"/>
               </w:rPr>
               <w:t>Civil Engineer</w:t>
             </w:r>
@@ -7741,7 +8416,7 @@
                 <w:b w:val="0"/>
                 <w:i w:val="0"/>
                 <w:color w:val="000000"/>
-                <w:sz w:val="21"/>
+                <w:sz w:val="22"/>
               </w:rPr>
               <w:t>Structural planning, project supervision</w:t>
             </w:r>
@@ -7765,7 +8440,7 @@
                 <w:b w:val="0"/>
                 <w:i w:val="0"/>
                 <w:color w:val="000000"/>
-                <w:sz w:val="21"/>
+                <w:sz w:val="22"/>
               </w:rPr>
               <w:t>Architect (consultant)</w:t>
             </w:r>
@@ -7787,7 +8462,7 @@
                 <w:b w:val="0"/>
                 <w:i w:val="0"/>
                 <w:color w:val="000000"/>
-                <w:sz w:val="21"/>
+                <w:sz w:val="22"/>
               </w:rPr>
               <w:t>Design and drawings</w:t>
             </w:r>
@@ -7812,7 +8487,7 @@
                 <w:b w:val="0"/>
                 <w:i w:val="0"/>
                 <w:color w:val="000000"/>
-                <w:sz w:val="21"/>
+                <w:sz w:val="22"/>
               </w:rPr>
               <w:t>Site Engineer</w:t>
             </w:r>
@@ -7835,7 +8510,7 @@
                 <w:b w:val="0"/>
                 <w:i w:val="0"/>
                 <w:color w:val="000000"/>
-                <w:sz w:val="21"/>
+                <w:sz w:val="22"/>
               </w:rPr>
               <w:t>On-site execution and quality checks</w:t>
             </w:r>
@@ -7859,7 +8534,7 @@
                 <w:b w:val="0"/>
                 <w:i w:val="0"/>
                 <w:color w:val="000000"/>
-                <w:sz w:val="21"/>
+                <w:sz w:val="22"/>
               </w:rPr>
               <w:t>Finance &amp; Administration</w:t>
             </w:r>
@@ -7881,7 +8556,7 @@
                 <w:b w:val="0"/>
                 <w:i w:val="0"/>
                 <w:color w:val="000000"/>
-                <w:sz w:val="21"/>
+                <w:sz w:val="22"/>
               </w:rPr>
               <w:t>Accounts, billing, compliance</w:t>
             </w:r>
@@ -7906,7 +8581,7 @@
                 <w:b w:val="0"/>
                 <w:i w:val="0"/>
                 <w:color w:val="000000"/>
-                <w:sz w:val="21"/>
+                <w:sz w:val="22"/>
               </w:rPr>
               <w:t>Marketing &amp; Client Relations</w:t>
             </w:r>
@@ -7929,7 +8604,7 @@
                 <w:b w:val="0"/>
                 <w:i w:val="0"/>
                 <w:color w:val="000000"/>
-                <w:sz w:val="21"/>
+                <w:sz w:val="22"/>
               </w:rPr>
               <w:t>Lead generation, customer communication</w:t>
             </w:r>
@@ -7952,7 +8627,7 @@
           <w:b/>
           <w:i w:val="0"/>
           <w:color w:val="163A6B"/>
-          <w:sz w:val="28"/>
+          <w:sz w:val="30"/>
         </w:rPr>
         <w:t>11.2 Organisational Evolution</w:t>
       </w:r>
@@ -7964,7 +8639,7 @@
           <w:b w:val="0"/>
           <w:i w:val="0"/>
           <w:color w:val="000000"/>
-          <w:sz w:val="23"/>
+          <w:sz w:val="24"/>
         </w:rPr>
         <w:t>As the company grows, specialised departments are introduced — dedicated procurement, quality assurance, design, finance, marketing, and human resources. Multi-role responsibilities are gradually separated into distinct functions, and additional site engineers and project managers are hired to support a larger project pipeline.</w:t>
       </w:r>
@@ -7979,110 +8654,78 @@
           <w:b/>
           <w:i w:val="0"/>
           <w:color w:val="163A6B"/>
-          <w:sz w:val="28"/>
+          <w:sz w:val="30"/>
         </w:rPr>
         <w:t>11.3 Organisation Chart (Startup Stage)</w:t>
       </w:r>
     </w:p>
     <w:p>
       <w:pPr>
-        <w:keepLines/>
-        <w:spacing w:before="80" w:after="160" w:line="240" w:lineRule="auto"/>
+        <w:keepNext/>
+        <w:spacing w:before="160" w:after="40"/>
         <w:jc w:val="center"/>
       </w:pPr>
       <w:r>
-        <w:rPr>
-          <w:rFonts w:ascii="Consolas" w:hAnsi="Consolas" w:eastAsia="Consolas"/>
-          <w:b w:val="0"/>
-          <w:i w:val="0"/>
-          <w:color w:val="163A6B"/>
-          <w:sz w:val="19"/>
-        </w:rPr>
-        <w:t xml:space="preserve">                 Founder / Managing Director</w:t>
-        <w:br/>
-      </w:r>
-      <w:r>
-        <w:rPr>
-          <w:rFonts w:ascii="Consolas" w:hAnsi="Consolas" w:eastAsia="Consolas"/>
-          <w:b w:val="0"/>
-          <w:i w:val="0"/>
-          <w:color w:val="163A6B"/>
-          <w:sz w:val="19"/>
-        </w:rPr>
-        <w:t xml:space="preserve">                            |</w:t>
-        <w:br/>
-      </w:r>
-      <w:r>
-        <w:rPr>
-          <w:rFonts w:ascii="Consolas" w:hAnsi="Consolas" w:eastAsia="Consolas"/>
-          <w:b w:val="0"/>
-          <w:i w:val="0"/>
-          <w:color w:val="163A6B"/>
-          <w:sz w:val="19"/>
-        </w:rPr>
-        <w:t xml:space="preserve">        --------------------------------------------</w:t>
-        <w:br/>
-      </w:r>
-      <w:r>
-        <w:rPr>
-          <w:rFonts w:ascii="Consolas" w:hAnsi="Consolas" w:eastAsia="Consolas"/>
-          <w:b w:val="0"/>
-          <w:i w:val="0"/>
-          <w:color w:val="163A6B"/>
-          <w:sz w:val="19"/>
-        </w:rPr>
-        <w:t xml:space="preserve">        |            |             |               |</w:t>
-        <w:br/>
-      </w:r>
-      <w:r>
-        <w:rPr>
-          <w:rFonts w:ascii="Consolas" w:hAnsi="Consolas" w:eastAsia="Consolas"/>
-          <w:b w:val="0"/>
-          <w:i w:val="0"/>
-          <w:color w:val="163A6B"/>
-          <w:sz w:val="19"/>
-        </w:rPr>
-        <w:t xml:space="preserve">  Civil Engineer  Site Engineer  Finance &amp;     Marketing &amp;</w:t>
-        <w:br/>
-      </w:r>
-      <w:r>
-        <w:rPr>
-          <w:rFonts w:ascii="Consolas" w:hAnsi="Consolas" w:eastAsia="Consolas"/>
-          <w:b w:val="0"/>
-          <w:i w:val="0"/>
-          <w:color w:val="163A6B"/>
-          <w:sz w:val="19"/>
-        </w:rPr>
-        <w:t xml:space="preserve">        |                        Administration  Client Relations</w:t>
-        <w:br/>
-      </w:r>
-      <w:r>
-        <w:rPr>
-          <w:rFonts w:ascii="Consolas" w:hAnsi="Consolas" w:eastAsia="Consolas"/>
-          <w:b w:val="0"/>
-          <w:i w:val="0"/>
-          <w:color w:val="163A6B"/>
-          <w:sz w:val="19"/>
-        </w:rPr>
-        <w:t xml:space="preserve">   Architect</w:t>
-        <w:br/>
-      </w:r>
-      <w:r>
-        <w:rPr>
-          <w:rFonts w:ascii="Consolas" w:hAnsi="Consolas" w:eastAsia="Consolas"/>
-          <w:b w:val="0"/>
-          <w:i w:val="0"/>
-          <w:color w:val="163A6B"/>
-          <w:sz w:val="19"/>
-        </w:rPr>
-        <w:t xml:space="preserve">  (Consultant)</w:t>
+        <w:drawing>
+          <wp:inline xmlns:a="http://schemas.openxmlformats.org/drawingml/2006/main" xmlns:pic="http://schemas.openxmlformats.org/drawingml/2006/picture">
+            <wp:extent cx="5852160" cy="3710816"/>
+            <wp:docPr id="8" name="Picture 8"/>
+            <wp:cNvGraphicFramePr>
+              <a:graphicFrameLocks noChangeAspect="1"/>
+            </wp:cNvGraphicFramePr>
+            <a:graphic>
+              <a:graphicData uri="http://schemas.openxmlformats.org/drawingml/2006/picture">
+                <pic:pic>
+                  <pic:nvPicPr>
+                    <pic:cNvPr id="0" name="org_chart.png"/>
+                    <pic:cNvPicPr/>
+                  </pic:nvPicPr>
+                  <pic:blipFill>
+                    <a:blip r:embed="rId18"/>
+                    <a:stretch>
+                      <a:fillRect/>
+                    </a:stretch>
+                  </pic:blipFill>
+                  <pic:spPr>
+                    <a:xfrm>
+                      <a:off x="0" y="0"/>
+                      <a:ext cx="5852160" cy="3710816"/>
+                    </a:xfrm>
+                    <a:prstGeom prst="rect"/>
+                  </pic:spPr>
+                </pic:pic>
+              </a:graphicData>
+            </a:graphic>
+          </wp:inline>
+        </w:drawing>
       </w:r>
     </w:p>
     <w:p>
       <w:pPr>
+        <w:spacing w:after="240"/>
+        <w:jc w:val="center"/>
+      </w:pPr>
+      <w:r>
+        <w:rPr>
+          <w:rFonts w:ascii="Times New Roman" w:hAnsi="Times New Roman" w:eastAsia="Times New Roman"/>
+          <w:b w:val="0"/>
+          <w:i/>
+          <w:color w:val="595959"/>
+          <w:sz w:val="22"/>
+        </w:rPr>
+        <w:t>Figure 8: BuildWise's lean startup-stage organisation structure, with specialised departments introduced as the company grows.</w:t>
+      </w:r>
+    </w:p>
+    <w:p>
+      <w:r>
+        <w:br w:type="page"/>
+      </w:r>
+    </w:p>
+    <w:p>
+      <w:pPr>
         <w:pStyle w:val="Heading1"/>
         <w:keepNext/>
-        <w:spacing w:before="400"/>
+        <w:spacing w:before="40"/>
         <w:pBdr>
           <w:bottom w:val="single" w:sz="8" w:space="4" w:color="163A6B"/>
         </w:pBdr>
@@ -8105,7 +8748,7 @@
           <w:b w:val="0"/>
           <w:i w:val="0"/>
           <w:color w:val="000000"/>
-          <w:sz w:val="23"/>
+          <w:sz w:val="24"/>
         </w:rPr>
         <w:t>All figures in this chapter are realistic estimates based on typical Indian construction-sector benchmarks and reasoned assumptions. They are intended to be conservative and professionally justifiable rather than optimistic.</w:t>
       </w:r>
@@ -8120,7 +8763,7 @@
           <w:b/>
           <w:i w:val="0"/>
           <w:color w:val="163A6B"/>
-          <w:sz w:val="28"/>
+          <w:sz w:val="30"/>
         </w:rPr>
         <w:t>12.1 Startup Capital</w:t>
       </w:r>
@@ -8132,7 +8775,7 @@
           <w:b w:val="0"/>
           <w:i w:val="0"/>
           <w:color w:val="000000"/>
-          <w:sz w:val="23"/>
+          <w:sz w:val="24"/>
         </w:rPr>
         <w:t xml:space="preserve">BuildWise is founded with a startup capital of </w:t>
       </w:r>
@@ -8142,7 +8785,7 @@
           <w:b/>
           <w:i w:val="0"/>
           <w:color w:val="000000"/>
-          <w:sz w:val="23"/>
+          <w:sz w:val="24"/>
         </w:rPr>
         <w:t>₹1.00 Crore</w:t>
       </w:r>
@@ -8152,7 +8795,7 @@
           <w:b w:val="0"/>
           <w:i w:val="0"/>
           <w:color w:val="000000"/>
-          <w:sz w:val="23"/>
+          <w:sz w:val="24"/>
         </w:rPr>
         <w:t xml:space="preserve">, contributed by the promoter along with support from family and informal investors. The company is intentionally </w:t>
       </w:r>
@@ -8162,7 +8805,7 @@
           <w:b/>
           <w:i w:val="0"/>
           <w:color w:val="000000"/>
-          <w:sz w:val="23"/>
+          <w:sz w:val="24"/>
         </w:rPr>
         <w:t>not</w:t>
       </w:r>
@@ -8172,7 +8815,7 @@
           <w:b w:val="0"/>
           <w:i w:val="0"/>
           <w:color w:val="000000"/>
-          <w:sz w:val="23"/>
+          <w:sz w:val="24"/>
         </w:rPr>
         <w:t xml:space="preserve"> funded by venture capital, consistent with its philosophy of steady, self-sustaining growth.</w:t>
       </w:r>
@@ -8187,7 +8830,7 @@
           <w:b/>
           <w:i w:val="0"/>
           <w:color w:val="163A6B"/>
-          <w:sz w:val="28"/>
+          <w:sz w:val="30"/>
         </w:rPr>
         <w:t>12.2 Startup Cost Breakdown</w:t>
       </w:r>
@@ -8303,7 +8946,7 @@
                 <w:b w:val="0"/>
                 <w:i w:val="0"/>
                 <w:color w:val="000000"/>
-                <w:sz w:val="21"/>
+                <w:sz w:val="22"/>
               </w:rPr>
               <w:t>Office setup (deposit, interiors, furniture)</w:t>
             </w:r>
@@ -8325,7 +8968,7 @@
                 <w:b w:val="0"/>
                 <w:i w:val="0"/>
                 <w:color w:val="000000"/>
-                <w:sz w:val="21"/>
+                <w:sz w:val="22"/>
               </w:rPr>
               <w:t>12,00,000</w:t>
             </w:r>
@@ -8347,7 +8990,7 @@
                 <w:b w:val="0"/>
                 <w:i w:val="0"/>
                 <w:color w:val="000000"/>
-                <w:sz w:val="21"/>
+                <w:sz w:val="22"/>
               </w:rPr>
               <w:t>12%</w:t>
             </w:r>
@@ -8372,7 +9015,7 @@
                 <w:b w:val="0"/>
                 <w:i w:val="0"/>
                 <w:color w:val="000000"/>
-                <w:sz w:val="21"/>
+                <w:sz w:val="22"/>
               </w:rPr>
               <w:t>Legal registration and compliance</w:t>
             </w:r>
@@ -8395,7 +9038,7 @@
                 <w:b w:val="0"/>
                 <w:i w:val="0"/>
                 <w:color w:val="000000"/>
-                <w:sz w:val="21"/>
+                <w:sz w:val="22"/>
               </w:rPr>
               <w:t>2,00,000</w:t>
             </w:r>
@@ -8418,7 +9061,7 @@
                 <w:b w:val="0"/>
                 <w:i w:val="0"/>
                 <w:color w:val="000000"/>
-                <w:sz w:val="21"/>
+                <w:sz w:val="22"/>
               </w:rPr>
               <w:t>2%</w:t>
             </w:r>
@@ -8442,7 +9085,7 @@
                 <w:b w:val="0"/>
                 <w:i w:val="0"/>
                 <w:color w:val="000000"/>
-                <w:sz w:val="21"/>
+                <w:sz w:val="22"/>
               </w:rPr>
               <w:t>Engineering and design software</w:t>
             </w:r>
@@ -8464,7 +9107,7 @@
                 <w:b w:val="0"/>
                 <w:i w:val="0"/>
                 <w:color w:val="000000"/>
-                <w:sz w:val="21"/>
+                <w:sz w:val="22"/>
               </w:rPr>
               <w:t>3,00,000</w:t>
             </w:r>
@@ -8486,7 +9129,7 @@
                 <w:b w:val="0"/>
                 <w:i w:val="0"/>
                 <w:color w:val="000000"/>
-                <w:sz w:val="21"/>
+                <w:sz w:val="22"/>
               </w:rPr>
               <w:t>3%</w:t>
             </w:r>
@@ -8511,7 +9154,7 @@
                 <w:b w:val="0"/>
                 <w:i w:val="0"/>
                 <w:color w:val="000000"/>
-                <w:sz w:val="21"/>
+                <w:sz w:val="22"/>
               </w:rPr>
               <w:t>Laptops and IT equipment</w:t>
             </w:r>
@@ -8534,7 +9177,7 @@
                 <w:b w:val="0"/>
                 <w:i w:val="0"/>
                 <w:color w:val="000000"/>
-                <w:sz w:val="21"/>
+                <w:sz w:val="22"/>
               </w:rPr>
               <w:t>5,00,000</w:t>
             </w:r>
@@ -8557,7 +9200,7 @@
                 <w:b w:val="0"/>
                 <w:i w:val="0"/>
                 <w:color w:val="000000"/>
-                <w:sz w:val="21"/>
+                <w:sz w:val="22"/>
               </w:rPr>
               <w:t>5%</w:t>
             </w:r>
@@ -8581,7 +9224,7 @@
                 <w:b w:val="0"/>
                 <w:i w:val="0"/>
                 <w:color w:val="000000"/>
-                <w:sz w:val="21"/>
+                <w:sz w:val="22"/>
               </w:rPr>
               <w:t>Construction equipment and tools</w:t>
             </w:r>
@@ -8603,7 +9246,7 @@
                 <w:b w:val="0"/>
                 <w:i w:val="0"/>
                 <w:color w:val="000000"/>
-                <w:sz w:val="21"/>
+                <w:sz w:val="22"/>
               </w:rPr>
               <w:t>10,00,000</w:t>
             </w:r>
@@ -8625,7 +9268,7 @@
                 <w:b w:val="0"/>
                 <w:i w:val="0"/>
                 <w:color w:val="000000"/>
-                <w:sz w:val="21"/>
+                <w:sz w:val="22"/>
               </w:rPr>
               <w:t>10%</w:t>
             </w:r>
@@ -8650,7 +9293,7 @@
                 <w:b w:val="0"/>
                 <w:i w:val="0"/>
                 <w:color w:val="000000"/>
-                <w:sz w:val="21"/>
+                <w:sz w:val="22"/>
               </w:rPr>
               <w:t>Utility vehicle (pre-owned)</w:t>
             </w:r>
@@ -8673,7 +9316,7 @@
                 <w:b w:val="0"/>
                 <w:i w:val="0"/>
                 <w:color w:val="000000"/>
-                <w:sz w:val="21"/>
+                <w:sz w:val="22"/>
               </w:rPr>
               <w:t>6,00,000</w:t>
             </w:r>
@@ -8696,7 +9339,7 @@
                 <w:b w:val="0"/>
                 <w:i w:val="0"/>
                 <w:color w:val="000000"/>
-                <w:sz w:val="21"/>
+                <w:sz w:val="22"/>
               </w:rPr>
               <w:t>6%</w:t>
             </w:r>
@@ -8720,7 +9363,7 @@
                 <w:b w:val="0"/>
                 <w:i w:val="0"/>
                 <w:color w:val="000000"/>
-                <w:sz w:val="21"/>
+                <w:sz w:val="22"/>
               </w:rPr>
               <w:t>Marketing and branding (launch)</w:t>
             </w:r>
@@ -8742,7 +9385,7 @@
                 <w:b w:val="0"/>
                 <w:i w:val="0"/>
                 <w:color w:val="000000"/>
-                <w:sz w:val="21"/>
+                <w:sz w:val="22"/>
               </w:rPr>
               <w:t>5,00,000</w:t>
             </w:r>
@@ -8764,7 +9407,7 @@
                 <w:b w:val="0"/>
                 <w:i w:val="0"/>
                 <w:color w:val="000000"/>
-                <w:sz w:val="21"/>
+                <w:sz w:val="22"/>
               </w:rPr>
               <w:t>5%</w:t>
             </w:r>
@@ -8789,7 +9432,7 @@
                 <w:b w:val="0"/>
                 <w:i w:val="0"/>
                 <w:color w:val="000000"/>
-                <w:sz w:val="21"/>
+                <w:sz w:val="22"/>
               </w:rPr>
               <w:t>Salaries (6-month runway)</w:t>
             </w:r>
@@ -8812,7 +9455,7 @@
                 <w:b w:val="0"/>
                 <w:i w:val="0"/>
                 <w:color w:val="000000"/>
-                <w:sz w:val="21"/>
+                <w:sz w:val="22"/>
               </w:rPr>
               <w:t>24,00,000</w:t>
             </w:r>
@@ -8835,7 +9478,7 @@
                 <w:b w:val="0"/>
                 <w:i w:val="0"/>
                 <w:color w:val="000000"/>
-                <w:sz w:val="21"/>
+                <w:sz w:val="22"/>
               </w:rPr>
               <w:t>24%</w:t>
             </w:r>
@@ -8859,7 +9502,7 @@
                 <w:b w:val="0"/>
                 <w:i w:val="0"/>
                 <w:color w:val="000000"/>
-                <w:sz w:val="21"/>
+                <w:sz w:val="22"/>
               </w:rPr>
               <w:t>Working capital (project float)</w:t>
             </w:r>
@@ -8881,7 +9524,7 @@
                 <w:b w:val="0"/>
                 <w:i w:val="0"/>
                 <w:color w:val="000000"/>
-                <w:sz w:val="21"/>
+                <w:sz w:val="22"/>
               </w:rPr>
               <w:t>25,00,000</w:t>
             </w:r>
@@ -8903,7 +9546,7 @@
                 <w:b w:val="0"/>
                 <w:i w:val="0"/>
                 <w:color w:val="000000"/>
-                <w:sz w:val="21"/>
+                <w:sz w:val="22"/>
               </w:rPr>
               <w:t>25%</w:t>
             </w:r>
@@ -8928,7 +9571,7 @@
                 <w:b w:val="0"/>
                 <w:i w:val="0"/>
                 <w:color w:val="000000"/>
-                <w:sz w:val="21"/>
+                <w:sz w:val="22"/>
               </w:rPr>
               <w:t>Emergency / contingency reserve</w:t>
             </w:r>
@@ -8951,7 +9594,7 @@
                 <w:b w:val="0"/>
                 <w:i w:val="0"/>
                 <w:color w:val="000000"/>
-                <w:sz w:val="21"/>
+                <w:sz w:val="22"/>
               </w:rPr>
               <w:t>8,00,000</w:t>
             </w:r>
@@ -8974,7 +9617,7 @@
                 <w:b w:val="0"/>
                 <w:i w:val="0"/>
                 <w:color w:val="000000"/>
-                <w:sz w:val="21"/>
+                <w:sz w:val="22"/>
               </w:rPr>
               <w:t>8%</w:t>
             </w:r>
@@ -8998,7 +9641,7 @@
                 <w:b/>
                 <w:i w:val="0"/>
                 <w:color w:val="000000"/>
-                <w:sz w:val="21"/>
+                <w:sz w:val="22"/>
               </w:rPr>
               <w:t>Total</w:t>
             </w:r>
@@ -9020,7 +9663,7 @@
                 <w:b/>
                 <w:i w:val="0"/>
                 <w:color w:val="000000"/>
-                <w:sz w:val="21"/>
+                <w:sz w:val="22"/>
               </w:rPr>
               <w:t>1,00,00,000</w:t>
             </w:r>
@@ -9042,7 +9685,7 @@
                 <w:b/>
                 <w:i w:val="0"/>
                 <w:color w:val="000000"/>
-                <w:sz w:val="21"/>
+                <w:sz w:val="22"/>
               </w:rPr>
               <w:t>100%</w:t>
             </w:r>
@@ -9058,14 +9701,14 @@
     <w:p>
       <w:pPr>
         <w:keepNext/>
-        <w:spacing w:before="120" w:after="40"/>
+        <w:spacing w:before="160" w:after="40"/>
         <w:jc w:val="center"/>
       </w:pPr>
       <w:r>
         <w:drawing>
           <wp:inline xmlns:a="http://schemas.openxmlformats.org/drawingml/2006/main" xmlns:pic="http://schemas.openxmlformats.org/drawingml/2006/picture">
-            <wp:extent cx="5394960" cy="2882239"/>
-            <wp:docPr id="1" name="Picture 1"/>
+            <wp:extent cx="5852160" cy="3126496"/>
+            <wp:docPr id="9" name="Picture 9"/>
             <wp:cNvGraphicFramePr>
               <a:graphicFrameLocks noChangeAspect="1"/>
             </wp:cNvGraphicFramePr>
@@ -9077,7 +9720,7 @@
                     <pic:cNvPicPr/>
                   </pic:nvPicPr>
                   <pic:blipFill>
-                    <a:blip r:embed="rId11"/>
+                    <a:blip r:embed="rId19"/>
                     <a:stretch>
                       <a:fillRect/>
                     </a:stretch>
@@ -9085,7 +9728,7 @@
                   <pic:spPr>
                     <a:xfrm>
                       <a:off x="0" y="0"/>
-                      <a:ext cx="5394960" cy="2882239"/>
+                      <a:ext cx="5852160" cy="3126496"/>
                     </a:xfrm>
                     <a:prstGeom prst="rect"/>
                   </pic:spPr>
@@ -9098,7 +9741,7 @@
     </w:p>
     <w:p>
       <w:pPr>
-        <w:spacing w:after="200"/>
+        <w:spacing w:after="240"/>
         <w:jc w:val="center"/>
       </w:pPr>
       <w:r>
@@ -9107,9 +9750,9 @@
           <w:b w:val="0"/>
           <w:i/>
           <w:color w:val="595959"/>
-          <w:sz w:val="19"/>
+          <w:sz w:val="22"/>
         </w:rPr>
-        <w:t>Figure 1: Allocation of the ₹1.00 Crore startup capital across major categories.</w:t>
+        <w:t>Figure 9: Allocation of the ₹1.00 Crore startup capital across major categories.</w:t>
       </w:r>
     </w:p>
     <w:p>
@@ -9119,7 +9762,7 @@
           <w:b w:val="0"/>
           <w:i w:val="0"/>
           <w:color w:val="000000"/>
-          <w:sz w:val="23"/>
+          <w:sz w:val="24"/>
         </w:rPr>
         <w:t>Company registration itself is inexpensive in India (typically a few thousand to a few tens of thousands of rupees), so the legal allocation also covers professional fees, GST registration, and initial statutory compliance [8].</w:t>
       </w:r>
@@ -9134,7 +9777,7 @@
           <w:b/>
           <w:i w:val="0"/>
           <w:color w:val="163A6B"/>
-          <w:sz w:val="28"/>
+          <w:sz w:val="30"/>
         </w:rPr>
         <w:t>12.3 Financial Assumptions</w:t>
       </w:r>
@@ -9150,7 +9793,7 @@
           <w:b w:val="0"/>
           <w:i w:val="0"/>
           <w:color w:val="000000"/>
-          <w:sz w:val="23"/>
+          <w:sz w:val="24"/>
         </w:rPr>
         <w:t>The company undertakes turnkey and contract construction where revenue equals the billed contract value.</w:t>
       </w:r>
@@ -9166,7 +9809,7 @@
           <w:b w:val="0"/>
           <w:i w:val="0"/>
           <w:color w:val="000000"/>
-          <w:sz w:val="23"/>
+          <w:sz w:val="24"/>
         </w:rPr>
         <w:t>Direct project costs (materials, site labour, and subcontractors) account for approximately 78–80% of revenue.</w:t>
       </w:r>
@@ -9182,7 +9825,7 @@
           <w:b w:val="0"/>
           <w:i w:val="0"/>
           <w:color w:val="000000"/>
-          <w:sz w:val="23"/>
+          <w:sz w:val="24"/>
         </w:rPr>
         <w:t>Operating expenses scale with team size and the introduction of digital systems.</w:t>
       </w:r>
@@ -9198,7 +9841,7 @@
           <w:b w:val="0"/>
           <w:i w:val="0"/>
           <w:color w:val="000000"/>
-          <w:sz w:val="23"/>
+          <w:sz w:val="24"/>
         </w:rPr>
         <w:t>A corporate tax rate of approximately 25% is applied to profits.</w:t>
       </w:r>
@@ -9214,7 +9857,7 @@
           <w:b w:val="0"/>
           <w:i w:val="0"/>
           <w:color w:val="000000"/>
-          <w:sz w:val="23"/>
+          <w:sz w:val="24"/>
         </w:rPr>
         <w:t>Revenue grows steadily as the company completes projects, earns referrals, and expands capacity.</w:t>
       </w:r>
@@ -9230,7 +9873,7 @@
           <w:b w:val="0"/>
           <w:i w:val="0"/>
           <w:color w:val="000000"/>
-          <w:sz w:val="23"/>
+          <w:sz w:val="24"/>
         </w:rPr>
         <w:t>Construction input costs are assumed to rise by 3–5% annually and are built into quotations [5].</w:t>
       </w:r>
@@ -9245,7 +9888,7 @@
           <w:b/>
           <w:i w:val="0"/>
           <w:color w:val="163A6B"/>
-          <w:sz w:val="28"/>
+          <w:sz w:val="30"/>
         </w:rPr>
         <w:t>12.4 Revenue Projections</w:t>
       </w:r>
@@ -9409,7 +10052,7 @@
                 <w:b w:val="0"/>
                 <w:i w:val="0"/>
                 <w:color w:val="000000"/>
-                <w:sz w:val="21"/>
+                <w:sz w:val="22"/>
               </w:rPr>
               <w:t>Year 1</w:t>
             </w:r>
@@ -9431,7 +10074,7 @@
                 <w:b w:val="0"/>
                 <w:i w:val="0"/>
                 <w:color w:val="000000"/>
-                <w:sz w:val="21"/>
+                <w:sz w:val="22"/>
               </w:rPr>
               <w:t>1,60,00,000</w:t>
             </w:r>
@@ -9453,7 +10096,7 @@
                 <w:b w:val="0"/>
                 <w:i w:val="0"/>
                 <w:color w:val="000000"/>
-                <w:sz w:val="21"/>
+                <w:sz w:val="22"/>
               </w:rPr>
               <w:t>—</w:t>
             </w:r>
@@ -9475,7 +10118,7 @@
                 <w:b w:val="0"/>
                 <w:i w:val="0"/>
                 <w:color w:val="000000"/>
-                <w:sz w:val="21"/>
+                <w:sz w:val="22"/>
               </w:rPr>
               <w:t>42,00,000</w:t>
             </w:r>
@@ -9497,7 +10140,7 @@
                 <w:b w:val="0"/>
                 <w:i w:val="0"/>
                 <w:color w:val="000000"/>
-                <w:sz w:val="21"/>
+                <w:sz w:val="22"/>
               </w:rPr>
               <w:t>2,02,00,000</w:t>
             </w:r>
@@ -9522,7 +10165,7 @@
                 <w:b w:val="0"/>
                 <w:i w:val="0"/>
                 <w:color w:val="000000"/>
-                <w:sz w:val="21"/>
+                <w:sz w:val="22"/>
               </w:rPr>
               <w:t>Year 2</w:t>
             </w:r>
@@ -9545,7 +10188,7 @@
                 <w:b w:val="0"/>
                 <w:i w:val="0"/>
                 <w:color w:val="000000"/>
-                <w:sz w:val="21"/>
+                <w:sz w:val="22"/>
               </w:rPr>
               <w:t>2,94,00,000</w:t>
             </w:r>
@@ -9568,7 +10211,7 @@
                 <w:b w:val="0"/>
                 <w:i w:val="0"/>
                 <w:color w:val="000000"/>
-                <w:sz w:val="21"/>
+                <w:sz w:val="22"/>
               </w:rPr>
               <w:t>1,20,00,000</w:t>
             </w:r>
@@ -9591,7 +10234,7 @@
                 <w:b w:val="0"/>
                 <w:i w:val="0"/>
                 <w:color w:val="000000"/>
-                <w:sz w:val="21"/>
+                <w:sz w:val="22"/>
               </w:rPr>
               <w:t>80,00,000</w:t>
             </w:r>
@@ -9614,7 +10257,7 @@
                 <w:b w:val="0"/>
                 <w:i w:val="0"/>
                 <w:color w:val="000000"/>
-                <w:sz w:val="21"/>
+                <w:sz w:val="22"/>
               </w:rPr>
               <w:t>4,94,00,000</w:t>
             </w:r>
@@ -9638,7 +10281,7 @@
                 <w:b w:val="0"/>
                 <w:i w:val="0"/>
                 <w:color w:val="000000"/>
-                <w:sz w:val="21"/>
+                <w:sz w:val="22"/>
               </w:rPr>
               <w:t>Year 3</w:t>
             </w:r>
@@ -9660,7 +10303,7 @@
                 <w:b w:val="0"/>
                 <w:i w:val="0"/>
                 <w:color w:val="000000"/>
-                <w:sz w:val="21"/>
+                <w:sz w:val="22"/>
               </w:rPr>
               <w:t>4,50,00,000</w:t>
             </w:r>
@@ -9682,7 +10325,7 @@
                 <w:b w:val="0"/>
                 <w:i w:val="0"/>
                 <w:color w:val="000000"/>
-                <w:sz w:val="21"/>
+                <w:sz w:val="22"/>
               </w:rPr>
               <w:t>3,00,00,000</w:t>
             </w:r>
@@ -9704,7 +10347,7 @@
                 <w:b w:val="0"/>
                 <w:i w:val="0"/>
                 <w:color w:val="000000"/>
-                <w:sz w:val="21"/>
+                <w:sz w:val="22"/>
               </w:rPr>
               <w:t>1,26,00,000</w:t>
             </w:r>
@@ -9726,7 +10369,7 @@
                 <w:b w:val="0"/>
                 <w:i w:val="0"/>
                 <w:color w:val="000000"/>
-                <w:sz w:val="21"/>
+                <w:sz w:val="22"/>
               </w:rPr>
               <w:t>8,76,00,000</w:t>
             </w:r>
@@ -9742,14 +10385,14 @@
     <w:p>
       <w:pPr>
         <w:keepNext/>
-        <w:spacing w:before="120" w:after="40"/>
+        <w:spacing w:before="160" w:after="40"/>
         <w:jc w:val="center"/>
       </w:pPr>
       <w:r>
         <w:drawing>
           <wp:inline xmlns:a="http://schemas.openxmlformats.org/drawingml/2006/main" xmlns:pic="http://schemas.openxmlformats.org/drawingml/2006/picture">
-            <wp:extent cx="5394960" cy="2736931"/>
-            <wp:docPr id="2" name="Picture 2"/>
+            <wp:extent cx="5852160" cy="2968875"/>
+            <wp:docPr id="10" name="Picture 10"/>
             <wp:cNvGraphicFramePr>
               <a:graphicFrameLocks noChangeAspect="1"/>
             </wp:cNvGraphicFramePr>
@@ -9761,7 +10404,7 @@
                     <pic:cNvPicPr/>
                   </pic:nvPicPr>
                   <pic:blipFill>
-                    <a:blip r:embed="rId12"/>
+                    <a:blip r:embed="rId20"/>
                     <a:stretch>
                       <a:fillRect/>
                     </a:stretch>
@@ -9769,7 +10412,7 @@
                   <pic:spPr>
                     <a:xfrm>
                       <a:off x="0" y="0"/>
-                      <a:ext cx="5394960" cy="2736931"/>
+                      <a:ext cx="5852160" cy="2968875"/>
                     </a:xfrm>
                     <a:prstGeom prst="rect"/>
                   </pic:spPr>
@@ -9782,7 +10425,7 @@
     </w:p>
     <w:p>
       <w:pPr>
-        <w:spacing w:after="200"/>
+        <w:spacing w:after="240"/>
         <w:jc w:val="center"/>
       </w:pPr>
       <w:r>
@@ -9791,9 +10434,9 @@
           <w:b w:val="0"/>
           <w:i/>
           <w:color w:val="595959"/>
-          <w:sz w:val="19"/>
+          <w:sz w:val="22"/>
         </w:rPr>
-        <w:t>Figure 2: Projected total revenue and net profit over the first three years (₹ Crore).</w:t>
+        <w:t>Figure 10: Projected total revenue and net profit over the first three years (₹ Crore).</w:t>
       </w:r>
     </w:p>
     <w:p>
@@ -9806,7 +10449,7 @@
           <w:b/>
           <w:i w:val="0"/>
           <w:color w:val="163A6B"/>
-          <w:sz w:val="28"/>
+          <w:sz w:val="30"/>
         </w:rPr>
         <w:t>12.5 Projected Income Statement</w:t>
       </w:r>
@@ -9946,7 +10589,7 @@
                 <w:b w:val="0"/>
                 <w:i w:val="0"/>
                 <w:color w:val="000000"/>
-                <w:sz w:val="21"/>
+                <w:sz w:val="22"/>
               </w:rPr>
               <w:t>Revenue</w:t>
             </w:r>
@@ -9968,7 +10611,7 @@
                 <w:b w:val="0"/>
                 <w:i w:val="0"/>
                 <w:color w:val="000000"/>
-                <w:sz w:val="21"/>
+                <w:sz w:val="22"/>
               </w:rPr>
               <w:t>2,02,00,000</w:t>
             </w:r>
@@ -9990,7 +10633,7 @@
                 <w:b w:val="0"/>
                 <w:i w:val="0"/>
                 <w:color w:val="000000"/>
-                <w:sz w:val="21"/>
+                <w:sz w:val="22"/>
               </w:rPr>
               <w:t>4,94,00,000</w:t>
             </w:r>
@@ -10012,7 +10655,7 @@
                 <w:b w:val="0"/>
                 <w:i w:val="0"/>
                 <w:color w:val="000000"/>
-                <w:sz w:val="21"/>
+                <w:sz w:val="22"/>
               </w:rPr>
               <w:t>8,76,00,000</w:t>
             </w:r>
@@ -10037,7 +10680,7 @@
                 <w:b w:val="0"/>
                 <w:i w:val="0"/>
                 <w:color w:val="000000"/>
-                <w:sz w:val="21"/>
+                <w:sz w:val="22"/>
               </w:rPr>
               <w:t>Direct project costs</w:t>
             </w:r>
@@ -10060,7 +10703,7 @@
                 <w:b w:val="0"/>
                 <w:i w:val="0"/>
                 <w:color w:val="000000"/>
-                <w:sz w:val="21"/>
+                <w:sz w:val="22"/>
               </w:rPr>
               <w:t>1,61,60,000</w:t>
             </w:r>
@@ -10083,7 +10726,7 @@
                 <w:b w:val="0"/>
                 <w:i w:val="0"/>
                 <w:color w:val="000000"/>
-                <w:sz w:val="21"/>
+                <w:sz w:val="22"/>
               </w:rPr>
               <w:t>3,90,26,000</w:t>
             </w:r>
@@ -10106,7 +10749,7 @@
                 <w:b w:val="0"/>
                 <w:i w:val="0"/>
                 <w:color w:val="000000"/>
-                <w:sz w:val="21"/>
+                <w:sz w:val="22"/>
               </w:rPr>
               <w:t>6,83,28,000</w:t>
             </w:r>
@@ -10130,7 +10773,7 @@
                 <w:b/>
                 <w:i w:val="0"/>
                 <w:color w:val="000000"/>
-                <w:sz w:val="21"/>
+                <w:sz w:val="22"/>
               </w:rPr>
               <w:t>Gross profit</w:t>
             </w:r>
@@ -10152,7 +10795,7 @@
                 <w:b/>
                 <w:i w:val="0"/>
                 <w:color w:val="000000"/>
-                <w:sz w:val="21"/>
+                <w:sz w:val="22"/>
               </w:rPr>
               <w:t>40,40,000</w:t>
             </w:r>
@@ -10174,7 +10817,7 @@
                 <w:b/>
                 <w:i w:val="0"/>
                 <w:color w:val="000000"/>
-                <w:sz w:val="21"/>
+                <w:sz w:val="22"/>
               </w:rPr>
               <w:t>1,03,74,000</w:t>
             </w:r>
@@ -10196,7 +10839,7 @@
                 <w:b/>
                 <w:i w:val="0"/>
                 <w:color w:val="000000"/>
-                <w:sz w:val="21"/>
+                <w:sz w:val="22"/>
               </w:rPr>
               <w:t>1,92,72,000</w:t>
             </w:r>
@@ -10221,7 +10864,7 @@
                 <w:b w:val="0"/>
                 <w:i w:val="0"/>
                 <w:color w:val="000000"/>
-                <w:sz w:val="21"/>
+                <w:sz w:val="22"/>
               </w:rPr>
               <w:t>Operating expenses</w:t>
             </w:r>
@@ -10244,7 +10887,7 @@
                 <w:b w:val="0"/>
                 <w:i w:val="0"/>
                 <w:color w:val="000000"/>
-                <w:sz w:val="21"/>
+                <w:sz w:val="22"/>
               </w:rPr>
               <w:t>30,00,000</w:t>
             </w:r>
@@ -10267,7 +10910,7 @@
                 <w:b w:val="0"/>
                 <w:i w:val="0"/>
                 <w:color w:val="000000"/>
-                <w:sz w:val="21"/>
+                <w:sz w:val="22"/>
               </w:rPr>
               <w:t>58,00,000</w:t>
             </w:r>
@@ -10290,7 +10933,7 @@
                 <w:b w:val="0"/>
                 <w:i w:val="0"/>
                 <w:color w:val="000000"/>
-                <w:sz w:val="21"/>
+                <w:sz w:val="22"/>
               </w:rPr>
               <w:t>1,05,00,000</w:t>
             </w:r>
@@ -10314,7 +10957,7 @@
                 <w:b/>
                 <w:i w:val="0"/>
                 <w:color w:val="000000"/>
-                <w:sz w:val="21"/>
+                <w:sz w:val="22"/>
               </w:rPr>
               <w:t>Operating profit (EBIT)</w:t>
             </w:r>
@@ -10336,7 +10979,7 @@
                 <w:b/>
                 <w:i w:val="0"/>
                 <w:color w:val="000000"/>
-                <w:sz w:val="21"/>
+                <w:sz w:val="22"/>
               </w:rPr>
               <w:t>10,40,000</w:t>
             </w:r>
@@ -10358,7 +11001,7 @@
                 <w:b/>
                 <w:i w:val="0"/>
                 <w:color w:val="000000"/>
-                <w:sz w:val="21"/>
+                <w:sz w:val="22"/>
               </w:rPr>
               <w:t>45,74,000</w:t>
             </w:r>
@@ -10380,7 +11023,7 @@
                 <w:b/>
                 <w:i w:val="0"/>
                 <w:color w:val="000000"/>
-                <w:sz w:val="21"/>
+                <w:sz w:val="22"/>
               </w:rPr>
               <w:t>87,72,000</w:t>
             </w:r>
@@ -10405,7 +11048,7 @@
                 <w:b w:val="0"/>
                 <w:i w:val="0"/>
                 <w:color w:val="000000"/>
-                <w:sz w:val="21"/>
+                <w:sz w:val="22"/>
               </w:rPr>
               <w:t>Tax (approx. 25%)</w:t>
             </w:r>
@@ -10428,7 +11071,7 @@
                 <w:b w:val="0"/>
                 <w:i w:val="0"/>
                 <w:color w:val="000000"/>
-                <w:sz w:val="21"/>
+                <w:sz w:val="22"/>
               </w:rPr>
               <w:t>2,60,000</w:t>
             </w:r>
@@ -10451,7 +11094,7 @@
                 <w:b w:val="0"/>
                 <w:i w:val="0"/>
                 <w:color w:val="000000"/>
-                <w:sz w:val="21"/>
+                <w:sz w:val="22"/>
               </w:rPr>
               <w:t>11,44,000</w:t>
             </w:r>
@@ -10474,7 +11117,7 @@
                 <w:b w:val="0"/>
                 <w:i w:val="0"/>
                 <w:color w:val="000000"/>
-                <w:sz w:val="21"/>
+                <w:sz w:val="22"/>
               </w:rPr>
               <w:t>21,93,000</w:t>
             </w:r>
@@ -10498,7 +11141,7 @@
                 <w:b/>
                 <w:i w:val="0"/>
                 <w:color w:val="000000"/>
-                <w:sz w:val="21"/>
+                <w:sz w:val="22"/>
               </w:rPr>
               <w:t>Net profit</w:t>
             </w:r>
@@ -10520,7 +11163,7 @@
                 <w:b/>
                 <w:i w:val="0"/>
                 <w:color w:val="000000"/>
-                <w:sz w:val="21"/>
+                <w:sz w:val="22"/>
               </w:rPr>
               <w:t>7,80,000</w:t>
             </w:r>
@@ -10542,7 +11185,7 @@
                 <w:b/>
                 <w:i w:val="0"/>
                 <w:color w:val="000000"/>
-                <w:sz w:val="21"/>
+                <w:sz w:val="22"/>
               </w:rPr>
               <w:t>34,30,000</w:t>
             </w:r>
@@ -10564,7 +11207,7 @@
                 <w:b/>
                 <w:i w:val="0"/>
                 <w:color w:val="000000"/>
-                <w:sz w:val="21"/>
+                <w:sz w:val="22"/>
               </w:rPr>
               <w:t>65,79,000</w:t>
             </w:r>
@@ -10589,7 +11232,7 @@
                 <w:b w:val="0"/>
                 <w:i w:val="0"/>
                 <w:color w:val="000000"/>
-                <w:sz w:val="21"/>
+                <w:sz w:val="22"/>
               </w:rPr>
               <w:t>Net margin</w:t>
             </w:r>
@@ -10612,7 +11255,7 @@
                 <w:b w:val="0"/>
                 <w:i w:val="0"/>
                 <w:color w:val="000000"/>
-                <w:sz w:val="21"/>
+                <w:sz w:val="22"/>
               </w:rPr>
               <w:t>~3.9%</w:t>
             </w:r>
@@ -10635,7 +11278,7 @@
                 <w:b w:val="0"/>
                 <w:i w:val="0"/>
                 <w:color w:val="000000"/>
-                <w:sz w:val="21"/>
+                <w:sz w:val="22"/>
               </w:rPr>
               <w:t>~6.9%</w:t>
             </w:r>
@@ -10658,7 +11301,7 @@
                 <w:b w:val="0"/>
                 <w:i w:val="0"/>
                 <w:color w:val="000000"/>
-                <w:sz w:val="21"/>
+                <w:sz w:val="22"/>
               </w:rPr>
               <w:t>~7.5%</w:t>
             </w:r>
@@ -10681,7 +11324,7 @@
           <w:b/>
           <w:i w:val="0"/>
           <w:color w:val="163A6B"/>
-          <w:sz w:val="28"/>
+          <w:sz w:val="30"/>
         </w:rPr>
         <w:t>12.6 Operating Expenses (Indicative, Year 1)</w:t>
       </w:r>
@@ -10773,7 +11416,7 @@
                 <w:b w:val="0"/>
                 <w:i w:val="0"/>
                 <w:color w:val="000000"/>
-                <w:sz w:val="21"/>
+                <w:sz w:val="22"/>
               </w:rPr>
               <w:t>Salaries and wages</w:t>
             </w:r>
@@ -10795,7 +11438,7 @@
                 <w:b w:val="0"/>
                 <w:i w:val="0"/>
                 <w:color w:val="000000"/>
-                <w:sz w:val="21"/>
+                <w:sz w:val="22"/>
               </w:rPr>
               <w:t>20,00,000</w:t>
             </w:r>
@@ -10820,7 +11463,7 @@
                 <w:b w:val="0"/>
                 <w:i w:val="0"/>
                 <w:color w:val="000000"/>
-                <w:sz w:val="21"/>
+                <w:sz w:val="22"/>
               </w:rPr>
               <w:t>Office rent and utilities</w:t>
             </w:r>
@@ -10843,7 +11486,7 @@
                 <w:b w:val="0"/>
                 <w:i w:val="0"/>
                 <w:color w:val="000000"/>
-                <w:sz w:val="21"/>
+                <w:sz w:val="22"/>
               </w:rPr>
               <w:t>4,20,000</w:t>
             </w:r>
@@ -10867,7 +11510,7 @@
                 <w:b w:val="0"/>
                 <w:i w:val="0"/>
                 <w:color w:val="000000"/>
-                <w:sz w:val="21"/>
+                <w:sz w:val="22"/>
               </w:rPr>
               <w:t>Marketing</w:t>
             </w:r>
@@ -10889,7 +11532,7 @@
                 <w:b w:val="0"/>
                 <w:i w:val="0"/>
                 <w:color w:val="000000"/>
-                <w:sz w:val="21"/>
+                <w:sz w:val="22"/>
               </w:rPr>
               <w:t>3,00,000</w:t>
             </w:r>
@@ -10914,7 +11557,7 @@
                 <w:b w:val="0"/>
                 <w:i w:val="0"/>
                 <w:color w:val="000000"/>
-                <w:sz w:val="21"/>
+                <w:sz w:val="22"/>
               </w:rPr>
               <w:t>Software and subscriptions</w:t>
             </w:r>
@@ -10937,7 +11580,7 @@
                 <w:b w:val="0"/>
                 <w:i w:val="0"/>
                 <w:color w:val="000000"/>
-                <w:sz w:val="21"/>
+                <w:sz w:val="22"/>
               </w:rPr>
               <w:t>1,20,000</w:t>
             </w:r>
@@ -10961,7 +11604,7 @@
                 <w:b w:val="0"/>
                 <w:i w:val="0"/>
                 <w:color w:val="000000"/>
-                <w:sz w:val="21"/>
+                <w:sz w:val="22"/>
               </w:rPr>
               <w:t>Administrative and miscellaneous</w:t>
             </w:r>
@@ -10983,7 +11626,7 @@
                 <w:b w:val="0"/>
                 <w:i w:val="0"/>
                 <w:color w:val="000000"/>
-                <w:sz w:val="21"/>
+                <w:sz w:val="22"/>
               </w:rPr>
               <w:t>1,60,000</w:t>
             </w:r>
@@ -11008,7 +11651,7 @@
                 <w:b/>
                 <w:i w:val="0"/>
                 <w:color w:val="000000"/>
-                <w:sz w:val="21"/>
+                <w:sz w:val="22"/>
               </w:rPr>
               <w:t>Total</w:t>
             </w:r>
@@ -11031,7 +11674,7 @@
                 <w:b/>
                 <w:i w:val="0"/>
                 <w:color w:val="000000"/>
-                <w:sz w:val="21"/>
+                <w:sz w:val="22"/>
               </w:rPr>
               <w:t>30,00,000</w:t>
             </w:r>
@@ -11054,7 +11697,7 @@
           <w:b/>
           <w:i w:val="0"/>
           <w:color w:val="163A6B"/>
-          <w:sz w:val="28"/>
+          <w:sz w:val="30"/>
         </w:rPr>
         <w:t>12.7 Cash Flow Approach</w:t>
       </w:r>
@@ -11066,7 +11709,7 @@
           <w:b w:val="0"/>
           <w:i w:val="0"/>
           <w:color w:val="000000"/>
-          <w:sz w:val="23"/>
+          <w:sz w:val="24"/>
         </w:rPr>
         <w:t>Because billing is milestone-based, customer advances and stage payments largely fund ongoing project costs, reducing pressure on working capital. The ₹25,00,000 working-capital allocation acts as a float to bridge the gap between incurring project expenses and receiving milestone payments. The ₹8,00,000 contingency reserve protects the company against payment delays and cost escalations.</w:t>
       </w:r>
@@ -11081,7 +11724,7 @@
           <w:b/>
           <w:i w:val="0"/>
           <w:color w:val="163A6B"/>
-          <w:sz w:val="28"/>
+          <w:sz w:val="30"/>
         </w:rPr>
         <w:t>12.8 Break-Even Analysis</w:t>
       </w:r>
@@ -11093,7 +11736,7 @@
           <w:b w:val="0"/>
           <w:i w:val="0"/>
           <w:color w:val="000000"/>
-          <w:sz w:val="23"/>
+          <w:sz w:val="24"/>
         </w:rPr>
         <w:t>With Year 1 fixed operating expenses of approximately ₹30,00,000 and an average contribution margin of about 20%, the break-even revenue is:</w:t>
       </w:r>
@@ -11134,7 +11777,7 @@
           <w:b w:val="0"/>
           <w:i w:val="0"/>
           <w:color w:val="000000"/>
-          <w:sz w:val="23"/>
+          <w:sz w:val="24"/>
         </w:rPr>
         <w:t>Since projected Year 1 revenue is approximately ₹2.02 Crore, the company is expected to cross break-even within its first year of operations.</w:t>
       </w:r>
@@ -11149,7 +11792,7 @@
           <w:b/>
           <w:i w:val="0"/>
           <w:color w:val="163A6B"/>
-          <w:sz w:val="28"/>
+          <w:sz w:val="30"/>
         </w:rPr>
         <w:t>12.9 Budget Summary</w:t>
       </w:r>
@@ -11161,16 +11804,21 @@
           <w:b w:val="0"/>
           <w:i w:val="0"/>
           <w:color w:val="000000"/>
-          <w:sz w:val="23"/>
+          <w:sz w:val="24"/>
         </w:rPr>
         <w:t>The startup capital is sufficient to fund setup, initial operations, and a working-capital float while retaining an emergency reserve. Profits generated from Year 1 onward are reinvested into digital systems (Phase 2) and, subsequently, construction technology (Phase 3), in line with the company's phased growth philosophy.</w:t>
       </w:r>
     </w:p>
     <w:p>
+      <w:r>
+        <w:br w:type="page"/>
+      </w:r>
+    </w:p>
+    <w:p>
       <w:pPr>
         <w:pStyle w:val="Heading1"/>
         <w:keepNext/>
-        <w:spacing w:before="400"/>
+        <w:spacing w:before="40"/>
         <w:pBdr>
           <w:bottom w:val="single" w:sz="8" w:space="4" w:color="163A6B"/>
         </w:pBdr>
@@ -11321,7 +11969,7 @@
                 <w:b w:val="0"/>
                 <w:i w:val="0"/>
                 <w:color w:val="000000"/>
-                <w:sz w:val="21"/>
+                <w:sz w:val="22"/>
               </w:rPr>
               <w:t>Cost overruns due to input inflation</w:t>
             </w:r>
@@ -11343,7 +11991,7 @@
                 <w:b w:val="0"/>
                 <w:i w:val="0"/>
                 <w:color w:val="000000"/>
-                <w:sz w:val="21"/>
+                <w:sz w:val="22"/>
               </w:rPr>
               <w:t>Medium</w:t>
             </w:r>
@@ -11365,7 +12013,7 @@
                 <w:b w:val="0"/>
                 <w:i w:val="0"/>
                 <w:color w:val="000000"/>
-                <w:sz w:val="21"/>
+                <w:sz w:val="22"/>
               </w:rPr>
               <w:t>High</w:t>
             </w:r>
@@ -11387,7 +12035,7 @@
                 <w:b w:val="0"/>
                 <w:i w:val="0"/>
                 <w:color w:val="000000"/>
-                <w:sz w:val="21"/>
+                <w:sz w:val="22"/>
               </w:rPr>
               <w:t>Build escalation buffers into quotations; disciplined estimation</w:t>
             </w:r>
@@ -11412,7 +12060,7 @@
                 <w:b w:val="0"/>
                 <w:i w:val="0"/>
                 <w:color w:val="000000"/>
-                <w:sz w:val="21"/>
+                <w:sz w:val="22"/>
               </w:rPr>
               <w:t>Project delays</w:t>
             </w:r>
@@ -11435,7 +12083,7 @@
                 <w:b w:val="0"/>
                 <w:i w:val="0"/>
                 <w:color w:val="000000"/>
-                <w:sz w:val="21"/>
+                <w:sz w:val="22"/>
               </w:rPr>
               <w:t>Medium</w:t>
             </w:r>
@@ -11458,7 +12106,7 @@
                 <w:b w:val="0"/>
                 <w:i w:val="0"/>
                 <w:color w:val="000000"/>
-                <w:sz w:val="21"/>
+                <w:sz w:val="22"/>
               </w:rPr>
               <w:t>High</w:t>
             </w:r>
@@ -11481,7 +12129,7 @@
                 <w:b w:val="0"/>
                 <w:i w:val="0"/>
                 <w:color w:val="000000"/>
-                <w:sz w:val="21"/>
+                <w:sz w:val="22"/>
               </w:rPr>
               <w:t>Professional scheduling, milestone tracking, reliable suppliers</w:t>
             </w:r>
@@ -11505,7 +12153,7 @@
                 <w:b w:val="0"/>
                 <w:i w:val="0"/>
                 <w:color w:val="000000"/>
-                <w:sz w:val="21"/>
+                <w:sz w:val="22"/>
               </w:rPr>
               <w:t>Payment delays from customers</w:t>
             </w:r>
@@ -11527,7 +12175,7 @@
                 <w:b w:val="0"/>
                 <w:i w:val="0"/>
                 <w:color w:val="000000"/>
-                <w:sz w:val="21"/>
+                <w:sz w:val="22"/>
               </w:rPr>
               <w:t>Medium</w:t>
             </w:r>
@@ -11549,7 +12197,7 @@
                 <w:b w:val="0"/>
                 <w:i w:val="0"/>
                 <w:color w:val="000000"/>
-                <w:sz w:val="21"/>
+                <w:sz w:val="22"/>
               </w:rPr>
               <w:t>Medium</w:t>
             </w:r>
@@ -11571,7 +12219,7 @@
                 <w:b w:val="0"/>
                 <w:i w:val="0"/>
                 <w:color w:val="000000"/>
-                <w:sz w:val="21"/>
+                <w:sz w:val="22"/>
               </w:rPr>
               <w:t>Milestone billing and advance collection</w:t>
             </w:r>
@@ -11596,7 +12244,7 @@
                 <w:b w:val="0"/>
                 <w:i w:val="0"/>
                 <w:color w:val="000000"/>
-                <w:sz w:val="21"/>
+                <w:sz w:val="22"/>
               </w:rPr>
               <w:t>Skilled-labour shortage</w:t>
             </w:r>
@@ -11619,7 +12267,7 @@
                 <w:b w:val="0"/>
                 <w:i w:val="0"/>
                 <w:color w:val="000000"/>
-                <w:sz w:val="21"/>
+                <w:sz w:val="22"/>
               </w:rPr>
               <w:t>Medium</w:t>
             </w:r>
@@ -11642,7 +12290,7 @@
                 <w:b w:val="0"/>
                 <w:i w:val="0"/>
                 <w:color w:val="000000"/>
-                <w:sz w:val="21"/>
+                <w:sz w:val="22"/>
               </w:rPr>
               <w:t>Medium</w:t>
             </w:r>
@@ -11665,7 +12313,7 @@
                 <w:b w:val="0"/>
                 <w:i w:val="0"/>
                 <w:color w:val="000000"/>
-                <w:sz w:val="21"/>
+                <w:sz w:val="22"/>
               </w:rPr>
               <w:t>Reliable subcontractor network and fair wages</w:t>
             </w:r>
@@ -11689,7 +12337,7 @@
                 <w:b w:val="0"/>
                 <w:i w:val="0"/>
                 <w:color w:val="000000"/>
-                <w:sz w:val="21"/>
+                <w:sz w:val="22"/>
               </w:rPr>
               <w:t>Regulatory / approval delays</w:t>
             </w:r>
@@ -11711,7 +12359,7 @@
                 <w:b w:val="0"/>
                 <w:i w:val="0"/>
                 <w:color w:val="000000"/>
-                <w:sz w:val="21"/>
+                <w:sz w:val="22"/>
               </w:rPr>
               <w:t>Medium</w:t>
             </w:r>
@@ -11733,7 +12381,7 @@
                 <w:b w:val="0"/>
                 <w:i w:val="0"/>
                 <w:color w:val="000000"/>
-                <w:sz w:val="21"/>
+                <w:sz w:val="22"/>
               </w:rPr>
               <w:t>Medium</w:t>
             </w:r>
@@ -11755,7 +12403,7 @@
                 <w:b w:val="0"/>
                 <w:i w:val="0"/>
                 <w:color w:val="000000"/>
-                <w:sz w:val="21"/>
+                <w:sz w:val="22"/>
               </w:rPr>
               <w:t>Early compliance and documentation</w:t>
             </w:r>
@@ -11780,7 +12428,7 @@
                 <w:b w:val="0"/>
                 <w:i w:val="0"/>
                 <w:color w:val="000000"/>
-                <w:sz w:val="21"/>
+                <w:sz w:val="22"/>
               </w:rPr>
               <w:t>Reputation risk from a single bad project</w:t>
             </w:r>
@@ -11803,7 +12451,7 @@
                 <w:b w:val="0"/>
                 <w:i w:val="0"/>
                 <w:color w:val="000000"/>
-                <w:sz w:val="21"/>
+                <w:sz w:val="22"/>
               </w:rPr>
               <w:t>Low</w:t>
             </w:r>
@@ -11826,7 +12474,7 @@
                 <w:b w:val="0"/>
                 <w:i w:val="0"/>
                 <w:color w:val="000000"/>
-                <w:sz w:val="21"/>
+                <w:sz w:val="22"/>
               </w:rPr>
               <w:t>High</w:t>
             </w:r>
@@ -11849,7 +12497,7 @@
                 <w:b w:val="0"/>
                 <w:i w:val="0"/>
                 <w:color w:val="000000"/>
-                <w:sz w:val="21"/>
+                <w:sz w:val="22"/>
               </w:rPr>
               <w:t>Strong quality assurance and after-sales support</w:t>
             </w:r>
@@ -11873,7 +12521,7 @@
                 <w:b w:val="0"/>
                 <w:i w:val="0"/>
                 <w:color w:val="000000"/>
-                <w:sz w:val="21"/>
+                <w:sz w:val="22"/>
               </w:rPr>
               <w:t>Cash-flow strain during scaling</w:t>
             </w:r>
@@ -11895,7 +12543,7 @@
                 <w:b w:val="0"/>
                 <w:i w:val="0"/>
                 <w:color w:val="000000"/>
-                <w:sz w:val="21"/>
+                <w:sz w:val="22"/>
               </w:rPr>
               <w:t>Medium</w:t>
             </w:r>
@@ -11917,7 +12565,7 @@
                 <w:b w:val="0"/>
                 <w:i w:val="0"/>
                 <w:color w:val="000000"/>
-                <w:sz w:val="21"/>
+                <w:sz w:val="22"/>
               </w:rPr>
               <w:t>High</w:t>
             </w:r>
@@ -11939,7 +12587,7 @@
                 <w:b w:val="0"/>
                 <w:i w:val="0"/>
                 <w:color w:val="000000"/>
-                <w:sz w:val="21"/>
+                <w:sz w:val="22"/>
               </w:rPr>
               <w:t>Conservative growth, contingency reserve</w:t>
             </w:r>
@@ -11959,16 +12607,21 @@
           <w:b w:val="0"/>
           <w:i w:val="0"/>
           <w:color w:val="000000"/>
-          <w:sz w:val="23"/>
+          <w:sz w:val="24"/>
         </w:rPr>
         <w:t>The company's phased-growth model is itself a risk-mitigation strategy: by avoiding heavy upfront technology investment and expanding only after achieving stable revenue, BuildWise limits its exposure at every stage.</w:t>
       </w:r>
     </w:p>
     <w:p>
+      <w:r>
+        <w:br w:type="page"/>
+      </w:r>
+    </w:p>
+    <w:p>
       <w:pPr>
         <w:pStyle w:val="Heading1"/>
         <w:keepNext/>
-        <w:spacing w:before="400"/>
+        <w:spacing w:before="40"/>
         <w:pBdr>
           <w:bottom w:val="single" w:sz="8" w:space="4" w:color="163A6B"/>
         </w:pBdr>
@@ -11991,7 +12644,7 @@
           <w:b w:val="0"/>
           <w:i w:val="0"/>
           <w:color w:val="000000"/>
-          <w:sz w:val="23"/>
+          <w:sz w:val="24"/>
         </w:rPr>
         <w:t>Technology at BuildWise is always a consequence of business growth, never a precondition for it. The roadmap mirrors the business-model phases:</w:t>
       </w:r>
@@ -12107,7 +12760,7 @@
                 <w:b w:val="0"/>
                 <w:i w:val="0"/>
                 <w:color w:val="000000"/>
-                <w:sz w:val="21"/>
+                <w:sz w:val="22"/>
               </w:rPr>
               <w:t>Phase 1</w:t>
             </w:r>
@@ -12129,7 +12782,7 @@
                 <w:b w:val="0"/>
                 <w:i w:val="0"/>
                 <w:color w:val="000000"/>
-                <w:sz w:val="21"/>
+                <w:sz w:val="22"/>
               </w:rPr>
               <w:t>Google Workspace, WhatsApp updates, transparent billing</w:t>
             </w:r>
@@ -12151,7 +12804,7 @@
                 <w:b w:val="0"/>
                 <w:i w:val="0"/>
                 <w:color w:val="000000"/>
-                <w:sz w:val="21"/>
+                <w:sz w:val="22"/>
               </w:rPr>
               <w:t>Company launch</w:t>
             </w:r>
@@ -12176,7 +12829,7 @@
                 <w:b w:val="0"/>
                 <w:i w:val="0"/>
                 <w:color w:val="000000"/>
-                <w:sz w:val="21"/>
+                <w:sz w:val="22"/>
               </w:rPr>
               <w:t>Phase 2</w:t>
             </w:r>
@@ -12199,7 +12852,7 @@
                 <w:b w:val="0"/>
                 <w:i w:val="0"/>
                 <w:color w:val="000000"/>
-                <w:sz w:val="21"/>
+                <w:sz w:val="22"/>
               </w:rPr>
               <w:t>Website, online quotations, customer portal, CRM, e-signatures</w:t>
             </w:r>
@@ -12222,7 +12875,7 @@
                 <w:b w:val="0"/>
                 <w:i w:val="0"/>
                 <w:color w:val="000000"/>
-                <w:sz w:val="21"/>
+                <w:sz w:val="22"/>
               </w:rPr>
               <w:t>Stable revenue</w:t>
             </w:r>
@@ -12246,7 +12899,7 @@
                 <w:b w:val="0"/>
                 <w:i w:val="0"/>
                 <w:color w:val="000000"/>
-                <w:sz w:val="21"/>
+                <w:sz w:val="22"/>
               </w:rPr>
               <w:t>Phase 3</w:t>
             </w:r>
@@ -12268,7 +12921,7 @@
                 <w:b w:val="0"/>
                 <w:i w:val="0"/>
                 <w:color w:val="000000"/>
-                <w:sz w:val="21"/>
+                <w:sz w:val="22"/>
               </w:rPr>
               <w:t>QR material tracking, inventory management, supplier portal, mobile app, AI-assisted estimation</w:t>
             </w:r>
@@ -12290,7 +12943,7 @@
                 <w:b w:val="0"/>
                 <w:i w:val="0"/>
                 <w:color w:val="000000"/>
-                <w:sz w:val="21"/>
+                <w:sz w:val="22"/>
               </w:rPr>
               <w:t>Sustained growth</w:t>
             </w:r>
@@ -12315,7 +12968,7 @@
                 <w:b w:val="0"/>
                 <w:i w:val="0"/>
                 <w:color w:val="000000"/>
-                <w:sz w:val="21"/>
+                <w:sz w:val="22"/>
               </w:rPr>
               <w:t>Phase 4</w:t>
             </w:r>
@@ -12338,7 +12991,7 @@
                 <w:b w:val="0"/>
                 <w:i w:val="0"/>
                 <w:color w:val="000000"/>
-                <w:sz w:val="21"/>
+                <w:sz w:val="22"/>
               </w:rPr>
               <w:t>Drone monitoring, IoT integration, predictive analytics, smart-home systems</w:t>
             </w:r>
@@ -12361,7 +13014,7 @@
                 <w:b w:val="0"/>
                 <w:i w:val="0"/>
                 <w:color w:val="000000"/>
-                <w:sz w:val="21"/>
+                <w:sz w:val="22"/>
               </w:rPr>
               <w:t>Multi-city expansion</w:t>
             </w:r>
@@ -12381,16 +13034,78 @@
           <w:b w:val="0"/>
           <w:i w:val="0"/>
           <w:color w:val="000000"/>
-          <w:sz w:val="23"/>
+          <w:sz w:val="24"/>
         </w:rPr>
         <w:t>Each technology investment is justified by the scale and revenue the business has already achieved, ensuring that spending is affordable and returns are realistic.</w:t>
       </w:r>
     </w:p>
     <w:p>
       <w:pPr>
+        <w:keepNext/>
+        <w:spacing w:before="160" w:after="40"/>
+        <w:jc w:val="center"/>
+      </w:pPr>
+      <w:r>
+        <w:drawing>
+          <wp:inline xmlns:a="http://schemas.openxmlformats.org/drawingml/2006/main" xmlns:pic="http://schemas.openxmlformats.org/drawingml/2006/picture">
+            <wp:extent cx="5852160" cy="2904596"/>
+            <wp:docPr id="11" name="Picture 11"/>
+            <wp:cNvGraphicFramePr>
+              <a:graphicFrameLocks noChangeAspect="1"/>
+            </wp:cNvGraphicFramePr>
+            <a:graphic>
+              <a:graphicData uri="http://schemas.openxmlformats.org/drawingml/2006/picture">
+                <pic:pic>
+                  <pic:nvPicPr>
+                    <pic:cNvPr id="0" name="tech_roadmap.png"/>
+                    <pic:cNvPicPr/>
+                  </pic:nvPicPr>
+                  <pic:blipFill>
+                    <a:blip r:embed="rId21"/>
+                    <a:stretch>
+                      <a:fillRect/>
+                    </a:stretch>
+                  </pic:blipFill>
+                  <pic:spPr>
+                    <a:xfrm>
+                      <a:off x="0" y="0"/>
+                      <a:ext cx="5852160" cy="2904596"/>
+                    </a:xfrm>
+                    <a:prstGeom prst="rect"/>
+                  </pic:spPr>
+                </pic:pic>
+              </a:graphicData>
+            </a:graphic>
+          </wp:inline>
+        </w:drawing>
+      </w:r>
+    </w:p>
+    <w:p>
+      <w:pPr>
+        <w:spacing w:after="240"/>
+        <w:jc w:val="center"/>
+      </w:pPr>
+      <w:r>
+        <w:rPr>
+          <w:rFonts w:ascii="Times New Roman" w:hAnsi="Times New Roman" w:eastAsia="Times New Roman"/>
+          <w:b w:val="0"/>
+          <w:i/>
+          <w:color w:val="595959"/>
+          <w:sz w:val="22"/>
+        </w:rPr>
+        <w:t>Figure 11: BuildWise's technology adoption roadmap, introducing capabilities phase by phase as the business grows.</w:t>
+      </w:r>
+    </w:p>
+    <w:p>
+      <w:r>
+        <w:br w:type="page"/>
+      </w:r>
+    </w:p>
+    <w:p>
+      <w:pPr>
         <w:pStyle w:val="Heading1"/>
         <w:keepNext/>
-        <w:spacing w:before="400"/>
+        <w:spacing w:before="40"/>
         <w:pBdr>
           <w:bottom w:val="single" w:sz="8" w:space="4" w:color="163A6B"/>
         </w:pBdr>
@@ -12416,7 +13131,7 @@
           <w:b/>
           <w:i w:val="0"/>
           <w:color w:val="163A6B"/>
-          <w:sz w:val="28"/>
+          <w:sz w:val="30"/>
         </w:rPr>
         <w:t>15.1 Year 1</w:t>
       </w:r>
@@ -12432,7 +13147,7 @@
           <w:b w:val="0"/>
           <w:i w:val="0"/>
           <w:color w:val="000000"/>
-          <w:sz w:val="23"/>
+          <w:sz w:val="24"/>
         </w:rPr>
         <w:t>Complete initial projects successfully.</w:t>
       </w:r>
@@ -12448,7 +13163,7 @@
           <w:b w:val="0"/>
           <w:i w:val="0"/>
           <w:color w:val="000000"/>
-          <w:sz w:val="23"/>
+          <w:sz w:val="24"/>
         </w:rPr>
         <w:t>Generate referrals from satisfied customers.</w:t>
       </w:r>
@@ -12464,7 +13179,7 @@
           <w:b w:val="0"/>
           <w:i w:val="0"/>
           <w:color w:val="000000"/>
-          <w:sz w:val="23"/>
+          <w:sz w:val="24"/>
         </w:rPr>
         <w:t>Build trust and a credible portfolio.</w:t>
       </w:r>
@@ -12480,7 +13195,7 @@
           <w:b w:val="0"/>
           <w:i w:val="0"/>
           <w:color w:val="000000"/>
-          <w:sz w:val="23"/>
+          <w:sz w:val="24"/>
         </w:rPr>
         <w:t>Achieve operational break-even.</w:t>
       </w:r>
@@ -12495,7 +13210,7 @@
           <w:b/>
           <w:i w:val="0"/>
           <w:color w:val="163A6B"/>
-          <w:sz w:val="28"/>
+          <w:sz w:val="30"/>
         </w:rPr>
         <w:t>15.2 Year 2</w:t>
       </w:r>
@@ -12511,7 +13226,7 @@
           <w:b w:val="0"/>
           <w:i w:val="0"/>
           <w:color w:val="000000"/>
-          <w:sz w:val="23"/>
+          <w:sz w:val="24"/>
         </w:rPr>
         <w:t>Improve branding and market visibility.</w:t>
       </w:r>
@@ -12527,7 +13242,7 @@
           <w:b w:val="0"/>
           <w:i w:val="0"/>
           <w:color w:val="000000"/>
-          <w:sz w:val="23"/>
+          <w:sz w:val="24"/>
         </w:rPr>
         <w:t>Increase the workforce and project capacity.</w:t>
       </w:r>
@@ -12543,7 +13258,7 @@
           <w:b w:val="0"/>
           <w:i w:val="0"/>
           <w:color w:val="000000"/>
-          <w:sz w:val="23"/>
+          <w:sz w:val="24"/>
         </w:rPr>
         <w:t>Introduce digital systems (Phase 2).</w:t>
       </w:r>
@@ -12558,7 +13273,7 @@
           <w:b/>
           <w:i w:val="0"/>
           <w:color w:val="163A6B"/>
-          <w:sz w:val="28"/>
+          <w:sz w:val="30"/>
         </w:rPr>
         <w:t>15.3 Year 3</w:t>
       </w:r>
@@ -12574,7 +13289,7 @@
           <w:b w:val="0"/>
           <w:i w:val="0"/>
           <w:color w:val="000000"/>
-          <w:sz w:val="23"/>
+          <w:sz w:val="24"/>
         </w:rPr>
         <w:t>Open a second branch.</w:t>
       </w:r>
@@ -12590,7 +13305,7 @@
           <w:b w:val="0"/>
           <w:i w:val="0"/>
           <w:color w:val="000000"/>
-          <w:sz w:val="23"/>
+          <w:sz w:val="24"/>
         </w:rPr>
         <w:t>Expand the customer base into new segments.</w:t>
       </w:r>
@@ -12606,7 +13321,7 @@
           <w:b w:val="0"/>
           <w:i w:val="0"/>
           <w:color w:val="000000"/>
-          <w:sz w:val="23"/>
+          <w:sz w:val="24"/>
         </w:rPr>
         <w:t>Begin technology integration (Phase 3).</w:t>
       </w:r>
@@ -12621,7 +13336,7 @@
           <w:b/>
           <w:i w:val="0"/>
           <w:color w:val="163A6B"/>
-          <w:sz w:val="28"/>
+          <w:sz w:val="30"/>
         </w:rPr>
         <w:t>15.4 Years 4–5</w:t>
       </w:r>
@@ -12637,7 +13352,7 @@
           <w:b w:val="0"/>
           <w:i w:val="0"/>
           <w:color w:val="000000"/>
-          <w:sz w:val="23"/>
+          <w:sz w:val="24"/>
         </w:rPr>
         <w:t>Expand across multiple Indian cities.</w:t>
       </w:r>
@@ -12653,7 +13368,7 @@
           <w:b w:val="0"/>
           <w:i w:val="0"/>
           <w:color w:val="000000"/>
-          <w:sz w:val="23"/>
+          <w:sz w:val="24"/>
         </w:rPr>
         <w:t>Undertake larger commercial projects.</w:t>
       </w:r>
@@ -12669,7 +13384,7 @@
           <w:b w:val="0"/>
           <w:i w:val="0"/>
           <w:color w:val="000000"/>
-          <w:sz w:val="23"/>
+          <w:sz w:val="24"/>
         </w:rPr>
         <w:t>Enter the premium and luxury housing segment.</w:t>
       </w:r>
@@ -12685,7 +13400,7 @@
           <w:b w:val="0"/>
           <w:i w:val="0"/>
           <w:color w:val="000000"/>
-          <w:sz w:val="23"/>
+          <w:sz w:val="24"/>
         </w:rPr>
         <w:t>Move toward technology-enabled, enterprise-scale operations.</w:t>
       </w:r>
@@ -12701,7 +13416,7 @@
           <w:b w:val="0"/>
           <w:i w:val="0"/>
           <w:color w:val="000000"/>
-          <w:sz w:val="23"/>
+          <w:sz w:val="24"/>
         </w:rPr>
         <w:t>Adopt sustainable and green construction practices.</w:t>
       </w:r>
@@ -12713,16 +13428,78 @@
           <w:b w:val="0"/>
           <w:i w:val="0"/>
           <w:color w:val="000000"/>
-          <w:sz w:val="23"/>
+          <w:sz w:val="24"/>
         </w:rPr>
         <w:t>The roadmap reinforces the company's central principle: growth first, technology second, and expansion built on a foundation of trust and profitability.</w:t>
       </w:r>
     </w:p>
     <w:p>
       <w:pPr>
+        <w:keepNext/>
+        <w:spacing w:before="160" w:after="40"/>
+        <w:jc w:val="center"/>
+      </w:pPr>
+      <w:r>
+        <w:drawing>
+          <wp:inline xmlns:a="http://schemas.openxmlformats.org/drawingml/2006/main" xmlns:pic="http://schemas.openxmlformats.org/drawingml/2006/picture">
+            <wp:extent cx="5852160" cy="2641063"/>
+            <wp:docPr id="12" name="Picture 12"/>
+            <wp:cNvGraphicFramePr>
+              <a:graphicFrameLocks noChangeAspect="1"/>
+            </wp:cNvGraphicFramePr>
+            <a:graphic>
+              <a:graphicData uri="http://schemas.openxmlformats.org/drawingml/2006/picture">
+                <pic:pic>
+                  <pic:nvPicPr>
+                    <pic:cNvPr id="0" name="expansion_timeline.png"/>
+                    <pic:cNvPicPr/>
+                  </pic:nvPicPr>
+                  <pic:blipFill>
+                    <a:blip r:embed="rId22"/>
+                    <a:stretch>
+                      <a:fillRect/>
+                    </a:stretch>
+                  </pic:blipFill>
+                  <pic:spPr>
+                    <a:xfrm>
+                      <a:off x="0" y="0"/>
+                      <a:ext cx="5852160" cy="2641063"/>
+                    </a:xfrm>
+                    <a:prstGeom prst="rect"/>
+                  </pic:spPr>
+                </pic:pic>
+              </a:graphicData>
+            </a:graphic>
+          </wp:inline>
+        </w:drawing>
+      </w:r>
+    </w:p>
+    <w:p>
+      <w:pPr>
+        <w:spacing w:after="240"/>
+        <w:jc w:val="center"/>
+      </w:pPr>
+      <w:r>
+        <w:rPr>
+          <w:rFonts w:ascii="Times New Roman" w:hAnsi="Times New Roman" w:eastAsia="Times New Roman"/>
+          <w:b w:val="0"/>
+          <w:i/>
+          <w:color w:val="595959"/>
+          <w:sz w:val="22"/>
+        </w:rPr>
+        <w:t>Figure 12: BuildWise's five-year growth and expansion timeline, from first projects to technology-enabled operations across India.</w:t>
+      </w:r>
+    </w:p>
+    <w:p>
+      <w:r>
+        <w:br w:type="page"/>
+      </w:r>
+    </w:p>
+    <w:p>
+      <w:pPr>
         <w:pStyle w:val="Heading1"/>
         <w:keepNext/>
-        <w:spacing w:before="400"/>
+        <w:spacing w:before="40"/>
         <w:pBdr>
           <w:bottom w:val="single" w:sz="8" w:space="4" w:color="163A6B"/>
         </w:pBdr>
@@ -12748,7 +13525,7 @@
           <w:b/>
           <w:i w:val="0"/>
           <w:color w:val="163A6B"/>
-          <w:sz w:val="28"/>
+          <w:sz w:val="30"/>
         </w:rPr>
         <w:t>16.1 Sustainability</w:t>
       </w:r>
@@ -12760,7 +13537,7 @@
           <w:b w:val="0"/>
           <w:i w:val="0"/>
           <w:color w:val="000000"/>
-          <w:sz w:val="23"/>
+          <w:sz w:val="24"/>
         </w:rPr>
         <w:t>As the company matures, BuildWise plans to adopt sustainable construction practices, including energy-efficient design, responsible material sourcing, waste reduction on sites, and, eventually, green-building certifications. These practices align with rising customer expectations and long-term regulatory direction.</w:t>
       </w:r>
@@ -12775,7 +13552,7 @@
           <w:b/>
           <w:i w:val="0"/>
           <w:color w:val="163A6B"/>
-          <w:sz w:val="28"/>
+          <w:sz w:val="30"/>
         </w:rPr>
         <w:t>16.2 Corporate Social Responsibility</w:t>
       </w:r>
@@ -12787,16 +13564,21 @@
           <w:b w:val="0"/>
           <w:i w:val="0"/>
           <w:color w:val="000000"/>
-          <w:sz w:val="23"/>
+          <w:sz w:val="24"/>
         </w:rPr>
         <w:t>BuildWise intends to contribute to the communities in which it operates through fair wages, safe working conditions for labour, skill-development opportunities for site workers, and participation in local infrastructure improvement initiatives. CSR activities will scale in proportion to the company's growth and profitability.</w:t>
       </w:r>
     </w:p>
     <w:p>
+      <w:r>
+        <w:br w:type="page"/>
+      </w:r>
+    </w:p>
+    <w:p>
       <w:pPr>
         <w:pStyle w:val="Heading1"/>
         <w:keepNext/>
-        <w:spacing w:before="400"/>
+        <w:spacing w:before="40"/>
         <w:pBdr>
           <w:bottom w:val="single" w:sz="8" w:space="4" w:color="163A6B"/>
         </w:pBdr>
@@ -12819,7 +13601,7 @@
           <w:b w:val="0"/>
           <w:i w:val="0"/>
           <w:color w:val="000000"/>
-          <w:sz w:val="23"/>
+          <w:sz w:val="24"/>
         </w:rPr>
         <w:t>BuildWise Constructions Pvt. Ltd. is designed as a realistic, disciplined, and customer-centric construction startup. Rather than launching with an ambitious technology stack, it begins by doing the fundamentals exceptionally well — delivering high-quality projects, communicating transparently, and earning customer trust. Revenue and reputation earned in this foundation phase fund a gradual, sensible progression into digital systems, construction technology, and multi-city expansion.</w:t>
       </w:r>
@@ -12831,7 +13613,7 @@
           <w:b w:val="0"/>
           <w:i w:val="0"/>
           <w:color w:val="000000"/>
-          <w:sz w:val="23"/>
+          <w:sz w:val="24"/>
         </w:rPr>
         <w:t>The plan addresses genuine, well-documented problems in the Indian construction market and proposes a differentiated position built on transparency, reliability, and long-term relationships rather than the lowest price. The financial projections are conservative and achievable, and the phased growth model minimises risk at every stage.</w:t>
       </w:r>
@@ -12843,7 +13625,7 @@
           <w:b w:val="0"/>
           <w:i w:val="0"/>
           <w:color w:val="000000"/>
-          <w:sz w:val="23"/>
+          <w:sz w:val="24"/>
         </w:rPr>
         <w:t xml:space="preserve">BuildWise's ultimate ambition is to become one of India's most trusted technology-enabled construction companies. This report demonstrates that such an ambition can be pursued responsibly. True to its founding motto — </w:t>
       </w:r>
@@ -12853,7 +13635,7 @@
           <w:b w:val="0"/>
           <w:i/>
           <w:color w:val="000000"/>
-          <w:sz w:val="23"/>
+          <w:sz w:val="24"/>
         </w:rPr>
         <w:t>"Building Trust, Brick by Brick"</w:t>
       </w:r>
@@ -12863,16 +13645,21 @@
           <w:b w:val="0"/>
           <w:i w:val="0"/>
           <w:color w:val="000000"/>
-          <w:sz w:val="23"/>
+          <w:sz w:val="24"/>
         </w:rPr>
         <w:t xml:space="preserve"> — the company intends to grow one excellent project, one satisfied customer, and one reinvested rupee at a time.</w:t>
       </w:r>
     </w:p>
     <w:p>
+      <w:r>
+        <w:br w:type="page"/>
+      </w:r>
+    </w:p>
+    <w:p>
       <w:pPr>
         <w:pStyle w:val="Heading1"/>
         <w:keepNext/>
-        <w:spacing w:before="400"/>
+        <w:spacing w:before="40"/>
         <w:pBdr>
           <w:bottom w:val="single" w:sz="8" w:space="4" w:color="163A6B"/>
         </w:pBdr>
@@ -12895,7 +13682,7 @@
           <w:b w:val="0"/>
           <w:i w:val="0"/>
           <w:color w:val="000000"/>
-          <w:sz w:val="23"/>
+          <w:sz w:val="24"/>
         </w:rPr>
         <w:t>The following publicly available sources informed the market context and assumptions in this report. Industry figures have been paraphrased and used for illustrative, academic purposes.</w:t>
       </w:r>
@@ -12911,7 +13698,7 @@
           <w:b w:val="0"/>
           <w:i w:val="0"/>
           <w:color w:val="000000"/>
-          <w:sz w:val="23"/>
+          <w:sz w:val="24"/>
         </w:rPr>
         <w:t>IMARC Group – India Construction Market Size and Growth. https://www.imarcgroup.com/india-construction-market</w:t>
       </w:r>
@@ -12927,7 +13714,7 @@
           <w:b w:val="0"/>
           <w:i w:val="0"/>
           <w:color w:val="000000"/>
-          <w:sz w:val="23"/>
+          <w:sz w:val="24"/>
         </w:rPr>
         <w:t>Mordor Intelligence – India Residential Construction Market. https://www.mordorintelligence.com/industry-reports/india-residential-construction-market</w:t>
       </w:r>
@@ -12943,7 +13730,7 @@
           <w:b w:val="0"/>
           <w:i w:val="0"/>
           <w:color w:val="000000"/>
-          <w:sz w:val="23"/>
+          <w:sz w:val="24"/>
         </w:rPr>
         <w:t>Deloitte – India's Future Homes: Smart Living and Sustainable Materials. https://www.deloitte.com/in/en/about/press-room/indias-future-homes-to-blend-smart-living.html</w:t>
       </w:r>
@@ -12959,7 +13746,7 @@
           <w:b w:val="0"/>
           <w:i w:val="0"/>
           <w:color w:val="000000"/>
-          <w:sz w:val="23"/>
+          <w:sz w:val="24"/>
         </w:rPr>
         <w:t>BusinessWire / ResearchAndMarkets – India Construction Industry Report 2025. https://www.businesswire.com/news/home/20251118406333/en/</w:t>
       </w:r>
@@ -12975,7 +13762,7 @@
           <w:b w:val="0"/>
           <w:i w:val="0"/>
           <w:color w:val="000000"/>
-          <w:sz w:val="23"/>
+          <w:sz w:val="24"/>
         </w:rPr>
         <w:t>BusinessWorld – Rising Costs and Building Materials Growth Outlook. https://www.businessworld.in/article/rising-costs-frozen-capital-challenge-building-materials-growth-outlook-601962</w:t>
       </w:r>
@@ -12991,7 +13778,7 @@
           <w:b w:val="0"/>
           <w:i w:val="0"/>
           <w:color w:val="000000"/>
-          <w:sz w:val="23"/>
+          <w:sz w:val="24"/>
         </w:rPr>
         <w:t>Times of India – Third-Party Quality Audits in Indian Construction (CQRA). https://timesofindia.indiatimes.com/city/pune/only-10-12-of-indias-construction-projects-undergo-third-party-quality-audits-cqra/articleshow/132078305.cms</w:t>
       </w:r>
@@ -13007,7 +13794,7 @@
           <w:b w:val="0"/>
           <w:i w:val="0"/>
           <w:color w:val="000000"/>
-          <w:sz w:val="23"/>
+          <w:sz w:val="24"/>
         </w:rPr>
         <w:t>Free Press Journal – Transparency in the Home-Building Journey. https://www.freepressjournal.in/latest-news/redefining-home-construction-how-buildahome-is-bringing-transparency-to-the-home-building-journey</w:t>
       </w:r>
@@ -13023,7 +13810,7 @@
           <w:b w:val="0"/>
           <w:i w:val="0"/>
           <w:color w:val="000000"/>
-          <w:sz w:val="23"/>
+          <w:sz w:val="24"/>
         </w:rPr>
         <w:t>TechStory – Registering a Private Limited Company in India (2026 Costs). https://techstory.in/how-to-register-a-private-limited-company-in-india-2026-costs-timeline-documents/</w:t>
       </w:r>
@@ -13035,7 +13822,7 @@
           <w:b w:val="0"/>
           <w:i/>
           <w:color w:val="000000"/>
-          <w:sz w:val="23"/>
+          <w:sz w:val="24"/>
         </w:rPr>
         <w:t>Note: Market statistics have been rephrased and summarised for compliance with source licensing. Financial figures are reasoned academic estimates and do not represent audited data.</w:t>
       </w:r>
@@ -13475,13 +14262,13 @@
     <w:rsid w:val="00FC693F"/>
     <w:pPr>
       <w:widowControl/>
-      <w:spacing w:after="120" w:line="276" w:lineRule="auto"/>
+      <w:spacing w:after="160" w:line="312" w:lineRule="auto"/>
       <w:jc w:val="both"/>
     </w:pPr>
     <w:rPr>
       <w:rFonts w:ascii="Times New Roman" w:hAnsi="Times New Roman" w:eastAsia="Times New Roman"/>
       <w:color w:val="000000"/>
-      <w:sz w:val="23"/>
+      <w:sz w:val="24"/>
     </w:rPr>
   </w:style>
   <w:style w:type="paragraph" w:styleId="Header">
@@ -13571,7 +14358,7 @@
       <w:b/>
       <w:bCs/>
       <w:color w:val="163A6B"/>
-      <w:sz w:val="28"/>
+      <w:sz w:val="30"/>
       <w:szCs w:val="26"/>
     </w:rPr>
   </w:style>
@@ -13595,7 +14382,7 @@
       <w:b/>
       <w:bCs/>
       <w:color w:val="163A6B"/>
-      <w:sz w:val="24"/>
+      <w:sz w:val="26"/>
     </w:rPr>
   </w:style>
   <w:style w:type="paragraph" w:styleId="Heading4">
@@ -13621,7 +14408,7 @@
       <w:i/>
       <w:iCs/>
       <w:color w:val="163A6B"/>
-      <w:sz w:val="22"/>
+      <w:sz w:val="24"/>
     </w:rPr>
   </w:style>
   <w:style w:type="paragraph" w:styleId="Heading5">

--- a/BuildWise-Business-Plan/BuildWise_Business_Plan_Report.docx
+++ b/BuildWise-Business-Plan/BuildWise_Business_Plan_Report.docx
@@ -1357,7 +1357,7 @@
                 <w:color w:val="000000"/>
                 <w:sz w:val="24"/>
               </w:rPr>
-              <w:t>18</w:t>
+              <w:t>19</w:t>
             </w:r>
           </w:p>
         </w:tc>
@@ -1428,7 +1428,7 @@
                 <w:color w:val="000000"/>
                 <w:sz w:val="24"/>
               </w:rPr>
-              <w:t>20</w:t>
+              <w:t>21</w:t>
             </w:r>
           </w:p>
         </w:tc>
@@ -1496,7 +1496,7 @@
                 <w:color w:val="000000"/>
                 <w:sz w:val="24"/>
               </w:rPr>
-              <w:t>21</w:t>
+              <w:t>22</w:t>
             </w:r>
           </w:p>
         </w:tc>
@@ -1567,7 +1567,7 @@
                 <w:color w:val="000000"/>
                 <w:sz w:val="24"/>
               </w:rPr>
-              <w:t>23</w:t>
+              <w:t>24</w:t>
             </w:r>
           </w:p>
         </w:tc>
@@ -1635,7 +1635,7 @@
                 <w:color w:val="000000"/>
                 <w:sz w:val="24"/>
               </w:rPr>
-              <w:t>27</w:t>
+              <w:t>29</w:t>
             </w:r>
           </w:p>
         </w:tc>
@@ -1706,7 +1706,7 @@
                 <w:color w:val="000000"/>
                 <w:sz w:val="24"/>
               </w:rPr>
-              <w:t>28</w:t>
+              <w:t>30</w:t>
             </w:r>
           </w:p>
         </w:tc>
@@ -1774,7 +1774,7 @@
                 <w:color w:val="000000"/>
                 <w:sz w:val="24"/>
               </w:rPr>
-              <w:t>29</w:t>
+              <w:t>31</w:t>
             </w:r>
           </w:p>
         </w:tc>
@@ -1845,7 +1845,7 @@
                 <w:color w:val="000000"/>
                 <w:sz w:val="24"/>
               </w:rPr>
-              <w:t>31</w:t>
+              <w:t>33</w:t>
             </w:r>
           </w:p>
         </w:tc>
@@ -1913,7 +1913,7 @@
                 <w:color w:val="000000"/>
                 <w:sz w:val="24"/>
               </w:rPr>
-              <w:t>32</w:t>
+              <w:t>34</w:t>
             </w:r>
           </w:p>
         </w:tc>
@@ -1984,7 +1984,7 @@
                 <w:color w:val="000000"/>
                 <w:sz w:val="24"/>
               </w:rPr>
-              <w:t>33</w:t>
+              <w:t>35</w:t>
             </w:r>
           </w:p>
         </w:tc>
@@ -7637,6 +7637,63 @@
       </w:r>
     </w:p>
     <w:p>
+      <w:pPr>
+        <w:keepNext/>
+        <w:spacing w:before="160" w:after="40"/>
+        <w:jc w:val="center"/>
+      </w:pPr>
+      <w:r>
+        <w:drawing>
+          <wp:inline xmlns:a="http://schemas.openxmlformats.org/drawingml/2006/main" xmlns:pic="http://schemas.openxmlformats.org/drawingml/2006/picture">
+            <wp:extent cx="5852160" cy="3840580"/>
+            <wp:docPr id="6" name="Picture 6"/>
+            <wp:cNvGraphicFramePr>
+              <a:graphicFrameLocks noChangeAspect="1"/>
+            </wp:cNvGraphicFramePr>
+            <a:graphic>
+              <a:graphicData uri="http://schemas.openxmlformats.org/drawingml/2006/picture">
+                <pic:pic>
+                  <pic:nvPicPr>
+                    <pic:cNvPr id="0" name="marketing_funnel.png"/>
+                    <pic:cNvPicPr/>
+                  </pic:nvPicPr>
+                  <pic:blipFill>
+                    <a:blip r:embed="rId16"/>
+                    <a:stretch>
+                      <a:fillRect/>
+                    </a:stretch>
+                  </pic:blipFill>
+                  <pic:spPr>
+                    <a:xfrm>
+                      <a:off x="0" y="0"/>
+                      <a:ext cx="5852160" cy="3840580"/>
+                    </a:xfrm>
+                    <a:prstGeom prst="rect"/>
+                  </pic:spPr>
+                </pic:pic>
+              </a:graphicData>
+            </a:graphic>
+          </wp:inline>
+        </w:drawing>
+      </w:r>
+    </w:p>
+    <w:p>
+      <w:pPr>
+        <w:spacing w:after="240"/>
+        <w:jc w:val="center"/>
+      </w:pPr>
+      <w:r>
+        <w:rPr>
+          <w:rFonts w:ascii="Times New Roman" w:hAnsi="Times New Roman" w:eastAsia="Times New Roman"/>
+          <w:b w:val="0"/>
+          <w:i/>
+          <w:color w:val="595959"/>
+          <w:sz w:val="22"/>
+        </w:rPr>
+        <w:t>Figure 6: BuildWise's customer-acquisition funnel, from initial awareness to long-term advocacy.</w:t>
+      </w:r>
+    </w:p>
+    <w:p>
       <w:r>
         <w:br w:type="page"/>
       </w:r>
@@ -7698,7 +7755,7 @@
         <w:drawing>
           <wp:inline xmlns:a="http://schemas.openxmlformats.org/drawingml/2006/main" xmlns:pic="http://schemas.openxmlformats.org/drawingml/2006/picture">
             <wp:extent cx="5636271" cy="6766560"/>
-            <wp:docPr id="6" name="Picture 6"/>
+            <wp:docPr id="7" name="Picture 7"/>
             <wp:cNvGraphicFramePr>
               <a:graphicFrameLocks noChangeAspect="1"/>
             </wp:cNvGraphicFramePr>
@@ -7710,7 +7767,7 @@
                     <pic:cNvPicPr/>
                   </pic:nvPicPr>
                   <pic:blipFill>
-                    <a:blip r:embed="rId16"/>
+                    <a:blip r:embed="rId17"/>
                     <a:stretch>
                       <a:fillRect/>
                     </a:stretch>
@@ -7742,7 +7799,7 @@
           <w:color w:val="595959"/>
           <w:sz w:val="22"/>
         </w:rPr>
-        <w:t>Figure 6: BuildWise's standard twelve-stage project workflow, followed on every project to ensure consistency and transparency.</w:t>
+        <w:t>Figure 7: BuildWise's standard twelve-stage project workflow, followed on every project to ensure consistency and transparency.</w:t>
       </w:r>
     </w:p>
     <w:p>
@@ -7827,6 +7884,63 @@
       </w:r>
     </w:p>
     <w:p>
+      <w:pPr>
+        <w:keepNext/>
+        <w:spacing w:before="160" w:after="40"/>
+        <w:jc w:val="center"/>
+      </w:pPr>
+      <w:r>
+        <w:drawing>
+          <wp:inline xmlns:a="http://schemas.openxmlformats.org/drawingml/2006/main" xmlns:pic="http://schemas.openxmlformats.org/drawingml/2006/picture">
+            <wp:extent cx="5852160" cy="3195525"/>
+            <wp:docPr id="8" name="Picture 8"/>
+            <wp:cNvGraphicFramePr>
+              <a:graphicFrameLocks noChangeAspect="1"/>
+            </wp:cNvGraphicFramePr>
+            <a:graphic>
+              <a:graphicData uri="http://schemas.openxmlformats.org/drawingml/2006/picture">
+                <pic:pic>
+                  <pic:nvPicPr>
+                    <pic:cNvPr id="0" name="quality_safety.png"/>
+                    <pic:cNvPicPr/>
+                  </pic:nvPicPr>
+                  <pic:blipFill>
+                    <a:blip r:embed="rId18"/>
+                    <a:stretch>
+                      <a:fillRect/>
+                    </a:stretch>
+                  </pic:blipFill>
+                  <pic:spPr>
+                    <a:xfrm>
+                      <a:off x="0" y="0"/>
+                      <a:ext cx="5852160" cy="3195525"/>
+                    </a:xfrm>
+                    <a:prstGeom prst="rect"/>
+                  </pic:spPr>
+                </pic:pic>
+              </a:graphicData>
+            </a:graphic>
+          </wp:inline>
+        </w:drawing>
+      </w:r>
+    </w:p>
+    <w:p>
+      <w:pPr>
+        <w:spacing w:after="240"/>
+        <w:jc w:val="center"/>
+      </w:pPr>
+      <w:r>
+        <w:rPr>
+          <w:rFonts w:ascii="Times New Roman" w:hAnsi="Times New Roman" w:eastAsia="Times New Roman"/>
+          <w:b w:val="0"/>
+          <w:i/>
+          <w:color w:val="595959"/>
+          <w:sz w:val="22"/>
+        </w:rPr>
+        <w:t>Figure 8: BuildWise's stage-wise quality-assurance checkpoints and the safety standards enforced on every site.</w:t>
+      </w:r>
+    </w:p>
+    <w:p>
       <w:r>
         <w:br w:type="page"/>
       </w:r>
@@ -8148,7 +8262,7 @@
         <w:drawing>
           <wp:inline xmlns:a="http://schemas.openxmlformats.org/drawingml/2006/main" xmlns:pic="http://schemas.openxmlformats.org/drawingml/2006/picture">
             <wp:extent cx="5852160" cy="2830768"/>
-            <wp:docPr id="7" name="Picture 7"/>
+            <wp:docPr id="9" name="Picture 9"/>
             <wp:cNvGraphicFramePr>
               <a:graphicFrameLocks noChangeAspect="1"/>
             </wp:cNvGraphicFramePr>
@@ -8160,7 +8274,7 @@
                     <pic:cNvPicPr/>
                   </pic:nvPicPr>
                   <pic:blipFill>
-                    <a:blip r:embed="rId17"/>
+                    <a:blip r:embed="rId19"/>
                     <a:stretch>
                       <a:fillRect/>
                     </a:stretch>
@@ -8192,7 +8306,7 @@
           <w:color w:val="595959"/>
           <w:sz w:val="22"/>
         </w:rPr>
-        <w:t>Figure 7: The BuildWise customer journey, designed so that customer confidence grows at every stage.</w:t>
+        <w:t>Figure 9: The BuildWise customer journey, designed so that customer confidence grows at every stage.</w:t>
       </w:r>
     </w:p>
     <w:p>
@@ -8669,7 +8783,7 @@
         <w:drawing>
           <wp:inline xmlns:a="http://schemas.openxmlformats.org/drawingml/2006/main" xmlns:pic="http://schemas.openxmlformats.org/drawingml/2006/picture">
             <wp:extent cx="5852160" cy="3710816"/>
-            <wp:docPr id="8" name="Picture 8"/>
+            <wp:docPr id="10" name="Picture 10"/>
             <wp:cNvGraphicFramePr>
               <a:graphicFrameLocks noChangeAspect="1"/>
             </wp:cNvGraphicFramePr>
@@ -8681,7 +8795,7 @@
                     <pic:cNvPicPr/>
                   </pic:nvPicPr>
                   <pic:blipFill>
-                    <a:blip r:embed="rId18"/>
+                    <a:blip r:embed="rId20"/>
                     <a:stretch>
                       <a:fillRect/>
                     </a:stretch>
@@ -8713,7 +8827,7 @@
           <w:color w:val="595959"/>
           <w:sz w:val="22"/>
         </w:rPr>
-        <w:t>Figure 8: BuildWise's lean startup-stage organisation structure, with specialised departments introduced as the company grows.</w:t>
+        <w:t>Figure 10: BuildWise's lean startup-stage organisation structure, with specialised departments introduced as the company grows.</w:t>
       </w:r>
     </w:p>
     <w:p>
@@ -8818,6 +8932,63 @@
           <w:sz w:val="24"/>
         </w:rPr>
         <w:t xml:space="preserve"> funded by venture capital, consistent with its philosophy of steady, self-sustaining growth.</w:t>
+      </w:r>
+    </w:p>
+    <w:p>
+      <w:pPr>
+        <w:keepNext/>
+        <w:spacing w:before="160" w:after="40"/>
+        <w:jc w:val="center"/>
+      </w:pPr>
+      <w:r>
+        <w:drawing>
+          <wp:inline xmlns:a="http://schemas.openxmlformats.org/drawingml/2006/main" xmlns:pic="http://schemas.openxmlformats.org/drawingml/2006/picture">
+            <wp:extent cx="5852160" cy="1534342"/>
+            <wp:docPr id="11" name="Picture 11"/>
+            <wp:cNvGraphicFramePr>
+              <a:graphicFrameLocks noChangeAspect="1"/>
+            </wp:cNvGraphicFramePr>
+            <a:graphic>
+              <a:graphicData uri="http://schemas.openxmlformats.org/drawingml/2006/picture">
+                <pic:pic>
+                  <pic:nvPicPr>
+                    <pic:cNvPr id="0" name="financial_summary.png"/>
+                    <pic:cNvPicPr/>
+                  </pic:nvPicPr>
+                  <pic:blipFill>
+                    <a:blip r:embed="rId21"/>
+                    <a:stretch>
+                      <a:fillRect/>
+                    </a:stretch>
+                  </pic:blipFill>
+                  <pic:spPr>
+                    <a:xfrm>
+                      <a:off x="0" y="0"/>
+                      <a:ext cx="5852160" cy="1534342"/>
+                    </a:xfrm>
+                    <a:prstGeom prst="rect"/>
+                  </pic:spPr>
+                </pic:pic>
+              </a:graphicData>
+            </a:graphic>
+          </wp:inline>
+        </w:drawing>
+      </w:r>
+    </w:p>
+    <w:p>
+      <w:pPr>
+        <w:spacing w:after="240"/>
+        <w:jc w:val="center"/>
+      </w:pPr>
+      <w:r>
+        <w:rPr>
+          <w:rFonts w:ascii="Times New Roman" w:hAnsi="Times New Roman" w:eastAsia="Times New Roman"/>
+          <w:b w:val="0"/>
+          <w:i/>
+          <w:color w:val="595959"/>
+          <w:sz w:val="22"/>
+        </w:rPr>
+        <w:t>Figure 11: Financial highlights at a glance.</w:t>
       </w:r>
     </w:p>
     <w:p>
@@ -9708,7 +9879,7 @@
         <w:drawing>
           <wp:inline xmlns:a="http://schemas.openxmlformats.org/drawingml/2006/main" xmlns:pic="http://schemas.openxmlformats.org/drawingml/2006/picture">
             <wp:extent cx="5852160" cy="3126496"/>
-            <wp:docPr id="9" name="Picture 9"/>
+            <wp:docPr id="12" name="Picture 12"/>
             <wp:cNvGraphicFramePr>
               <a:graphicFrameLocks noChangeAspect="1"/>
             </wp:cNvGraphicFramePr>
@@ -9720,7 +9891,7 @@
                     <pic:cNvPicPr/>
                   </pic:nvPicPr>
                   <pic:blipFill>
-                    <a:blip r:embed="rId19"/>
+                    <a:blip r:embed="rId22"/>
                     <a:stretch>
                       <a:fillRect/>
                     </a:stretch>
@@ -9752,7 +9923,7 @@
           <w:color w:val="595959"/>
           <w:sz w:val="22"/>
         </w:rPr>
-        <w:t>Figure 9: Allocation of the ₹1.00 Crore startup capital across major categories.</w:t>
+        <w:t>Figure 12: Allocation of the ₹1.00 Crore startup capital across major categories.</w:t>
       </w:r>
     </w:p>
     <w:p>
@@ -10392,7 +10563,7 @@
         <w:drawing>
           <wp:inline xmlns:a="http://schemas.openxmlformats.org/drawingml/2006/main" xmlns:pic="http://schemas.openxmlformats.org/drawingml/2006/picture">
             <wp:extent cx="5852160" cy="2968875"/>
-            <wp:docPr id="10" name="Picture 10"/>
+            <wp:docPr id="13" name="Picture 13"/>
             <wp:cNvGraphicFramePr>
               <a:graphicFrameLocks noChangeAspect="1"/>
             </wp:cNvGraphicFramePr>
@@ -10404,7 +10575,7 @@
                     <pic:cNvPicPr/>
                   </pic:nvPicPr>
                   <pic:blipFill>
-                    <a:blip r:embed="rId20"/>
+                    <a:blip r:embed="rId23"/>
                     <a:stretch>
                       <a:fillRect/>
                     </a:stretch>
@@ -10436,7 +10607,7 @@
           <w:color w:val="595959"/>
           <w:sz w:val="22"/>
         </w:rPr>
-        <w:t>Figure 10: Projected total revenue and net profit over the first three years (₹ Crore).</w:t>
+        <w:t>Figure 13: Projected total revenue and net profit over the first three years (₹ Crore).</w:t>
       </w:r>
     </w:p>
     <w:p>
@@ -11810,6 +11981,63 @@
       </w:r>
     </w:p>
     <w:p>
+      <w:pPr>
+        <w:keepNext/>
+        <w:spacing w:before="160" w:after="40"/>
+        <w:jc w:val="center"/>
+      </w:pPr>
+      <w:r>
+        <w:drawing>
+          <wp:inline xmlns:a="http://schemas.openxmlformats.org/drawingml/2006/main" xmlns:pic="http://schemas.openxmlformats.org/drawingml/2006/picture">
+            <wp:extent cx="5852160" cy="3187020"/>
+            <wp:docPr id="14" name="Picture 14"/>
+            <wp:cNvGraphicFramePr>
+              <a:graphicFrameLocks noChangeAspect="1"/>
+            </wp:cNvGraphicFramePr>
+            <a:graphic>
+              <a:graphicData uri="http://schemas.openxmlformats.org/drawingml/2006/picture">
+                <pic:pic>
+                  <pic:nvPicPr>
+                    <pic:cNvPr id="0" name="breakeven_chart.png"/>
+                    <pic:cNvPicPr/>
+                  </pic:nvPicPr>
+                  <pic:blipFill>
+                    <a:blip r:embed="rId24"/>
+                    <a:stretch>
+                      <a:fillRect/>
+                    </a:stretch>
+                  </pic:blipFill>
+                  <pic:spPr>
+                    <a:xfrm>
+                      <a:off x="0" y="0"/>
+                      <a:ext cx="5852160" cy="3187020"/>
+                    </a:xfrm>
+                    <a:prstGeom prst="rect"/>
+                  </pic:spPr>
+                </pic:pic>
+              </a:graphicData>
+            </a:graphic>
+          </wp:inline>
+        </w:drawing>
+      </w:r>
+    </w:p>
+    <w:p>
+      <w:pPr>
+        <w:spacing w:after="240"/>
+        <w:jc w:val="center"/>
+      </w:pPr>
+      <w:r>
+        <w:rPr>
+          <w:rFonts w:ascii="Times New Roman" w:hAnsi="Times New Roman" w:eastAsia="Times New Roman"/>
+          <w:b w:val="0"/>
+          <w:i/>
+          <w:color w:val="595959"/>
+          <w:sz w:val="22"/>
+        </w:rPr>
+        <w:t>Figure 14: Break-even analysis — total revenue overtakes total cost at approximately ₹1.50 Crore.</w:t>
+      </w:r>
+    </w:p>
+    <w:p>
       <w:r>
         <w:br w:type="page"/>
       </w:r>
@@ -13049,7 +13277,7 @@
         <w:drawing>
           <wp:inline xmlns:a="http://schemas.openxmlformats.org/drawingml/2006/main" xmlns:pic="http://schemas.openxmlformats.org/drawingml/2006/picture">
             <wp:extent cx="5852160" cy="2904596"/>
-            <wp:docPr id="11" name="Picture 11"/>
+            <wp:docPr id="15" name="Picture 15"/>
             <wp:cNvGraphicFramePr>
               <a:graphicFrameLocks noChangeAspect="1"/>
             </wp:cNvGraphicFramePr>
@@ -13061,7 +13289,7 @@
                     <pic:cNvPicPr/>
                   </pic:nvPicPr>
                   <pic:blipFill>
-                    <a:blip r:embed="rId21"/>
+                    <a:blip r:embed="rId25"/>
                     <a:stretch>
                       <a:fillRect/>
                     </a:stretch>
@@ -13093,7 +13321,7 @@
           <w:color w:val="595959"/>
           <w:sz w:val="22"/>
         </w:rPr>
-        <w:t>Figure 11: BuildWise's technology adoption roadmap, introducing capabilities phase by phase as the business grows.</w:t>
+        <w:t>Figure 15: BuildWise's technology adoption roadmap, introducing capabilities phase by phase as the business grows.</w:t>
       </w:r>
     </w:p>
     <w:p>
@@ -13442,8 +13670,8 @@
       <w:r>
         <w:drawing>
           <wp:inline xmlns:a="http://schemas.openxmlformats.org/drawingml/2006/main" xmlns:pic="http://schemas.openxmlformats.org/drawingml/2006/picture">
-            <wp:extent cx="5852160" cy="2641063"/>
-            <wp:docPr id="12" name="Picture 12"/>
+            <wp:extent cx="5852160" cy="3308375"/>
+            <wp:docPr id="16" name="Picture 16"/>
             <wp:cNvGraphicFramePr>
               <a:graphicFrameLocks noChangeAspect="1"/>
             </wp:cNvGraphicFramePr>
@@ -13455,7 +13683,7 @@
                     <pic:cNvPicPr/>
                   </pic:nvPicPr>
                   <pic:blipFill>
-                    <a:blip r:embed="rId22"/>
+                    <a:blip r:embed="rId26"/>
                     <a:stretch>
                       <a:fillRect/>
                     </a:stretch>
@@ -13463,7 +13691,7 @@
                   <pic:spPr>
                     <a:xfrm>
                       <a:off x="0" y="0"/>
-                      <a:ext cx="5852160" cy="2641063"/>
+                      <a:ext cx="5852160" cy="3308375"/>
                     </a:xfrm>
                     <a:prstGeom prst="rect"/>
                   </pic:spPr>
@@ -13487,7 +13715,7 @@
           <w:color w:val="595959"/>
           <w:sz w:val="22"/>
         </w:rPr>
-        <w:t>Figure 12: BuildWise's five-year growth and expansion timeline, from first projects to technology-enabled operations across India.</w:t>
+        <w:t>Figure 16: BuildWise's five-year growth and expansion timeline, from first projects to technology-enabled operations across India.</w:t>
       </w:r>
     </w:p>
     <w:p>
@@ -13570,6 +13798,63 @@
       </w:r>
     </w:p>
     <w:p>
+      <w:pPr>
+        <w:keepNext/>
+        <w:spacing w:before="160" w:after="40"/>
+        <w:jc w:val="center"/>
+      </w:pPr>
+      <w:r>
+        <w:drawing>
+          <wp:inline xmlns:a="http://schemas.openxmlformats.org/drawingml/2006/main" xmlns:pic="http://schemas.openxmlformats.org/drawingml/2006/picture">
+            <wp:extent cx="5852160" cy="3586299"/>
+            <wp:docPr id="17" name="Picture 17"/>
+            <wp:cNvGraphicFramePr>
+              <a:graphicFrameLocks noChangeAspect="1"/>
+            </wp:cNvGraphicFramePr>
+            <a:graphic>
+              <a:graphicData uri="http://schemas.openxmlformats.org/drawingml/2006/picture">
+                <pic:pic>
+                  <pic:nvPicPr>
+                    <pic:cNvPr id="0" name="esg_sustainability.png"/>
+                    <pic:cNvPicPr/>
+                  </pic:nvPicPr>
+                  <pic:blipFill>
+                    <a:blip r:embed="rId27"/>
+                    <a:stretch>
+                      <a:fillRect/>
+                    </a:stretch>
+                  </pic:blipFill>
+                  <pic:spPr>
+                    <a:xfrm>
+                      <a:off x="0" y="0"/>
+                      <a:ext cx="5852160" cy="3586299"/>
+                    </a:xfrm>
+                    <a:prstGeom prst="rect"/>
+                  </pic:spPr>
+                </pic:pic>
+              </a:graphicData>
+            </a:graphic>
+          </wp:inline>
+        </w:drawing>
+      </w:r>
+    </w:p>
+    <w:p>
+      <w:pPr>
+        <w:spacing w:after="240"/>
+        <w:jc w:val="center"/>
+      </w:pPr>
+      <w:r>
+        <w:rPr>
+          <w:rFonts w:ascii="Times New Roman" w:hAnsi="Times New Roman" w:eastAsia="Times New Roman"/>
+          <w:b w:val="0"/>
+          <w:i/>
+          <w:color w:val="595959"/>
+          <w:sz w:val="22"/>
+        </w:rPr>
+        <w:t>Figure 17: BuildWise's sustainability and ESG framework across environmental, social, and governance pillars.</w:t>
+      </w:r>
+    </w:p>
+    <w:p>
       <w:r>
         <w:br w:type="page"/>
       </w:r>
@@ -13648,6 +13933,63 @@
           <w:sz w:val="24"/>
         </w:rPr>
         <w:t xml:space="preserve"> — the company intends to grow one excellent project, one satisfied customer, and one reinvested rupee at a time.</w:t>
+      </w:r>
+    </w:p>
+    <w:p>
+      <w:pPr>
+        <w:keepNext/>
+        <w:spacing w:before="160" w:after="40"/>
+        <w:jc w:val="center"/>
+      </w:pPr>
+      <w:r>
+        <w:drawing>
+          <wp:inline xmlns:a="http://schemas.openxmlformats.org/drawingml/2006/main" xmlns:pic="http://schemas.openxmlformats.org/drawingml/2006/picture">
+            <wp:extent cx="5852160" cy="3488606"/>
+            <wp:docPr id="18" name="Picture 18"/>
+            <wp:cNvGraphicFramePr>
+              <a:graphicFrameLocks noChangeAspect="1"/>
+            </wp:cNvGraphicFramePr>
+            <a:graphic>
+              <a:graphicData uri="http://schemas.openxmlformats.org/drawingml/2006/picture">
+                <pic:pic>
+                  <pic:nvPicPr>
+                    <pic:cNvPr id="0" name="key_takeaways.png"/>
+                    <pic:cNvPicPr/>
+                  </pic:nvPicPr>
+                  <pic:blipFill>
+                    <a:blip r:embed="rId28"/>
+                    <a:stretch>
+                      <a:fillRect/>
+                    </a:stretch>
+                  </pic:blipFill>
+                  <pic:spPr>
+                    <a:xfrm>
+                      <a:off x="0" y="0"/>
+                      <a:ext cx="5852160" cy="3488606"/>
+                    </a:xfrm>
+                    <a:prstGeom prst="rect"/>
+                  </pic:spPr>
+                </pic:pic>
+              </a:graphicData>
+            </a:graphic>
+          </wp:inline>
+        </w:drawing>
+      </w:r>
+    </w:p>
+    <w:p>
+      <w:pPr>
+        <w:spacing w:after="240"/>
+        <w:jc w:val="center"/>
+      </w:pPr>
+      <w:r>
+        <w:rPr>
+          <w:rFonts w:ascii="Times New Roman" w:hAnsi="Times New Roman" w:eastAsia="Times New Roman"/>
+          <w:b w:val="0"/>
+          <w:i/>
+          <w:color w:val="595959"/>
+          <w:sz w:val="22"/>
+        </w:rPr>
+        <w:t>Figure 18: Key takeaways from the BuildWise business plan.</w:t>
       </w:r>
     </w:p>
     <w:p>

--- a/BuildWise-Business-Plan/BuildWise_Business_Plan_Report.docx
+++ b/BuildWise-Business-Plan/BuildWise_Business_Plan_Report.docx
@@ -2019,15 +2019,13 @@
       <w:r>
         <w:rPr>
           <w:rFonts w:ascii="Times New Roman" w:hAnsi="Times New Roman" w:eastAsia="Times New Roman"/>
-          <w:b w:val="0"/>
+          <w:b/>
           <w:i w:val="0"/>
           <w:color w:val="000000"/>
           <w:sz w:val="24"/>
         </w:rPr>
-        <w:t>BuildWise Constructions Pvt. Ltd. is a technology-enabled construction startup based in Chennai, Tamil Nadu, established in 2026. The company provides residential construction, commercial construction, renovation, interior works, and turnkey project services to individual homeowners, small business owners, and property investors. BuildWise begins as a focused, service-led construction firm and follows a phased growth strategy that introduces digital systems and construction technology only after the business achieves stable revenue and customer trust.</w:t>
-      </w:r>
-    </w:p>
-    <w:p>
+        <w:t>Business Name:</w:t>
+      </w:r>
       <w:r>
         <w:rPr>
           <w:rFonts w:ascii="Times New Roman" w:hAnsi="Times New Roman" w:eastAsia="Times New Roman"/>
@@ -2036,10 +2034,20 @@
           <w:color w:val="000000"/>
           <w:sz w:val="24"/>
         </w:rPr>
-        <w:t>The Indian construction sector is among the largest contributors to the national economy and continues to expand steadily on the back of urbanisation, housing demand, and infrastructure investment. Despite this growth, customers frequently encounter unclear pricing, unreliable execution, weak documentation, delayed handovers, and poor communication. BuildWise is built specifically to address these gaps. The company does not compete on the lowest price; it competes on transparency, reliability, professional project management, and long-term customer relationships.</w:t>
+        <w:t xml:space="preserve"> BuildWise Constructions Pvt. Ltd.</w:t>
       </w:r>
     </w:p>
     <w:p>
+      <w:r>
+        <w:rPr>
+          <w:rFonts w:ascii="Times New Roman" w:hAnsi="Times New Roman" w:eastAsia="Times New Roman"/>
+          <w:b/>
+          <w:i w:val="0"/>
+          <w:color w:val="000000"/>
+          <w:sz w:val="24"/>
+        </w:rPr>
+        <w:t>Industry:</w:t>
+      </w:r>
       <w:r>
         <w:rPr>
           <w:rFonts w:ascii="Times New Roman" w:hAnsi="Times New Roman" w:eastAsia="Times New Roman"/>
@@ -2048,10 +2056,20 @@
           <w:color w:val="000000"/>
           <w:sz w:val="24"/>
         </w:rPr>
-        <w:t>The business is founded with a startup capital of ₹1.00 Crore, funded through the promoter's own contribution and support from family and informal investors rather than venture capital. This capital is allocated across office setup, legal registration, engineering software, equipment, marketing, working capital, salaries, and an emergency reserve. The company is expected to reach operational break-even within the first year and to grow revenue from approximately ₹2.0 Crore in Year 1 to ₹8.75 Crore in Year 3, while maintaining conservative and realistic profit margins.</w:t>
+        <w:t xml:space="preserve"> Technology-enabled construction startup based in Chennai, Tamil Nadu, established in 2026.</w:t>
       </w:r>
     </w:p>
     <w:p>
+      <w:r>
+        <w:rPr>
+          <w:rFonts w:ascii="Times New Roman" w:hAnsi="Times New Roman" w:eastAsia="Times New Roman"/>
+          <w:b/>
+          <w:i w:val="0"/>
+          <w:color w:val="000000"/>
+          <w:sz w:val="24"/>
+        </w:rPr>
+        <w:t>Mission:</w:t>
+      </w:r>
       <w:r>
         <w:rPr>
           <w:rFonts w:ascii="Times New Roman" w:hAnsi="Times New Roman" w:eastAsia="Times New Roman"/>
@@ -2060,8 +2078,10 @@
           <w:color w:val="000000"/>
           <w:sz w:val="24"/>
         </w:rPr>
-        <w:t xml:space="preserve">BuildWise follows a four-phase growth model: </w:t>
-      </w:r>
+        <w:t xml:space="preserve"> To provide transparent, reliable, high-quality, and customer-centric construction services while gradually transforming into one of India's most trusted technology-enabled construction companies.</w:t>
+      </w:r>
+    </w:p>
+    <w:p>
       <w:r>
         <w:rPr>
           <w:rFonts w:ascii="Times New Roman" w:hAnsi="Times New Roman" w:eastAsia="Times New Roman"/>
@@ -2070,7 +2090,7 @@
           <w:color w:val="000000"/>
           <w:sz w:val="24"/>
         </w:rPr>
-        <w:t>Phase 1 – Business Foundation</w:t>
+        <w:t>Problem:</w:t>
       </w:r>
       <w:r>
         <w:rPr>
@@ -2080,8 +2100,10 @@
           <w:color w:val="000000"/>
           <w:sz w:val="24"/>
         </w:rPr>
-        <w:t xml:space="preserve">, focused purely on delivering excellent projects; </w:t>
-      </w:r>
+        <w:t xml:space="preserve"> Customers frequently encounter unclear pricing, unreliable execution, weak documentation, delayed handovers, and poor communication.</w:t>
+      </w:r>
+    </w:p>
+    <w:p>
       <w:r>
         <w:rPr>
           <w:rFonts w:ascii="Times New Roman" w:hAnsi="Times New Roman" w:eastAsia="Times New Roman"/>
@@ -2090,7 +2112,7 @@
           <w:color w:val="000000"/>
           <w:sz w:val="24"/>
         </w:rPr>
-        <w:t>Phase 2 – Digital Foundation</w:t>
+        <w:t>Solution:</w:t>
       </w:r>
       <w:r>
         <w:rPr>
@@ -2100,8 +2122,10 @@
           <w:color w:val="000000"/>
           <w:sz w:val="24"/>
         </w:rPr>
-        <w:t xml:space="preserve">, introducing a website, customer portal, and digital documentation; </w:t>
-      </w:r>
+        <w:t xml:space="preserve"> BuildWise addresses these gaps by competing on transparency, reliability, professional project management, and long-term customer relationships — not on the lowest price.</w:t>
+      </w:r>
+    </w:p>
+    <w:p>
       <w:r>
         <w:rPr>
           <w:rFonts w:ascii="Times New Roman" w:hAnsi="Times New Roman" w:eastAsia="Times New Roman"/>
@@ -2110,7 +2134,7 @@
           <w:color w:val="000000"/>
           <w:sz w:val="24"/>
         </w:rPr>
-        <w:t>Phase 3 – Technology Integration</w:t>
+        <w:t>Target Customers:</w:t>
       </w:r>
       <w:r>
         <w:rPr>
@@ -2120,8 +2144,10 @@
           <w:color w:val="000000"/>
           <w:sz w:val="24"/>
         </w:rPr>
-        <w:t xml:space="preserve">, adding material tracking, inventory systems, and AI-assisted estimation; and </w:t>
-      </w:r>
+        <w:t xml:space="preserve"> Individual homeowners, small business owners, and property investors.</w:t>
+      </w:r>
+    </w:p>
+    <w:p>
       <w:r>
         <w:rPr>
           <w:rFonts w:ascii="Times New Roman" w:hAnsi="Times New Roman" w:eastAsia="Times New Roman"/>
@@ -2130,7 +2156,7 @@
           <w:color w:val="000000"/>
           <w:sz w:val="24"/>
         </w:rPr>
-        <w:t>Phase 4 – Expansion</w:t>
+        <w:t>Key Services:</w:t>
       </w:r>
       <w:r>
         <w:rPr>
@@ -2140,10 +2166,20 @@
           <w:color w:val="000000"/>
           <w:sz w:val="24"/>
         </w:rPr>
-        <w:t>, scaling across multiple Indian cities with commercial projects, premium housing, and smart construction solutions. Technology is treated as an outcome of business growth, never as a precondition for it.</w:t>
+        <w:t xml:space="preserve"> Residential construction, commercial construction, renovation, interior works, and turnkey projects.</w:t>
       </w:r>
     </w:p>
     <w:p>
+      <w:r>
+        <w:rPr>
+          <w:rFonts w:ascii="Times New Roman" w:hAnsi="Times New Roman" w:eastAsia="Times New Roman"/>
+          <w:b/>
+          <w:i w:val="0"/>
+          <w:color w:val="000000"/>
+          <w:sz w:val="24"/>
+        </w:rPr>
+        <w:t>Competitive Advantages:</w:t>
+      </w:r>
       <w:r>
         <w:rPr>
           <w:rFonts w:ascii="Times New Roman" w:hAnsi="Times New Roman" w:eastAsia="Times New Roman"/>
@@ -2152,7 +2188,259 @@
           <w:color w:val="000000"/>
           <w:sz w:val="24"/>
         </w:rPr>
-        <w:t>This report presents a complete and realistic roadmap for building BuildWise from a small, trusted local construction firm into one of India's most reliable technology-enabled construction companies.</w:t>
+        <w:t xml:space="preserve"> Transparency, reliability, professional project management, and long-term customer relationships, delivered through a phased, self-funded growth model.</w:t>
+      </w:r>
+    </w:p>
+    <w:p>
+      <w:r>
+        <w:rPr>
+          <w:rFonts w:ascii="Times New Roman" w:hAnsi="Times New Roman" w:eastAsia="Times New Roman"/>
+          <w:b/>
+          <w:i w:val="0"/>
+          <w:color w:val="000000"/>
+          <w:sz w:val="24"/>
+        </w:rPr>
+        <w:t>Growth Model:</w:t>
+      </w:r>
+      <w:r>
+        <w:rPr>
+          <w:rFonts w:ascii="Times New Roman" w:hAnsi="Times New Roman" w:eastAsia="Times New Roman"/>
+          <w:b w:val="0"/>
+          <w:i w:val="0"/>
+          <w:color w:val="000000"/>
+          <w:sz w:val="24"/>
+        </w:rPr>
+        <w:t xml:space="preserve"> Four phases — Business Foundation, Digital Foundation, Technology Integration, and Expansion. Technology is treated as an outcome of business growth, never as a precondition for it.</w:t>
+      </w:r>
+    </w:p>
+    <w:p>
+      <w:r>
+        <w:rPr>
+          <w:rFonts w:ascii="Times New Roman" w:hAnsi="Times New Roman" w:eastAsia="Times New Roman"/>
+          <w:b/>
+          <w:i w:val="0"/>
+          <w:color w:val="000000"/>
+          <w:sz w:val="24"/>
+        </w:rPr>
+        <w:t>Financial Highlights:</w:t>
+      </w:r>
+    </w:p>
+    <w:tbl>
+      <w:tblPr>
+        <w:tblW w:type="auto" w:w="0"/>
+        <w:jc w:val="center"/>
+        <w:tblLook w:firstColumn="1" w:firstRow="1" w:lastColumn="0" w:lastRow="0" w:noHBand="0" w:noVBand="1" w:val="04A0"/>
+        <w:tblCellMar>
+          <w:top w:w="120" w:type="dxa"/>
+          <w:bottom w:w="120" w:type="dxa"/>
+          <w:start w:w="70" w:type="dxa"/>
+          <w:end w:w="70" w:type="dxa"/>
+          <w:left w:w="70" w:type="dxa"/>
+          <w:right w:w="70" w:type="dxa"/>
+        </w:tblCellMar>
+      </w:tblPr>
+      <w:tblGrid>
+        <w:gridCol w:w="2379"/>
+        <w:gridCol w:w="2379"/>
+        <w:gridCol w:w="2379"/>
+        <w:gridCol w:w="2379"/>
+      </w:tblGrid>
+      <w:tr>
+        <w:tc>
+          <w:tcPr>
+            <w:tcW w:type="dxa" w:w="2268"/>
+            <w:vAlign w:val="center"/>
+            <w:shd w:val="clear" w:fill="163A6B"/>
+            <w:tcBorders>
+              <w:left w:val="single" w:sz="12" w:space="0" w:color="FFFFFF"/>
+            </w:tcBorders>
+          </w:tcPr>
+          <w:p>
+            <w:pPr>
+              <w:spacing w:after="40"/>
+              <w:jc w:val="center"/>
+            </w:pPr>
+            <w:r>
+              <w:rPr>
+                <w:rFonts w:ascii="Cambria" w:hAnsi="Cambria" w:eastAsia="Cambria"/>
+                <w:b/>
+                <w:i w:val="0"/>
+                <w:color w:val="FFFFFF"/>
+                <w:sz w:val="36"/>
+              </w:rPr>
+              <w:t>₹1.00 Cr</w:t>
+            </w:r>
+          </w:p>
+          <w:p>
+            <w:pPr>
+              <w:spacing w:after="0"/>
+              <w:jc w:val="center"/>
+            </w:pPr>
+            <w:r>
+              <w:rPr>
+                <w:rFonts w:ascii="Times New Roman" w:hAnsi="Times New Roman" w:eastAsia="Times New Roman"/>
+                <w:b w:val="0"/>
+                <w:i w:val="0"/>
+                <w:color w:val="D6E0EE"/>
+                <w:sz w:val="19"/>
+              </w:rPr>
+              <w:t>Startup Capital</w:t>
+            </w:r>
+          </w:p>
+        </w:tc>
+        <w:tc>
+          <w:tcPr>
+            <w:tcW w:type="dxa" w:w="2268"/>
+            <w:vAlign w:val="center"/>
+            <w:shd w:val="clear" w:fill="163A6B"/>
+            <w:tcBorders>
+              <w:left w:val="single" w:sz="12" w:space="0" w:color="FFFFFF"/>
+            </w:tcBorders>
+          </w:tcPr>
+          <w:p>
+            <w:pPr>
+              <w:spacing w:after="40"/>
+              <w:jc w:val="center"/>
+            </w:pPr>
+            <w:r>
+              <w:rPr>
+                <w:rFonts w:ascii="Cambria" w:hAnsi="Cambria" w:eastAsia="Cambria"/>
+                <w:b/>
+                <w:i w:val="0"/>
+                <w:color w:val="FFFFFF"/>
+                <w:sz w:val="36"/>
+              </w:rPr>
+              <w:t>Year 1</w:t>
+            </w:r>
+          </w:p>
+          <w:p>
+            <w:pPr>
+              <w:spacing w:after="0"/>
+              <w:jc w:val="center"/>
+            </w:pPr>
+            <w:r>
+              <w:rPr>
+                <w:rFonts w:ascii="Times New Roman" w:hAnsi="Times New Roman" w:eastAsia="Times New Roman"/>
+                <w:b w:val="0"/>
+                <w:i w:val="0"/>
+                <w:color w:val="D6E0EE"/>
+                <w:sz w:val="19"/>
+              </w:rPr>
+              <w:t>Break-even</w:t>
+            </w:r>
+          </w:p>
+        </w:tc>
+        <w:tc>
+          <w:tcPr>
+            <w:tcW w:type="dxa" w:w="2268"/>
+            <w:vAlign w:val="center"/>
+            <w:shd w:val="clear" w:fill="163A6B"/>
+            <w:tcBorders>
+              <w:left w:val="single" w:sz="12" w:space="0" w:color="FFFFFF"/>
+            </w:tcBorders>
+          </w:tcPr>
+          <w:p>
+            <w:pPr>
+              <w:spacing w:after="40"/>
+              <w:jc w:val="center"/>
+            </w:pPr>
+            <w:r>
+              <w:rPr>
+                <w:rFonts w:ascii="Cambria" w:hAnsi="Cambria" w:eastAsia="Cambria"/>
+                <w:b/>
+                <w:i w:val="0"/>
+                <w:color w:val="FFFFFF"/>
+                <w:sz w:val="36"/>
+              </w:rPr>
+              <w:t>₹2.02 Cr</w:t>
+            </w:r>
+          </w:p>
+          <w:p>
+            <w:pPr>
+              <w:spacing w:after="0"/>
+              <w:jc w:val="center"/>
+            </w:pPr>
+            <w:r>
+              <w:rPr>
+                <w:rFonts w:ascii="Times New Roman" w:hAnsi="Times New Roman" w:eastAsia="Times New Roman"/>
+                <w:b w:val="0"/>
+                <w:i w:val="0"/>
+                <w:color w:val="D6E0EE"/>
+                <w:sz w:val="19"/>
+              </w:rPr>
+              <w:t>Year 1 Revenue</w:t>
+            </w:r>
+          </w:p>
+        </w:tc>
+        <w:tc>
+          <w:tcPr>
+            <w:tcW w:type="dxa" w:w="2268"/>
+            <w:vAlign w:val="center"/>
+            <w:shd w:val="clear" w:fill="163A6B"/>
+            <w:tcBorders>
+              <w:left w:val="single" w:sz="12" w:space="0" w:color="FFFFFF"/>
+            </w:tcBorders>
+          </w:tcPr>
+          <w:p>
+            <w:pPr>
+              <w:spacing w:after="40"/>
+              <w:jc w:val="center"/>
+            </w:pPr>
+            <w:r>
+              <w:rPr>
+                <w:rFonts w:ascii="Cambria" w:hAnsi="Cambria" w:eastAsia="Cambria"/>
+                <w:b/>
+                <w:i w:val="0"/>
+                <w:color w:val="FFFFFF"/>
+                <w:sz w:val="36"/>
+              </w:rPr>
+              <w:t>₹8.76 Cr</w:t>
+            </w:r>
+          </w:p>
+          <w:p>
+            <w:pPr>
+              <w:spacing w:after="0"/>
+              <w:jc w:val="center"/>
+            </w:pPr>
+            <w:r>
+              <w:rPr>
+                <w:rFonts w:ascii="Times New Roman" w:hAnsi="Times New Roman" w:eastAsia="Times New Roman"/>
+                <w:b w:val="0"/>
+                <w:i w:val="0"/>
+                <w:color w:val="D6E0EE"/>
+                <w:sz w:val="19"/>
+              </w:rPr>
+              <w:t>Year 3 Revenue</w:t>
+            </w:r>
+          </w:p>
+        </w:tc>
+      </w:tr>
+    </w:tbl>
+    <w:p>
+      <w:pPr>
+        <w:spacing w:after="80"/>
+      </w:pPr>
+    </w:p>
+    <w:p>
+      <w:r>
+        <w:rPr>
+          <w:rFonts w:ascii="Times New Roman" w:hAnsi="Times New Roman" w:eastAsia="Times New Roman"/>
+          <w:b/>
+          <w:i w:val="0"/>
+          <w:color w:val="000000"/>
+          <w:sz w:val="24"/>
+        </w:rPr>
+        <w:t>Future Vision:</w:t>
+      </w:r>
+      <w:r>
+        <w:rPr>
+          <w:rFonts w:ascii="Times New Roman" w:hAnsi="Times New Roman" w:eastAsia="Times New Roman"/>
+          <w:b w:val="0"/>
+          <w:i w:val="0"/>
+          <w:color w:val="000000"/>
+          <w:sz w:val="24"/>
+        </w:rPr>
+        <w:t xml:space="preserve"> To build BuildWise from a small, trusted local construction firm into one of India's most reliable technology-enabled construction companies.</w:t>
       </w:r>
     </w:p>
     <w:p>
@@ -3159,6 +3447,70 @@
         <w:t>2.7 Company Philosophy</w:t>
       </w:r>
     </w:p>
+    <w:tbl>
+      <w:tblPr>
+        <w:tblW w:type="auto" w:w="0"/>
+        <w:jc w:val="center"/>
+        <w:tblLook w:firstColumn="1" w:firstRow="1" w:lastColumn="0" w:lastRow="0" w:noHBand="0" w:noVBand="1" w:val="04A0"/>
+        <w:tblCellMar>
+          <w:top w:w="110" w:type="dxa"/>
+          <w:bottom w:w="110" w:type="dxa"/>
+          <w:start w:w="180" w:type="dxa"/>
+          <w:end w:w="150" w:type="dxa"/>
+          <w:left w:w="180" w:type="dxa"/>
+          <w:right w:w="150" w:type="dxa"/>
+        </w:tblCellMar>
+      </w:tblPr>
+      <w:tblGrid>
+        <w:gridCol w:w="9518"/>
+      </w:tblGrid>
+      <w:tr>
+        <w:tc>
+          <w:tcPr>
+            <w:tcW w:type="dxa" w:w="9518"/>
+            <w:shd w:val="clear" w:fill="EEF2F8"/>
+            <w:tcBorders>
+              <w:left w:val="single" w:sz="30" w:space="0" w:color="163A6B"/>
+            </w:tcBorders>
+          </w:tcPr>
+          <w:p>
+            <w:pPr>
+              <w:spacing w:after="40"/>
+            </w:pPr>
+            <w:r>
+              <w:rPr>
+                <w:rFonts w:ascii="Cambria" w:hAnsi="Cambria" w:eastAsia="Cambria"/>
+                <w:b/>
+                <w:i w:val="0"/>
+                <w:color w:val="163A6B"/>
+                <w:sz w:val="24"/>
+              </w:rPr>
+              <w:t>Company Motto</w:t>
+            </w:r>
+          </w:p>
+          <w:p>
+            <w:pPr>
+              <w:spacing w:after="0"/>
+            </w:pPr>
+            <w:r>
+              <w:rPr>
+                <w:rFonts w:ascii="Times New Roman" w:hAnsi="Times New Roman" w:eastAsia="Times New Roman"/>
+                <w:b w:val="0"/>
+                <w:i w:val="0"/>
+                <w:color w:val="000000"/>
+                <w:sz w:val="23"/>
+              </w:rPr>
+              <w:t>"Building Trust, Brick by Brick."</w:t>
+            </w:r>
+          </w:p>
+        </w:tc>
+      </w:tr>
+    </w:tbl>
+    <w:p>
+      <w:pPr>
+        <w:spacing w:after="80"/>
+      </w:pPr>
+    </w:p>
     <w:p>
       <w:r>
         <w:rPr>
@@ -3168,27 +3520,7 @@
           <w:color w:val="000000"/>
           <w:sz w:val="24"/>
         </w:rPr>
-        <w:t xml:space="preserve">BuildWise is guided by a simple, enduring motto: </w:t>
-      </w:r>
-      <w:r>
-        <w:rPr>
-          <w:rFonts w:ascii="Times New Roman" w:hAnsi="Times New Roman" w:eastAsia="Times New Roman"/>
-          <w:b w:val="0"/>
-          <w:i/>
-          <w:color w:val="000000"/>
-          <w:sz w:val="24"/>
-        </w:rPr>
-        <w:t>"Building Trust, Brick by Brick."</w:t>
-      </w:r>
-      <w:r>
-        <w:rPr>
-          <w:rFonts w:ascii="Times New Roman" w:hAnsi="Times New Roman" w:eastAsia="Times New Roman"/>
-          <w:b w:val="0"/>
-          <w:i w:val="0"/>
-          <w:color w:val="000000"/>
-          <w:sz w:val="24"/>
-        </w:rPr>
-        <w:t xml:space="preserve"> The company believes that trust in construction is not won through advertising or promises, but earned gradually — through transparent pricing, honest communication, disciplined execution, and consistent quality on every project. This philosophy shapes how the company grows: reputation first, revenue next, and technology only when it genuinely strengthens the customer experience. Each completed project is treated as one more block in a long-term relationship with the customer and the wider community.</w:t>
+        <w:t>BuildWise believes that trust in construction is not won through advertising or promises, but earned gradually — through transparent pricing, honest communication, disciplined execution, and consistent quality on every project. This philosophy shapes how the company grows: reputation first, revenue next, and technology only when it genuinely strengthens the customer experience. Each completed project is treated as one more block in a long-term relationship with the customer and the wider community.</w:t>
       </w:r>
     </w:p>
     <w:p>
@@ -3327,135 +3659,315 @@
         <w:t>3.2 Market Trends</w:t>
       </w:r>
     </w:p>
+    <w:tbl>
+      <w:tblPr>
+        <w:tblStyle w:val="TableGrid"/>
+        <w:tblW w:type="auto" w:w="0"/>
+        <w:jc w:val="center"/>
+        <w:tblLook w:firstColumn="1" w:firstRow="1" w:lastColumn="0" w:lastRow="0" w:noHBand="0" w:noVBand="1" w:val="04A0"/>
+        <w:tblCellMar>
+          <w:top w:w="60" w:type="dxa"/>
+          <w:bottom w:w="60" w:type="dxa"/>
+          <w:start w:w="110" w:type="dxa"/>
+          <w:end w:w="110" w:type="dxa"/>
+          <w:left w:w="110" w:type="dxa"/>
+          <w:right w:w="110" w:type="dxa"/>
+        </w:tblCellMar>
+      </w:tblPr>
+      <w:tblGrid>
+        <w:gridCol w:w="4759"/>
+        <w:gridCol w:w="4759"/>
+      </w:tblGrid>
+      <w:tr>
+        <w:trPr>
+          <w:tblHeader w:val="true"/>
+        </w:trPr>
+        <w:tc>
+          <w:tcPr>
+            <w:tcW w:type="dxa" w:w="4759"/>
+            <w:vAlign w:val="center"/>
+            <w:shd w:val="clear" w:fill="163A6B"/>
+          </w:tcPr>
+          <w:p>
+            <w:pPr>
+              <w:spacing w:after="40" w:before="40"/>
+              <w:jc w:val="left"/>
+            </w:pPr>
+            <w:r>
+              <w:rPr>
+                <w:rFonts w:ascii="Cambria" w:hAnsi="Cambria" w:eastAsia="Cambria"/>
+                <w:b/>
+                <w:i w:val="0"/>
+                <w:color w:val="FFFFFF"/>
+                <w:sz w:val="22"/>
+              </w:rPr>
+              <w:t>Trend</w:t>
+            </w:r>
+          </w:p>
+        </w:tc>
+        <w:tc>
+          <w:tcPr>
+            <w:tcW w:type="dxa" w:w="4759"/>
+            <w:vAlign w:val="center"/>
+            <w:shd w:val="clear" w:fill="163A6B"/>
+          </w:tcPr>
+          <w:p>
+            <w:pPr>
+              <w:spacing w:after="40" w:before="40"/>
+              <w:jc w:val="left"/>
+            </w:pPr>
+            <w:r>
+              <w:rPr>
+                <w:rFonts w:ascii="Cambria" w:hAnsi="Cambria" w:eastAsia="Cambria"/>
+                <w:b/>
+                <w:i w:val="0"/>
+                <w:color w:val="FFFFFF"/>
+                <w:sz w:val="22"/>
+              </w:rPr>
+              <w:t>What It Means for BuildWise</w:t>
+            </w:r>
+          </w:p>
+        </w:tc>
+      </w:tr>
+      <w:tr>
+        <w:tc>
+          <w:tcPr>
+            <w:tcW w:type="dxa" w:w="4759"/>
+            <w:vAlign w:val="center"/>
+          </w:tcPr>
+          <w:p>
+            <w:pPr>
+              <w:spacing w:after="40" w:before="40"/>
+              <w:jc w:val="left"/>
+            </w:pPr>
+            <w:r>
+              <w:rPr>
+                <w:rFonts w:ascii="Times New Roman" w:hAnsi="Times New Roman" w:eastAsia="Times New Roman"/>
+                <w:b w:val="0"/>
+                <w:i w:val="0"/>
+                <w:color w:val="000000"/>
+                <w:sz w:val="22"/>
+              </w:rPr>
+              <w:t>Demand for transparency</w:t>
+            </w:r>
+          </w:p>
+        </w:tc>
+        <w:tc>
+          <w:tcPr>
+            <w:tcW w:type="dxa" w:w="4759"/>
+            <w:vAlign w:val="center"/>
+          </w:tcPr>
+          <w:p>
+            <w:pPr>
+              <w:spacing w:after="40" w:before="40"/>
+              <w:jc w:val="left"/>
+            </w:pPr>
+            <w:r>
+              <w:rPr>
+                <w:rFonts w:ascii="Times New Roman" w:hAnsi="Times New Roman" w:eastAsia="Times New Roman"/>
+                <w:b w:val="0"/>
+                <w:i w:val="0"/>
+                <w:color w:val="000000"/>
+                <w:sz w:val="22"/>
+              </w:rPr>
+              <w:t>Customers increasingly expect clear pricing, documentation, and regular updates.</w:t>
+            </w:r>
+          </w:p>
+        </w:tc>
+      </w:tr>
+      <w:tr>
+        <w:tc>
+          <w:tcPr>
+            <w:tcW w:type="dxa" w:w="4759"/>
+            <w:vAlign w:val="center"/>
+            <w:shd w:val="clear" w:fill="EEF2F8"/>
+          </w:tcPr>
+          <w:p>
+            <w:pPr>
+              <w:spacing w:after="40" w:before="40"/>
+              <w:jc w:val="left"/>
+            </w:pPr>
+            <w:r>
+              <w:rPr>
+                <w:rFonts w:ascii="Times New Roman" w:hAnsi="Times New Roman" w:eastAsia="Times New Roman"/>
+                <w:b w:val="0"/>
+                <w:i w:val="0"/>
+                <w:color w:val="000000"/>
+                <w:sz w:val="22"/>
+              </w:rPr>
+              <w:t>Rising input costs</w:t>
+            </w:r>
+          </w:p>
+        </w:tc>
+        <w:tc>
+          <w:tcPr>
+            <w:tcW w:type="dxa" w:w="4759"/>
+            <w:vAlign w:val="center"/>
+            <w:shd w:val="clear" w:fill="EEF2F8"/>
+          </w:tcPr>
+          <w:p>
+            <w:pPr>
+              <w:spacing w:after="40" w:before="40"/>
+              <w:jc w:val="left"/>
+            </w:pPr>
+            <w:r>
+              <w:rPr>
+                <w:rFonts w:ascii="Times New Roman" w:hAnsi="Times New Roman" w:eastAsia="Times New Roman"/>
+                <w:b w:val="0"/>
+                <w:i w:val="0"/>
+                <w:color w:val="000000"/>
+                <w:sz w:val="22"/>
+              </w:rPr>
+              <w:t>Construction costs are projected to rise by around 3–5% in 2026, driven largely by labour cost inflation, making accurate estimation and disciplined project management essential [5].</w:t>
+            </w:r>
+          </w:p>
+        </w:tc>
+      </w:tr>
+      <w:tr>
+        <w:tc>
+          <w:tcPr>
+            <w:tcW w:type="dxa" w:w="4759"/>
+            <w:vAlign w:val="center"/>
+          </w:tcPr>
+          <w:p>
+            <w:pPr>
+              <w:spacing w:after="40" w:before="40"/>
+              <w:jc w:val="left"/>
+            </w:pPr>
+            <w:r>
+              <w:rPr>
+                <w:rFonts w:ascii="Times New Roman" w:hAnsi="Times New Roman" w:eastAsia="Times New Roman"/>
+                <w:b w:val="0"/>
+                <w:i w:val="0"/>
+                <w:color w:val="000000"/>
+                <w:sz w:val="22"/>
+              </w:rPr>
+              <w:t>Quality awareness</w:t>
+            </w:r>
+          </w:p>
+        </w:tc>
+        <w:tc>
+          <w:tcPr>
+            <w:tcW w:type="dxa" w:w="4759"/>
+            <w:vAlign w:val="center"/>
+          </w:tcPr>
+          <w:p>
+            <w:pPr>
+              <w:spacing w:after="40" w:before="40"/>
+              <w:jc w:val="left"/>
+            </w:pPr>
+            <w:r>
+              <w:rPr>
+                <w:rFonts w:ascii="Times New Roman" w:hAnsi="Times New Roman" w:eastAsia="Times New Roman"/>
+                <w:b w:val="0"/>
+                <w:i w:val="0"/>
+                <w:color w:val="000000"/>
+                <w:sz w:val="22"/>
+              </w:rPr>
+              <w:t>Only a small share of Indian construction projects undergo third-party quality audits, highlighting both a gap and an opportunity for firms that prioritise quality assurance [6].</w:t>
+            </w:r>
+          </w:p>
+        </w:tc>
+      </w:tr>
+      <w:tr>
+        <w:tc>
+          <w:tcPr>
+            <w:tcW w:type="dxa" w:w="4759"/>
+            <w:vAlign w:val="center"/>
+            <w:shd w:val="clear" w:fill="EEF2F8"/>
+          </w:tcPr>
+          <w:p>
+            <w:pPr>
+              <w:spacing w:after="40" w:before="40"/>
+              <w:jc w:val="left"/>
+            </w:pPr>
+            <w:r>
+              <w:rPr>
+                <w:rFonts w:ascii="Times New Roman" w:hAnsi="Times New Roman" w:eastAsia="Times New Roman"/>
+                <w:b w:val="0"/>
+                <w:i w:val="0"/>
+                <w:color w:val="000000"/>
+                <w:sz w:val="22"/>
+              </w:rPr>
+              <w:t>Digital adoption</w:t>
+            </w:r>
+          </w:p>
+        </w:tc>
+        <w:tc>
+          <w:tcPr>
+            <w:tcW w:type="dxa" w:w="4759"/>
+            <w:vAlign w:val="center"/>
+            <w:shd w:val="clear" w:fill="EEF2F8"/>
+          </w:tcPr>
+          <w:p>
+            <w:pPr>
+              <w:spacing w:after="40" w:before="40"/>
+              <w:jc w:val="left"/>
+            </w:pPr>
+            <w:r>
+              <w:rPr>
+                <w:rFonts w:ascii="Times New Roman" w:hAnsi="Times New Roman" w:eastAsia="Times New Roman"/>
+                <w:b w:val="0"/>
+                <w:i w:val="0"/>
+                <w:color w:val="000000"/>
+                <w:sz w:val="22"/>
+              </w:rPr>
+              <w:t>Buyers are more comfortable with digital documentation, online updates, and customer portals than ever before.</w:t>
+            </w:r>
+          </w:p>
+        </w:tc>
+      </w:tr>
+      <w:tr>
+        <w:tc>
+          <w:tcPr>
+            <w:tcW w:type="dxa" w:w="4759"/>
+            <w:vAlign w:val="center"/>
+          </w:tcPr>
+          <w:p>
+            <w:pPr>
+              <w:spacing w:after="40" w:before="40"/>
+              <w:jc w:val="left"/>
+            </w:pPr>
+            <w:r>
+              <w:rPr>
+                <w:rFonts w:ascii="Times New Roman" w:hAnsi="Times New Roman" w:eastAsia="Times New Roman"/>
+                <w:b w:val="0"/>
+                <w:i w:val="0"/>
+                <w:color w:val="000000"/>
+                <w:sz w:val="22"/>
+              </w:rPr>
+              <w:t>Sustainability</w:t>
+            </w:r>
+          </w:p>
+        </w:tc>
+        <w:tc>
+          <w:tcPr>
+            <w:tcW w:type="dxa" w:w="4759"/>
+            <w:vAlign w:val="center"/>
+          </w:tcPr>
+          <w:p>
+            <w:pPr>
+              <w:spacing w:after="40" w:before="40"/>
+              <w:jc w:val="left"/>
+            </w:pPr>
+            <w:r>
+              <w:rPr>
+                <w:rFonts w:ascii="Times New Roman" w:hAnsi="Times New Roman" w:eastAsia="Times New Roman"/>
+                <w:b w:val="0"/>
+                <w:i w:val="0"/>
+                <w:color w:val="000000"/>
+                <w:sz w:val="22"/>
+              </w:rPr>
+              <w:t>Green materials, energy efficiency, and smart-home features are gradually shifting from premium add-ons to mainstream expectations.</w:t>
+            </w:r>
+          </w:p>
+        </w:tc>
+      </w:tr>
+    </w:tbl>
     <w:p>
       <w:pPr>
-        <w:pStyle w:val="ListBullet"/>
-        <w:spacing w:after="60"/>
-      </w:pPr>
-      <w:r>
-        <w:rPr>
-          <w:rFonts w:ascii="Times New Roman" w:hAnsi="Times New Roman" w:eastAsia="Times New Roman"/>
-          <w:b/>
-          <w:i w:val="0"/>
-          <w:color w:val="000000"/>
-          <w:sz w:val="24"/>
-        </w:rPr>
-        <w:t>Demand for transparency:</w:t>
-      </w:r>
-      <w:r>
-        <w:rPr>
-          <w:rFonts w:ascii="Times New Roman" w:hAnsi="Times New Roman" w:eastAsia="Times New Roman"/>
-          <w:b w:val="0"/>
-          <w:i w:val="0"/>
-          <w:color w:val="000000"/>
-          <w:sz w:val="24"/>
-        </w:rPr>
-        <w:t xml:space="preserve"> Customers increasingly expect clear pricing, documentation, and regular updates.</w:t>
-      </w:r>
-    </w:p>
-    <w:p>
-      <w:pPr>
-        <w:pStyle w:val="ListBullet"/>
-        <w:spacing w:after="60"/>
-      </w:pPr>
-      <w:r>
-        <w:rPr>
-          <w:rFonts w:ascii="Times New Roman" w:hAnsi="Times New Roman" w:eastAsia="Times New Roman"/>
-          <w:b/>
-          <w:i w:val="0"/>
-          <w:color w:val="000000"/>
-          <w:sz w:val="24"/>
-        </w:rPr>
-        <w:t>Rising input costs:</w:t>
-      </w:r>
-      <w:r>
-        <w:rPr>
-          <w:rFonts w:ascii="Times New Roman" w:hAnsi="Times New Roman" w:eastAsia="Times New Roman"/>
-          <w:b w:val="0"/>
-          <w:i w:val="0"/>
-          <w:color w:val="000000"/>
-          <w:sz w:val="24"/>
-        </w:rPr>
-        <w:t xml:space="preserve"> Construction costs are projected to rise by around 3–5% in 2026, driven largely by labour cost inflation, making accurate estimation and disciplined project management essential [5].</w:t>
-      </w:r>
-    </w:p>
-    <w:p>
-      <w:pPr>
-        <w:pStyle w:val="ListBullet"/>
-        <w:spacing w:after="60"/>
-      </w:pPr>
-      <w:r>
-        <w:rPr>
-          <w:rFonts w:ascii="Times New Roman" w:hAnsi="Times New Roman" w:eastAsia="Times New Roman"/>
-          <w:b/>
-          <w:i w:val="0"/>
-          <w:color w:val="000000"/>
-          <w:sz w:val="24"/>
-        </w:rPr>
-        <w:t>Quality awareness:</w:t>
-      </w:r>
-      <w:r>
-        <w:rPr>
-          <w:rFonts w:ascii="Times New Roman" w:hAnsi="Times New Roman" w:eastAsia="Times New Roman"/>
-          <w:b w:val="0"/>
-          <w:i w:val="0"/>
-          <w:color w:val="000000"/>
-          <w:sz w:val="24"/>
-        </w:rPr>
-        <w:t xml:space="preserve"> Independent analyses note that only a small share of Indian construction projects undergo third-party quality audits, highlighting both a gap and an opportunity for firms that prioritise quality assurance [6].</w:t>
-      </w:r>
-    </w:p>
-    <w:p>
-      <w:pPr>
-        <w:pStyle w:val="ListBullet"/>
-        <w:spacing w:after="60"/>
-      </w:pPr>
-      <w:r>
-        <w:rPr>
-          <w:rFonts w:ascii="Times New Roman" w:hAnsi="Times New Roman" w:eastAsia="Times New Roman"/>
-          <w:b/>
-          <w:i w:val="0"/>
-          <w:color w:val="000000"/>
-          <w:sz w:val="24"/>
-        </w:rPr>
-        <w:t>Digital adoption:</w:t>
-      </w:r>
-      <w:r>
-        <w:rPr>
-          <w:rFonts w:ascii="Times New Roman" w:hAnsi="Times New Roman" w:eastAsia="Times New Roman"/>
-          <w:b w:val="0"/>
-          <w:i w:val="0"/>
-          <w:color w:val="000000"/>
-          <w:sz w:val="24"/>
-        </w:rPr>
-        <w:t xml:space="preserve"> Buyers are more comfortable with digital documentation, online updates, and customer portals than ever before.</w:t>
-      </w:r>
-    </w:p>
-    <w:p>
-      <w:pPr>
-        <w:pStyle w:val="ListBullet"/>
-        <w:spacing w:after="60"/>
-      </w:pPr>
-      <w:r>
-        <w:rPr>
-          <w:rFonts w:ascii="Times New Roman" w:hAnsi="Times New Roman" w:eastAsia="Times New Roman"/>
-          <w:b/>
-          <w:i w:val="0"/>
-          <w:color w:val="000000"/>
-          <w:sz w:val="24"/>
-        </w:rPr>
-        <w:t>Sustainability:</w:t>
-      </w:r>
-      <w:r>
-        <w:rPr>
-          <w:rFonts w:ascii="Times New Roman" w:hAnsi="Times New Roman" w:eastAsia="Times New Roman"/>
-          <w:b w:val="0"/>
-          <w:i w:val="0"/>
-          <w:color w:val="000000"/>
-          <w:sz w:val="24"/>
-        </w:rPr>
-        <w:t xml:space="preserve"> Green materials, energy efficiency, and smart-home features are gradually shifting from premium add-ons to mainstream expectations.</w:t>
-      </w:r>
+        <w:spacing w:after="80"/>
+      </w:pPr>
     </w:p>
     <w:p>
       <w:pPr>
@@ -5160,135 +5672,315 @@
         <w:t>BuildWise offers an integrated portfolio of construction services, allowing customers to work with a single trusted partner across the project lifecycle.</w:t>
       </w:r>
     </w:p>
+    <w:tbl>
+      <w:tblPr>
+        <w:tblStyle w:val="TableGrid"/>
+        <w:tblW w:type="auto" w:w="0"/>
+        <w:jc w:val="center"/>
+        <w:tblLook w:firstColumn="1" w:firstRow="1" w:lastColumn="0" w:lastRow="0" w:noHBand="0" w:noVBand="1" w:val="04A0"/>
+        <w:tblCellMar>
+          <w:top w:w="60" w:type="dxa"/>
+          <w:bottom w:w="60" w:type="dxa"/>
+          <w:start w:w="110" w:type="dxa"/>
+          <w:end w:w="110" w:type="dxa"/>
+          <w:left w:w="110" w:type="dxa"/>
+          <w:right w:w="110" w:type="dxa"/>
+        </w:tblCellMar>
+      </w:tblPr>
+      <w:tblGrid>
+        <w:gridCol w:w="4759"/>
+        <w:gridCol w:w="4759"/>
+      </w:tblGrid>
+      <w:tr>
+        <w:trPr>
+          <w:tblHeader w:val="true"/>
+        </w:trPr>
+        <w:tc>
+          <w:tcPr>
+            <w:tcW w:type="dxa" w:w="4759"/>
+            <w:vAlign w:val="center"/>
+            <w:shd w:val="clear" w:fill="163A6B"/>
+          </w:tcPr>
+          <w:p>
+            <w:pPr>
+              <w:spacing w:after="40" w:before="40"/>
+              <w:jc w:val="left"/>
+            </w:pPr>
+            <w:r>
+              <w:rPr>
+                <w:rFonts w:ascii="Cambria" w:hAnsi="Cambria" w:eastAsia="Cambria"/>
+                <w:b/>
+                <w:i w:val="0"/>
+                <w:color w:val="FFFFFF"/>
+                <w:sz w:val="22"/>
+              </w:rPr>
+              <w:t>Service</w:t>
+            </w:r>
+          </w:p>
+        </w:tc>
+        <w:tc>
+          <w:tcPr>
+            <w:tcW w:type="dxa" w:w="4759"/>
+            <w:vAlign w:val="center"/>
+            <w:shd w:val="clear" w:fill="163A6B"/>
+          </w:tcPr>
+          <w:p>
+            <w:pPr>
+              <w:spacing w:after="40" w:before="40"/>
+              <w:jc w:val="left"/>
+            </w:pPr>
+            <w:r>
+              <w:rPr>
+                <w:rFonts w:ascii="Cambria" w:hAnsi="Cambria" w:eastAsia="Cambria"/>
+                <w:b/>
+                <w:i w:val="0"/>
+                <w:color w:val="FFFFFF"/>
+                <w:sz w:val="22"/>
+              </w:rPr>
+              <w:t>Description</w:t>
+            </w:r>
+          </w:p>
+        </w:tc>
+      </w:tr>
+      <w:tr>
+        <w:tc>
+          <w:tcPr>
+            <w:tcW w:type="dxa" w:w="4759"/>
+            <w:vAlign w:val="center"/>
+          </w:tcPr>
+          <w:p>
+            <w:pPr>
+              <w:spacing w:after="40" w:before="40"/>
+              <w:jc w:val="left"/>
+            </w:pPr>
+            <w:r>
+              <w:rPr>
+                <w:rFonts w:ascii="Times New Roman" w:hAnsi="Times New Roman" w:eastAsia="Times New Roman"/>
+                <w:b w:val="0"/>
+                <w:i w:val="0"/>
+                <w:color w:val="000000"/>
+                <w:sz w:val="22"/>
+              </w:rPr>
+              <w:t>Residential Construction</w:t>
+            </w:r>
+          </w:p>
+        </w:tc>
+        <w:tc>
+          <w:tcPr>
+            <w:tcW w:type="dxa" w:w="4759"/>
+            <w:vAlign w:val="center"/>
+          </w:tcPr>
+          <w:p>
+            <w:pPr>
+              <w:spacing w:after="40" w:before="40"/>
+              <w:jc w:val="left"/>
+            </w:pPr>
+            <w:r>
+              <w:rPr>
+                <w:rFonts w:ascii="Times New Roman" w:hAnsi="Times New Roman" w:eastAsia="Times New Roman"/>
+                <w:b w:val="0"/>
+                <w:i w:val="0"/>
+                <w:color w:val="000000"/>
+                <w:sz w:val="22"/>
+              </w:rPr>
+              <w:t>Independent houses, villas, and small apartment units built to customer requirements.</w:t>
+            </w:r>
+          </w:p>
+        </w:tc>
+      </w:tr>
+      <w:tr>
+        <w:tc>
+          <w:tcPr>
+            <w:tcW w:type="dxa" w:w="4759"/>
+            <w:vAlign w:val="center"/>
+            <w:shd w:val="clear" w:fill="EEF2F8"/>
+          </w:tcPr>
+          <w:p>
+            <w:pPr>
+              <w:spacing w:after="40" w:before="40"/>
+              <w:jc w:val="left"/>
+            </w:pPr>
+            <w:r>
+              <w:rPr>
+                <w:rFonts w:ascii="Times New Roman" w:hAnsi="Times New Roman" w:eastAsia="Times New Roman"/>
+                <w:b w:val="0"/>
+                <w:i w:val="0"/>
+                <w:color w:val="000000"/>
+                <w:sz w:val="22"/>
+              </w:rPr>
+              <w:t>Commercial Construction</w:t>
+            </w:r>
+          </w:p>
+        </w:tc>
+        <w:tc>
+          <w:tcPr>
+            <w:tcW w:type="dxa" w:w="4759"/>
+            <w:vAlign w:val="center"/>
+            <w:shd w:val="clear" w:fill="EEF2F8"/>
+          </w:tcPr>
+          <w:p>
+            <w:pPr>
+              <w:spacing w:after="40" w:before="40"/>
+              <w:jc w:val="left"/>
+            </w:pPr>
+            <w:r>
+              <w:rPr>
+                <w:rFonts w:ascii="Times New Roman" w:hAnsi="Times New Roman" w:eastAsia="Times New Roman"/>
+                <w:b w:val="0"/>
+                <w:i w:val="0"/>
+                <w:color w:val="000000"/>
+                <w:sz w:val="22"/>
+              </w:rPr>
+              <w:t>Offices, retail spaces, and small commercial buildings.</w:t>
+            </w:r>
+          </w:p>
+        </w:tc>
+      </w:tr>
+      <w:tr>
+        <w:tc>
+          <w:tcPr>
+            <w:tcW w:type="dxa" w:w="4759"/>
+            <w:vAlign w:val="center"/>
+          </w:tcPr>
+          <w:p>
+            <w:pPr>
+              <w:spacing w:after="40" w:before="40"/>
+              <w:jc w:val="left"/>
+            </w:pPr>
+            <w:r>
+              <w:rPr>
+                <w:rFonts w:ascii="Times New Roman" w:hAnsi="Times New Roman" w:eastAsia="Times New Roman"/>
+                <w:b w:val="0"/>
+                <w:i w:val="0"/>
+                <w:color w:val="000000"/>
+                <w:sz w:val="22"/>
+              </w:rPr>
+              <w:t>Renovation</w:t>
+            </w:r>
+          </w:p>
+        </w:tc>
+        <w:tc>
+          <w:tcPr>
+            <w:tcW w:type="dxa" w:w="4759"/>
+            <w:vAlign w:val="center"/>
+          </w:tcPr>
+          <w:p>
+            <w:pPr>
+              <w:spacing w:after="40" w:before="40"/>
+              <w:jc w:val="left"/>
+            </w:pPr>
+            <w:r>
+              <w:rPr>
+                <w:rFonts w:ascii="Times New Roman" w:hAnsi="Times New Roman" w:eastAsia="Times New Roman"/>
+                <w:b w:val="0"/>
+                <w:i w:val="0"/>
+                <w:color w:val="000000"/>
+                <w:sz w:val="22"/>
+              </w:rPr>
+              <w:t>Structural and cosmetic renovation of existing residential and commercial properties.</w:t>
+            </w:r>
+          </w:p>
+        </w:tc>
+      </w:tr>
+      <w:tr>
+        <w:tc>
+          <w:tcPr>
+            <w:tcW w:type="dxa" w:w="4759"/>
+            <w:vAlign w:val="center"/>
+            <w:shd w:val="clear" w:fill="EEF2F8"/>
+          </w:tcPr>
+          <w:p>
+            <w:pPr>
+              <w:spacing w:after="40" w:before="40"/>
+              <w:jc w:val="left"/>
+            </w:pPr>
+            <w:r>
+              <w:rPr>
+                <w:rFonts w:ascii="Times New Roman" w:hAnsi="Times New Roman" w:eastAsia="Times New Roman"/>
+                <w:b w:val="0"/>
+                <w:i w:val="0"/>
+                <w:color w:val="000000"/>
+                <w:sz w:val="22"/>
+              </w:rPr>
+              <w:t>Interior Works</w:t>
+            </w:r>
+          </w:p>
+        </w:tc>
+        <w:tc>
+          <w:tcPr>
+            <w:tcW w:type="dxa" w:w="4759"/>
+            <w:vAlign w:val="center"/>
+            <w:shd w:val="clear" w:fill="EEF2F8"/>
+          </w:tcPr>
+          <w:p>
+            <w:pPr>
+              <w:spacing w:after="40" w:before="40"/>
+              <w:jc w:val="left"/>
+            </w:pPr>
+            <w:r>
+              <w:rPr>
+                <w:rFonts w:ascii="Times New Roman" w:hAnsi="Times New Roman" w:eastAsia="Times New Roman"/>
+                <w:b w:val="0"/>
+                <w:i w:val="0"/>
+                <w:color w:val="000000"/>
+                <w:sz w:val="22"/>
+              </w:rPr>
+              <w:t>Interior design and execution, including modular kitchens, wardrobes, false ceilings, flooring, and finishing.</w:t>
+            </w:r>
+          </w:p>
+        </w:tc>
+      </w:tr>
+      <w:tr>
+        <w:tc>
+          <w:tcPr>
+            <w:tcW w:type="dxa" w:w="4759"/>
+            <w:vAlign w:val="center"/>
+          </w:tcPr>
+          <w:p>
+            <w:pPr>
+              <w:spacing w:after="40" w:before="40"/>
+              <w:jc w:val="left"/>
+            </w:pPr>
+            <w:r>
+              <w:rPr>
+                <w:rFonts w:ascii="Times New Roman" w:hAnsi="Times New Roman" w:eastAsia="Times New Roman"/>
+                <w:b w:val="0"/>
+                <w:i w:val="0"/>
+                <w:color w:val="000000"/>
+                <w:sz w:val="22"/>
+              </w:rPr>
+              <w:t>Turnkey Projects</w:t>
+            </w:r>
+          </w:p>
+        </w:tc>
+        <w:tc>
+          <w:tcPr>
+            <w:tcW w:type="dxa" w:w="4759"/>
+            <w:vAlign w:val="center"/>
+          </w:tcPr>
+          <w:p>
+            <w:pPr>
+              <w:spacing w:after="40" w:before="40"/>
+              <w:jc w:val="left"/>
+            </w:pPr>
+            <w:r>
+              <w:rPr>
+                <w:rFonts w:ascii="Times New Roman" w:hAnsi="Times New Roman" w:eastAsia="Times New Roman"/>
+                <w:b w:val="0"/>
+                <w:i w:val="0"/>
+                <w:color w:val="000000"/>
+                <w:sz w:val="22"/>
+              </w:rPr>
+              <w:t>End-to-end delivery from design and approvals to final handover, ideal for busy customers and NRIs.</w:t>
+            </w:r>
+          </w:p>
+        </w:tc>
+      </w:tr>
+    </w:tbl>
     <w:p>
       <w:pPr>
-        <w:pStyle w:val="ListBullet"/>
-        <w:spacing w:after="60"/>
-      </w:pPr>
-      <w:r>
-        <w:rPr>
-          <w:rFonts w:ascii="Times New Roman" w:hAnsi="Times New Roman" w:eastAsia="Times New Roman"/>
-          <w:b/>
-          <w:i w:val="0"/>
-          <w:color w:val="000000"/>
-          <w:sz w:val="24"/>
-        </w:rPr>
-        <w:t>Residential Construction:</w:t>
-      </w:r>
-      <w:r>
-        <w:rPr>
-          <w:rFonts w:ascii="Times New Roman" w:hAnsi="Times New Roman" w:eastAsia="Times New Roman"/>
-          <w:b w:val="0"/>
-          <w:i w:val="0"/>
-          <w:color w:val="000000"/>
-          <w:sz w:val="24"/>
-        </w:rPr>
-        <w:t xml:space="preserve"> Independent houses, villas, and small apartment units built to customer requirements.</w:t>
-      </w:r>
-    </w:p>
-    <w:p>
-      <w:pPr>
-        <w:pStyle w:val="ListBullet"/>
-        <w:spacing w:after="60"/>
-      </w:pPr>
-      <w:r>
-        <w:rPr>
-          <w:rFonts w:ascii="Times New Roman" w:hAnsi="Times New Roman" w:eastAsia="Times New Roman"/>
-          <w:b/>
-          <w:i w:val="0"/>
-          <w:color w:val="000000"/>
-          <w:sz w:val="24"/>
-        </w:rPr>
-        <w:t>Commercial Construction:</w:t>
-      </w:r>
-      <w:r>
-        <w:rPr>
-          <w:rFonts w:ascii="Times New Roman" w:hAnsi="Times New Roman" w:eastAsia="Times New Roman"/>
-          <w:b w:val="0"/>
-          <w:i w:val="0"/>
-          <w:color w:val="000000"/>
-          <w:sz w:val="24"/>
-        </w:rPr>
-        <w:t xml:space="preserve"> Offices, retail spaces, and small commercial buildings.</w:t>
-      </w:r>
-    </w:p>
-    <w:p>
-      <w:pPr>
-        <w:pStyle w:val="ListBullet"/>
-        <w:spacing w:after="60"/>
-      </w:pPr>
-      <w:r>
-        <w:rPr>
-          <w:rFonts w:ascii="Times New Roman" w:hAnsi="Times New Roman" w:eastAsia="Times New Roman"/>
-          <w:b/>
-          <w:i w:val="0"/>
-          <w:color w:val="000000"/>
-          <w:sz w:val="24"/>
-        </w:rPr>
-        <w:t>Renovation:</w:t>
-      </w:r>
-      <w:r>
-        <w:rPr>
-          <w:rFonts w:ascii="Times New Roman" w:hAnsi="Times New Roman" w:eastAsia="Times New Roman"/>
-          <w:b w:val="0"/>
-          <w:i w:val="0"/>
-          <w:color w:val="000000"/>
-          <w:sz w:val="24"/>
-        </w:rPr>
-        <w:t xml:space="preserve"> Structural and cosmetic renovation of existing residential and commercial properties.</w:t>
-      </w:r>
-    </w:p>
-    <w:p>
-      <w:pPr>
-        <w:pStyle w:val="ListBullet"/>
-        <w:spacing w:after="60"/>
-      </w:pPr>
-      <w:r>
-        <w:rPr>
-          <w:rFonts w:ascii="Times New Roman" w:hAnsi="Times New Roman" w:eastAsia="Times New Roman"/>
-          <w:b/>
-          <w:i w:val="0"/>
-          <w:color w:val="000000"/>
-          <w:sz w:val="24"/>
-        </w:rPr>
-        <w:t>Interior Works:</w:t>
-      </w:r>
-      <w:r>
-        <w:rPr>
-          <w:rFonts w:ascii="Times New Roman" w:hAnsi="Times New Roman" w:eastAsia="Times New Roman"/>
-          <w:b w:val="0"/>
-          <w:i w:val="0"/>
-          <w:color w:val="000000"/>
-          <w:sz w:val="24"/>
-        </w:rPr>
-        <w:t xml:space="preserve"> Interior design and execution, including modular kitchens, wardrobes, false ceilings, flooring, and finishing.</w:t>
-      </w:r>
-    </w:p>
-    <w:p>
-      <w:pPr>
-        <w:pStyle w:val="ListBullet"/>
-        <w:spacing w:after="60"/>
-      </w:pPr>
-      <w:r>
-        <w:rPr>
-          <w:rFonts w:ascii="Times New Roman" w:hAnsi="Times New Roman" w:eastAsia="Times New Roman"/>
-          <w:b/>
-          <w:i w:val="0"/>
-          <w:color w:val="000000"/>
-          <w:sz w:val="24"/>
-        </w:rPr>
-        <w:t>Turnkey Projects:</w:t>
-      </w:r>
-      <w:r>
-        <w:rPr>
-          <w:rFonts w:ascii="Times New Roman" w:hAnsi="Times New Roman" w:eastAsia="Times New Roman"/>
-          <w:b w:val="0"/>
-          <w:i w:val="0"/>
-          <w:color w:val="000000"/>
-          <w:sz w:val="24"/>
-        </w:rPr>
-        <w:t xml:space="preserve"> End-to-end delivery from design and approvals to final handover, ideal for busy customers and NRIs.</w:t>
-      </w:r>
+        <w:spacing w:after="80"/>
+      </w:pPr>
     </w:p>
     <w:p>
       <w:pPr>
@@ -5430,28 +6122,72 @@
           <w:color w:val="000000"/>
           <w:sz w:val="24"/>
         </w:rPr>
-        <w:t xml:space="preserve">BuildWise follows a disciplined, phased business model. The central principle is that </w:t>
-      </w:r>
-      <w:r>
-        <w:rPr>
-          <w:rFonts w:ascii="Times New Roman" w:hAnsi="Times New Roman" w:eastAsia="Times New Roman"/>
-          <w:b/>
-          <w:i w:val="0"/>
-          <w:color w:val="000000"/>
-          <w:sz w:val="24"/>
-        </w:rPr>
-        <w:t>technology is introduced only after the business can realistically afford it.</w:t>
-      </w:r>
-      <w:r>
-        <w:rPr>
-          <w:rFonts w:ascii="Times New Roman" w:hAnsi="Times New Roman" w:eastAsia="Times New Roman"/>
-          <w:b w:val="0"/>
-          <w:i w:val="0"/>
-          <w:color w:val="000000"/>
-          <w:sz w:val="24"/>
-        </w:rPr>
-        <w:t xml:space="preserve"> The company grows in the following sequence:</w:t>
-      </w:r>
+        <w:t>BuildWise follows a disciplined, phased business model in which the company grows in a deliberate sequence, summarised below.</w:t>
+      </w:r>
+    </w:p>
+    <w:tbl>
+      <w:tblPr>
+        <w:tblW w:type="auto" w:w="0"/>
+        <w:jc w:val="center"/>
+        <w:tblLook w:firstColumn="1" w:firstRow="1" w:lastColumn="0" w:lastRow="0" w:noHBand="0" w:noVBand="1" w:val="04A0"/>
+        <w:tblCellMar>
+          <w:top w:w="110" w:type="dxa"/>
+          <w:bottom w:w="110" w:type="dxa"/>
+          <w:start w:w="180" w:type="dxa"/>
+          <w:end w:w="150" w:type="dxa"/>
+          <w:left w:w="180" w:type="dxa"/>
+          <w:right w:w="150" w:type="dxa"/>
+        </w:tblCellMar>
+      </w:tblPr>
+      <w:tblGrid>
+        <w:gridCol w:w="9518"/>
+      </w:tblGrid>
+      <w:tr>
+        <w:tc>
+          <w:tcPr>
+            <w:tcW w:type="dxa" w:w="9518"/>
+            <w:shd w:val="clear" w:fill="EEF2F8"/>
+            <w:tcBorders>
+              <w:left w:val="single" w:sz="30" w:space="0" w:color="163A6B"/>
+            </w:tcBorders>
+          </w:tcPr>
+          <w:p>
+            <w:pPr>
+              <w:spacing w:after="40"/>
+            </w:pPr>
+            <w:r>
+              <w:rPr>
+                <w:rFonts w:ascii="Cambria" w:hAnsi="Cambria" w:eastAsia="Cambria"/>
+                <w:b/>
+                <w:i w:val="0"/>
+                <w:color w:val="163A6B"/>
+                <w:sz w:val="24"/>
+              </w:rPr>
+              <w:t>Key Principle</w:t>
+            </w:r>
+          </w:p>
+          <w:p>
+            <w:pPr>
+              <w:spacing w:after="0"/>
+            </w:pPr>
+            <w:r>
+              <w:rPr>
+                <w:rFonts w:ascii="Times New Roman" w:hAnsi="Times New Roman" w:eastAsia="Times New Roman"/>
+                <w:b w:val="0"/>
+                <w:i w:val="0"/>
+                <w:color w:val="000000"/>
+                <w:sz w:val="23"/>
+              </w:rPr>
+              <w:t>Technology is introduced only after the business can realistically afford it.</w:t>
+            </w:r>
+          </w:p>
+        </w:tc>
+      </w:tr>
+    </w:tbl>
+    <w:p>
+      <w:pPr>
+        <w:spacing w:after="80"/>
+      </w:pPr>
     </w:p>
     <w:p>
       <w:pPr>

--- a/BuildWise-Business-Plan/BuildWise_Business_Plan_Report.docx
+++ b/BuildWise-Business-Plan/BuildWise_Business_Plan_Report.docx
@@ -1428,7 +1428,7 @@
                 <w:color w:val="000000"/>
                 <w:sz w:val="24"/>
               </w:rPr>
-              <w:t>21</w:t>
+              <w:t>22</w:t>
             </w:r>
           </w:p>
         </w:tc>
@@ -1496,7 +1496,7 @@
                 <w:color w:val="000000"/>
                 <w:sz w:val="24"/>
               </w:rPr>
-              <w:t>22</w:t>
+              <w:t>23</w:t>
             </w:r>
           </w:p>
         </w:tc>
@@ -1567,7 +1567,7 @@
                 <w:color w:val="000000"/>
                 <w:sz w:val="24"/>
               </w:rPr>
-              <w:t>24</w:t>
+              <w:t>25</w:t>
             </w:r>
           </w:p>
         </w:tc>
@@ -1635,7 +1635,7 @@
                 <w:color w:val="000000"/>
                 <w:sz w:val="24"/>
               </w:rPr>
-              <w:t>29</w:t>
+              <w:t>30</w:t>
             </w:r>
           </w:p>
         </w:tc>
@@ -1706,7 +1706,7 @@
                 <w:color w:val="000000"/>
                 <w:sz w:val="24"/>
               </w:rPr>
-              <w:t>30</w:t>
+              <w:t>31</w:t>
             </w:r>
           </w:p>
         </w:tc>
@@ -1774,7 +1774,7 @@
                 <w:color w:val="000000"/>
                 <w:sz w:val="24"/>
               </w:rPr>
-              <w:t>31</w:t>
+              <w:t>33</w:t>
             </w:r>
           </w:p>
         </w:tc>
@@ -1845,7 +1845,7 @@
                 <w:color w:val="000000"/>
                 <w:sz w:val="24"/>
               </w:rPr>
-              <w:t>33</w:t>
+              <w:t>35</w:t>
             </w:r>
           </w:p>
         </w:tc>
@@ -1913,7 +1913,7 @@
                 <w:color w:val="000000"/>
                 <w:sz w:val="24"/>
               </w:rPr>
-              <w:t>34</w:t>
+              <w:t>36</w:t>
             </w:r>
           </w:p>
         </w:tc>
@@ -1984,7 +1984,7 @@
                 <w:color w:val="000000"/>
                 <w:sz w:val="24"/>
               </w:rPr>
-              <w:t>35</w:t>
+              <w:t>38</w:t>
             </w:r>
           </w:p>
         </w:tc>
@@ -3641,7 +3641,7 @@
           <w:color w:val="595959"/>
           <w:sz w:val="22"/>
         </w:rPr>
-        <w:t>Figure 1: Size of the Indian construction market and its residential segment in 2025.</w:t>
+        <w:t>Figure 1. Size of the Indian construction market and its residential segment in 2025.</w:t>
       </w:r>
     </w:p>
     <w:p>
@@ -5446,7 +5446,7 @@
           <w:color w:val="595959"/>
           <w:sz w:val="22"/>
         </w:rPr>
-        <w:t>Figure 2: How BuildWise converts common industry problems into concrete, customer-facing solutions.</w:t>
+        <w:t>Figure 2. How BuildWise converts common industry problems into concrete, customer-facing solutions.</w:t>
       </w:r>
     </w:p>
     <w:p>
@@ -6088,6 +6088,87 @@
         <w:t>Each service is delivered with the same underlying commitments: transparent pricing, milestone billing, quality checkpoints, structured documentation, and after-sales support. This consistency is what converts first-time customers into long-term references.</w:t>
       </w:r>
     </w:p>
+    <w:tbl>
+      <w:tblPr>
+        <w:tblW w:type="auto" w:w="0"/>
+        <w:jc w:val="center"/>
+        <w:tblLook w:firstColumn="1" w:firstRow="1" w:lastColumn="0" w:lastRow="0" w:noHBand="0" w:noVBand="1" w:val="04A0"/>
+        <w:tblCellMar>
+          <w:top w:w="110" w:type="dxa"/>
+          <w:bottom w:w="110" w:type="dxa"/>
+          <w:start w:w="180" w:type="dxa"/>
+          <w:end w:w="150" w:type="dxa"/>
+          <w:left w:w="180" w:type="dxa"/>
+          <w:right w:w="150" w:type="dxa"/>
+        </w:tblCellMar>
+      </w:tblPr>
+      <w:tblGrid>
+        <w:gridCol w:w="9518"/>
+      </w:tblGrid>
+      <w:tr>
+        <w:tc>
+          <w:tcPr>
+            <w:tcW w:type="dxa" w:w="9518"/>
+            <w:shd w:val="clear" w:fill="EEF2F8"/>
+            <w:tcBorders>
+              <w:left w:val="single" w:sz="30" w:space="0" w:color="163A6B"/>
+            </w:tcBorders>
+          </w:tcPr>
+          <w:p>
+            <w:pPr>
+              <w:spacing w:after="60"/>
+            </w:pPr>
+            <w:r>
+              <w:rPr>
+                <w:rFonts w:ascii="Cambria" w:hAnsi="Cambria" w:eastAsia="Cambria"/>
+                <w:b/>
+                <w:i w:val="0"/>
+                <w:color w:val="163A6B"/>
+                <w:sz w:val="24"/>
+              </w:rPr>
+              <w:t>Business Insight</w:t>
+            </w:r>
+          </w:p>
+          <w:p>
+            <w:pPr>
+              <w:spacing w:after="40"/>
+              <w:ind w:left="170"/>
+            </w:pPr>
+            <w:r>
+              <w:rPr>
+                <w:rFonts w:ascii="Times New Roman" w:hAnsi="Times New Roman" w:eastAsia="Times New Roman"/>
+                <w:b w:val="0"/>
+                <w:i w:val="0"/>
+                <w:color w:val="000000"/>
+                <w:sz w:val="22"/>
+              </w:rPr>
+              <w:t>•  Covering the full project lifecycle lets customers work with a single trusted partner.</w:t>
+            </w:r>
+          </w:p>
+          <w:p>
+            <w:pPr>
+              <w:spacing w:after="40"/>
+              <w:ind w:left="170"/>
+            </w:pPr>
+            <w:r>
+              <w:rPr>
+                <w:rFonts w:ascii="Times New Roman" w:hAnsi="Times New Roman" w:eastAsia="Times New Roman"/>
+                <w:b w:val="0"/>
+                <w:i w:val="0"/>
+                <w:color w:val="000000"/>
+                <w:sz w:val="22"/>
+              </w:rPr>
+              <w:t>•  Consistent commitments across every service turn first-time clients into long-term references.</w:t>
+            </w:r>
+          </w:p>
+        </w:tc>
+      </w:tr>
+    </w:tbl>
+    <w:p>
+      <w:pPr>
+        <w:spacing w:after="80"/>
+      </w:pPr>
+    </w:p>
     <w:p>
       <w:r>
         <w:br w:type="page"/>
@@ -6243,7 +6324,7 @@
           <w:color w:val="595959"/>
           <w:sz w:val="22"/>
         </w:rPr>
-        <w:t>Figure 3: The BuildWise growth sequence — reputation and revenue are established first, with technology and expansion introduced only once the business can support them.</w:t>
+        <w:t>Figure 3. The BuildWise growth sequence — reputation and revenue are established first, with technology and expansion introduced only once the business can support them.</w:t>
       </w:r>
     </w:p>
     <w:p>
@@ -6912,7 +6993,7 @@
           <w:color w:val="595959"/>
           <w:sz w:val="22"/>
         </w:rPr>
-        <w:t>Figure 4: The four-phase BuildWise business model, in which each phase is funded by the success of the phase before it.</w:t>
+        <w:t>Figure 4. The four-phase BuildWise business model, in which each phase is funded by the success of the phase before it.</w:t>
       </w:r>
     </w:p>
     <w:p>
@@ -8023,7 +8104,7 @@
       <w:r>
         <w:drawing>
           <wp:inline xmlns:a="http://schemas.openxmlformats.org/drawingml/2006/main" xmlns:pic="http://schemas.openxmlformats.org/drawingml/2006/picture">
-            <wp:extent cx="5852160" cy="4486104"/>
+            <wp:extent cx="5487075" cy="4206240"/>
             <wp:docPr id="5" name="Picture 5"/>
             <wp:cNvGraphicFramePr>
               <a:graphicFrameLocks noChangeAspect="1"/>
@@ -8044,7 +8125,7 @@
                   <pic:spPr>
                     <a:xfrm>
                       <a:off x="0" y="0"/>
-                      <a:ext cx="5852160" cy="4486104"/>
+                      <a:ext cx="5487075" cy="4206240"/>
                     </a:xfrm>
                     <a:prstGeom prst="rect"/>
                   </pic:spPr>
@@ -8068,8 +8149,89 @@
           <w:color w:val="595959"/>
           <w:sz w:val="22"/>
         </w:rPr>
-        <w:t>Figure 5: SWOT analysis of BuildWise Constructions Pvt. Ltd., summarising internal strengths and weaknesses alongside external opportunities and threats.</w:t>
+        <w:t>Figure 5. SWOT analysis of BuildWise Constructions Pvt. Ltd., summarising internal strengths and weaknesses alongside external opportunities and threats.</w:t>
       </w:r>
+    </w:p>
+    <w:tbl>
+      <w:tblPr>
+        <w:tblW w:type="auto" w:w="0"/>
+        <w:jc w:val="center"/>
+        <w:tblLook w:firstColumn="1" w:firstRow="1" w:lastColumn="0" w:lastRow="0" w:noHBand="0" w:noVBand="1" w:val="04A0"/>
+        <w:tblCellMar>
+          <w:top w:w="110" w:type="dxa"/>
+          <w:bottom w:w="110" w:type="dxa"/>
+          <w:start w:w="180" w:type="dxa"/>
+          <w:end w:w="150" w:type="dxa"/>
+          <w:left w:w="180" w:type="dxa"/>
+          <w:right w:w="150" w:type="dxa"/>
+        </w:tblCellMar>
+      </w:tblPr>
+      <w:tblGrid>
+        <w:gridCol w:w="9518"/>
+      </w:tblGrid>
+      <w:tr>
+        <w:tc>
+          <w:tcPr>
+            <w:tcW w:type="dxa" w:w="9518"/>
+            <w:shd w:val="clear" w:fill="EEF2F8"/>
+            <w:tcBorders>
+              <w:left w:val="single" w:sz="30" w:space="0" w:color="163A6B"/>
+            </w:tcBorders>
+          </w:tcPr>
+          <w:p>
+            <w:pPr>
+              <w:spacing w:after="60"/>
+            </w:pPr>
+            <w:r>
+              <w:rPr>
+                <w:rFonts w:ascii="Cambria" w:hAnsi="Cambria" w:eastAsia="Cambria"/>
+                <w:b/>
+                <w:i w:val="0"/>
+                <w:color w:val="163A6B"/>
+                <w:sz w:val="24"/>
+              </w:rPr>
+              <w:t>Strategic Insight</w:t>
+            </w:r>
+          </w:p>
+          <w:p>
+            <w:pPr>
+              <w:spacing w:after="40"/>
+              <w:ind w:left="170"/>
+            </w:pPr>
+            <w:r>
+              <w:rPr>
+                <w:rFonts w:ascii="Times New Roman" w:hAnsi="Times New Roman" w:eastAsia="Times New Roman"/>
+                <w:b w:val="0"/>
+                <w:i w:val="0"/>
+                <w:color w:val="000000"/>
+                <w:sz w:val="22"/>
+              </w:rPr>
+              <w:t>•  BuildWise converts transparency and service quality into a genuine competitive edge.</w:t>
+            </w:r>
+          </w:p>
+          <w:p>
+            <w:pPr>
+              <w:spacing w:after="40"/>
+              <w:ind w:left="170"/>
+            </w:pPr>
+            <w:r>
+              <w:rPr>
+                <w:rFonts w:ascii="Times New Roman" w:hAnsi="Times New Roman" w:eastAsia="Times New Roman"/>
+                <w:b w:val="0"/>
+                <w:i w:val="0"/>
+                <w:color w:val="000000"/>
+                <w:sz w:val="22"/>
+              </w:rPr>
+              <w:t>•  Its main threats — cost inflation and local competition — are managed through disciplined estimation and phased growth.</w:t>
+            </w:r>
+          </w:p>
+        </w:tc>
+      </w:tr>
+    </w:tbl>
+    <w:p>
+      <w:pPr>
+        <w:spacing w:after="80"/>
+      </w:pPr>
     </w:p>
     <w:p>
       <w:r>
@@ -8426,8 +8588,89 @@
           <w:color w:val="595959"/>
           <w:sz w:val="22"/>
         </w:rPr>
-        <w:t>Figure 6: BuildWise's customer-acquisition funnel, from initial awareness to long-term advocacy.</w:t>
+        <w:t>Figure 6. BuildWise's customer-acquisition funnel, from initial awareness to long-term advocacy.</w:t>
       </w:r>
+    </w:p>
+    <w:tbl>
+      <w:tblPr>
+        <w:tblW w:type="auto" w:w="0"/>
+        <w:jc w:val="center"/>
+        <w:tblLook w:firstColumn="1" w:firstRow="1" w:lastColumn="0" w:lastRow="0" w:noHBand="0" w:noVBand="1" w:val="04A0"/>
+        <w:tblCellMar>
+          <w:top w:w="110" w:type="dxa"/>
+          <w:bottom w:w="110" w:type="dxa"/>
+          <w:start w:w="180" w:type="dxa"/>
+          <w:end w:w="150" w:type="dxa"/>
+          <w:left w:w="180" w:type="dxa"/>
+          <w:right w:w="150" w:type="dxa"/>
+        </w:tblCellMar>
+      </w:tblPr>
+      <w:tblGrid>
+        <w:gridCol w:w="9518"/>
+      </w:tblGrid>
+      <w:tr>
+        <w:tc>
+          <w:tcPr>
+            <w:tcW w:type="dxa" w:w="9518"/>
+            <w:shd w:val="clear" w:fill="EEF2F8"/>
+            <w:tcBorders>
+              <w:left w:val="single" w:sz="30" w:space="0" w:color="163A6B"/>
+            </w:tcBorders>
+          </w:tcPr>
+          <w:p>
+            <w:pPr>
+              <w:spacing w:after="60"/>
+            </w:pPr>
+            <w:r>
+              <w:rPr>
+                <w:rFonts w:ascii="Cambria" w:hAnsi="Cambria" w:eastAsia="Cambria"/>
+                <w:b/>
+                <w:i w:val="0"/>
+                <w:color w:val="163A6B"/>
+                <w:sz w:val="24"/>
+              </w:rPr>
+              <w:t>Key Insights</w:t>
+            </w:r>
+          </w:p>
+          <w:p>
+            <w:pPr>
+              <w:spacing w:after="40"/>
+              <w:ind w:left="170"/>
+            </w:pPr>
+            <w:r>
+              <w:rPr>
+                <w:rFonts w:ascii="Times New Roman" w:hAnsi="Times New Roman" w:eastAsia="Times New Roman"/>
+                <w:b w:val="0"/>
+                <w:i w:val="0"/>
+                <w:color w:val="000000"/>
+                <w:sz w:val="22"/>
+              </w:rPr>
+              <w:t>•  Early demand is driven by referrals and completed-project reputation rather than advertising spend.</w:t>
+            </w:r>
+          </w:p>
+          <w:p>
+            <w:pPr>
+              <w:spacing w:after="40"/>
+              <w:ind w:left="170"/>
+            </w:pPr>
+            <w:r>
+              <w:rPr>
+                <w:rFonts w:ascii="Times New Roman" w:hAnsi="Times New Roman" w:eastAsia="Times New Roman"/>
+                <w:b w:val="0"/>
+                <w:i w:val="0"/>
+                <w:color w:val="000000"/>
+                <w:sz w:val="22"/>
+              </w:rPr>
+              <w:t>•  Paid and digital channels are scaled only once revenue can support them.</w:t>
+            </w:r>
+          </w:p>
+        </w:tc>
+      </w:tr>
+    </w:tbl>
+    <w:p>
+      <w:pPr>
+        <w:spacing w:after="80"/>
+      </w:pPr>
     </w:p>
     <w:p>
       <w:r>
@@ -8535,7 +8778,7 @@
           <w:color w:val="595959"/>
           <w:sz w:val="22"/>
         </w:rPr>
-        <w:t>Figure 7: BuildWise's standard twelve-stage project workflow, followed on every project to ensure consistency and transparency.</w:t>
+        <w:t>Figure 7. BuildWise's standard twelve-stage project workflow, followed on every project to ensure consistency and transparency.</w:t>
       </w:r>
     </w:p>
     <w:p>
@@ -8673,8 +8916,89 @@
           <w:color w:val="595959"/>
           <w:sz w:val="22"/>
         </w:rPr>
-        <w:t>Figure 8: BuildWise's stage-wise quality-assurance checkpoints and the safety standards enforced on every site.</w:t>
+        <w:t>Figure 8. BuildWise's stage-wise quality-assurance checkpoints and the safety standards enforced on every site.</w:t>
       </w:r>
+    </w:p>
+    <w:tbl>
+      <w:tblPr>
+        <w:tblW w:type="auto" w:w="0"/>
+        <w:jc w:val="center"/>
+        <w:tblLook w:firstColumn="1" w:firstRow="1" w:lastColumn="0" w:lastRow="0" w:noHBand="0" w:noVBand="1" w:val="04A0"/>
+        <w:tblCellMar>
+          <w:top w:w="110" w:type="dxa"/>
+          <w:bottom w:w="110" w:type="dxa"/>
+          <w:start w:w="180" w:type="dxa"/>
+          <w:end w:w="150" w:type="dxa"/>
+          <w:left w:w="180" w:type="dxa"/>
+          <w:right w:w="150" w:type="dxa"/>
+        </w:tblCellMar>
+      </w:tblPr>
+      <w:tblGrid>
+        <w:gridCol w:w="9518"/>
+      </w:tblGrid>
+      <w:tr>
+        <w:tc>
+          <w:tcPr>
+            <w:tcW w:type="dxa" w:w="9518"/>
+            <w:shd w:val="clear" w:fill="EEF2F8"/>
+            <w:tcBorders>
+              <w:left w:val="single" w:sz="30" w:space="0" w:color="163A6B"/>
+            </w:tcBorders>
+          </w:tcPr>
+          <w:p>
+            <w:pPr>
+              <w:spacing w:after="60"/>
+            </w:pPr>
+            <w:r>
+              <w:rPr>
+                <w:rFonts w:ascii="Cambria" w:hAnsi="Cambria" w:eastAsia="Cambria"/>
+                <w:b/>
+                <w:i w:val="0"/>
+                <w:color w:val="163A6B"/>
+                <w:sz w:val="24"/>
+              </w:rPr>
+              <w:t>Key Insights</w:t>
+            </w:r>
+          </w:p>
+          <w:p>
+            <w:pPr>
+              <w:spacing w:after="40"/>
+              <w:ind w:left="170"/>
+            </w:pPr>
+            <w:r>
+              <w:rPr>
+                <w:rFonts w:ascii="Times New Roman" w:hAnsi="Times New Roman" w:eastAsia="Times New Roman"/>
+                <w:b w:val="0"/>
+                <w:i w:val="0"/>
+                <w:color w:val="000000"/>
+                <w:sz w:val="22"/>
+              </w:rPr>
+              <w:t>•  A single, repeatable workflow keeps every project consistent and transparent.</w:t>
+            </w:r>
+          </w:p>
+          <w:p>
+            <w:pPr>
+              <w:spacing w:after="40"/>
+              <w:ind w:left="170"/>
+            </w:pPr>
+            <w:r>
+              <w:rPr>
+                <w:rFonts w:ascii="Times New Roman" w:hAnsi="Times New Roman" w:eastAsia="Times New Roman"/>
+                <w:b w:val="0"/>
+                <w:i w:val="0"/>
+                <w:color w:val="000000"/>
+                <w:sz w:val="22"/>
+              </w:rPr>
+              <w:t>•  Stage-wise quality checkpoints and on-site safety protect customers and workers alike.</w:t>
+            </w:r>
+          </w:p>
+        </w:tc>
+      </w:tr>
+    </w:tbl>
+    <w:p>
+      <w:pPr>
+        <w:spacing w:after="80"/>
+      </w:pPr>
     </w:p>
     <w:p>
       <w:r>
@@ -9042,7 +9366,7 @@
           <w:color w:val="595959"/>
           <w:sz w:val="22"/>
         </w:rPr>
-        <w:t>Figure 9: The BuildWise customer journey, designed so that customer confidence grows at every stage.</w:t>
+        <w:t>Figure 9. The BuildWise customer journey, designed so that customer confidence grows at every stage.</w:t>
       </w:r>
     </w:p>
     <w:p>
@@ -9518,7 +9842,7 @@
       <w:r>
         <w:drawing>
           <wp:inline xmlns:a="http://schemas.openxmlformats.org/drawingml/2006/main" xmlns:pic="http://schemas.openxmlformats.org/drawingml/2006/picture">
-            <wp:extent cx="5852160" cy="3710816"/>
+            <wp:extent cx="5852160" cy="3485713"/>
             <wp:docPr id="10" name="Picture 10"/>
             <wp:cNvGraphicFramePr>
               <a:graphicFrameLocks noChangeAspect="1"/>
@@ -9539,7 +9863,7 @@
                   <pic:spPr>
                     <a:xfrm>
                       <a:off x="0" y="0"/>
-                      <a:ext cx="5852160" cy="3710816"/>
+                      <a:ext cx="5852160" cy="3485713"/>
                     </a:xfrm>
                     <a:prstGeom prst="rect"/>
                   </pic:spPr>
@@ -9563,8 +9887,89 @@
           <w:color w:val="595959"/>
           <w:sz w:val="22"/>
         </w:rPr>
-        <w:t>Figure 10: BuildWise's lean startup-stage organisation structure, with specialised departments introduced as the company grows.</w:t>
+        <w:t>Figure 10. BuildWise's lean startup-stage organisation structure, with specialised departments introduced as the company grows.</w:t>
       </w:r>
+    </w:p>
+    <w:tbl>
+      <w:tblPr>
+        <w:tblW w:type="auto" w:w="0"/>
+        <w:jc w:val="center"/>
+        <w:tblLook w:firstColumn="1" w:firstRow="1" w:lastColumn="0" w:lastRow="0" w:noHBand="0" w:noVBand="1" w:val="04A0"/>
+        <w:tblCellMar>
+          <w:top w:w="110" w:type="dxa"/>
+          <w:bottom w:w="110" w:type="dxa"/>
+          <w:start w:w="180" w:type="dxa"/>
+          <w:end w:w="150" w:type="dxa"/>
+          <w:left w:w="180" w:type="dxa"/>
+          <w:right w:w="150" w:type="dxa"/>
+        </w:tblCellMar>
+      </w:tblPr>
+      <w:tblGrid>
+        <w:gridCol w:w="9518"/>
+      </w:tblGrid>
+      <w:tr>
+        <w:tc>
+          <w:tcPr>
+            <w:tcW w:type="dxa" w:w="9518"/>
+            <w:shd w:val="clear" w:fill="EEF2F8"/>
+            <w:tcBorders>
+              <w:left w:val="single" w:sz="30" w:space="0" w:color="163A6B"/>
+            </w:tcBorders>
+          </w:tcPr>
+          <w:p>
+            <w:pPr>
+              <w:spacing w:after="60"/>
+            </w:pPr>
+            <w:r>
+              <w:rPr>
+                <w:rFonts w:ascii="Cambria" w:hAnsi="Cambria" w:eastAsia="Cambria"/>
+                <w:b/>
+                <w:i w:val="0"/>
+                <w:color w:val="163A6B"/>
+                <w:sz w:val="24"/>
+              </w:rPr>
+              <w:t>Key Insights</w:t>
+            </w:r>
+          </w:p>
+          <w:p>
+            <w:pPr>
+              <w:spacing w:after="40"/>
+              <w:ind w:left="170"/>
+            </w:pPr>
+            <w:r>
+              <w:rPr>
+                <w:rFonts w:ascii="Times New Roman" w:hAnsi="Times New Roman" w:eastAsia="Times New Roman"/>
+                <w:b w:val="0"/>
+                <w:i w:val="0"/>
+                <w:color w:val="000000"/>
+                <w:sz w:val="22"/>
+              </w:rPr>
+              <w:t>•  A lean, multi-role team keeps overhead low during the startup stage.</w:t>
+            </w:r>
+          </w:p>
+          <w:p>
+            <w:pPr>
+              <w:spacing w:after="40"/>
+              <w:ind w:left="170"/>
+            </w:pPr>
+            <w:r>
+              <w:rPr>
+                <w:rFonts w:ascii="Times New Roman" w:hAnsi="Times New Roman" w:eastAsia="Times New Roman"/>
+                <w:b w:val="0"/>
+                <w:i w:val="0"/>
+                <w:color w:val="000000"/>
+                <w:sz w:val="22"/>
+              </w:rPr>
+              <w:t>•  Specialised departments are added only as revenue and project volume grow.</w:t>
+            </w:r>
+          </w:p>
+        </w:tc>
+      </w:tr>
+    </w:tbl>
+    <w:p>
+      <w:pPr>
+        <w:spacing w:after="80"/>
+      </w:pPr>
     </w:p>
     <w:p>
       <w:r>
@@ -9724,7 +10129,7 @@
           <w:color w:val="595959"/>
           <w:sz w:val="22"/>
         </w:rPr>
-        <w:t>Figure 11: Financial highlights at a glance.</w:t>
+        <w:t>Figure 11. Financial highlights at a glance.</w:t>
       </w:r>
     </w:p>
     <w:p>
@@ -10659,7 +11064,7 @@
           <w:color w:val="595959"/>
           <w:sz w:val="22"/>
         </w:rPr>
-        <w:t>Figure 12: Allocation of the ₹1.00 Crore startup capital across major categories.</w:t>
+        <w:t>Figure 12. Allocation of the ₹1.00 Crore startup capital across major categories.</w:t>
       </w:r>
     </w:p>
     <w:p>
@@ -10784,6 +11189,202 @@
         </w:rPr>
         <w:t>Construction input costs are assumed to rise by 3–5% annually and are built into quotations [5].</w:t>
       </w:r>
+    </w:p>
+    <w:tbl>
+      <w:tblPr>
+        <w:tblW w:type="auto" w:w="0"/>
+        <w:jc w:val="center"/>
+        <w:tblLook w:firstColumn="1" w:firstRow="1" w:lastColumn="0" w:lastRow="0" w:noHBand="0" w:noVBand="1" w:val="04A0"/>
+        <w:tblCellMar>
+          <w:top w:w="120" w:type="dxa"/>
+          <w:bottom w:w="120" w:type="dxa"/>
+          <w:start w:w="70" w:type="dxa"/>
+          <w:end w:w="70" w:type="dxa"/>
+          <w:left w:w="70" w:type="dxa"/>
+          <w:right w:w="70" w:type="dxa"/>
+        </w:tblCellMar>
+      </w:tblPr>
+      <w:tblGrid>
+        <w:gridCol w:w="2379"/>
+        <w:gridCol w:w="2379"/>
+        <w:gridCol w:w="2379"/>
+        <w:gridCol w:w="2379"/>
+      </w:tblGrid>
+      <w:tr>
+        <w:tc>
+          <w:tcPr>
+            <w:tcW w:type="dxa" w:w="2268"/>
+            <w:vAlign w:val="center"/>
+            <w:shd w:val="clear" w:fill="163A6B"/>
+            <w:tcBorders>
+              <w:left w:val="single" w:sz="12" w:space="0" w:color="FFFFFF"/>
+            </w:tcBorders>
+          </w:tcPr>
+          <w:p>
+            <w:pPr>
+              <w:spacing w:after="40"/>
+              <w:jc w:val="center"/>
+            </w:pPr>
+            <w:r>
+              <w:rPr>
+                <w:rFonts w:ascii="Cambria" w:hAnsi="Cambria" w:eastAsia="Cambria"/>
+                <w:b/>
+                <w:i w:val="0"/>
+                <w:color w:val="FFFFFF"/>
+                <w:sz w:val="36"/>
+              </w:rPr>
+              <w:t>~80%</w:t>
+            </w:r>
+          </w:p>
+          <w:p>
+            <w:pPr>
+              <w:spacing w:after="0"/>
+              <w:jc w:val="center"/>
+            </w:pPr>
+            <w:r>
+              <w:rPr>
+                <w:rFonts w:ascii="Times New Roman" w:hAnsi="Times New Roman" w:eastAsia="Times New Roman"/>
+                <w:b w:val="0"/>
+                <w:i w:val="0"/>
+                <w:color w:val="D6E0EE"/>
+                <w:sz w:val="19"/>
+              </w:rPr>
+              <w:t>Direct Project Costs</w:t>
+            </w:r>
+          </w:p>
+        </w:tc>
+        <w:tc>
+          <w:tcPr>
+            <w:tcW w:type="dxa" w:w="2268"/>
+            <w:vAlign w:val="center"/>
+            <w:shd w:val="clear" w:fill="163A6B"/>
+            <w:tcBorders>
+              <w:left w:val="single" w:sz="12" w:space="0" w:color="FFFFFF"/>
+            </w:tcBorders>
+          </w:tcPr>
+          <w:p>
+            <w:pPr>
+              <w:spacing w:after="40"/>
+              <w:jc w:val="center"/>
+            </w:pPr>
+            <w:r>
+              <w:rPr>
+                <w:rFonts w:ascii="Cambria" w:hAnsi="Cambria" w:eastAsia="Cambria"/>
+                <w:b/>
+                <w:i w:val="0"/>
+                <w:color w:val="FFFFFF"/>
+                <w:sz w:val="36"/>
+              </w:rPr>
+              <w:t>~20%</w:t>
+            </w:r>
+          </w:p>
+          <w:p>
+            <w:pPr>
+              <w:spacing w:after="0"/>
+              <w:jc w:val="center"/>
+            </w:pPr>
+            <w:r>
+              <w:rPr>
+                <w:rFonts w:ascii="Times New Roman" w:hAnsi="Times New Roman" w:eastAsia="Times New Roman"/>
+                <w:b w:val="0"/>
+                <w:i w:val="0"/>
+                <w:color w:val="D6E0EE"/>
+                <w:sz w:val="19"/>
+              </w:rPr>
+              <w:t>Contribution Margin</w:t>
+            </w:r>
+          </w:p>
+        </w:tc>
+        <w:tc>
+          <w:tcPr>
+            <w:tcW w:type="dxa" w:w="2268"/>
+            <w:vAlign w:val="center"/>
+            <w:shd w:val="clear" w:fill="163A6B"/>
+            <w:tcBorders>
+              <w:left w:val="single" w:sz="12" w:space="0" w:color="FFFFFF"/>
+            </w:tcBorders>
+          </w:tcPr>
+          <w:p>
+            <w:pPr>
+              <w:spacing w:after="40"/>
+              <w:jc w:val="center"/>
+            </w:pPr>
+            <w:r>
+              <w:rPr>
+                <w:rFonts w:ascii="Cambria" w:hAnsi="Cambria" w:eastAsia="Cambria"/>
+                <w:b/>
+                <w:i w:val="0"/>
+                <w:color w:val="FFFFFF"/>
+                <w:sz w:val="36"/>
+              </w:rPr>
+              <w:t>₹1.50 Cr</w:t>
+            </w:r>
+          </w:p>
+          <w:p>
+            <w:pPr>
+              <w:spacing w:after="0"/>
+              <w:jc w:val="center"/>
+            </w:pPr>
+            <w:r>
+              <w:rPr>
+                <w:rFonts w:ascii="Times New Roman" w:hAnsi="Times New Roman" w:eastAsia="Times New Roman"/>
+                <w:b w:val="0"/>
+                <w:i w:val="0"/>
+                <w:color w:val="D6E0EE"/>
+                <w:sz w:val="19"/>
+              </w:rPr>
+              <w:t>Break-even Revenue</w:t>
+            </w:r>
+          </w:p>
+        </w:tc>
+        <w:tc>
+          <w:tcPr>
+            <w:tcW w:type="dxa" w:w="2268"/>
+            <w:vAlign w:val="center"/>
+            <w:shd w:val="clear" w:fill="163A6B"/>
+            <w:tcBorders>
+              <w:left w:val="single" w:sz="12" w:space="0" w:color="FFFFFF"/>
+            </w:tcBorders>
+          </w:tcPr>
+          <w:p>
+            <w:pPr>
+              <w:spacing w:after="40"/>
+              <w:jc w:val="center"/>
+            </w:pPr>
+            <w:r>
+              <w:rPr>
+                <w:rFonts w:ascii="Cambria" w:hAnsi="Cambria" w:eastAsia="Cambria"/>
+                <w:b/>
+                <w:i w:val="0"/>
+                <w:color w:val="FFFFFF"/>
+                <w:sz w:val="36"/>
+              </w:rPr>
+              <w:t>~7.5%</w:t>
+            </w:r>
+          </w:p>
+          <w:p>
+            <w:pPr>
+              <w:spacing w:after="0"/>
+              <w:jc w:val="center"/>
+            </w:pPr>
+            <w:r>
+              <w:rPr>
+                <w:rFonts w:ascii="Times New Roman" w:hAnsi="Times New Roman" w:eastAsia="Times New Roman"/>
+                <w:b w:val="0"/>
+                <w:i w:val="0"/>
+                <w:color w:val="D6E0EE"/>
+                <w:sz w:val="19"/>
+              </w:rPr>
+              <w:t>Year 3 Net Margin</w:t>
+            </w:r>
+          </w:p>
+        </w:tc>
+      </w:tr>
+    </w:tbl>
+    <w:p>
+      <w:pPr>
+        <w:spacing w:after="80"/>
+      </w:pPr>
     </w:p>
     <w:p>
       <w:pPr>
@@ -11343,7 +11944,7 @@
           <w:color w:val="595959"/>
           <w:sz w:val="22"/>
         </w:rPr>
-        <w:t>Figure 13: Projected total revenue and net profit over the first three years (₹ Crore).</w:t>
+        <w:t>Figure 13. Projected total revenue and net profit over the first three years (₹ Crore).</w:t>
       </w:r>
     </w:p>
     <w:p>
@@ -12770,8 +13371,89 @@
           <w:color w:val="595959"/>
           <w:sz w:val="22"/>
         </w:rPr>
-        <w:t>Figure 14: Break-even analysis — total revenue overtakes total cost at approximately ₹1.50 Crore.</w:t>
+        <w:t>Figure 14. Break-even analysis — total revenue overtakes total cost at approximately ₹1.50 Crore.</w:t>
       </w:r>
+    </w:p>
+    <w:tbl>
+      <w:tblPr>
+        <w:tblW w:type="auto" w:w="0"/>
+        <w:jc w:val="center"/>
+        <w:tblLook w:firstColumn="1" w:firstRow="1" w:lastColumn="0" w:lastRow="0" w:noHBand="0" w:noVBand="1" w:val="04A0"/>
+        <w:tblCellMar>
+          <w:top w:w="110" w:type="dxa"/>
+          <w:bottom w:w="110" w:type="dxa"/>
+          <w:start w:w="180" w:type="dxa"/>
+          <w:end w:w="150" w:type="dxa"/>
+          <w:left w:w="180" w:type="dxa"/>
+          <w:right w:w="150" w:type="dxa"/>
+        </w:tblCellMar>
+      </w:tblPr>
+      <w:tblGrid>
+        <w:gridCol w:w="9518"/>
+      </w:tblGrid>
+      <w:tr>
+        <w:tc>
+          <w:tcPr>
+            <w:tcW w:type="dxa" w:w="9518"/>
+            <w:shd w:val="clear" w:fill="EEF2F8"/>
+            <w:tcBorders>
+              <w:left w:val="single" w:sz="30" w:space="0" w:color="163A6B"/>
+            </w:tcBorders>
+          </w:tcPr>
+          <w:p>
+            <w:pPr>
+              <w:spacing w:after="60"/>
+            </w:pPr>
+            <w:r>
+              <w:rPr>
+                <w:rFonts w:ascii="Cambria" w:hAnsi="Cambria" w:eastAsia="Cambria"/>
+                <w:b/>
+                <w:i w:val="0"/>
+                <w:color w:val="163A6B"/>
+                <w:sz w:val="24"/>
+              </w:rPr>
+              <w:t>Key Insights</w:t>
+            </w:r>
+          </w:p>
+          <w:p>
+            <w:pPr>
+              <w:spacing w:after="40"/>
+              <w:ind w:left="170"/>
+            </w:pPr>
+            <w:r>
+              <w:rPr>
+                <w:rFonts w:ascii="Times New Roman" w:hAnsi="Times New Roman" w:eastAsia="Times New Roman"/>
+                <w:b w:val="0"/>
+                <w:i w:val="0"/>
+                <w:color w:val="000000"/>
+                <w:sz w:val="22"/>
+              </w:rPr>
+              <w:t>•  Break-even is reached within Year 1 at roughly ₹1.50 Crore of revenue.</w:t>
+            </w:r>
+          </w:p>
+          <w:p>
+            <w:pPr>
+              <w:spacing w:after="40"/>
+              <w:ind w:left="170"/>
+            </w:pPr>
+            <w:r>
+              <w:rPr>
+                <w:rFonts w:ascii="Times New Roman" w:hAnsi="Times New Roman" w:eastAsia="Times New Roman"/>
+                <w:b w:val="0"/>
+                <w:i w:val="0"/>
+                <w:color w:val="000000"/>
+                <w:sz w:val="22"/>
+              </w:rPr>
+              <w:t>•  Milestone billing and a contingency reserve safeguard cash flow while the company scales.</w:t>
+            </w:r>
+          </w:p>
+        </w:tc>
+      </w:tr>
+    </w:tbl>
+    <w:p>
+      <w:pPr>
+        <w:spacing w:after="80"/>
+      </w:pPr>
     </w:p>
     <w:p>
       <w:r>
@@ -14057,8 +14739,89 @@
           <w:color w:val="595959"/>
           <w:sz w:val="22"/>
         </w:rPr>
-        <w:t>Figure 15: BuildWise's technology adoption roadmap, introducing capabilities phase by phase as the business grows.</w:t>
+        <w:t>Figure 15. BuildWise's technology adoption roadmap, introducing capabilities phase by phase as the business grows.</w:t>
       </w:r>
+    </w:p>
+    <w:tbl>
+      <w:tblPr>
+        <w:tblW w:type="auto" w:w="0"/>
+        <w:jc w:val="center"/>
+        <w:tblLook w:firstColumn="1" w:firstRow="1" w:lastColumn="0" w:lastRow="0" w:noHBand="0" w:noVBand="1" w:val="04A0"/>
+        <w:tblCellMar>
+          <w:top w:w="110" w:type="dxa"/>
+          <w:bottom w:w="110" w:type="dxa"/>
+          <w:start w:w="180" w:type="dxa"/>
+          <w:end w:w="150" w:type="dxa"/>
+          <w:left w:w="180" w:type="dxa"/>
+          <w:right w:w="150" w:type="dxa"/>
+        </w:tblCellMar>
+      </w:tblPr>
+      <w:tblGrid>
+        <w:gridCol w:w="9518"/>
+      </w:tblGrid>
+      <w:tr>
+        <w:tc>
+          <w:tcPr>
+            <w:tcW w:type="dxa" w:w="9518"/>
+            <w:shd w:val="clear" w:fill="EEF2F8"/>
+            <w:tcBorders>
+              <w:left w:val="single" w:sz="30" w:space="0" w:color="163A6B"/>
+            </w:tcBorders>
+          </w:tcPr>
+          <w:p>
+            <w:pPr>
+              <w:spacing w:after="60"/>
+            </w:pPr>
+            <w:r>
+              <w:rPr>
+                <w:rFonts w:ascii="Cambria" w:hAnsi="Cambria" w:eastAsia="Cambria"/>
+                <w:b/>
+                <w:i w:val="0"/>
+                <w:color w:val="163A6B"/>
+                <w:sz w:val="24"/>
+              </w:rPr>
+              <w:t>Key Insights</w:t>
+            </w:r>
+          </w:p>
+          <w:p>
+            <w:pPr>
+              <w:spacing w:after="40"/>
+              <w:ind w:left="170"/>
+            </w:pPr>
+            <w:r>
+              <w:rPr>
+                <w:rFonts w:ascii="Times New Roman" w:hAnsi="Times New Roman" w:eastAsia="Times New Roman"/>
+                <w:b w:val="0"/>
+                <w:i w:val="0"/>
+                <w:color w:val="000000"/>
+                <w:sz w:val="22"/>
+              </w:rPr>
+              <w:t>•  Technology is adopted phase by phase, funded by proven business growth.</w:t>
+            </w:r>
+          </w:p>
+          <w:p>
+            <w:pPr>
+              <w:spacing w:after="40"/>
+              <w:ind w:left="170"/>
+            </w:pPr>
+            <w:r>
+              <w:rPr>
+                <w:rFonts w:ascii="Times New Roman" w:hAnsi="Times New Roman" w:eastAsia="Times New Roman"/>
+                <w:b w:val="0"/>
+                <w:i w:val="0"/>
+                <w:color w:val="000000"/>
+                <w:sz w:val="22"/>
+              </w:rPr>
+              <w:t>•  Each tool is introduced only to strengthen an operation that already works.</w:t>
+            </w:r>
+          </w:p>
+        </w:tc>
+      </w:tr>
+    </w:tbl>
+    <w:p>
+      <w:pPr>
+        <w:spacing w:after="80"/>
+      </w:pPr>
     </w:p>
     <w:p>
       <w:r>
@@ -14451,8 +15214,89 @@
           <w:color w:val="595959"/>
           <w:sz w:val="22"/>
         </w:rPr>
-        <w:t>Figure 16: BuildWise's five-year growth and expansion timeline, from first projects to technology-enabled operations across India.</w:t>
+        <w:t>Figure 16. BuildWise's five-year growth and expansion timeline, from first projects to technology-enabled operations across India.</w:t>
       </w:r>
+    </w:p>
+    <w:tbl>
+      <w:tblPr>
+        <w:tblW w:type="auto" w:w="0"/>
+        <w:jc w:val="center"/>
+        <w:tblLook w:firstColumn="1" w:firstRow="1" w:lastColumn="0" w:lastRow="0" w:noHBand="0" w:noVBand="1" w:val="04A0"/>
+        <w:tblCellMar>
+          <w:top w:w="110" w:type="dxa"/>
+          <w:bottom w:w="110" w:type="dxa"/>
+          <w:start w:w="180" w:type="dxa"/>
+          <w:end w:w="150" w:type="dxa"/>
+          <w:left w:w="180" w:type="dxa"/>
+          <w:right w:w="150" w:type="dxa"/>
+        </w:tblCellMar>
+      </w:tblPr>
+      <w:tblGrid>
+        <w:gridCol w:w="9518"/>
+      </w:tblGrid>
+      <w:tr>
+        <w:tc>
+          <w:tcPr>
+            <w:tcW w:type="dxa" w:w="9518"/>
+            <w:shd w:val="clear" w:fill="EEF2F8"/>
+            <w:tcBorders>
+              <w:left w:val="single" w:sz="30" w:space="0" w:color="163A6B"/>
+            </w:tcBorders>
+          </w:tcPr>
+          <w:p>
+            <w:pPr>
+              <w:spacing w:after="60"/>
+            </w:pPr>
+            <w:r>
+              <w:rPr>
+                <w:rFonts w:ascii="Cambria" w:hAnsi="Cambria" w:eastAsia="Cambria"/>
+                <w:b/>
+                <w:i w:val="0"/>
+                <w:color w:val="163A6B"/>
+                <w:sz w:val="24"/>
+              </w:rPr>
+              <w:t>Key Insights</w:t>
+            </w:r>
+          </w:p>
+          <w:p>
+            <w:pPr>
+              <w:spacing w:after="40"/>
+              <w:ind w:left="170"/>
+            </w:pPr>
+            <w:r>
+              <w:rPr>
+                <w:rFonts w:ascii="Times New Roman" w:hAnsi="Times New Roman" w:eastAsia="Times New Roman"/>
+                <w:b w:val="0"/>
+                <w:i w:val="0"/>
+                <w:color w:val="000000"/>
+                <w:sz w:val="22"/>
+              </w:rPr>
+              <w:t>•  Expansion follows a trust-first sequence: deliver, earn referrals, then scale.</w:t>
+            </w:r>
+          </w:p>
+          <w:p>
+            <w:pPr>
+              <w:spacing w:after="40"/>
+              <w:ind w:left="170"/>
+            </w:pPr>
+            <w:r>
+              <w:rPr>
+                <w:rFonts w:ascii="Times New Roman" w:hAnsi="Times New Roman" w:eastAsia="Times New Roman"/>
+                <w:b w:val="0"/>
+                <w:i w:val="0"/>
+                <w:color w:val="000000"/>
+                <w:sz w:val="22"/>
+              </w:rPr>
+              <w:t>•  Multi-city, commercial, and premium segments come only after local success is proven.</w:t>
+            </w:r>
+          </w:p>
+        </w:tc>
+      </w:tr>
+    </w:tbl>
+    <w:p>
+      <w:pPr>
+        <w:spacing w:after="80"/>
+      </w:pPr>
     </w:p>
     <w:p>
       <w:r>
@@ -14587,8 +15431,89 @@
           <w:color w:val="595959"/>
           <w:sz w:val="22"/>
         </w:rPr>
-        <w:t>Figure 17: BuildWise's sustainability and ESG framework across environmental, social, and governance pillars.</w:t>
+        <w:t>Figure 17. BuildWise's sustainability and ESG framework across environmental, social, and governance pillars.</w:t>
       </w:r>
+    </w:p>
+    <w:tbl>
+      <w:tblPr>
+        <w:tblW w:type="auto" w:w="0"/>
+        <w:jc w:val="center"/>
+        <w:tblLook w:firstColumn="1" w:firstRow="1" w:lastColumn="0" w:lastRow="0" w:noHBand="0" w:noVBand="1" w:val="04A0"/>
+        <w:tblCellMar>
+          <w:top w:w="110" w:type="dxa"/>
+          <w:bottom w:w="110" w:type="dxa"/>
+          <w:start w:w="180" w:type="dxa"/>
+          <w:end w:w="150" w:type="dxa"/>
+          <w:left w:w="180" w:type="dxa"/>
+          <w:right w:w="150" w:type="dxa"/>
+        </w:tblCellMar>
+      </w:tblPr>
+      <w:tblGrid>
+        <w:gridCol w:w="9518"/>
+      </w:tblGrid>
+      <w:tr>
+        <w:tc>
+          <w:tcPr>
+            <w:tcW w:type="dxa" w:w="9518"/>
+            <w:shd w:val="clear" w:fill="EEF2F8"/>
+            <w:tcBorders>
+              <w:left w:val="single" w:sz="30" w:space="0" w:color="163A6B"/>
+            </w:tcBorders>
+          </w:tcPr>
+          <w:p>
+            <w:pPr>
+              <w:spacing w:after="60"/>
+            </w:pPr>
+            <w:r>
+              <w:rPr>
+                <w:rFonts w:ascii="Cambria" w:hAnsi="Cambria" w:eastAsia="Cambria"/>
+                <w:b/>
+                <w:i w:val="0"/>
+                <w:color w:val="163A6B"/>
+                <w:sz w:val="24"/>
+              </w:rPr>
+              <w:t>Key Insights</w:t>
+            </w:r>
+          </w:p>
+          <w:p>
+            <w:pPr>
+              <w:spacing w:after="40"/>
+              <w:ind w:left="170"/>
+            </w:pPr>
+            <w:r>
+              <w:rPr>
+                <w:rFonts w:ascii="Times New Roman" w:hAnsi="Times New Roman" w:eastAsia="Times New Roman"/>
+                <w:b w:val="0"/>
+                <w:i w:val="0"/>
+                <w:color w:val="000000"/>
+                <w:sz w:val="22"/>
+              </w:rPr>
+              <w:t>•  Sustainability spans environmental, social, and governance responsibilities together.</w:t>
+            </w:r>
+          </w:p>
+          <w:p>
+            <w:pPr>
+              <w:spacing w:after="40"/>
+              <w:ind w:left="170"/>
+            </w:pPr>
+            <w:r>
+              <w:rPr>
+                <w:rFonts w:ascii="Times New Roman" w:hAnsi="Times New Roman" w:eastAsia="Times New Roman"/>
+                <w:b w:val="0"/>
+                <w:i w:val="0"/>
+                <w:color w:val="000000"/>
+                <w:sz w:val="22"/>
+              </w:rPr>
+              <w:t>•  ESG and CSR commitments scale in proportion to the company's growth and profitability.</w:t>
+            </w:r>
+          </w:p>
+        </w:tc>
+      </w:tr>
+    </w:tbl>
+    <w:p>
+      <w:pPr>
+        <w:spacing w:after="80"/>
+      </w:pPr>
     </w:p>
     <w:p>
       <w:r>
@@ -14671,6 +15596,70 @@
         <w:t xml:space="preserve"> — the company intends to grow one excellent project, one satisfied customer, and one reinvested rupee at a time.</w:t>
       </w:r>
     </w:p>
+    <w:tbl>
+      <w:tblPr>
+        <w:tblW w:type="auto" w:w="0"/>
+        <w:jc w:val="center"/>
+        <w:tblLook w:firstColumn="1" w:firstRow="1" w:lastColumn="0" w:lastRow="0" w:noHBand="0" w:noVBand="1" w:val="04A0"/>
+        <w:tblCellMar>
+          <w:top w:w="110" w:type="dxa"/>
+          <w:bottom w:w="110" w:type="dxa"/>
+          <w:start w:w="180" w:type="dxa"/>
+          <w:end w:w="150" w:type="dxa"/>
+          <w:left w:w="180" w:type="dxa"/>
+          <w:right w:w="150" w:type="dxa"/>
+        </w:tblCellMar>
+      </w:tblPr>
+      <w:tblGrid>
+        <w:gridCol w:w="9518"/>
+      </w:tblGrid>
+      <w:tr>
+        <w:tc>
+          <w:tcPr>
+            <w:tcW w:type="dxa" w:w="9518"/>
+            <w:shd w:val="clear" w:fill="EEF2F8"/>
+            <w:tcBorders>
+              <w:left w:val="single" w:sz="30" w:space="0" w:color="163A6B"/>
+            </w:tcBorders>
+          </w:tcPr>
+          <w:p>
+            <w:pPr>
+              <w:spacing w:after="40"/>
+            </w:pPr>
+            <w:r>
+              <w:rPr>
+                <w:rFonts w:ascii="Cambria" w:hAnsi="Cambria" w:eastAsia="Cambria"/>
+                <w:b/>
+                <w:i w:val="0"/>
+                <w:color w:val="163A6B"/>
+                <w:sz w:val="24"/>
+              </w:rPr>
+              <w:t>Final Takeaway</w:t>
+            </w:r>
+          </w:p>
+          <w:p>
+            <w:pPr>
+              <w:spacing w:after="0"/>
+            </w:pPr>
+            <w:r>
+              <w:rPr>
+                <w:rFonts w:ascii="Times New Roman" w:hAnsi="Times New Roman" w:eastAsia="Times New Roman"/>
+                <w:b w:val="0"/>
+                <w:i w:val="0"/>
+                <w:color w:val="000000"/>
+                <w:sz w:val="23"/>
+              </w:rPr>
+              <w:t>BuildWise pursues an ambitious vision responsibly — earning trust, revenue, and capability one project at a time, and adopting technology only when it strengthens the customer experience.</w:t>
+            </w:r>
+          </w:p>
+        </w:tc>
+      </w:tr>
+    </w:tbl>
+    <w:p>
+      <w:pPr>
+        <w:spacing w:after="80"/>
+      </w:pPr>
+    </w:p>
     <w:p>
       <w:pPr>
         <w:keepNext/>
@@ -14725,7 +15714,7 @@
           <w:color w:val="595959"/>
           <w:sz w:val="22"/>
         </w:rPr>
-        <w:t>Figure 18: Key takeaways from the BuildWise business plan.</w:t>
+        <w:t>Figure 18. Key takeaways from the BuildWise business plan.</w:t>
       </w:r>
     </w:p>
     <w:p>
